--- a/CS3185/HW4/HW4_doc.docx
+++ b/CS3185/HW4/HW4_doc.docx
@@ -93,11 +93,21 @@
         <w:contextualSpacing/>
         <w:rPr>
           <w:rFonts w:ascii="Times New Roman" w:hAnsi="Times New Roman" w:cs="Times New Roman"/>
-        </w:rPr>
-      </w:pPr>
-      <w:r>
-        <w:rPr>
-          <w:rFonts w:ascii="Times New Roman" w:hAnsi="Times New Roman" w:cs="Times New Roman"/>
+          <w:b/>
+          <w:bCs/>
+          <w:sz w:val="32"/>
+          <w:szCs w:val="32"/>
+          <w:u w:val="single"/>
+        </w:rPr>
+      </w:pPr>
+      <w:r>
+        <w:rPr>
+          <w:rFonts w:ascii="Times New Roman" w:hAnsi="Times New Roman" w:cs="Times New Roman"/>
+          <w:b/>
+          <w:bCs/>
+          <w:sz w:val="32"/>
+          <w:szCs w:val="32"/>
+          <w:u w:val="single"/>
         </w:rPr>
         <w:t>Section 5.1</w:t>
       </w:r>
@@ -107,138 +117,6811 @@
         <w:contextualSpacing/>
         <w:rPr>
           <w:rFonts w:ascii="Times New Roman" w:hAnsi="Times New Roman" w:cs="Times New Roman"/>
-        </w:rPr>
-      </w:pPr>
-    </w:p>
-    <w:p>
-      <w:pPr>
-        <w:contextualSpacing/>
-        <w:rPr>
-          <w:rFonts w:ascii="Times New Roman" w:hAnsi="Times New Roman" w:cs="Times New Roman"/>
-        </w:rPr>
-      </w:pPr>
-      <w:r>
-        <w:rPr>
-          <w:rFonts w:ascii="Times New Roman" w:hAnsi="Times New Roman" w:cs="Times New Roman"/>
-        </w:rPr>
-        <w:t xml:space="preserve">2) Show a derivation tree for w = </w:t>
-      </w:r>
-      <w:proofErr w:type="spellStart"/>
-      <w:r>
-        <w:rPr>
-          <w:rFonts w:ascii="Times New Roman" w:hAnsi="Times New Roman" w:cs="Times New Roman"/>
-        </w:rPr>
-        <w:t>aaabbaaa</w:t>
-      </w:r>
-      <w:proofErr w:type="spellEnd"/>
-      <w:r>
-        <w:rPr>
-          <w:rFonts w:ascii="Times New Roman" w:hAnsi="Times New Roman" w:cs="Times New Roman"/>
-        </w:rPr>
-        <w:t xml:space="preserve"> using </w:t>
-      </w:r>
-      <w:proofErr w:type="gramStart"/>
-      <w:r>
-        <w:rPr>
-          <w:rFonts w:ascii="Times New Roman" w:hAnsi="Times New Roman" w:cs="Times New Roman"/>
-        </w:rPr>
-        <w:t>the grammar</w:t>
-      </w:r>
-      <w:proofErr w:type="gramEnd"/>
-      <w:r>
-        <w:rPr>
-          <w:rFonts w:ascii="Times New Roman" w:hAnsi="Times New Roman" w:cs="Times New Roman"/>
-        </w:rPr>
-        <w:t xml:space="preserve"> in Example 5.1.</w:t>
-      </w:r>
-    </w:p>
-    <w:p>
-      <w:pPr>
-        <w:contextualSpacing/>
-        <w:rPr>
-          <w:rFonts w:ascii="Times New Roman" w:hAnsi="Times New Roman" w:cs="Times New Roman"/>
-        </w:rPr>
-      </w:pPr>
-    </w:p>
-    <w:p>
-      <w:pPr>
-        <w:contextualSpacing/>
-        <w:rPr>
-          <w:rFonts w:ascii="Times New Roman" w:hAnsi="Times New Roman" w:cs="Times New Roman"/>
-        </w:rPr>
-      </w:pPr>
-      <w:r>
-        <w:rPr>
-          <w:rFonts w:ascii="Times New Roman" w:hAnsi="Times New Roman" w:cs="Times New Roman"/>
-        </w:rPr>
-        <w:t xml:space="preserve">S -&gt; </w:t>
-      </w:r>
-      <w:proofErr w:type="spellStart"/>
-      <w:r>
-        <w:rPr>
-          <w:rFonts w:ascii="Times New Roman" w:hAnsi="Times New Roman" w:cs="Times New Roman"/>
-        </w:rPr>
-        <w:t>aSa</w:t>
-      </w:r>
-      <w:proofErr w:type="spellEnd"/>
-      <w:r>
-        <w:rPr>
-          <w:rFonts w:ascii="Times New Roman" w:hAnsi="Times New Roman" w:cs="Times New Roman"/>
-        </w:rPr>
-        <w:t xml:space="preserve"> -&gt; </w:t>
-      </w:r>
-      <w:proofErr w:type="spellStart"/>
-      <w:r>
-        <w:rPr>
-          <w:rFonts w:ascii="Times New Roman" w:hAnsi="Times New Roman" w:cs="Times New Roman"/>
-        </w:rPr>
-        <w:t>aaSaa</w:t>
-      </w:r>
-      <w:proofErr w:type="spellEnd"/>
-      <w:r>
-        <w:rPr>
-          <w:rFonts w:ascii="Times New Roman" w:hAnsi="Times New Roman" w:cs="Times New Roman"/>
-        </w:rPr>
-        <w:t xml:space="preserve"> -&gt; </w:t>
-      </w:r>
-      <w:proofErr w:type="spellStart"/>
-      <w:r>
-        <w:rPr>
-          <w:rFonts w:ascii="Times New Roman" w:hAnsi="Times New Roman" w:cs="Times New Roman"/>
-        </w:rPr>
-        <w:t>aaaSaaa</w:t>
-      </w:r>
-      <w:proofErr w:type="spellEnd"/>
-      <w:r>
-        <w:rPr>
-          <w:rFonts w:ascii="Times New Roman" w:hAnsi="Times New Roman" w:cs="Times New Roman"/>
-        </w:rPr>
-        <w:t xml:space="preserve"> -&gt; </w:t>
-      </w:r>
-      <w:proofErr w:type="spellStart"/>
-      <w:r>
-        <w:rPr>
-          <w:rFonts w:ascii="Times New Roman" w:hAnsi="Times New Roman" w:cs="Times New Roman"/>
-        </w:rPr>
-        <w:t>aaabSaaa</w:t>
-      </w:r>
-      <w:proofErr w:type="spellEnd"/>
-    </w:p>
-    <w:p>
-      <w:pPr>
-        <w:contextualSpacing/>
-        <w:rPr>
-          <w:rFonts w:ascii="Times New Roman" w:hAnsi="Times New Roman" w:cs="Times New Roman"/>
-        </w:rPr>
-      </w:pPr>
-    </w:p>
-    <w:p>
-      <w:pPr>
-        <w:contextualSpacing/>
-        <w:rPr>
-          <w:rFonts w:ascii="Times New Roman" w:hAnsi="Times New Roman" w:cs="Times New Roman"/>
-        </w:rPr>
-      </w:pPr>
+          <w:b/>
+          <w:bCs/>
+        </w:rPr>
+      </w:pPr>
+    </w:p>
+    <w:p>
+      <w:pPr>
+        <w:contextualSpacing/>
+        <w:rPr>
+          <w:rFonts w:ascii="Times New Roman" w:hAnsi="Times New Roman" w:cs="Times New Roman"/>
+          <w:b/>
+          <w:bCs/>
+        </w:rPr>
+      </w:pPr>
+      <w:r>
+        <w:rPr>
+          <w:rFonts w:ascii="Times New Roman" w:hAnsi="Times New Roman" w:cs="Times New Roman"/>
+          <w:b/>
+          <w:bCs/>
+        </w:rPr>
+        <w:t>2) Show a derivation tree for w = aaabbaaa using the grammar in Example 5.1.</w:t>
+      </w:r>
+    </w:p>
+    <w:p>
+      <w:pPr>
+        <w:contextualSpacing/>
+        <w:rPr>
+          <w:rFonts w:ascii="Times New Roman" w:hAnsi="Times New Roman" w:cs="Times New Roman"/>
+          <w:b/>
+          <w:bCs/>
+        </w:rPr>
+      </w:pPr>
+      <w:r>
+        <w:rPr>
+          <w:rFonts w:ascii="Times New Roman" w:hAnsi="Times New Roman" w:cs="Times New Roman"/>
+          <w:b/>
+          <w:bCs/>
+        </w:rPr>
+        <w:tab/>
+        <w:t>S -&gt; aSa</w:t>
+      </w:r>
+    </w:p>
+    <w:p>
+      <w:pPr>
+        <w:contextualSpacing/>
+        <w:rPr>
+          <w:rFonts w:ascii="Times New Roman" w:hAnsi="Times New Roman" w:cs="Times New Roman"/>
+          <w:b/>
+          <w:bCs/>
+        </w:rPr>
+      </w:pPr>
+      <w:r>
+        <w:rPr>
+          <w:rFonts w:ascii="Times New Roman" w:hAnsi="Times New Roman" w:cs="Times New Roman"/>
+          <w:b/>
+          <w:bCs/>
+        </w:rPr>
+        <w:tab/>
+        <w:t>S -&gt; bSb</w:t>
+      </w:r>
+    </w:p>
+    <w:p>
+      <w:pPr>
+        <w:contextualSpacing/>
+        <w:rPr>
+          <w:rFonts w:ascii="Times New Roman" w:hAnsi="Times New Roman" w:cs="Times New Roman"/>
+          <w:b/>
+          <w:bCs/>
+        </w:rPr>
+      </w:pPr>
+      <w:r>
+        <w:rPr>
+          <w:rFonts w:ascii="Times New Roman" w:hAnsi="Times New Roman" w:cs="Times New Roman"/>
+          <w:b/>
+          <w:bCs/>
+        </w:rPr>
+        <w:tab/>
+        <w:t>S -&gt; λ</w:t>
+      </w:r>
+    </w:p>
+    <w:p>
+      <w:pPr>
+        <w:contextualSpacing/>
+        <w:rPr>
+          <w:rFonts w:ascii="Times New Roman" w:hAnsi="Times New Roman" w:cs="Times New Roman"/>
+        </w:rPr>
+      </w:pPr>
+    </w:p>
+    <w:p>
+      <w:pPr>
+        <w:contextualSpacing/>
+        <w:rPr>
+          <w:rFonts w:ascii="Times New Roman" w:hAnsi="Times New Roman" w:cs="Times New Roman"/>
+        </w:rPr>
+      </w:pPr>
+      <w:r>
+        <w:rPr>
+          <w:rFonts w:ascii="Times New Roman" w:hAnsi="Times New Roman" w:cs="Times New Roman"/>
+        </w:rPr>
+        <w:t>S -&gt; aSa -&gt; aaSaa -&gt; aaaSaaa -&gt; aaabS</w:t>
+      </w:r>
+      <w:r>
+        <w:rPr>
+          <w:rFonts w:ascii="Times New Roman" w:hAnsi="Times New Roman" w:cs="Times New Roman"/>
+        </w:rPr>
+        <w:t>b</w:t>
+      </w:r>
+      <w:r>
+        <w:rPr>
+          <w:rFonts w:ascii="Times New Roman" w:hAnsi="Times New Roman" w:cs="Times New Roman"/>
+        </w:rPr>
+        <w:t>aaa</w:t>
+      </w:r>
+      <w:r>
+        <w:rPr>
+          <w:rFonts w:ascii="Times New Roman" w:hAnsi="Times New Roman" w:cs="Times New Roman"/>
+        </w:rPr>
+        <w:t xml:space="preserve"> -&gt; aaabbaaa</w:t>
+      </w:r>
+    </w:p>
+    <w:p>
+      <w:pPr>
+        <w:contextualSpacing/>
+        <w:rPr>
+          <w:rFonts w:ascii="Times New Roman" w:hAnsi="Times New Roman" w:cs="Times New Roman"/>
+        </w:rPr>
+      </w:pPr>
+    </w:p>
+    <w:p>
+      <w:pPr>
+        <w:contextualSpacing/>
+        <w:rPr>
+          <w:rFonts w:ascii="Times New Roman" w:hAnsi="Times New Roman" w:cs="Times New Roman"/>
+        </w:rPr>
+      </w:pPr>
+      <w:r>
+        <w:rPr>
+          <w:rFonts w:ascii="Times New Roman" w:hAnsi="Times New Roman" w:cs="Times New Roman"/>
+          <w:noProof/>
+        </w:rPr>
+        <w:drawing>
+          <wp:inline distT="0" distB="0" distL="0" distR="0" wp14:anchorId="33AE44F8" wp14:editId="71CA5963">
+            <wp:extent cx="2295525" cy="4628594"/>
+            <wp:effectExtent l="0" t="0" r="0" b="635"/>
+            <wp:docPr id="1836701306" name="Picture 1"/>
+            <wp:cNvGraphicFramePr>
+              <a:graphicFrameLocks xmlns:a="http://schemas.openxmlformats.org/drawingml/2006/main" noChangeAspect="1"/>
+            </wp:cNvGraphicFramePr>
+            <a:graphic xmlns:a="http://schemas.openxmlformats.org/drawingml/2006/main">
+              <a:graphicData uri="http://schemas.openxmlformats.org/drawingml/2006/picture">
+                <pic:pic xmlns:pic="http://schemas.openxmlformats.org/drawingml/2006/picture">
+                  <pic:nvPicPr>
+                    <pic:cNvPr id="0" name="Picture 1"/>
+                    <pic:cNvPicPr>
+                      <a:picLocks noChangeAspect="1" noChangeArrowheads="1"/>
+                    </pic:cNvPicPr>
+                  </pic:nvPicPr>
+                  <pic:blipFill>
+                    <a:blip r:embed="rId4" cstate="print">
+                      <a:extLst>
+                        <a:ext uri="{28A0092B-C50C-407E-A947-70E740481C1C}">
+                          <a14:useLocalDpi xmlns:a14="http://schemas.microsoft.com/office/drawing/2010/main" val="0"/>
+                        </a:ext>
+                      </a:extLst>
+                    </a:blip>
+                    <a:srcRect/>
+                    <a:stretch>
+                      <a:fillRect/>
+                    </a:stretch>
+                  </pic:blipFill>
+                  <pic:spPr bwMode="auto">
+                    <a:xfrm>
+                      <a:off x="0" y="0"/>
+                      <a:ext cx="2298114" cy="4633815"/>
+                    </a:xfrm>
+                    <a:prstGeom prst="rect">
+                      <a:avLst/>
+                    </a:prstGeom>
+                    <a:noFill/>
+                    <a:ln>
+                      <a:noFill/>
+                    </a:ln>
+                  </pic:spPr>
+                </pic:pic>
+              </a:graphicData>
+            </a:graphic>
+          </wp:inline>
+        </w:drawing>
+      </w:r>
+    </w:p>
+    <w:p>
+      <w:pPr>
+        <w:contextualSpacing/>
+        <w:rPr>
+          <w:rFonts w:ascii="Times New Roman" w:hAnsi="Times New Roman" w:cs="Times New Roman"/>
+        </w:rPr>
+      </w:pPr>
+    </w:p>
+    <w:p>
+      <w:pPr>
+        <w:contextualSpacing/>
+        <w:rPr>
+          <w:rFonts w:ascii="Times New Roman" w:hAnsi="Times New Roman" w:cs="Times New Roman"/>
+        </w:rPr>
+      </w:pPr>
+    </w:p>
+    <w:p>
+      <w:pPr>
+        <w:contextualSpacing/>
+        <w:rPr>
+          <w:rFonts w:ascii="Times New Roman" w:hAnsi="Times New Roman" w:cs="Times New Roman"/>
+        </w:rPr>
+      </w:pPr>
+    </w:p>
+    <w:p>
+      <w:pPr>
+        <w:contextualSpacing/>
+        <w:rPr>
+          <w:rFonts w:ascii="Times New Roman" w:hAnsi="Times New Roman" w:cs="Times New Roman"/>
+        </w:rPr>
+      </w:pPr>
+    </w:p>
+    <w:p>
+      <w:pPr>
+        <w:contextualSpacing/>
+        <w:rPr>
+          <w:rFonts w:ascii="Times New Roman" w:hAnsi="Times New Roman" w:cs="Times New Roman"/>
+          <w:b/>
+          <w:bCs/>
+        </w:rPr>
+      </w:pPr>
+      <w:r>
+        <w:rPr>
+          <w:rFonts w:ascii="Times New Roman" w:hAnsi="Times New Roman" w:cs="Times New Roman"/>
+          <w:b/>
+          <w:bCs/>
+        </w:rPr>
+        <w:lastRenderedPageBreak/>
+        <w:t>4) Give a derivation tree for w = abbbaabbaba for the grammar in Example 5.2.</w:t>
+      </w:r>
+    </w:p>
+    <w:p>
+      <w:pPr>
+        <w:contextualSpacing/>
+        <w:rPr>
+          <w:rFonts w:ascii="Times New Roman" w:hAnsi="Times New Roman" w:cs="Times New Roman"/>
+          <w:b/>
+          <w:bCs/>
+        </w:rPr>
+      </w:pPr>
+      <w:r>
+        <w:rPr>
+          <w:rFonts w:ascii="Times New Roman" w:hAnsi="Times New Roman" w:cs="Times New Roman"/>
+          <w:b/>
+          <w:bCs/>
+        </w:rPr>
+        <w:tab/>
+        <w:t>S -&gt; abB</w:t>
+      </w:r>
+    </w:p>
+    <w:p>
+      <w:pPr>
+        <w:contextualSpacing/>
+        <w:rPr>
+          <w:rFonts w:ascii="Times New Roman" w:hAnsi="Times New Roman" w:cs="Times New Roman"/>
+          <w:b/>
+          <w:bCs/>
+        </w:rPr>
+      </w:pPr>
+      <w:r>
+        <w:rPr>
+          <w:rFonts w:ascii="Times New Roman" w:hAnsi="Times New Roman" w:cs="Times New Roman"/>
+          <w:b/>
+          <w:bCs/>
+        </w:rPr>
+        <w:tab/>
+        <w:t>A -&gt; aaBb</w:t>
+      </w:r>
+    </w:p>
+    <w:p>
+      <w:pPr>
+        <w:contextualSpacing/>
+        <w:rPr>
+          <w:rFonts w:ascii="Times New Roman" w:hAnsi="Times New Roman" w:cs="Times New Roman"/>
+          <w:b/>
+          <w:bCs/>
+        </w:rPr>
+      </w:pPr>
+      <w:r>
+        <w:rPr>
+          <w:rFonts w:ascii="Times New Roman" w:hAnsi="Times New Roman" w:cs="Times New Roman"/>
+          <w:b/>
+          <w:bCs/>
+        </w:rPr>
+        <w:tab/>
+        <w:t>B -&gt; bbAa</w:t>
+      </w:r>
+    </w:p>
+    <w:p>
+      <w:pPr>
+        <w:contextualSpacing/>
+        <w:rPr>
+          <w:rFonts w:ascii="Times New Roman" w:hAnsi="Times New Roman" w:cs="Times New Roman"/>
+          <w:b/>
+          <w:bCs/>
+        </w:rPr>
+      </w:pPr>
+      <w:r>
+        <w:rPr>
+          <w:rFonts w:ascii="Times New Roman" w:hAnsi="Times New Roman" w:cs="Times New Roman"/>
+          <w:b/>
+          <w:bCs/>
+        </w:rPr>
+        <w:tab/>
+        <w:t>A -&gt; λ</w:t>
+      </w:r>
+    </w:p>
+    <w:p>
+      <w:pPr>
+        <w:contextualSpacing/>
+        <w:rPr>
+          <w:rFonts w:ascii="Times New Roman" w:hAnsi="Times New Roman" w:cs="Times New Roman"/>
+        </w:rPr>
+      </w:pPr>
+    </w:p>
+    <w:p>
+      <w:pPr>
+        <w:contextualSpacing/>
+        <w:rPr>
+          <w:rFonts w:ascii="Times New Roman" w:hAnsi="Times New Roman" w:cs="Times New Roman"/>
+        </w:rPr>
+      </w:pPr>
+      <w:r>
+        <w:rPr>
+          <w:rFonts w:ascii="Times New Roman" w:hAnsi="Times New Roman" w:cs="Times New Roman"/>
+        </w:rPr>
+        <w:t xml:space="preserve">S -&gt; abB -&gt; abbbAa -&gt; abbbaaBba -&gt; abbbaabbAaba -&gt; </w:t>
+      </w:r>
+      <w:r>
+        <w:rPr>
+          <w:rFonts w:ascii="Times New Roman" w:hAnsi="Times New Roman" w:cs="Times New Roman"/>
+        </w:rPr>
+        <w:t>abbbaabb</w:t>
+      </w:r>
+      <w:r>
+        <w:rPr>
+          <w:rFonts w:ascii="Times New Roman" w:hAnsi="Times New Roman" w:cs="Times New Roman"/>
+        </w:rPr>
+        <w:t>λ</w:t>
+      </w:r>
+      <w:r>
+        <w:rPr>
+          <w:rFonts w:ascii="Times New Roman" w:hAnsi="Times New Roman" w:cs="Times New Roman"/>
+        </w:rPr>
+        <w:t>aba</w:t>
+      </w:r>
+    </w:p>
+    <w:p>
+      <w:pPr>
+        <w:contextualSpacing/>
+        <w:rPr>
+          <w:rFonts w:ascii="Times New Roman" w:hAnsi="Times New Roman" w:cs="Times New Roman"/>
+        </w:rPr>
+      </w:pPr>
+    </w:p>
+    <w:p>
+      <w:pPr>
+        <w:contextualSpacing/>
+        <w:rPr>
+          <w:rFonts w:ascii="Times New Roman" w:hAnsi="Times New Roman" w:cs="Times New Roman"/>
+        </w:rPr>
+      </w:pPr>
+      <w:r>
+        <w:rPr>
+          <w:rFonts w:ascii="Times New Roman" w:hAnsi="Times New Roman" w:cs="Times New Roman"/>
+          <w:noProof/>
+        </w:rPr>
+        <w:drawing>
+          <wp:inline distT="0" distB="0" distL="0" distR="0" wp14:anchorId="59AFB235" wp14:editId="3D566884">
+            <wp:extent cx="1834530" cy="3495675"/>
+            <wp:effectExtent l="0" t="0" r="0" b="0"/>
+            <wp:docPr id="552224599" name="Picture 2"/>
+            <wp:cNvGraphicFramePr>
+              <a:graphicFrameLocks xmlns:a="http://schemas.openxmlformats.org/drawingml/2006/main" noChangeAspect="1"/>
+            </wp:cNvGraphicFramePr>
+            <a:graphic xmlns:a="http://schemas.openxmlformats.org/drawingml/2006/main">
+              <a:graphicData uri="http://schemas.openxmlformats.org/drawingml/2006/picture">
+                <pic:pic xmlns:pic="http://schemas.openxmlformats.org/drawingml/2006/picture">
+                  <pic:nvPicPr>
+                    <pic:cNvPr id="0" name="Picture 2"/>
+                    <pic:cNvPicPr>
+                      <a:picLocks noChangeAspect="1" noChangeArrowheads="1"/>
+                    </pic:cNvPicPr>
+                  </pic:nvPicPr>
+                  <pic:blipFill>
+                    <a:blip r:embed="rId5" cstate="print">
+                      <a:extLst>
+                        <a:ext uri="{28A0092B-C50C-407E-A947-70E740481C1C}">
+                          <a14:useLocalDpi xmlns:a14="http://schemas.microsoft.com/office/drawing/2010/main" val="0"/>
+                        </a:ext>
+                      </a:extLst>
+                    </a:blip>
+                    <a:srcRect/>
+                    <a:stretch>
+                      <a:fillRect/>
+                    </a:stretch>
+                  </pic:blipFill>
+                  <pic:spPr bwMode="auto">
+                    <a:xfrm>
+                      <a:off x="0" y="0"/>
+                      <a:ext cx="1837363" cy="3501073"/>
+                    </a:xfrm>
+                    <a:prstGeom prst="rect">
+                      <a:avLst/>
+                    </a:prstGeom>
+                    <a:noFill/>
+                    <a:ln>
+                      <a:noFill/>
+                    </a:ln>
+                  </pic:spPr>
+                </pic:pic>
+              </a:graphicData>
+            </a:graphic>
+          </wp:inline>
+        </w:drawing>
+      </w:r>
+    </w:p>
+    <w:p>
+      <w:pPr>
+        <w:contextualSpacing/>
+        <w:rPr>
+          <w:rFonts w:ascii="Times New Roman" w:hAnsi="Times New Roman" w:cs="Times New Roman"/>
+        </w:rPr>
+      </w:pPr>
+    </w:p>
+    <w:p>
+      <w:pPr>
+        <w:contextualSpacing/>
+        <w:rPr>
+          <w:rFonts w:ascii="Times New Roman" w:hAnsi="Times New Roman" w:cs="Times New Roman"/>
+        </w:rPr>
+      </w:pPr>
+    </w:p>
+    <w:p>
+      <w:pPr>
+        <w:contextualSpacing/>
+        <w:rPr>
+          <w:rFonts w:ascii="Times New Roman" w:hAnsi="Times New Roman" w:cs="Times New Roman"/>
+          <w:b/>
+          <w:bCs/>
+        </w:rPr>
+      </w:pPr>
+      <w:r>
+        <w:rPr>
+          <w:rFonts w:ascii="Times New Roman" w:hAnsi="Times New Roman" w:cs="Times New Roman"/>
+          <w:b/>
+          <w:bCs/>
+        </w:rPr>
+        <w:t>9) Find CFLs for the following languages:</w:t>
+      </w:r>
+    </w:p>
+    <w:p>
+      <w:pPr>
+        <w:contextualSpacing/>
+        <w:rPr>
+          <w:rFonts w:ascii="Times New Roman" w:hAnsi="Times New Roman" w:cs="Times New Roman"/>
+        </w:rPr>
+      </w:pPr>
+      <w:r>
+        <w:rPr>
+          <w:rFonts w:ascii="Times New Roman" w:hAnsi="Times New Roman" w:cs="Times New Roman"/>
+          <w:b/>
+          <w:bCs/>
+        </w:rPr>
+        <w:t>a) L = { a</w:t>
+      </w:r>
+      <w:r>
+        <w:rPr>
+          <w:rFonts w:ascii="Times New Roman" w:hAnsi="Times New Roman" w:cs="Times New Roman"/>
+          <w:b/>
+          <w:bCs/>
+          <w:vertAlign w:val="superscript"/>
+        </w:rPr>
+        <w:t>n</w:t>
+      </w:r>
+      <w:r>
+        <w:rPr>
+          <w:rFonts w:ascii="Times New Roman" w:hAnsi="Times New Roman" w:cs="Times New Roman"/>
+          <w:b/>
+          <w:bCs/>
+        </w:rPr>
+        <w:t>b</w:t>
+      </w:r>
+      <w:r>
+        <w:rPr>
+          <w:rFonts w:ascii="Times New Roman" w:hAnsi="Times New Roman" w:cs="Times New Roman"/>
+          <w:b/>
+          <w:bCs/>
+          <w:vertAlign w:val="superscript"/>
+        </w:rPr>
+        <w:t>m</w:t>
+      </w:r>
+      <w:r>
+        <w:rPr>
+          <w:rFonts w:ascii="Times New Roman" w:hAnsi="Times New Roman" w:cs="Times New Roman"/>
+          <w:b/>
+          <w:bCs/>
+        </w:rPr>
+        <w:t xml:space="preserve"> : n ≤ m + 3 }</w:t>
+      </w:r>
+    </w:p>
+    <w:p>
+      <w:pPr>
+        <w:contextualSpacing/>
+        <w:rPr>
+          <w:rFonts w:ascii="Times New Roman" w:hAnsi="Times New Roman" w:cs="Times New Roman"/>
+        </w:rPr>
+      </w:pPr>
+    </w:p>
+    <w:p>
+      <w:pPr>
+        <w:contextualSpacing/>
+        <w:rPr>
+          <w:rFonts w:ascii="Times New Roman" w:hAnsi="Times New Roman" w:cs="Times New Roman"/>
+        </w:rPr>
+      </w:pPr>
+      <w:r>
+        <w:rPr>
+          <w:rFonts w:ascii="Times New Roman" w:hAnsi="Times New Roman" w:cs="Times New Roman"/>
+        </w:rPr>
+        <w:t>S -&gt; aU | aaU | aaaU</w:t>
+      </w:r>
+    </w:p>
+    <w:p>
+      <w:pPr>
+        <w:contextualSpacing/>
+        <w:rPr>
+          <w:rFonts w:ascii="Times New Roman" w:hAnsi="Times New Roman" w:cs="Times New Roman"/>
+        </w:rPr>
+      </w:pPr>
+      <w:r>
+        <w:rPr>
+          <w:rFonts w:ascii="Times New Roman" w:hAnsi="Times New Roman" w:cs="Times New Roman"/>
+        </w:rPr>
+        <w:t>U -&gt; aUb | Ub | λ</w:t>
+      </w:r>
+    </w:p>
+    <w:p>
+      <w:pPr>
+        <w:contextualSpacing/>
+        <w:rPr>
+          <w:rFonts w:ascii="Times New Roman" w:hAnsi="Times New Roman" w:cs="Times New Roman"/>
+        </w:rPr>
+      </w:pPr>
+    </w:p>
+    <w:p>
+      <w:pPr>
+        <w:contextualSpacing/>
+        <w:rPr>
+          <w:rFonts w:ascii="Times New Roman" w:hAnsi="Times New Roman" w:cs="Times New Roman"/>
+        </w:rPr>
+      </w:pPr>
+    </w:p>
+    <w:p>
+      <w:pPr>
+        <w:contextualSpacing/>
+        <w:rPr>
+          <w:rFonts w:ascii="Times New Roman" w:hAnsi="Times New Roman" w:cs="Times New Roman"/>
+          <w:b/>
+          <w:bCs/>
+        </w:rPr>
+      </w:pPr>
+      <w:r>
+        <w:rPr>
+          <w:rFonts w:ascii="Times New Roman" w:hAnsi="Times New Roman" w:cs="Times New Roman"/>
+          <w:b/>
+          <w:bCs/>
+        </w:rPr>
+        <w:t xml:space="preserve">c) </w:t>
+      </w:r>
+      <w:r>
+        <w:rPr>
+          <w:rFonts w:ascii="Times New Roman" w:hAnsi="Times New Roman" w:cs="Times New Roman"/>
+          <w:b/>
+          <w:bCs/>
+        </w:rPr>
+        <w:t>L = { a</w:t>
+      </w:r>
+      <w:r>
+        <w:rPr>
+          <w:rFonts w:ascii="Times New Roman" w:hAnsi="Times New Roman" w:cs="Times New Roman"/>
+          <w:b/>
+          <w:bCs/>
+          <w:vertAlign w:val="superscript"/>
+        </w:rPr>
+        <w:t>n</w:t>
+      </w:r>
+      <w:r>
+        <w:rPr>
+          <w:rFonts w:ascii="Times New Roman" w:hAnsi="Times New Roman" w:cs="Times New Roman"/>
+          <w:b/>
+          <w:bCs/>
+        </w:rPr>
+        <w:t>b</w:t>
+      </w:r>
+      <w:r>
+        <w:rPr>
+          <w:rFonts w:ascii="Times New Roman" w:hAnsi="Times New Roman" w:cs="Times New Roman"/>
+          <w:b/>
+          <w:bCs/>
+          <w:vertAlign w:val="superscript"/>
+        </w:rPr>
+        <w:t>m</w:t>
+      </w:r>
+      <w:r>
+        <w:rPr>
+          <w:rFonts w:ascii="Times New Roman" w:hAnsi="Times New Roman" w:cs="Times New Roman"/>
+          <w:b/>
+          <w:bCs/>
+        </w:rPr>
+        <w:t xml:space="preserve"> : n </w:t>
+      </w:r>
+      <w:r>
+        <w:rPr>
+          <w:rFonts w:ascii="Times New Roman" w:hAnsi="Times New Roman" w:cs="Times New Roman"/>
+          <w:b/>
+          <w:bCs/>
+        </w:rPr>
+        <w:t>≠ 2m</w:t>
+      </w:r>
+      <w:r>
+        <w:rPr>
+          <w:rFonts w:ascii="Times New Roman" w:hAnsi="Times New Roman" w:cs="Times New Roman"/>
+          <w:b/>
+          <w:bCs/>
+        </w:rPr>
+        <w:t xml:space="preserve"> }</w:t>
+      </w:r>
+    </w:p>
+    <w:p>
+      <w:pPr>
+        <w:contextualSpacing/>
+        <w:rPr>
+          <w:rFonts w:ascii="Times New Roman" w:hAnsi="Times New Roman" w:cs="Times New Roman"/>
+        </w:rPr>
+      </w:pPr>
+    </w:p>
+    <w:p>
+      <w:pPr>
+        <w:contextualSpacing/>
+        <w:rPr>
+          <w:rFonts w:ascii="Times New Roman" w:hAnsi="Times New Roman" w:cs="Times New Roman"/>
+        </w:rPr>
+      </w:pPr>
+      <w:r>
+        <w:rPr>
+          <w:rFonts w:ascii="Times New Roman" w:hAnsi="Times New Roman" w:cs="Times New Roman"/>
+        </w:rPr>
+        <w:t>S -&gt; T | V</w:t>
+      </w:r>
+    </w:p>
+    <w:p>
+      <w:pPr>
+        <w:contextualSpacing/>
+        <w:rPr>
+          <w:rFonts w:ascii="Times New Roman" w:hAnsi="Times New Roman" w:cs="Times New Roman"/>
+        </w:rPr>
+      </w:pPr>
+      <w:r>
+        <w:rPr>
+          <w:rFonts w:ascii="Times New Roman" w:hAnsi="Times New Roman" w:cs="Times New Roman"/>
+        </w:rPr>
+        <w:t>T -&gt; aU | aT</w:t>
+      </w:r>
+    </w:p>
+    <w:p>
+      <w:pPr>
+        <w:contextualSpacing/>
+        <w:rPr>
+          <w:rFonts w:ascii="Times New Roman" w:hAnsi="Times New Roman" w:cs="Times New Roman"/>
+        </w:rPr>
+      </w:pPr>
+      <w:r>
+        <w:rPr>
+          <w:rFonts w:ascii="Times New Roman" w:hAnsi="Times New Roman" w:cs="Times New Roman"/>
+        </w:rPr>
+        <w:t>U -&gt; aaUb | λ</w:t>
+      </w:r>
+    </w:p>
+    <w:p>
+      <w:pPr>
+        <w:contextualSpacing/>
+        <w:rPr>
+          <w:rFonts w:ascii="Times New Roman" w:hAnsi="Times New Roman" w:cs="Times New Roman"/>
+        </w:rPr>
+      </w:pPr>
+      <w:r>
+        <w:rPr>
+          <w:rFonts w:ascii="Times New Roman" w:hAnsi="Times New Roman" w:cs="Times New Roman"/>
+        </w:rPr>
+        <w:t>V -&gt; aVb | bV</w:t>
+      </w:r>
+    </w:p>
+    <w:p>
+      <w:pPr>
+        <w:contextualSpacing/>
+        <w:rPr>
+          <w:rFonts w:ascii="Times New Roman" w:hAnsi="Times New Roman" w:cs="Times New Roman"/>
+        </w:rPr>
+      </w:pPr>
+    </w:p>
+    <w:p>
+      <w:pPr>
+        <w:contextualSpacing/>
+        <w:rPr>
+          <w:rFonts w:ascii="Times New Roman" w:hAnsi="Times New Roman" w:cs="Times New Roman"/>
+        </w:rPr>
+      </w:pPr>
+    </w:p>
+    <w:p>
+      <w:pPr>
+        <w:contextualSpacing/>
+        <w:rPr>
+          <w:rFonts w:ascii="Times New Roman" w:hAnsi="Times New Roman" w:cs="Times New Roman"/>
+        </w:rPr>
+      </w:pPr>
+    </w:p>
+    <w:p>
+      <w:pPr>
+        <w:contextualSpacing/>
+        <w:rPr>
+          <w:rFonts w:ascii="Times New Roman" w:hAnsi="Times New Roman" w:cs="Times New Roman"/>
+        </w:rPr>
+      </w:pPr>
+    </w:p>
+    <w:p>
+      <w:pPr>
+        <w:contextualSpacing/>
+        <w:rPr>
+          <w:rFonts w:ascii="Times New Roman" w:hAnsi="Times New Roman" w:cs="Times New Roman"/>
+          <w:b/>
+          <w:bCs/>
+        </w:rPr>
+      </w:pPr>
+      <w:r>
+        <w:rPr>
+          <w:rFonts w:ascii="Times New Roman" w:hAnsi="Times New Roman" w:cs="Times New Roman"/>
+          <w:b/>
+          <w:bCs/>
+        </w:rPr>
+        <w:lastRenderedPageBreak/>
+        <w:t>d)</w:t>
+      </w:r>
+      <w:r>
+        <w:rPr>
+          <w:rFonts w:ascii="Times New Roman" w:hAnsi="Times New Roman" w:cs="Times New Roman"/>
+          <w:b/>
+          <w:bCs/>
+        </w:rPr>
+        <w:t xml:space="preserve"> L = { a</w:t>
+      </w:r>
+      <w:r>
+        <w:rPr>
+          <w:rFonts w:ascii="Times New Roman" w:hAnsi="Times New Roman" w:cs="Times New Roman"/>
+          <w:b/>
+          <w:bCs/>
+          <w:vertAlign w:val="superscript"/>
+        </w:rPr>
+        <w:t>n</w:t>
+      </w:r>
+      <w:r>
+        <w:rPr>
+          <w:rFonts w:ascii="Times New Roman" w:hAnsi="Times New Roman" w:cs="Times New Roman"/>
+          <w:b/>
+          <w:bCs/>
+        </w:rPr>
+        <w:t>b</w:t>
+      </w:r>
+      <w:r>
+        <w:rPr>
+          <w:rFonts w:ascii="Times New Roman" w:hAnsi="Times New Roman" w:cs="Times New Roman"/>
+          <w:b/>
+          <w:bCs/>
+          <w:vertAlign w:val="superscript"/>
+        </w:rPr>
+        <w:t>m</w:t>
+      </w:r>
+      <w:r>
+        <w:rPr>
+          <w:rFonts w:ascii="Times New Roman" w:hAnsi="Times New Roman" w:cs="Times New Roman"/>
+          <w:b/>
+          <w:bCs/>
+        </w:rPr>
+        <w:t xml:space="preserve"> : 2n ≤ m ≤ 3n }</w:t>
+      </w:r>
+    </w:p>
+    <w:p>
+      <w:pPr>
+        <w:contextualSpacing/>
+        <w:rPr>
+          <w:rFonts w:ascii="Times New Roman" w:hAnsi="Times New Roman" w:cs="Times New Roman"/>
+        </w:rPr>
+      </w:pPr>
+    </w:p>
+    <w:p>
+      <w:pPr>
+        <w:contextualSpacing/>
+        <w:rPr>
+          <w:rFonts w:ascii="Times New Roman" w:hAnsi="Times New Roman" w:cs="Times New Roman"/>
+        </w:rPr>
+      </w:pPr>
+      <w:r>
+        <w:rPr>
+          <w:rFonts w:ascii="Times New Roman" w:hAnsi="Times New Roman" w:cs="Times New Roman"/>
+        </w:rPr>
+        <w:t>S -&gt; aST | λ</w:t>
+      </w:r>
+    </w:p>
+    <w:p>
+      <w:pPr>
+        <w:contextualSpacing/>
+        <w:rPr>
+          <w:rFonts w:ascii="Times New Roman" w:hAnsi="Times New Roman" w:cs="Times New Roman"/>
+        </w:rPr>
+      </w:pPr>
+      <w:r>
+        <w:rPr>
+          <w:rFonts w:ascii="Times New Roman" w:hAnsi="Times New Roman" w:cs="Times New Roman"/>
+        </w:rPr>
+        <w:t>T -&gt; bbT | bbbT</w:t>
+      </w:r>
+    </w:p>
+    <w:p>
+      <w:pPr>
+        <w:contextualSpacing/>
+        <w:rPr>
+          <w:rFonts w:ascii="Times New Roman" w:hAnsi="Times New Roman" w:cs="Times New Roman"/>
+        </w:rPr>
+      </w:pPr>
+    </w:p>
+    <w:p>
+      <w:pPr>
+        <w:contextualSpacing/>
+        <w:rPr>
+          <w:rFonts w:ascii="Times New Roman" w:hAnsi="Times New Roman" w:cs="Times New Roman"/>
+        </w:rPr>
+      </w:pPr>
+    </w:p>
+    <w:p>
+      <w:pPr>
+        <w:contextualSpacing/>
+        <w:rPr>
+          <w:rFonts w:ascii="Times New Roman" w:hAnsi="Times New Roman" w:cs="Times New Roman"/>
+          <w:b/>
+          <w:bCs/>
+        </w:rPr>
+      </w:pPr>
+      <w:r>
+        <w:rPr>
+          <w:rFonts w:ascii="Times New Roman" w:hAnsi="Times New Roman" w:cs="Times New Roman"/>
+          <w:b/>
+          <w:bCs/>
+        </w:rPr>
+        <w:t>g) L = { w ϵ { a,b }* : n</w:t>
+      </w:r>
+      <w:r>
+        <w:rPr>
+          <w:rFonts w:ascii="Times New Roman" w:hAnsi="Times New Roman" w:cs="Times New Roman"/>
+          <w:b/>
+          <w:bCs/>
+          <w:vertAlign w:val="subscript"/>
+        </w:rPr>
+        <w:t>a</w:t>
+      </w:r>
+      <w:r>
+        <w:rPr>
+          <w:rFonts w:ascii="Times New Roman" w:hAnsi="Times New Roman" w:cs="Times New Roman"/>
+          <w:b/>
+          <w:bCs/>
+        </w:rPr>
+        <w:t>(w) = 2n</w:t>
+      </w:r>
+      <w:r>
+        <w:rPr>
+          <w:rFonts w:ascii="Times New Roman" w:hAnsi="Times New Roman" w:cs="Times New Roman"/>
+          <w:b/>
+          <w:bCs/>
+          <w:vertAlign w:val="subscript"/>
+        </w:rPr>
+        <w:t>b</w:t>
+      </w:r>
+      <w:r>
+        <w:rPr>
+          <w:rFonts w:ascii="Times New Roman" w:hAnsi="Times New Roman" w:cs="Times New Roman"/>
+          <w:b/>
+          <w:bCs/>
+        </w:rPr>
+        <w:t>(w) + 1 }</w:t>
+      </w:r>
+    </w:p>
+    <w:p>
+      <w:pPr>
+        <w:contextualSpacing/>
+        <w:rPr>
+          <w:rFonts w:ascii="Times New Roman" w:hAnsi="Times New Roman" w:cs="Times New Roman"/>
+        </w:rPr>
+      </w:pPr>
+    </w:p>
+    <w:p>
+      <w:pPr>
+        <w:contextualSpacing/>
+        <w:rPr>
+          <w:rFonts w:ascii="Times New Roman" w:hAnsi="Times New Roman" w:cs="Times New Roman"/>
+        </w:rPr>
+      </w:pPr>
+      <w:r>
+        <w:rPr>
+          <w:rFonts w:ascii="Times New Roman" w:hAnsi="Times New Roman" w:cs="Times New Roman"/>
+        </w:rPr>
+        <w:t>S -&gt; aT | tA</w:t>
+      </w:r>
+    </w:p>
+    <w:p>
+      <w:pPr>
+        <w:contextualSpacing/>
+        <w:rPr>
+          <w:rFonts w:ascii="Times New Roman" w:hAnsi="Times New Roman" w:cs="Times New Roman"/>
+        </w:rPr>
+      </w:pPr>
+      <w:r>
+        <w:rPr>
+          <w:rFonts w:ascii="Times New Roman" w:hAnsi="Times New Roman" w:cs="Times New Roman"/>
+        </w:rPr>
+        <w:t>T -&gt; aaTb | bTaa</w:t>
+      </w:r>
+    </w:p>
+    <w:p>
+      <w:pPr>
+        <w:contextualSpacing/>
+        <w:rPr>
+          <w:rFonts w:ascii="Times New Roman" w:hAnsi="Times New Roman" w:cs="Times New Roman"/>
+        </w:rPr>
+      </w:pPr>
+    </w:p>
+    <w:p>
+      <w:pPr>
+        <w:contextualSpacing/>
+        <w:rPr>
+          <w:rFonts w:ascii="Times New Roman" w:hAnsi="Times New Roman" w:cs="Times New Roman"/>
+        </w:rPr>
+      </w:pPr>
+    </w:p>
+    <w:p>
+      <w:pPr>
+        <w:contextualSpacing/>
+        <w:rPr>
+          <w:rFonts w:ascii="Times New Roman" w:hAnsi="Times New Roman" w:cs="Times New Roman"/>
+          <w:b/>
+          <w:bCs/>
+        </w:rPr>
+      </w:pPr>
+      <w:r>
+        <w:rPr>
+          <w:rFonts w:ascii="Times New Roman" w:hAnsi="Times New Roman" w:cs="Times New Roman"/>
+          <w:b/>
+          <w:bCs/>
+        </w:rPr>
+        <w:t>12) Find CFGs for the following languages</w:t>
+      </w:r>
+    </w:p>
+    <w:p>
+      <w:pPr>
+        <w:contextualSpacing/>
+        <w:rPr>
+          <w:rFonts w:ascii="Times New Roman" w:hAnsi="Times New Roman" w:cs="Times New Roman"/>
+        </w:rPr>
+      </w:pPr>
+      <w:r>
+        <w:rPr>
+          <w:rFonts w:ascii="Times New Roman" w:hAnsi="Times New Roman" w:cs="Times New Roman"/>
+          <w:b/>
+          <w:bCs/>
+        </w:rPr>
+        <w:t>c) L = { a</w:t>
+      </w:r>
+      <w:r>
+        <w:rPr>
+          <w:rFonts w:ascii="Times New Roman" w:hAnsi="Times New Roman" w:cs="Times New Roman"/>
+          <w:b/>
+          <w:bCs/>
+          <w:vertAlign w:val="superscript"/>
+        </w:rPr>
+        <w:t>n</w:t>
+      </w:r>
+      <w:r>
+        <w:rPr>
+          <w:rFonts w:ascii="Times New Roman" w:hAnsi="Times New Roman" w:cs="Times New Roman"/>
+          <w:b/>
+          <w:bCs/>
+        </w:rPr>
+        <w:t>b</w:t>
+      </w:r>
+      <w:r>
+        <w:rPr>
+          <w:rFonts w:ascii="Times New Roman" w:hAnsi="Times New Roman" w:cs="Times New Roman"/>
+          <w:b/>
+          <w:bCs/>
+          <w:vertAlign w:val="superscript"/>
+        </w:rPr>
+        <w:t>m</w:t>
+      </w:r>
+      <w:r>
+        <w:rPr>
+          <w:rFonts w:ascii="Times New Roman" w:hAnsi="Times New Roman" w:cs="Times New Roman"/>
+          <w:b/>
+          <w:bCs/>
+        </w:rPr>
+        <w:t>c</w:t>
+      </w:r>
+      <w:r>
+        <w:rPr>
+          <w:rFonts w:ascii="Times New Roman" w:hAnsi="Times New Roman" w:cs="Times New Roman"/>
+          <w:b/>
+          <w:bCs/>
+          <w:vertAlign w:val="superscript"/>
+        </w:rPr>
+        <w:t>k</w:t>
+      </w:r>
+      <w:r>
+        <w:rPr>
+          <w:rFonts w:ascii="Times New Roman" w:hAnsi="Times New Roman" w:cs="Times New Roman"/>
+          <w:b/>
+          <w:bCs/>
+        </w:rPr>
+        <w:t>, k = n + m }</w:t>
+      </w:r>
+    </w:p>
+    <w:p>
+      <w:pPr>
+        <w:contextualSpacing/>
+        <w:rPr>
+          <w:rFonts w:ascii="Times New Roman" w:hAnsi="Times New Roman" w:cs="Times New Roman"/>
+        </w:rPr>
+      </w:pPr>
+    </w:p>
+    <w:p>
+      <w:pPr>
+        <w:contextualSpacing/>
+        <w:rPr>
+          <w:rFonts w:ascii="Times New Roman" w:hAnsi="Times New Roman" w:cs="Times New Roman"/>
+        </w:rPr>
+      </w:pPr>
+      <w:r>
+        <w:rPr>
+          <w:rFonts w:ascii="Times New Roman" w:hAnsi="Times New Roman" w:cs="Times New Roman"/>
+        </w:rPr>
+        <w:t>a</w:t>
+      </w:r>
+      <w:r>
+        <w:rPr>
+          <w:rFonts w:ascii="Times New Roman" w:hAnsi="Times New Roman" w:cs="Times New Roman"/>
+          <w:vertAlign w:val="superscript"/>
+        </w:rPr>
+        <w:t>n</w:t>
+      </w:r>
+      <w:r>
+        <w:rPr>
+          <w:rFonts w:ascii="Times New Roman" w:hAnsi="Times New Roman" w:cs="Times New Roman"/>
+        </w:rPr>
+        <w:t>b</w:t>
+      </w:r>
+      <w:r>
+        <w:rPr>
+          <w:rFonts w:ascii="Times New Roman" w:hAnsi="Times New Roman" w:cs="Times New Roman"/>
+          <w:vertAlign w:val="superscript"/>
+        </w:rPr>
+        <w:t>m</w:t>
+      </w:r>
+      <w:r>
+        <w:rPr>
+          <w:rFonts w:ascii="Times New Roman" w:hAnsi="Times New Roman" w:cs="Times New Roman"/>
+        </w:rPr>
+        <w:t>c</w:t>
+      </w:r>
+      <w:r>
+        <w:rPr>
+          <w:rFonts w:ascii="Times New Roman" w:hAnsi="Times New Roman" w:cs="Times New Roman"/>
+          <w:vertAlign w:val="superscript"/>
+        </w:rPr>
+        <w:t>k</w:t>
+      </w:r>
+      <w:r>
+        <w:rPr>
+          <w:rFonts w:ascii="Times New Roman" w:hAnsi="Times New Roman" w:cs="Times New Roman"/>
+        </w:rPr>
+        <w:t xml:space="preserve"> = (a</w:t>
+      </w:r>
+      <w:r>
+        <w:rPr>
+          <w:rFonts w:ascii="Times New Roman" w:hAnsi="Times New Roman" w:cs="Times New Roman"/>
+          <w:vertAlign w:val="superscript"/>
+        </w:rPr>
+        <w:t>n</w:t>
+      </w:r>
+      <w:r>
+        <w:rPr>
+          <w:rFonts w:ascii="Times New Roman" w:hAnsi="Times New Roman" w:cs="Times New Roman"/>
+        </w:rPr>
+        <w:t>c</w:t>
+      </w:r>
+      <w:r>
+        <w:rPr>
+          <w:rFonts w:ascii="Times New Roman" w:hAnsi="Times New Roman" w:cs="Times New Roman"/>
+          <w:vertAlign w:val="superscript"/>
+        </w:rPr>
+        <w:t>n</w:t>
+      </w:r>
+      <w:r>
+        <w:rPr>
+          <w:rFonts w:ascii="Times New Roman" w:hAnsi="Times New Roman" w:cs="Times New Roman"/>
+        </w:rPr>
+        <w:t>)(b</w:t>
+      </w:r>
+      <w:r>
+        <w:rPr>
+          <w:rFonts w:ascii="Times New Roman" w:hAnsi="Times New Roman" w:cs="Times New Roman"/>
+          <w:vertAlign w:val="superscript"/>
+        </w:rPr>
+        <w:t>m</w:t>
+      </w:r>
+      <w:r>
+        <w:rPr>
+          <w:rFonts w:ascii="Times New Roman" w:hAnsi="Times New Roman" w:cs="Times New Roman"/>
+        </w:rPr>
+        <w:t>c</w:t>
+      </w:r>
+      <w:r>
+        <w:rPr>
+          <w:rFonts w:ascii="Times New Roman" w:hAnsi="Times New Roman" w:cs="Times New Roman"/>
+          <w:vertAlign w:val="superscript"/>
+        </w:rPr>
+        <w:t>m</w:t>
+      </w:r>
+      <w:r>
+        <w:rPr>
+          <w:rFonts w:ascii="Times New Roman" w:hAnsi="Times New Roman" w:cs="Times New Roman"/>
+        </w:rPr>
+        <w:t>)</w:t>
+      </w:r>
+    </w:p>
+    <w:p>
+      <w:pPr>
+        <w:contextualSpacing/>
+        <w:rPr>
+          <w:rFonts w:ascii="Times New Roman" w:hAnsi="Times New Roman" w:cs="Times New Roman"/>
+        </w:rPr>
+      </w:pPr>
+    </w:p>
+    <w:p>
+      <w:pPr>
+        <w:contextualSpacing/>
+        <w:rPr>
+          <w:rFonts w:ascii="Times New Roman" w:hAnsi="Times New Roman" w:cs="Times New Roman"/>
+        </w:rPr>
+      </w:pPr>
+      <w:r>
+        <w:rPr>
+          <w:rFonts w:ascii="Times New Roman" w:hAnsi="Times New Roman" w:cs="Times New Roman"/>
+        </w:rPr>
+        <w:t>S -&gt; TU</w:t>
+      </w:r>
+    </w:p>
+    <w:p>
+      <w:pPr>
+        <w:contextualSpacing/>
+        <w:rPr>
+          <w:rFonts w:ascii="Times New Roman" w:hAnsi="Times New Roman" w:cs="Times New Roman"/>
+        </w:rPr>
+      </w:pPr>
+      <w:r>
+        <w:rPr>
+          <w:rFonts w:ascii="Times New Roman" w:hAnsi="Times New Roman" w:cs="Times New Roman"/>
+        </w:rPr>
+        <w:t>T -&gt; aTc | λ</w:t>
+      </w:r>
+    </w:p>
+    <w:p>
+      <w:pPr>
+        <w:contextualSpacing/>
+        <w:rPr>
+          <w:rFonts w:ascii="Times New Roman" w:hAnsi="Times New Roman" w:cs="Times New Roman"/>
+        </w:rPr>
+      </w:pPr>
+      <w:r>
+        <w:rPr>
+          <w:rFonts w:ascii="Times New Roman" w:hAnsi="Times New Roman" w:cs="Times New Roman"/>
+        </w:rPr>
+        <w:t>U -&gt; bTc | λ</w:t>
+      </w:r>
+    </w:p>
+    <w:p>
+      <w:pPr>
+        <w:contextualSpacing/>
+        <w:rPr>
+          <w:rFonts w:ascii="Times New Roman" w:hAnsi="Times New Roman" w:cs="Times New Roman"/>
+        </w:rPr>
+      </w:pPr>
+    </w:p>
+    <w:p>
+      <w:pPr>
+        <w:contextualSpacing/>
+        <w:rPr>
+          <w:rFonts w:ascii="Times New Roman" w:hAnsi="Times New Roman" w:cs="Times New Roman"/>
+          <w:b/>
+          <w:bCs/>
+        </w:rPr>
+      </w:pPr>
+      <w:r>
+        <w:rPr>
+          <w:rFonts w:ascii="Times New Roman" w:hAnsi="Times New Roman" w:cs="Times New Roman"/>
+          <w:b/>
+          <w:bCs/>
+        </w:rPr>
+        <w:t xml:space="preserve">f) L = { </w:t>
+      </w:r>
+      <w:r>
+        <w:rPr>
+          <w:rFonts w:ascii="Times New Roman" w:hAnsi="Times New Roman" w:cs="Times New Roman"/>
+          <w:b/>
+          <w:bCs/>
+        </w:rPr>
+        <w:t>a</w:t>
+      </w:r>
+      <w:r>
+        <w:rPr>
+          <w:rFonts w:ascii="Times New Roman" w:hAnsi="Times New Roman" w:cs="Times New Roman"/>
+          <w:b/>
+          <w:bCs/>
+          <w:vertAlign w:val="superscript"/>
+        </w:rPr>
+        <w:t>n</w:t>
+      </w:r>
+      <w:r>
+        <w:rPr>
+          <w:rFonts w:ascii="Times New Roman" w:hAnsi="Times New Roman" w:cs="Times New Roman"/>
+          <w:b/>
+          <w:bCs/>
+        </w:rPr>
+        <w:t>b</w:t>
+      </w:r>
+      <w:r>
+        <w:rPr>
+          <w:rFonts w:ascii="Times New Roman" w:hAnsi="Times New Roman" w:cs="Times New Roman"/>
+          <w:b/>
+          <w:bCs/>
+          <w:vertAlign w:val="superscript"/>
+        </w:rPr>
+        <w:t>m</w:t>
+      </w:r>
+      <w:r>
+        <w:rPr>
+          <w:rFonts w:ascii="Times New Roman" w:hAnsi="Times New Roman" w:cs="Times New Roman"/>
+          <w:b/>
+          <w:bCs/>
+        </w:rPr>
+        <w:t>c</w:t>
+      </w:r>
+      <w:r>
+        <w:rPr>
+          <w:rFonts w:ascii="Times New Roman" w:hAnsi="Times New Roman" w:cs="Times New Roman"/>
+          <w:b/>
+          <w:bCs/>
+          <w:vertAlign w:val="superscript"/>
+        </w:rPr>
+        <w:t>k</w:t>
+      </w:r>
+      <w:r>
+        <w:rPr>
+          <w:rFonts w:ascii="Times New Roman" w:hAnsi="Times New Roman" w:cs="Times New Roman"/>
+          <w:b/>
+          <w:bCs/>
+        </w:rPr>
+        <w:t xml:space="preserve">, k </w:t>
+      </w:r>
+      <w:r>
+        <w:rPr>
+          <w:rFonts w:ascii="Times New Roman" w:hAnsi="Times New Roman" w:cs="Times New Roman"/>
+          <w:b/>
+          <w:bCs/>
+        </w:rPr>
+        <w:t>≠</w:t>
+      </w:r>
+      <w:r>
+        <w:rPr>
+          <w:rFonts w:ascii="Times New Roman" w:hAnsi="Times New Roman" w:cs="Times New Roman"/>
+          <w:b/>
+          <w:bCs/>
+        </w:rPr>
+        <w:t xml:space="preserve"> n + m</w:t>
+      </w:r>
+      <w:r>
+        <w:rPr>
+          <w:rFonts w:ascii="Times New Roman" w:hAnsi="Times New Roman" w:cs="Times New Roman"/>
+          <w:b/>
+          <w:bCs/>
+        </w:rPr>
+        <w:t xml:space="preserve"> }</w:t>
+      </w:r>
+    </w:p>
+    <w:p>
+      <w:pPr>
+        <w:contextualSpacing/>
+        <w:rPr>
+          <w:rFonts w:ascii="Times New Roman" w:hAnsi="Times New Roman" w:cs="Times New Roman"/>
+        </w:rPr>
+      </w:pPr>
+    </w:p>
+    <w:p>
+      <w:pPr>
+        <w:contextualSpacing/>
+        <w:rPr>
+          <w:rFonts w:ascii="Times New Roman" w:hAnsi="Times New Roman" w:cs="Times New Roman"/>
+        </w:rPr>
+      </w:pPr>
+      <w:r>
+        <w:rPr>
+          <w:rFonts w:ascii="Times New Roman" w:hAnsi="Times New Roman" w:cs="Times New Roman"/>
+        </w:rPr>
+        <w:t>S -&gt; TUV</w:t>
+      </w:r>
+    </w:p>
+    <w:p>
+      <w:pPr>
+        <w:contextualSpacing/>
+        <w:rPr>
+          <w:rFonts w:ascii="Times New Roman" w:hAnsi="Times New Roman" w:cs="Times New Roman"/>
+        </w:rPr>
+      </w:pPr>
+      <w:r>
+        <w:rPr>
+          <w:rFonts w:ascii="Times New Roman" w:hAnsi="Times New Roman" w:cs="Times New Roman"/>
+        </w:rPr>
+        <w:t>T -&gt; aTc | cT | λ</w:t>
+      </w:r>
+    </w:p>
+    <w:p>
+      <w:pPr>
+        <w:contextualSpacing/>
+        <w:rPr>
+          <w:rFonts w:ascii="Times New Roman" w:hAnsi="Times New Roman" w:cs="Times New Roman"/>
+        </w:rPr>
+      </w:pPr>
+      <w:r>
+        <w:rPr>
+          <w:rFonts w:ascii="Times New Roman" w:hAnsi="Times New Roman" w:cs="Times New Roman"/>
+        </w:rPr>
+        <w:t>U -&gt; bUc | cU | λ</w:t>
+      </w:r>
+    </w:p>
+    <w:p>
+      <w:pPr>
+        <w:contextualSpacing/>
+        <w:rPr>
+          <w:rFonts w:ascii="Times New Roman" w:hAnsi="Times New Roman" w:cs="Times New Roman"/>
+        </w:rPr>
+      </w:pPr>
+      <w:r>
+        <w:rPr>
+          <w:rFonts w:ascii="Times New Roman" w:hAnsi="Times New Roman" w:cs="Times New Roman"/>
+        </w:rPr>
+        <w:t>V -&gt; cV</w:t>
+      </w:r>
+    </w:p>
+    <w:p>
+      <w:pPr>
+        <w:contextualSpacing/>
+        <w:rPr>
+          <w:rFonts w:ascii="Times New Roman" w:hAnsi="Times New Roman" w:cs="Times New Roman"/>
+        </w:rPr>
+      </w:pPr>
+    </w:p>
+    <w:p>
+      <w:pPr>
+        <w:contextualSpacing/>
+        <w:rPr>
+          <w:rFonts w:ascii="Times New Roman" w:hAnsi="Times New Roman" w:cs="Times New Roman"/>
+        </w:rPr>
+      </w:pPr>
+    </w:p>
+    <w:p>
+      <w:pPr>
+        <w:contextualSpacing/>
+        <w:rPr>
+          <w:rFonts w:ascii="Times New Roman" w:hAnsi="Times New Roman" w:cs="Times New Roman"/>
+          <w:b/>
+          <w:bCs/>
+        </w:rPr>
+      </w:pPr>
+      <w:r>
+        <w:rPr>
+          <w:rFonts w:ascii="Times New Roman" w:hAnsi="Times New Roman" w:cs="Times New Roman"/>
+          <w:b/>
+          <w:bCs/>
+        </w:rPr>
+        <w:t>15) Give a CFG for Σ = { a,b } for the language L = { a</w:t>
+      </w:r>
+      <w:r>
+        <w:rPr>
+          <w:rFonts w:ascii="Times New Roman" w:hAnsi="Times New Roman" w:cs="Times New Roman"/>
+          <w:b/>
+          <w:bCs/>
+          <w:vertAlign w:val="superscript"/>
+        </w:rPr>
+        <w:t>n</w:t>
+      </w:r>
+      <w:r>
+        <w:rPr>
+          <w:rFonts w:ascii="Times New Roman" w:hAnsi="Times New Roman" w:cs="Times New Roman"/>
+          <w:b/>
+          <w:bCs/>
+        </w:rPr>
+        <w:t>ww</w:t>
+      </w:r>
+      <w:r>
+        <w:rPr>
+          <w:rFonts w:ascii="Times New Roman" w:hAnsi="Times New Roman" w:cs="Times New Roman"/>
+          <w:b/>
+          <w:bCs/>
+          <w:vertAlign w:val="superscript"/>
+        </w:rPr>
+        <w:t>r</w:t>
+      </w:r>
+      <w:r>
+        <w:rPr>
+          <w:rFonts w:ascii="Times New Roman" w:hAnsi="Times New Roman" w:cs="Times New Roman"/>
+          <w:b/>
+          <w:bCs/>
+        </w:rPr>
+        <w:t>b</w:t>
+      </w:r>
+      <w:r>
+        <w:rPr>
+          <w:rFonts w:ascii="Times New Roman" w:hAnsi="Times New Roman" w:cs="Times New Roman"/>
+          <w:b/>
+          <w:bCs/>
+          <w:vertAlign w:val="superscript"/>
+        </w:rPr>
+        <w:t>n</w:t>
+      </w:r>
+      <w:r>
+        <w:rPr>
+          <w:rFonts w:ascii="Times New Roman" w:hAnsi="Times New Roman" w:cs="Times New Roman"/>
+          <w:b/>
+          <w:bCs/>
+        </w:rPr>
+        <w:t xml:space="preserve"> : w ϵ Σ*, n ≥ 1 }</w:t>
+      </w:r>
+    </w:p>
+    <w:p>
+      <w:pPr>
+        <w:contextualSpacing/>
+        <w:rPr>
+          <w:rFonts w:ascii="Times New Roman" w:hAnsi="Times New Roman" w:cs="Times New Roman"/>
+        </w:rPr>
+      </w:pPr>
+    </w:p>
+    <w:p>
+      <w:pPr>
+        <w:contextualSpacing/>
+        <w:rPr>
+          <w:rFonts w:ascii="Times New Roman" w:hAnsi="Times New Roman" w:cs="Times New Roman"/>
+        </w:rPr>
+      </w:pPr>
+      <w:r>
+        <w:rPr>
+          <w:rFonts w:ascii="Times New Roman" w:hAnsi="Times New Roman" w:cs="Times New Roman"/>
+        </w:rPr>
+        <w:t>S -&gt; aTUb | aSb</w:t>
+      </w:r>
+    </w:p>
+    <w:p>
+      <w:pPr>
+        <w:contextualSpacing/>
+        <w:rPr>
+          <w:rFonts w:ascii="Times New Roman" w:hAnsi="Times New Roman" w:cs="Times New Roman"/>
+        </w:rPr>
+      </w:pPr>
+      <w:r>
+        <w:rPr>
+          <w:rFonts w:ascii="Times New Roman" w:hAnsi="Times New Roman" w:cs="Times New Roman"/>
+        </w:rPr>
+        <w:t>T -&gt; aTb | bTa | λ</w:t>
+      </w:r>
+    </w:p>
+    <w:p>
+      <w:pPr>
+        <w:contextualSpacing/>
+        <w:rPr>
+          <w:rFonts w:ascii="Times New Roman" w:hAnsi="Times New Roman" w:cs="Times New Roman"/>
+        </w:rPr>
+      </w:pPr>
+      <w:r>
+        <w:rPr>
+          <w:rFonts w:ascii="Times New Roman" w:hAnsi="Times New Roman" w:cs="Times New Roman"/>
+        </w:rPr>
+        <w:t>U -&gt; bTa | aTb | λ</w:t>
+      </w:r>
+    </w:p>
+    <w:p>
+      <w:pPr>
+        <w:contextualSpacing/>
+        <w:rPr>
+          <w:rFonts w:ascii="Times New Roman" w:hAnsi="Times New Roman" w:cs="Times New Roman"/>
+        </w:rPr>
+      </w:pPr>
+    </w:p>
+    <w:p>
+      <w:pPr>
+        <w:contextualSpacing/>
+        <w:rPr>
+          <w:rFonts w:ascii="Times New Roman" w:hAnsi="Times New Roman" w:cs="Times New Roman"/>
+        </w:rPr>
+      </w:pPr>
+    </w:p>
+    <w:p>
+      <w:pPr>
+        <w:contextualSpacing/>
+        <w:rPr>
+          <w:rFonts w:ascii="Times New Roman" w:hAnsi="Times New Roman" w:cs="Times New Roman"/>
+        </w:rPr>
+      </w:pPr>
+    </w:p>
+    <w:p>
+      <w:pPr>
+        <w:contextualSpacing/>
+        <w:rPr>
+          <w:rFonts w:ascii="Times New Roman" w:hAnsi="Times New Roman" w:cs="Times New Roman"/>
+        </w:rPr>
+      </w:pPr>
+    </w:p>
+    <w:p>
+      <w:pPr>
+        <w:contextualSpacing/>
+        <w:rPr>
+          <w:rFonts w:ascii="Times New Roman" w:hAnsi="Times New Roman" w:cs="Times New Roman"/>
+        </w:rPr>
+      </w:pPr>
+    </w:p>
+    <w:p>
+      <w:pPr>
+        <w:contextualSpacing/>
+        <w:rPr>
+          <w:rFonts w:ascii="Times New Roman" w:hAnsi="Times New Roman" w:cs="Times New Roman"/>
+        </w:rPr>
+      </w:pPr>
+    </w:p>
+    <w:p>
+      <w:pPr>
+        <w:contextualSpacing/>
+        <w:rPr>
+          <w:rFonts w:ascii="Times New Roman" w:hAnsi="Times New Roman" w:cs="Times New Roman"/>
+        </w:rPr>
+      </w:pPr>
+    </w:p>
+    <w:p>
+      <w:pPr>
+        <w:contextualSpacing/>
+        <w:rPr>
+          <w:rFonts w:ascii="Times New Roman" w:hAnsi="Times New Roman" w:cs="Times New Roman"/>
+        </w:rPr>
+      </w:pPr>
+    </w:p>
+    <w:p>
+      <w:pPr>
+        <w:contextualSpacing/>
+        <w:rPr>
+          <w:rFonts w:ascii="Times New Roman" w:hAnsi="Times New Roman" w:cs="Times New Roman"/>
+        </w:rPr>
+      </w:pPr>
+    </w:p>
+    <w:p>
+      <w:pPr>
+        <w:contextualSpacing/>
+        <w:rPr>
+          <w:rFonts w:ascii="Times New Roman" w:hAnsi="Times New Roman" w:cs="Times New Roman"/>
+        </w:rPr>
+      </w:pPr>
+    </w:p>
+    <w:p>
+      <w:pPr>
+        <w:contextualSpacing/>
+        <w:rPr>
+          <w:rFonts w:ascii="Times New Roman" w:hAnsi="Times New Roman" w:cs="Times New Roman"/>
+        </w:rPr>
+      </w:pPr>
+    </w:p>
+    <w:p>
+      <w:pPr>
+        <w:contextualSpacing/>
+        <w:rPr>
+          <w:rFonts w:ascii="Times New Roman" w:hAnsi="Times New Roman" w:cs="Times New Roman"/>
+        </w:rPr>
+      </w:pPr>
+    </w:p>
+    <w:p>
+      <w:pPr>
+        <w:contextualSpacing/>
+        <w:rPr>
+          <w:rFonts w:ascii="Times New Roman" w:hAnsi="Times New Roman" w:cs="Times New Roman"/>
+          <w:b/>
+          <w:bCs/>
+        </w:rPr>
+      </w:pPr>
+      <w:r>
+        <w:rPr>
+          <w:rFonts w:ascii="Times New Roman" w:hAnsi="Times New Roman" w:cs="Times New Roman"/>
+          <w:b/>
+          <w:bCs/>
+        </w:rPr>
+        <w:lastRenderedPageBreak/>
+        <w:t>22) Show a derivation tree for the string aabbb with the grammar:</w:t>
+      </w:r>
+    </w:p>
+    <w:p>
+      <w:pPr>
+        <w:contextualSpacing/>
+        <w:rPr>
+          <w:rFonts w:ascii="Times New Roman" w:hAnsi="Times New Roman" w:cs="Times New Roman"/>
+          <w:b/>
+          <w:bCs/>
+        </w:rPr>
+      </w:pPr>
+      <w:r>
+        <w:rPr>
+          <w:rFonts w:ascii="Times New Roman" w:hAnsi="Times New Roman" w:cs="Times New Roman"/>
+          <w:b/>
+          <w:bCs/>
+        </w:rPr>
+        <w:tab/>
+        <w:t>S -&gt; AB | λ</w:t>
+      </w:r>
+    </w:p>
+    <w:p>
+      <w:pPr>
+        <w:contextualSpacing/>
+        <w:rPr>
+          <w:rFonts w:ascii="Times New Roman" w:hAnsi="Times New Roman" w:cs="Times New Roman"/>
+          <w:b/>
+          <w:bCs/>
+        </w:rPr>
+      </w:pPr>
+      <w:r>
+        <w:rPr>
+          <w:rFonts w:ascii="Times New Roman" w:hAnsi="Times New Roman" w:cs="Times New Roman"/>
+          <w:b/>
+          <w:bCs/>
+        </w:rPr>
+        <w:tab/>
+        <w:t>A -&gt; aB</w:t>
+      </w:r>
+    </w:p>
+    <w:p>
+      <w:pPr>
+        <w:contextualSpacing/>
+        <w:rPr>
+          <w:rFonts w:ascii="Times New Roman" w:hAnsi="Times New Roman" w:cs="Times New Roman"/>
+          <w:b/>
+          <w:bCs/>
+        </w:rPr>
+      </w:pPr>
+      <w:r>
+        <w:rPr>
+          <w:rFonts w:ascii="Times New Roman" w:hAnsi="Times New Roman" w:cs="Times New Roman"/>
+          <w:b/>
+          <w:bCs/>
+        </w:rPr>
+        <w:tab/>
+        <w:t>B -&gt; Sb</w:t>
+      </w:r>
+    </w:p>
+    <w:p>
+      <w:pPr>
+        <w:contextualSpacing/>
+        <w:rPr>
+          <w:rFonts w:ascii="Times New Roman" w:hAnsi="Times New Roman" w:cs="Times New Roman"/>
+          <w:b/>
+          <w:bCs/>
+        </w:rPr>
+      </w:pPr>
+      <w:r>
+        <w:rPr>
+          <w:rFonts w:ascii="Times New Roman" w:hAnsi="Times New Roman" w:cs="Times New Roman"/>
+          <w:b/>
+          <w:bCs/>
+        </w:rPr>
+        <w:t>Give a verbal description of the language generated by the grammar.</w:t>
+      </w:r>
+    </w:p>
+    <w:p>
+      <w:pPr>
+        <w:contextualSpacing/>
+        <w:rPr>
+          <w:rFonts w:ascii="Times New Roman" w:hAnsi="Times New Roman" w:cs="Times New Roman"/>
+        </w:rPr>
+      </w:pPr>
+    </w:p>
+    <w:p>
+      <w:pPr>
+        <w:contextualSpacing/>
+        <w:rPr>
+          <w:rFonts w:ascii="Times New Roman" w:hAnsi="Times New Roman" w:cs="Times New Roman"/>
+        </w:rPr>
+      </w:pPr>
+      <w:r>
+        <w:rPr>
+          <w:rFonts w:ascii="Times New Roman" w:hAnsi="Times New Roman" w:cs="Times New Roman"/>
+        </w:rPr>
+        <w:t>S -&gt; AB -&gt; aBB -&gt; aSbB -&gt; aABbB -&gt; aaBBbB -&gt; aaSbBbB -&gt; aabBbB -&gt; aabSbbB -&gt; aabbbB -&gt; aabbbSb -&gt; aabbbb</w:t>
+      </w:r>
+    </w:p>
+    <w:p>
+      <w:pPr>
+        <w:contextualSpacing/>
+        <w:rPr>
+          <w:rFonts w:ascii="Times New Roman" w:hAnsi="Times New Roman" w:cs="Times New Roman"/>
+        </w:rPr>
+      </w:pPr>
+    </w:p>
+    <w:p>
+      <w:pPr>
+        <w:contextualSpacing/>
+        <w:rPr>
+          <w:rFonts w:ascii="Times New Roman" w:hAnsi="Times New Roman" w:cs="Times New Roman"/>
+        </w:rPr>
+      </w:pPr>
+    </w:p>
+    <w:p>
+      <w:pPr>
+        <w:contextualSpacing/>
+        <w:rPr>
+          <w:rFonts w:ascii="Times New Roman" w:hAnsi="Times New Roman" w:cs="Times New Roman"/>
+        </w:rPr>
+      </w:pPr>
+      <w:r>
+        <w:rPr>
+          <w:rFonts w:ascii="Times New Roman" w:hAnsi="Times New Roman" w:cs="Times New Roman"/>
+          <w:noProof/>
+        </w:rPr>
+        <w:drawing>
+          <wp:inline distT="0" distB="0" distL="0" distR="0" wp14:anchorId="3DED0EB9" wp14:editId="6534B4A6">
+            <wp:extent cx="2402782" cy="2638425"/>
+            <wp:effectExtent l="0" t="0" r="0" b="0"/>
+            <wp:docPr id="1311125662" name="Picture 3"/>
+            <wp:cNvGraphicFramePr>
+              <a:graphicFrameLocks xmlns:a="http://schemas.openxmlformats.org/drawingml/2006/main" noChangeAspect="1"/>
+            </wp:cNvGraphicFramePr>
+            <a:graphic xmlns:a="http://schemas.openxmlformats.org/drawingml/2006/main">
+              <a:graphicData uri="http://schemas.openxmlformats.org/drawingml/2006/picture">
+                <pic:pic xmlns:pic="http://schemas.openxmlformats.org/drawingml/2006/picture">
+                  <pic:nvPicPr>
+                    <pic:cNvPr id="0" name="Picture 3"/>
+                    <pic:cNvPicPr>
+                      <a:picLocks noChangeAspect="1" noChangeArrowheads="1"/>
+                    </pic:cNvPicPr>
+                  </pic:nvPicPr>
+                  <pic:blipFill>
+                    <a:blip r:embed="rId6" cstate="print">
+                      <a:extLst>
+                        <a:ext uri="{28A0092B-C50C-407E-A947-70E740481C1C}">
+                          <a14:useLocalDpi xmlns:a14="http://schemas.microsoft.com/office/drawing/2010/main" val="0"/>
+                        </a:ext>
+                      </a:extLst>
+                    </a:blip>
+                    <a:srcRect/>
+                    <a:stretch>
+                      <a:fillRect/>
+                    </a:stretch>
+                  </pic:blipFill>
+                  <pic:spPr bwMode="auto">
+                    <a:xfrm>
+                      <a:off x="0" y="0"/>
+                      <a:ext cx="2408068" cy="2644230"/>
+                    </a:xfrm>
+                    <a:prstGeom prst="rect">
+                      <a:avLst/>
+                    </a:prstGeom>
+                    <a:noFill/>
+                    <a:ln>
+                      <a:noFill/>
+                    </a:ln>
+                  </pic:spPr>
+                </pic:pic>
+              </a:graphicData>
+            </a:graphic>
+          </wp:inline>
+        </w:drawing>
+      </w:r>
+    </w:p>
+    <w:p>
+      <w:pPr>
+        <w:contextualSpacing/>
+        <w:rPr>
+          <w:rFonts w:ascii="Times New Roman" w:hAnsi="Times New Roman" w:cs="Times New Roman"/>
+        </w:rPr>
+      </w:pPr>
+    </w:p>
+    <w:p>
+      <w:pPr>
+        <w:contextualSpacing/>
+        <w:rPr>
+          <w:rFonts w:ascii="Times New Roman" w:hAnsi="Times New Roman" w:cs="Times New Roman"/>
+        </w:rPr>
+      </w:pPr>
+    </w:p>
+    <w:p>
+      <w:pPr>
+        <w:contextualSpacing/>
+        <w:rPr>
+          <w:rFonts w:ascii="Times New Roman" w:hAnsi="Times New Roman" w:cs="Times New Roman"/>
+        </w:rPr>
+      </w:pPr>
+      <w:r>
+        <w:rPr>
+          <w:rFonts w:ascii="Times New Roman" w:hAnsi="Times New Roman" w:cs="Times New Roman"/>
+        </w:rPr>
+        <w:t>The language produces 2 b’s for every one a.</w:t>
+      </w:r>
+    </w:p>
+    <w:p>
+      <w:pPr>
+        <w:contextualSpacing/>
+        <w:rPr>
+          <w:rFonts w:ascii="Times New Roman" w:hAnsi="Times New Roman" w:cs="Times New Roman"/>
+        </w:rPr>
+      </w:pPr>
+    </w:p>
+    <w:p>
+      <w:pPr>
+        <w:contextualSpacing/>
+        <w:rPr>
+          <w:rFonts w:ascii="Times New Roman" w:hAnsi="Times New Roman" w:cs="Times New Roman"/>
+        </w:rPr>
+      </w:pPr>
+    </w:p>
+    <w:p>
+      <w:pPr>
+        <w:contextualSpacing/>
+        <w:rPr>
+          <w:rFonts w:ascii="Times New Roman" w:hAnsi="Times New Roman" w:cs="Times New Roman"/>
+        </w:rPr>
+      </w:pPr>
+    </w:p>
+    <w:p>
+      <w:pPr>
+        <w:contextualSpacing/>
+        <w:rPr>
+          <w:rFonts w:ascii="Times New Roman" w:hAnsi="Times New Roman" w:cs="Times New Roman"/>
+        </w:rPr>
+      </w:pPr>
+    </w:p>
+    <w:p>
+      <w:pPr>
+        <w:contextualSpacing/>
+        <w:rPr>
+          <w:rFonts w:ascii="Times New Roman" w:hAnsi="Times New Roman" w:cs="Times New Roman"/>
+        </w:rPr>
+      </w:pPr>
+    </w:p>
+    <w:p>
+      <w:pPr>
+        <w:contextualSpacing/>
+        <w:rPr>
+          <w:rFonts w:ascii="Times New Roman" w:hAnsi="Times New Roman" w:cs="Times New Roman"/>
+        </w:rPr>
+      </w:pPr>
+    </w:p>
+    <w:p>
+      <w:pPr>
+        <w:contextualSpacing/>
+        <w:rPr>
+          <w:rFonts w:ascii="Times New Roman" w:hAnsi="Times New Roman" w:cs="Times New Roman"/>
+        </w:rPr>
+      </w:pPr>
+    </w:p>
+    <w:p>
+      <w:pPr>
+        <w:contextualSpacing/>
+        <w:rPr>
+          <w:rFonts w:ascii="Times New Roman" w:hAnsi="Times New Roman" w:cs="Times New Roman"/>
+        </w:rPr>
+      </w:pPr>
+    </w:p>
+    <w:p>
+      <w:pPr>
+        <w:contextualSpacing/>
+        <w:rPr>
+          <w:rFonts w:ascii="Times New Roman" w:hAnsi="Times New Roman" w:cs="Times New Roman"/>
+        </w:rPr>
+      </w:pPr>
+    </w:p>
+    <w:p>
+      <w:pPr>
+        <w:contextualSpacing/>
+        <w:rPr>
+          <w:rFonts w:ascii="Times New Roman" w:hAnsi="Times New Roman" w:cs="Times New Roman"/>
+        </w:rPr>
+      </w:pPr>
+    </w:p>
+    <w:p>
+      <w:pPr>
+        <w:contextualSpacing/>
+        <w:rPr>
+          <w:rFonts w:ascii="Times New Roman" w:hAnsi="Times New Roman" w:cs="Times New Roman"/>
+        </w:rPr>
+      </w:pPr>
+    </w:p>
+    <w:p>
+      <w:pPr>
+        <w:contextualSpacing/>
+        <w:rPr>
+          <w:rFonts w:ascii="Times New Roman" w:hAnsi="Times New Roman" w:cs="Times New Roman"/>
+        </w:rPr>
+      </w:pPr>
+    </w:p>
+    <w:p>
+      <w:pPr>
+        <w:contextualSpacing/>
+        <w:rPr>
+          <w:rFonts w:ascii="Times New Roman" w:hAnsi="Times New Roman" w:cs="Times New Roman"/>
+        </w:rPr>
+      </w:pPr>
+    </w:p>
+    <w:p>
+      <w:pPr>
+        <w:contextualSpacing/>
+        <w:rPr>
+          <w:rFonts w:ascii="Times New Roman" w:hAnsi="Times New Roman" w:cs="Times New Roman"/>
+        </w:rPr>
+      </w:pPr>
+    </w:p>
+    <w:p>
+      <w:pPr>
+        <w:contextualSpacing/>
+        <w:rPr>
+          <w:rFonts w:ascii="Times New Roman" w:hAnsi="Times New Roman" w:cs="Times New Roman"/>
+        </w:rPr>
+      </w:pPr>
+    </w:p>
+    <w:p>
+      <w:pPr>
+        <w:contextualSpacing/>
+        <w:rPr>
+          <w:rFonts w:ascii="Times New Roman" w:hAnsi="Times New Roman" w:cs="Times New Roman"/>
+        </w:rPr>
+      </w:pPr>
+    </w:p>
+    <w:p>
+      <w:pPr>
+        <w:contextualSpacing/>
+        <w:rPr>
+          <w:rFonts w:ascii="Times New Roman" w:hAnsi="Times New Roman" w:cs="Times New Roman"/>
+        </w:rPr>
+      </w:pPr>
+    </w:p>
+    <w:p>
+      <w:pPr>
+        <w:contextualSpacing/>
+        <w:rPr>
+          <w:rFonts w:ascii="Times New Roman" w:hAnsi="Times New Roman" w:cs="Times New Roman"/>
+        </w:rPr>
+      </w:pPr>
+    </w:p>
+    <w:p>
+      <w:pPr>
+        <w:contextualSpacing/>
+        <w:rPr>
+          <w:rFonts w:ascii="Times New Roman" w:hAnsi="Times New Roman" w:cs="Times New Roman"/>
+          <w:b/>
+          <w:bCs/>
+          <w:sz w:val="32"/>
+          <w:szCs w:val="32"/>
+          <w:u w:val="single"/>
+        </w:rPr>
+      </w:pPr>
+      <w:r>
+        <w:rPr>
+          <w:rFonts w:ascii="Times New Roman" w:hAnsi="Times New Roman" w:cs="Times New Roman"/>
+          <w:b/>
+          <w:bCs/>
+          <w:sz w:val="32"/>
+          <w:szCs w:val="32"/>
+          <w:u w:val="single"/>
+        </w:rPr>
+        <w:lastRenderedPageBreak/>
+        <w:t>Section 5.2</w:t>
+      </w:r>
+    </w:p>
+    <w:p>
+      <w:pPr>
+        <w:contextualSpacing/>
+        <w:rPr>
+          <w:rFonts w:ascii="Times New Roman" w:hAnsi="Times New Roman" w:cs="Times New Roman"/>
+        </w:rPr>
+      </w:pPr>
+    </w:p>
+    <w:p>
+      <w:pPr>
+        <w:contextualSpacing/>
+        <w:rPr>
+          <w:rFonts w:ascii="Times New Roman" w:hAnsi="Times New Roman" w:cs="Times New Roman"/>
+          <w:b/>
+          <w:bCs/>
+        </w:rPr>
+      </w:pPr>
+      <w:r>
+        <w:rPr>
+          <w:rFonts w:ascii="Times New Roman" w:hAnsi="Times New Roman" w:cs="Times New Roman"/>
+          <w:b/>
+          <w:bCs/>
+        </w:rPr>
+        <w:t>3) Find an s-grammar for L(aaa*b + abb*a)</w:t>
+      </w:r>
+    </w:p>
+    <w:p>
+      <w:pPr>
+        <w:contextualSpacing/>
+        <w:rPr>
+          <w:rFonts w:ascii="Times New Roman" w:hAnsi="Times New Roman" w:cs="Times New Roman"/>
+        </w:rPr>
+      </w:pPr>
+    </w:p>
+    <w:p>
+      <w:pPr>
+        <w:contextualSpacing/>
+        <w:rPr>
+          <w:rFonts w:ascii="Times New Roman" w:hAnsi="Times New Roman" w:cs="Times New Roman"/>
+        </w:rPr>
+      </w:pPr>
+      <w:r>
+        <w:rPr>
+          <w:rFonts w:ascii="Times New Roman" w:hAnsi="Times New Roman" w:cs="Times New Roman"/>
+          <w:noProof/>
+        </w:rPr>
+        <w:drawing>
+          <wp:inline distT="0" distB="0" distL="0" distR="0" wp14:anchorId="0E2B84D9" wp14:editId="2419332B">
+            <wp:extent cx="3305175" cy="1551949"/>
+            <wp:effectExtent l="0" t="0" r="0" b="0"/>
+            <wp:docPr id="2048610552" name="Picture 4"/>
+            <wp:cNvGraphicFramePr>
+              <a:graphicFrameLocks xmlns:a="http://schemas.openxmlformats.org/drawingml/2006/main" noChangeAspect="1"/>
+            </wp:cNvGraphicFramePr>
+            <a:graphic xmlns:a="http://schemas.openxmlformats.org/drawingml/2006/main">
+              <a:graphicData uri="http://schemas.openxmlformats.org/drawingml/2006/picture">
+                <pic:pic xmlns:pic="http://schemas.openxmlformats.org/drawingml/2006/picture">
+                  <pic:nvPicPr>
+                    <pic:cNvPr id="0" name="Picture 4"/>
+                    <pic:cNvPicPr>
+                      <a:picLocks noChangeAspect="1" noChangeArrowheads="1"/>
+                    </pic:cNvPicPr>
+                  </pic:nvPicPr>
+                  <pic:blipFill>
+                    <a:blip r:embed="rId7" cstate="print">
+                      <a:extLst>
+                        <a:ext uri="{28A0092B-C50C-407E-A947-70E740481C1C}">
+                          <a14:useLocalDpi xmlns:a14="http://schemas.microsoft.com/office/drawing/2010/main" val="0"/>
+                        </a:ext>
+                      </a:extLst>
+                    </a:blip>
+                    <a:srcRect/>
+                    <a:stretch>
+                      <a:fillRect/>
+                    </a:stretch>
+                  </pic:blipFill>
+                  <pic:spPr bwMode="auto">
+                    <a:xfrm>
+                      <a:off x="0" y="0"/>
+                      <a:ext cx="3321386" cy="1559561"/>
+                    </a:xfrm>
+                    <a:prstGeom prst="rect">
+                      <a:avLst/>
+                    </a:prstGeom>
+                    <a:noFill/>
+                    <a:ln>
+                      <a:noFill/>
+                    </a:ln>
+                  </pic:spPr>
+                </pic:pic>
+              </a:graphicData>
+            </a:graphic>
+          </wp:inline>
+        </w:drawing>
+      </w:r>
+    </w:p>
+    <w:p>
+      <w:pPr>
+        <w:contextualSpacing/>
+        <w:rPr>
+          <w:rFonts w:ascii="Times New Roman" w:hAnsi="Times New Roman" w:cs="Times New Roman"/>
+        </w:rPr>
+      </w:pPr>
+    </w:p>
+    <w:p>
+      <w:pPr>
+        <w:contextualSpacing/>
+        <w:rPr>
+          <w:rFonts w:ascii="Times New Roman" w:hAnsi="Times New Roman" w:cs="Times New Roman"/>
+        </w:rPr>
+      </w:pPr>
+      <w:r>
+        <w:rPr>
+          <w:rFonts w:ascii="Times New Roman" w:hAnsi="Times New Roman" w:cs="Times New Roman"/>
+        </w:rPr>
+        <w:t>S -&gt; aT</w:t>
+      </w:r>
+    </w:p>
+    <w:p>
+      <w:pPr>
+        <w:contextualSpacing/>
+        <w:rPr>
+          <w:rFonts w:ascii="Times New Roman" w:hAnsi="Times New Roman" w:cs="Times New Roman"/>
+        </w:rPr>
+      </w:pPr>
+      <w:r>
+        <w:rPr>
+          <w:rFonts w:ascii="Times New Roman" w:hAnsi="Times New Roman" w:cs="Times New Roman"/>
+        </w:rPr>
+        <w:t>T -&gt; aU | bV</w:t>
+      </w:r>
+    </w:p>
+    <w:p>
+      <w:pPr>
+        <w:contextualSpacing/>
+        <w:rPr>
+          <w:rFonts w:ascii="Times New Roman" w:hAnsi="Times New Roman" w:cs="Times New Roman"/>
+        </w:rPr>
+      </w:pPr>
+      <w:r>
+        <w:rPr>
+          <w:rFonts w:ascii="Times New Roman" w:hAnsi="Times New Roman" w:cs="Times New Roman"/>
+        </w:rPr>
+        <w:t>U -&gt; aU | b</w:t>
+      </w:r>
+    </w:p>
+    <w:p>
+      <w:pPr>
+        <w:contextualSpacing/>
+        <w:rPr>
+          <w:rFonts w:ascii="Times New Roman" w:hAnsi="Times New Roman" w:cs="Times New Roman"/>
+        </w:rPr>
+      </w:pPr>
+      <w:r>
+        <w:rPr>
+          <w:rFonts w:ascii="Times New Roman" w:hAnsi="Times New Roman" w:cs="Times New Roman"/>
+        </w:rPr>
+        <w:t>V -&gt; bV | a</w:t>
+      </w:r>
+    </w:p>
+    <w:p>
+      <w:pPr>
+        <w:contextualSpacing/>
+        <w:rPr>
+          <w:rFonts w:ascii="Times New Roman" w:hAnsi="Times New Roman" w:cs="Times New Roman"/>
+        </w:rPr>
+      </w:pPr>
+    </w:p>
+    <w:p>
+      <w:pPr>
+        <w:contextualSpacing/>
+        <w:rPr>
+          <w:rFonts w:ascii="Times New Roman" w:hAnsi="Times New Roman" w:cs="Times New Roman"/>
+        </w:rPr>
+      </w:pPr>
+    </w:p>
+    <w:p>
+      <w:pPr>
+        <w:contextualSpacing/>
+        <w:rPr>
+          <w:rFonts w:ascii="Times New Roman" w:hAnsi="Times New Roman" w:cs="Times New Roman"/>
+          <w:b/>
+          <w:bCs/>
+        </w:rPr>
+      </w:pPr>
+      <w:r>
+        <w:rPr>
+          <w:rFonts w:ascii="Times New Roman" w:hAnsi="Times New Roman" w:cs="Times New Roman"/>
+          <w:b/>
+          <w:bCs/>
+        </w:rPr>
+        <w:t>5) Find an s-grammar for L = { a</w:t>
+      </w:r>
+      <w:r>
+        <w:rPr>
+          <w:rFonts w:ascii="Times New Roman" w:hAnsi="Times New Roman" w:cs="Times New Roman"/>
+          <w:b/>
+          <w:bCs/>
+          <w:vertAlign w:val="superscript"/>
+        </w:rPr>
+        <w:t>n</w:t>
+      </w:r>
+      <w:r>
+        <w:rPr>
+          <w:rFonts w:ascii="Times New Roman" w:hAnsi="Times New Roman" w:cs="Times New Roman"/>
+          <w:b/>
+          <w:bCs/>
+        </w:rPr>
+        <w:t>b</w:t>
+      </w:r>
+      <w:r>
+        <w:rPr>
+          <w:rFonts w:ascii="Times New Roman" w:hAnsi="Times New Roman" w:cs="Times New Roman"/>
+          <w:b/>
+          <w:bCs/>
+          <w:vertAlign w:val="superscript"/>
+        </w:rPr>
+        <w:t>2n</w:t>
+      </w:r>
+      <w:r>
+        <w:rPr>
+          <w:rFonts w:ascii="Times New Roman" w:hAnsi="Times New Roman" w:cs="Times New Roman"/>
+          <w:b/>
+          <w:bCs/>
+        </w:rPr>
+        <w:t xml:space="preserve"> : n ≥ 2 }</w:t>
+      </w:r>
+    </w:p>
+    <w:p>
+      <w:pPr>
+        <w:contextualSpacing/>
+        <w:rPr>
+          <w:rFonts w:ascii="Times New Roman" w:hAnsi="Times New Roman" w:cs="Times New Roman"/>
+        </w:rPr>
+      </w:pPr>
+    </w:p>
+    <w:p>
+      <w:pPr>
+        <w:contextualSpacing/>
+        <w:rPr>
+          <w:rFonts w:ascii="Times New Roman" w:hAnsi="Times New Roman" w:cs="Times New Roman"/>
+        </w:rPr>
+      </w:pPr>
+      <w:r>
+        <w:rPr>
+          <w:rFonts w:ascii="Times New Roman" w:hAnsi="Times New Roman" w:cs="Times New Roman"/>
+        </w:rPr>
+        <w:t>S -&gt; aT</w:t>
+      </w:r>
+    </w:p>
+    <w:p>
+      <w:pPr>
+        <w:contextualSpacing/>
+        <w:rPr>
+          <w:rFonts w:ascii="Times New Roman" w:hAnsi="Times New Roman" w:cs="Times New Roman"/>
+        </w:rPr>
+      </w:pPr>
+      <w:r>
+        <w:rPr>
+          <w:rFonts w:ascii="Times New Roman" w:hAnsi="Times New Roman" w:cs="Times New Roman"/>
+        </w:rPr>
+        <w:t>T -&gt; aU</w:t>
+      </w:r>
+    </w:p>
+    <w:p>
+      <w:pPr>
+        <w:contextualSpacing/>
+        <w:rPr>
+          <w:rFonts w:ascii="Times New Roman" w:hAnsi="Times New Roman" w:cs="Times New Roman"/>
+        </w:rPr>
+      </w:pPr>
+      <w:r>
+        <w:rPr>
+          <w:rFonts w:ascii="Times New Roman" w:hAnsi="Times New Roman" w:cs="Times New Roman"/>
+        </w:rPr>
+        <w:t>U -&gt; aU | | bV</w:t>
+      </w:r>
+    </w:p>
+    <w:p>
+      <w:pPr>
+        <w:contextualSpacing/>
+        <w:rPr>
+          <w:rFonts w:ascii="Times New Roman" w:hAnsi="Times New Roman" w:cs="Times New Roman"/>
+        </w:rPr>
+      </w:pPr>
+      <w:r>
+        <w:rPr>
+          <w:rFonts w:ascii="Times New Roman" w:hAnsi="Times New Roman" w:cs="Times New Roman"/>
+        </w:rPr>
+        <w:t>V -&gt; bW</w:t>
+      </w:r>
+    </w:p>
+    <w:p>
+      <w:pPr>
+        <w:contextualSpacing/>
+        <w:rPr>
+          <w:rFonts w:ascii="Times New Roman" w:hAnsi="Times New Roman" w:cs="Times New Roman"/>
+        </w:rPr>
+      </w:pPr>
+      <w:r>
+        <w:rPr>
+          <w:rFonts w:ascii="Times New Roman" w:hAnsi="Times New Roman" w:cs="Times New Roman"/>
+        </w:rPr>
+        <w:t>W -&gt; bX</w:t>
+      </w:r>
+    </w:p>
+    <w:p>
+      <w:pPr>
+        <w:contextualSpacing/>
+        <w:rPr>
+          <w:rFonts w:ascii="Times New Roman" w:hAnsi="Times New Roman" w:cs="Times New Roman"/>
+        </w:rPr>
+      </w:pPr>
+      <w:r>
+        <w:rPr>
+          <w:rFonts w:ascii="Times New Roman" w:hAnsi="Times New Roman" w:cs="Times New Roman"/>
+        </w:rPr>
+        <w:t>X -&gt; bY</w:t>
+      </w:r>
+    </w:p>
+    <w:p>
+      <w:pPr>
+        <w:contextualSpacing/>
+        <w:rPr>
+          <w:rFonts w:ascii="Times New Roman" w:hAnsi="Times New Roman" w:cs="Times New Roman"/>
+        </w:rPr>
+      </w:pPr>
+      <w:r>
+        <w:rPr>
+          <w:rFonts w:ascii="Times New Roman" w:hAnsi="Times New Roman" w:cs="Times New Roman"/>
+        </w:rPr>
+        <w:t>Y -&gt; bY | λ</w:t>
+      </w:r>
+    </w:p>
+    <w:p>
+      <w:pPr>
+        <w:contextualSpacing/>
+        <w:rPr>
+          <w:rFonts w:ascii="Times New Roman" w:hAnsi="Times New Roman" w:cs="Times New Roman"/>
+        </w:rPr>
+      </w:pPr>
+    </w:p>
+    <w:p>
+      <w:pPr>
+        <w:contextualSpacing/>
+        <w:rPr>
+          <w:rFonts w:ascii="Times New Roman" w:hAnsi="Times New Roman" w:cs="Times New Roman"/>
+        </w:rPr>
+      </w:pPr>
+    </w:p>
+    <w:p>
+      <w:pPr>
+        <w:contextualSpacing/>
+        <w:rPr>
+          <w:rFonts w:ascii="Times New Roman" w:hAnsi="Times New Roman" w:cs="Times New Roman"/>
+          <w:b/>
+          <w:bCs/>
+        </w:rPr>
+      </w:pPr>
+      <w:r>
+        <w:rPr>
+          <w:rFonts w:ascii="Times New Roman" w:hAnsi="Times New Roman" w:cs="Times New Roman"/>
+          <w:b/>
+          <w:bCs/>
+        </w:rPr>
+        <w:t>8) Show that the grammar is ambiguous:</w:t>
+      </w:r>
+    </w:p>
+    <w:p>
+      <w:pPr>
+        <w:contextualSpacing/>
+        <w:rPr>
+          <w:rFonts w:ascii="Times New Roman" w:hAnsi="Times New Roman" w:cs="Times New Roman"/>
+          <w:b/>
+          <w:bCs/>
+        </w:rPr>
+      </w:pPr>
+      <w:r>
+        <w:rPr>
+          <w:rFonts w:ascii="Times New Roman" w:hAnsi="Times New Roman" w:cs="Times New Roman"/>
+          <w:b/>
+          <w:bCs/>
+        </w:rPr>
+        <w:tab/>
+        <w:t>S -&gt; AB | aaaB</w:t>
+      </w:r>
+    </w:p>
+    <w:p>
+      <w:pPr>
+        <w:contextualSpacing/>
+        <w:rPr>
+          <w:rFonts w:ascii="Times New Roman" w:hAnsi="Times New Roman" w:cs="Times New Roman"/>
+          <w:b/>
+          <w:bCs/>
+        </w:rPr>
+      </w:pPr>
+      <w:r>
+        <w:rPr>
+          <w:rFonts w:ascii="Times New Roman" w:hAnsi="Times New Roman" w:cs="Times New Roman"/>
+          <w:b/>
+          <w:bCs/>
+        </w:rPr>
+        <w:tab/>
+        <w:t>A -&gt; a | Aa</w:t>
+      </w:r>
+    </w:p>
+    <w:p>
+      <w:pPr>
+        <w:contextualSpacing/>
+        <w:rPr>
+          <w:rFonts w:ascii="Times New Roman" w:hAnsi="Times New Roman" w:cs="Times New Roman"/>
+          <w:b/>
+          <w:bCs/>
+        </w:rPr>
+      </w:pPr>
+      <w:r>
+        <w:rPr>
+          <w:rFonts w:ascii="Times New Roman" w:hAnsi="Times New Roman" w:cs="Times New Roman"/>
+          <w:b/>
+          <w:bCs/>
+        </w:rPr>
+        <w:tab/>
+        <w:t>B -&gt; b</w:t>
+      </w:r>
+    </w:p>
+    <w:p>
+      <w:pPr>
+        <w:contextualSpacing/>
+        <w:rPr>
+          <w:rFonts w:ascii="Times New Roman" w:hAnsi="Times New Roman" w:cs="Times New Roman"/>
+        </w:rPr>
+      </w:pPr>
+    </w:p>
+    <w:p>
+      <w:pPr>
+        <w:contextualSpacing/>
+        <w:rPr>
+          <w:rFonts w:ascii="Times New Roman" w:hAnsi="Times New Roman" w:cs="Times New Roman"/>
+        </w:rPr>
+      </w:pPr>
+    </w:p>
+    <w:p>
+      <w:pPr>
+        <w:contextualSpacing/>
+        <w:rPr>
+          <w:rFonts w:ascii="Times New Roman" w:hAnsi="Times New Roman" w:cs="Times New Roman"/>
+        </w:rPr>
+      </w:pPr>
+      <w:r>
+        <w:rPr>
+          <w:rFonts w:ascii="Times New Roman" w:hAnsi="Times New Roman" w:cs="Times New Roman"/>
+        </w:rPr>
+        <w:t>Using string aaab to show ambiguity:</w:t>
+      </w:r>
+    </w:p>
+    <w:p>
+      <w:pPr>
+        <w:contextualSpacing/>
+        <w:rPr>
+          <w:rFonts w:ascii="Times New Roman" w:hAnsi="Times New Roman" w:cs="Times New Roman"/>
+        </w:rPr>
+      </w:pPr>
+    </w:p>
+    <w:p>
+      <w:pPr>
+        <w:contextualSpacing/>
+        <w:rPr>
+          <w:rFonts w:ascii="Times New Roman" w:hAnsi="Times New Roman" w:cs="Times New Roman"/>
+        </w:rPr>
+      </w:pPr>
+      <w:r>
+        <w:rPr>
+          <w:rFonts w:ascii="Times New Roman" w:hAnsi="Times New Roman" w:cs="Times New Roman"/>
+        </w:rPr>
+        <w:t>First derivation tree (parsed):</w:t>
+      </w:r>
+    </w:p>
+    <w:p>
+      <w:pPr>
+        <w:contextualSpacing/>
+        <w:rPr>
+          <w:rFonts w:ascii="Times New Roman" w:hAnsi="Times New Roman" w:cs="Times New Roman"/>
+        </w:rPr>
+      </w:pPr>
+      <w:r>
+        <w:rPr>
+          <w:rFonts w:ascii="Times New Roman" w:hAnsi="Times New Roman" w:cs="Times New Roman"/>
+        </w:rPr>
+        <w:t>S -&gt; aaaB -&gt; aaab</w:t>
+      </w:r>
+    </w:p>
+    <w:p>
+      <w:pPr>
+        <w:contextualSpacing/>
+        <w:rPr>
+          <w:rFonts w:ascii="Times New Roman" w:hAnsi="Times New Roman" w:cs="Times New Roman"/>
+        </w:rPr>
+      </w:pPr>
+    </w:p>
+    <w:p>
+      <w:pPr>
+        <w:contextualSpacing/>
+        <w:rPr>
+          <w:rFonts w:ascii="Times New Roman" w:hAnsi="Times New Roman" w:cs="Times New Roman"/>
+        </w:rPr>
+      </w:pPr>
+      <w:r>
+        <w:rPr>
+          <w:rFonts w:ascii="Times New Roman" w:hAnsi="Times New Roman" w:cs="Times New Roman"/>
+        </w:rPr>
+        <w:t>Second derivation tree (parsed):</w:t>
+      </w:r>
+    </w:p>
+    <w:p>
+      <w:pPr>
+        <w:contextualSpacing/>
+        <w:rPr>
+          <w:rFonts w:ascii="Times New Roman" w:hAnsi="Times New Roman" w:cs="Times New Roman"/>
+        </w:rPr>
+      </w:pPr>
+      <w:r>
+        <w:rPr>
+          <w:rFonts w:ascii="Times New Roman" w:hAnsi="Times New Roman" w:cs="Times New Roman"/>
+        </w:rPr>
+        <w:t>S -&gt; AB -&gt; AaB -&gt; AaaB -&gt; aaaB -&gt; aaab</w:t>
+      </w:r>
+    </w:p>
+    <w:p>
+      <w:pPr>
+        <w:contextualSpacing/>
+        <w:rPr>
+          <w:rFonts w:ascii="Times New Roman" w:hAnsi="Times New Roman" w:cs="Times New Roman"/>
+        </w:rPr>
+      </w:pPr>
+    </w:p>
+    <w:p>
+      <w:pPr>
+        <w:contextualSpacing/>
+        <w:rPr>
+          <w:rFonts w:ascii="Times New Roman" w:hAnsi="Times New Roman" w:cs="Times New Roman"/>
+        </w:rPr>
+      </w:pPr>
+      <w:r>
+        <w:rPr>
+          <w:rFonts w:ascii="Times New Roman" w:hAnsi="Times New Roman" w:cs="Times New Roman"/>
+        </w:rPr>
+        <w:t>Since there are two ways to parse the same string, this grammar is ambiguous.</w:t>
+      </w:r>
+    </w:p>
+    <w:p>
+      <w:pPr>
+        <w:contextualSpacing/>
+        <w:rPr>
+          <w:rFonts w:ascii="Times New Roman" w:hAnsi="Times New Roman" w:cs="Times New Roman"/>
+          <w:b/>
+          <w:bCs/>
+        </w:rPr>
+      </w:pPr>
+      <w:r>
+        <w:rPr>
+          <w:rFonts w:ascii="Times New Roman" w:hAnsi="Times New Roman" w:cs="Times New Roman"/>
+          <w:b/>
+          <w:bCs/>
+        </w:rPr>
+        <w:lastRenderedPageBreak/>
+        <w:t>9) Construct an unambiguous grammar equivalent to the grammar is Exercise 8.</w:t>
+      </w:r>
+    </w:p>
+    <w:p>
+      <w:pPr>
+        <w:contextualSpacing/>
+        <w:rPr>
+          <w:rFonts w:ascii="Times New Roman" w:hAnsi="Times New Roman" w:cs="Times New Roman"/>
+        </w:rPr>
+      </w:pPr>
+    </w:p>
+    <w:p>
+      <w:pPr>
+        <w:contextualSpacing/>
+        <w:rPr>
+          <w:rFonts w:ascii="Times New Roman" w:hAnsi="Times New Roman" w:cs="Times New Roman"/>
+        </w:rPr>
+      </w:pPr>
+      <w:r>
+        <w:rPr>
+          <w:rFonts w:ascii="Times New Roman" w:hAnsi="Times New Roman" w:cs="Times New Roman"/>
+        </w:rPr>
+        <w:t>S -&gt; AB</w:t>
+      </w:r>
+    </w:p>
+    <w:p>
+      <w:pPr>
+        <w:contextualSpacing/>
+        <w:rPr>
+          <w:rFonts w:ascii="Times New Roman" w:hAnsi="Times New Roman" w:cs="Times New Roman"/>
+        </w:rPr>
+      </w:pPr>
+      <w:r>
+        <w:rPr>
+          <w:rFonts w:ascii="Times New Roman" w:hAnsi="Times New Roman" w:cs="Times New Roman"/>
+        </w:rPr>
+        <w:t>A -&gt; Aa | a</w:t>
+      </w:r>
+    </w:p>
+    <w:p>
+      <w:pPr>
+        <w:contextualSpacing/>
+        <w:rPr>
+          <w:rFonts w:ascii="Times New Roman" w:hAnsi="Times New Roman" w:cs="Times New Roman"/>
+        </w:rPr>
+      </w:pPr>
+      <w:r>
+        <w:rPr>
+          <w:rFonts w:ascii="Times New Roman" w:hAnsi="Times New Roman" w:cs="Times New Roman"/>
+        </w:rPr>
+        <w:t>B -&gt; b</w:t>
+      </w:r>
+    </w:p>
+    <w:p>
+      <w:pPr>
+        <w:contextualSpacing/>
+        <w:rPr>
+          <w:rFonts w:ascii="Times New Roman" w:hAnsi="Times New Roman" w:cs="Times New Roman"/>
+        </w:rPr>
+      </w:pPr>
+    </w:p>
+    <w:p>
+      <w:pPr>
+        <w:contextualSpacing/>
+        <w:rPr>
+          <w:rFonts w:ascii="Times New Roman" w:hAnsi="Times New Roman" w:cs="Times New Roman"/>
+        </w:rPr>
+      </w:pPr>
+    </w:p>
+    <w:p>
+      <w:pPr>
+        <w:contextualSpacing/>
+        <w:rPr>
+          <w:rFonts w:ascii="Times New Roman" w:hAnsi="Times New Roman" w:cs="Times New Roman"/>
+          <w:b/>
+          <w:bCs/>
+        </w:rPr>
+      </w:pPr>
+      <w:r>
+        <w:rPr>
+          <w:rFonts w:ascii="Times New Roman" w:hAnsi="Times New Roman" w:cs="Times New Roman"/>
+          <w:b/>
+          <w:bCs/>
+        </w:rPr>
+        <w:t>17) Show the following grammar is ambiguous:</w:t>
+      </w:r>
+      <w:r>
+        <w:rPr>
+          <w:rFonts w:ascii="Times New Roman" w:hAnsi="Times New Roman" w:cs="Times New Roman"/>
+          <w:b/>
+          <w:bCs/>
+        </w:rPr>
+        <w:t xml:space="preserve"> S -&gt; aSbS | bSaS | λ</w:t>
+      </w:r>
+    </w:p>
+    <w:p>
+      <w:pPr>
+        <w:contextualSpacing/>
+        <w:rPr>
+          <w:rFonts w:ascii="Times New Roman" w:hAnsi="Times New Roman" w:cs="Times New Roman"/>
+        </w:rPr>
+      </w:pPr>
+    </w:p>
+    <w:p>
+      <w:pPr>
+        <w:contextualSpacing/>
+        <w:rPr>
+          <w:rFonts w:ascii="Times New Roman" w:hAnsi="Times New Roman" w:cs="Times New Roman"/>
+        </w:rPr>
+      </w:pPr>
+      <w:r>
+        <w:rPr>
+          <w:rFonts w:ascii="Times New Roman" w:hAnsi="Times New Roman" w:cs="Times New Roman"/>
+        </w:rPr>
+        <w:t>Using string ababab to show ambiguity:</w:t>
+      </w:r>
+    </w:p>
+    <w:p>
+      <w:pPr>
+        <w:contextualSpacing/>
+        <w:rPr>
+          <w:rFonts w:ascii="Times New Roman" w:hAnsi="Times New Roman" w:cs="Times New Roman"/>
+        </w:rPr>
+      </w:pPr>
+    </w:p>
+    <w:p>
+      <w:pPr>
+        <w:contextualSpacing/>
+        <w:rPr>
+          <w:rFonts w:ascii="Times New Roman" w:hAnsi="Times New Roman" w:cs="Times New Roman"/>
+        </w:rPr>
+      </w:pPr>
+      <w:r>
+        <w:rPr>
+          <w:rFonts w:ascii="Times New Roman" w:hAnsi="Times New Roman" w:cs="Times New Roman"/>
+        </w:rPr>
+        <w:t>S -&gt; aSbS -&gt; a(bSaS)bS -&gt; abλaλbS -&gt; abab(aSbS) -&gt; abababλbλ -&gt; ababab</w:t>
+      </w:r>
+    </w:p>
+    <w:p>
+      <w:pPr>
+        <w:contextualSpacing/>
+        <w:rPr>
+          <w:rFonts w:ascii="Times New Roman" w:hAnsi="Times New Roman" w:cs="Times New Roman"/>
+        </w:rPr>
+      </w:pPr>
+    </w:p>
+    <w:p>
+      <w:pPr>
+        <w:contextualSpacing/>
+        <w:rPr>
+          <w:rFonts w:ascii="Times New Roman" w:hAnsi="Times New Roman" w:cs="Times New Roman"/>
+        </w:rPr>
+      </w:pPr>
+      <w:r>
+        <w:rPr>
+          <w:rFonts w:ascii="Times New Roman" w:hAnsi="Times New Roman" w:cs="Times New Roman"/>
+        </w:rPr>
+        <w:t xml:space="preserve">S -&gt; aSbS -&gt; </w:t>
+      </w:r>
+      <w:r>
+        <w:rPr>
+          <w:rFonts w:ascii="Times New Roman" w:hAnsi="Times New Roman" w:cs="Times New Roman"/>
+        </w:rPr>
+        <w:t xml:space="preserve">aλbs -&gt; ab(aSbS) -&gt; abaλbS </w:t>
+      </w:r>
+      <w:r>
+        <w:rPr>
+          <w:rFonts w:ascii="Times New Roman" w:hAnsi="Times New Roman" w:cs="Times New Roman"/>
+        </w:rPr>
+        <w:t>-&gt; abab(aSbS) -&gt; abababλbλ -&gt; ababab</w:t>
+      </w:r>
+    </w:p>
+    <w:p>
+      <w:pPr>
+        <w:contextualSpacing/>
+        <w:rPr>
+          <w:rFonts w:ascii="Times New Roman" w:hAnsi="Times New Roman" w:cs="Times New Roman"/>
+        </w:rPr>
+      </w:pPr>
+    </w:p>
+    <w:p>
+      <w:pPr>
+        <w:contextualSpacing/>
+        <w:rPr>
+          <w:rFonts w:ascii="Times New Roman" w:hAnsi="Times New Roman" w:cs="Times New Roman"/>
+        </w:rPr>
+      </w:pPr>
+      <w:r>
+        <w:rPr>
+          <w:rFonts w:ascii="Times New Roman" w:hAnsi="Times New Roman" w:cs="Times New Roman"/>
+        </w:rPr>
+        <w:t>Since there are two ways to reach the same string, this is ambiguous grammar.</w:t>
+      </w:r>
+    </w:p>
+    <w:p>
+      <w:pPr>
+        <w:contextualSpacing/>
+        <w:rPr>
+          <w:rFonts w:ascii="Times New Roman" w:hAnsi="Times New Roman" w:cs="Times New Roman"/>
+        </w:rPr>
+      </w:pPr>
+    </w:p>
+    <w:p>
+      <w:pPr>
+        <w:contextualSpacing/>
+        <w:rPr>
+          <w:rFonts w:ascii="Times New Roman" w:hAnsi="Times New Roman" w:cs="Times New Roman"/>
+        </w:rPr>
+      </w:pPr>
+    </w:p>
+    <w:p>
+      <w:pPr>
+        <w:contextualSpacing/>
+        <w:rPr>
+          <w:rFonts w:ascii="Times New Roman" w:hAnsi="Times New Roman" w:cs="Times New Roman"/>
+          <w:b/>
+          <w:bCs/>
+        </w:rPr>
+      </w:pPr>
+      <w:r>
+        <w:rPr>
+          <w:rFonts w:ascii="Times New Roman" w:hAnsi="Times New Roman" w:cs="Times New Roman"/>
+          <w:b/>
+          <w:bCs/>
+        </w:rPr>
+        <w:t>21) Use the exhaustive search parsing method to parse the string abbbbbb with the grammar in Example 5.5.  In general, how many rounds will be needed to parse any string w in this language?</w:t>
+      </w:r>
+    </w:p>
+    <w:p>
+      <w:pPr>
+        <w:contextualSpacing/>
+        <w:rPr>
+          <w:rFonts w:ascii="Times New Roman" w:hAnsi="Times New Roman" w:cs="Times New Roman"/>
+          <w:b/>
+          <w:bCs/>
+        </w:rPr>
+      </w:pPr>
+      <w:r>
+        <w:rPr>
+          <w:rFonts w:ascii="Times New Roman" w:hAnsi="Times New Roman" w:cs="Times New Roman"/>
+          <w:b/>
+          <w:bCs/>
+        </w:rPr>
+        <w:tab/>
+        <w:t>S -&gt; aAB</w:t>
+      </w:r>
+    </w:p>
+    <w:p>
+      <w:pPr>
+        <w:contextualSpacing/>
+        <w:rPr>
+          <w:rFonts w:ascii="Times New Roman" w:hAnsi="Times New Roman" w:cs="Times New Roman"/>
+          <w:b/>
+          <w:bCs/>
+        </w:rPr>
+      </w:pPr>
+      <w:r>
+        <w:rPr>
+          <w:rFonts w:ascii="Times New Roman" w:hAnsi="Times New Roman" w:cs="Times New Roman"/>
+          <w:b/>
+          <w:bCs/>
+        </w:rPr>
+        <w:tab/>
+        <w:t>A -&gt; bBb</w:t>
+      </w:r>
+    </w:p>
+    <w:p>
+      <w:pPr>
+        <w:contextualSpacing/>
+        <w:rPr>
+          <w:rFonts w:ascii="Times New Roman" w:hAnsi="Times New Roman" w:cs="Times New Roman"/>
+          <w:b/>
+          <w:bCs/>
+        </w:rPr>
+      </w:pPr>
+      <w:r>
+        <w:rPr>
+          <w:rFonts w:ascii="Times New Roman" w:hAnsi="Times New Roman" w:cs="Times New Roman"/>
+          <w:b/>
+          <w:bCs/>
+        </w:rPr>
+        <w:tab/>
+        <w:t>B -&gt; A | λ</w:t>
+      </w:r>
+    </w:p>
+    <w:p>
+      <w:pPr>
+        <w:contextualSpacing/>
+        <w:rPr>
+          <w:rFonts w:ascii="Times New Roman" w:hAnsi="Times New Roman" w:cs="Times New Roman"/>
+        </w:rPr>
+      </w:pPr>
+    </w:p>
+    <w:p>
+      <w:pPr>
+        <w:contextualSpacing/>
+        <w:rPr>
+          <w:rFonts w:ascii="Times New Roman" w:hAnsi="Times New Roman" w:cs="Times New Roman"/>
+        </w:rPr>
+      </w:pPr>
+      <w:r>
+        <w:rPr>
+          <w:rFonts w:ascii="Times New Roman" w:hAnsi="Times New Roman" w:cs="Times New Roman"/>
+        </w:rPr>
+        <w:t>Round 1:</w:t>
+      </w:r>
+    </w:p>
+    <w:p>
+      <w:pPr>
+        <w:contextualSpacing/>
+        <w:rPr>
+          <w:rFonts w:ascii="Times New Roman" w:hAnsi="Times New Roman" w:cs="Times New Roman"/>
+        </w:rPr>
+      </w:pPr>
+      <w:r>
+        <w:rPr>
+          <w:rFonts w:ascii="Times New Roman" w:hAnsi="Times New Roman" w:cs="Times New Roman"/>
+        </w:rPr>
+        <w:t>S =&gt; aAB =&gt; a</w:t>
+      </w:r>
+      <w:r>
+        <w:rPr>
+          <w:rFonts w:ascii="Times New Roman" w:hAnsi="Times New Roman" w:cs="Times New Roman"/>
+        </w:rPr>
+        <w:t>(</w:t>
+      </w:r>
+      <w:r>
+        <w:rPr>
+          <w:rFonts w:ascii="Times New Roman" w:hAnsi="Times New Roman" w:cs="Times New Roman"/>
+        </w:rPr>
+        <w:t>bBb</w:t>
+      </w:r>
+      <w:r>
+        <w:rPr>
+          <w:rFonts w:ascii="Times New Roman" w:hAnsi="Times New Roman" w:cs="Times New Roman"/>
+        </w:rPr>
+        <w:t>)</w:t>
+      </w:r>
+      <w:r>
+        <w:rPr>
+          <w:rFonts w:ascii="Times New Roman" w:hAnsi="Times New Roman" w:cs="Times New Roman"/>
+        </w:rPr>
+        <w:t>B</w:t>
+      </w:r>
+    </w:p>
+    <w:p>
+      <w:pPr>
+        <w:contextualSpacing/>
+        <w:rPr>
+          <w:rFonts w:ascii="Times New Roman" w:hAnsi="Times New Roman" w:cs="Times New Roman"/>
+        </w:rPr>
+      </w:pPr>
+      <w:r>
+        <w:rPr>
+          <w:rFonts w:ascii="Times New Roman" w:hAnsi="Times New Roman" w:cs="Times New Roman"/>
+        </w:rPr>
+        <w:t>S =&gt; aAB =&gt; aA</w:t>
+      </w:r>
+      <w:r>
+        <w:rPr>
+          <w:rFonts w:ascii="Times New Roman" w:hAnsi="Times New Roman" w:cs="Times New Roman"/>
+        </w:rPr>
+        <w:t>(</w:t>
+      </w:r>
+      <w:r>
+        <w:rPr>
+          <w:rFonts w:ascii="Times New Roman" w:hAnsi="Times New Roman" w:cs="Times New Roman"/>
+        </w:rPr>
+        <w:t>A</w:t>
+      </w:r>
+      <w:r>
+        <w:rPr>
+          <w:rFonts w:ascii="Times New Roman" w:hAnsi="Times New Roman" w:cs="Times New Roman"/>
+        </w:rPr>
+        <w:t>)</w:t>
+      </w:r>
+    </w:p>
+    <w:p>
+      <w:pPr>
+        <w:contextualSpacing/>
+        <w:rPr>
+          <w:rFonts w:ascii="Times New Roman" w:hAnsi="Times New Roman" w:cs="Times New Roman"/>
+        </w:rPr>
+      </w:pPr>
+      <w:r>
+        <w:rPr>
+          <w:rFonts w:ascii="Times New Roman" w:hAnsi="Times New Roman" w:cs="Times New Roman"/>
+        </w:rPr>
+        <w:t>S =&gt; aAB =&gt; aA</w:t>
+      </w:r>
+      <w:r>
+        <w:rPr>
+          <w:rFonts w:ascii="Times New Roman" w:hAnsi="Times New Roman" w:cs="Times New Roman"/>
+        </w:rPr>
+        <w:t>(</w:t>
+      </w:r>
+      <w:r>
+        <w:rPr>
+          <w:rFonts w:ascii="Times New Roman" w:hAnsi="Times New Roman" w:cs="Times New Roman"/>
+        </w:rPr>
+        <w:t>λ</w:t>
+      </w:r>
+      <w:r>
+        <w:rPr>
+          <w:rFonts w:ascii="Times New Roman" w:hAnsi="Times New Roman" w:cs="Times New Roman"/>
+        </w:rPr>
+        <w:t>)</w:t>
+      </w:r>
+    </w:p>
+    <w:p>
+      <w:pPr>
+        <w:contextualSpacing/>
+        <w:rPr>
+          <w:rFonts w:ascii="Times New Roman" w:hAnsi="Times New Roman" w:cs="Times New Roman"/>
+        </w:rPr>
+      </w:pPr>
+    </w:p>
+    <w:p>
+      <w:pPr>
+        <w:contextualSpacing/>
+        <w:rPr>
+          <w:rFonts w:ascii="Times New Roman" w:hAnsi="Times New Roman" w:cs="Times New Roman"/>
+        </w:rPr>
+      </w:pPr>
+      <w:r>
+        <w:rPr>
+          <w:rFonts w:ascii="Times New Roman" w:hAnsi="Times New Roman" w:cs="Times New Roman"/>
+        </w:rPr>
+        <w:t>Round 2:</w:t>
+      </w:r>
+    </w:p>
+    <w:p>
+      <w:pPr>
+        <w:contextualSpacing/>
+        <w:rPr>
+          <w:rFonts w:ascii="Times New Roman" w:hAnsi="Times New Roman" w:cs="Times New Roman"/>
+        </w:rPr>
+      </w:pPr>
+      <w:r>
+        <w:rPr>
+          <w:rFonts w:ascii="Times New Roman" w:hAnsi="Times New Roman" w:cs="Times New Roman"/>
+        </w:rPr>
+        <w:t>S =&gt; aAB =&gt; abBbB</w:t>
+      </w:r>
+      <w:r>
+        <w:rPr>
+          <w:rFonts w:ascii="Times New Roman" w:hAnsi="Times New Roman" w:cs="Times New Roman"/>
+        </w:rPr>
+        <w:t xml:space="preserve"> =&gt; ab(A)bB</w:t>
+      </w:r>
+    </w:p>
+    <w:p>
+      <w:pPr>
+        <w:contextualSpacing/>
+        <w:rPr>
+          <w:rFonts w:ascii="Times New Roman" w:hAnsi="Times New Roman" w:cs="Times New Roman"/>
+        </w:rPr>
+      </w:pPr>
+      <w:r>
+        <w:rPr>
+          <w:rFonts w:ascii="Times New Roman" w:hAnsi="Times New Roman" w:cs="Times New Roman"/>
+        </w:rPr>
+        <w:t>S =&gt; aAB =&gt; abBbB =&gt; ab(</w:t>
+      </w:r>
+      <w:r>
+        <w:rPr>
+          <w:rFonts w:ascii="Times New Roman" w:hAnsi="Times New Roman" w:cs="Times New Roman"/>
+        </w:rPr>
+        <w:t>λ</w:t>
+      </w:r>
+      <w:r>
+        <w:rPr>
+          <w:rFonts w:ascii="Times New Roman" w:hAnsi="Times New Roman" w:cs="Times New Roman"/>
+        </w:rPr>
+        <w:t>)bB</w:t>
+      </w:r>
+    </w:p>
+    <w:p>
+      <w:pPr>
+        <w:contextualSpacing/>
+        <w:rPr>
+          <w:rFonts w:ascii="Times New Roman" w:hAnsi="Times New Roman" w:cs="Times New Roman"/>
+        </w:rPr>
+      </w:pPr>
+      <w:r>
+        <w:rPr>
+          <w:rFonts w:ascii="Times New Roman" w:hAnsi="Times New Roman" w:cs="Times New Roman"/>
+        </w:rPr>
+        <w:t>S =&gt; aAB =&gt; aAA</w:t>
+      </w:r>
+      <w:r>
+        <w:rPr>
+          <w:rFonts w:ascii="Times New Roman" w:hAnsi="Times New Roman" w:cs="Times New Roman"/>
+        </w:rPr>
+        <w:t xml:space="preserve"> =&gt; a(bBb)A</w:t>
+      </w:r>
+    </w:p>
+    <w:p>
+      <w:pPr>
+        <w:contextualSpacing/>
+        <w:rPr>
+          <w:rFonts w:ascii="Times New Roman" w:hAnsi="Times New Roman" w:cs="Times New Roman"/>
+        </w:rPr>
+      </w:pPr>
+      <w:r>
+        <w:rPr>
+          <w:rFonts w:ascii="Times New Roman" w:hAnsi="Times New Roman" w:cs="Times New Roman"/>
+        </w:rPr>
+        <w:t>S =&gt; aAB =&gt; aAλ</w:t>
+      </w:r>
+      <w:r>
+        <w:rPr>
+          <w:rFonts w:ascii="Times New Roman" w:hAnsi="Times New Roman" w:cs="Times New Roman"/>
+        </w:rPr>
+        <w:t xml:space="preserve"> =&gt; a(abBbB)</w:t>
+      </w:r>
+    </w:p>
+    <w:p>
+      <w:pPr>
+        <w:contextualSpacing/>
+        <w:rPr>
+          <w:rFonts w:ascii="Times New Roman" w:hAnsi="Times New Roman" w:cs="Times New Roman"/>
+        </w:rPr>
+      </w:pPr>
+    </w:p>
+    <w:p>
+      <w:pPr>
+        <w:contextualSpacing/>
+        <w:rPr>
+          <w:rFonts w:ascii="Times New Roman" w:hAnsi="Times New Roman" w:cs="Times New Roman"/>
+        </w:rPr>
+      </w:pPr>
+      <w:r>
+        <w:rPr>
+          <w:rFonts w:ascii="Times New Roman" w:hAnsi="Times New Roman" w:cs="Times New Roman"/>
+        </w:rPr>
+        <w:t>Round 3:</w:t>
+      </w:r>
+    </w:p>
+    <w:p>
+      <w:pPr>
+        <w:contextualSpacing/>
+        <w:rPr>
+          <w:rFonts w:ascii="Times New Roman" w:hAnsi="Times New Roman" w:cs="Times New Roman"/>
+        </w:rPr>
+      </w:pPr>
+      <w:r>
+        <w:rPr>
+          <w:rFonts w:ascii="Times New Roman" w:hAnsi="Times New Roman" w:cs="Times New Roman"/>
+        </w:rPr>
+        <w:t>S =&gt; aAB =&gt; abBbB =&gt; abAbB</w:t>
+      </w:r>
+      <w:r>
+        <w:rPr>
+          <w:rFonts w:ascii="Times New Roman" w:hAnsi="Times New Roman" w:cs="Times New Roman"/>
+        </w:rPr>
+        <w:t xml:space="preserve"> =&gt; ab(bBb)bB</w:t>
+      </w:r>
+    </w:p>
+    <w:p>
+      <w:pPr>
+        <w:contextualSpacing/>
+        <w:rPr>
+          <w:rFonts w:ascii="Times New Roman" w:hAnsi="Times New Roman" w:cs="Times New Roman"/>
+        </w:rPr>
+      </w:pPr>
+      <w:r>
+        <w:rPr>
+          <w:rFonts w:ascii="Times New Roman" w:hAnsi="Times New Roman" w:cs="Times New Roman"/>
+        </w:rPr>
+        <w:t>S =&gt; aAB =&gt; abBbB =&gt; ab(λ)bB</w:t>
+      </w:r>
+      <w:r>
+        <w:rPr>
+          <w:rFonts w:ascii="Times New Roman" w:hAnsi="Times New Roman" w:cs="Times New Roman"/>
+        </w:rPr>
+        <w:t xml:space="preserve"> =&gt; abb(A)</w:t>
+      </w:r>
+    </w:p>
+    <w:p>
+      <w:pPr>
+        <w:contextualSpacing/>
+        <w:rPr>
+          <w:rFonts w:ascii="Times New Roman" w:hAnsi="Times New Roman" w:cs="Times New Roman"/>
+        </w:rPr>
+      </w:pPr>
+      <w:r>
+        <w:rPr>
+          <w:rFonts w:ascii="Times New Roman" w:hAnsi="Times New Roman" w:cs="Times New Roman"/>
+        </w:rPr>
+        <w:t>S =&gt; aAB =&gt; aAA =&gt; a(bBb)A</w:t>
+      </w:r>
+      <w:r>
+        <w:rPr>
+          <w:rFonts w:ascii="Times New Roman" w:hAnsi="Times New Roman" w:cs="Times New Roman"/>
+        </w:rPr>
+        <w:t xml:space="preserve"> =&gt; ab(A)bA</w:t>
+      </w:r>
+    </w:p>
+    <w:p>
+      <w:pPr>
+        <w:contextualSpacing/>
+        <w:rPr>
+          <w:rFonts w:ascii="Times New Roman" w:hAnsi="Times New Roman" w:cs="Times New Roman"/>
+        </w:rPr>
+      </w:pPr>
+      <w:r>
+        <w:rPr>
+          <w:rFonts w:ascii="Times New Roman" w:hAnsi="Times New Roman" w:cs="Times New Roman"/>
+        </w:rPr>
+        <w:t>S =&gt; aAB =&gt; aAA =&gt; a(bBb)A =&gt; ab(</w:t>
+      </w:r>
+      <w:r>
+        <w:rPr>
+          <w:rFonts w:ascii="Times New Roman" w:hAnsi="Times New Roman" w:cs="Times New Roman"/>
+        </w:rPr>
+        <w:t>λ</w:t>
+      </w:r>
+      <w:r>
+        <w:rPr>
+          <w:rFonts w:ascii="Times New Roman" w:hAnsi="Times New Roman" w:cs="Times New Roman"/>
+        </w:rPr>
+        <w:t>)bA</w:t>
+      </w:r>
+    </w:p>
+    <w:p>
+      <w:pPr>
+        <w:contextualSpacing/>
+        <w:rPr>
+          <w:rFonts w:ascii="Times New Roman" w:hAnsi="Times New Roman" w:cs="Times New Roman"/>
+        </w:rPr>
+      </w:pPr>
+      <w:r>
+        <w:rPr>
+          <w:rFonts w:ascii="Times New Roman" w:hAnsi="Times New Roman" w:cs="Times New Roman"/>
+        </w:rPr>
+        <w:t>S =&gt; aAB =&gt; aAλ =&gt; a(abBbB)</w:t>
+      </w:r>
+      <w:r>
+        <w:rPr>
+          <w:rFonts w:ascii="Times New Roman" w:hAnsi="Times New Roman" w:cs="Times New Roman"/>
+        </w:rPr>
+        <w:t xml:space="preserve"> =&gt; aab(A)bB</w:t>
+      </w:r>
+    </w:p>
+    <w:p>
+      <w:pPr>
+        <w:contextualSpacing/>
+        <w:rPr>
+          <w:rFonts w:ascii="Times New Roman" w:hAnsi="Times New Roman" w:cs="Times New Roman"/>
+        </w:rPr>
+      </w:pPr>
+      <w:r>
+        <w:rPr>
+          <w:rFonts w:ascii="Times New Roman" w:hAnsi="Times New Roman" w:cs="Times New Roman"/>
+        </w:rPr>
+        <w:t>S =&gt; aAB =&gt; aAλ =&gt; a(abBbB) =&gt; aab(</w:t>
+      </w:r>
+      <w:r>
+        <w:rPr>
+          <w:rFonts w:ascii="Times New Roman" w:hAnsi="Times New Roman" w:cs="Times New Roman"/>
+        </w:rPr>
+        <w:t>λ</w:t>
+      </w:r>
+      <w:r>
+        <w:rPr>
+          <w:rFonts w:ascii="Times New Roman" w:hAnsi="Times New Roman" w:cs="Times New Roman"/>
+        </w:rPr>
+        <w:t>)bB</w:t>
+      </w:r>
+    </w:p>
+    <w:p>
+      <w:pPr>
+        <w:contextualSpacing/>
+        <w:rPr>
+          <w:rFonts w:ascii="Times New Roman" w:hAnsi="Times New Roman" w:cs="Times New Roman"/>
+        </w:rPr>
+      </w:pPr>
+    </w:p>
+    <w:p>
+      <w:pPr>
+        <w:contextualSpacing/>
+        <w:rPr>
+          <w:rFonts w:ascii="Times New Roman" w:hAnsi="Times New Roman" w:cs="Times New Roman"/>
+        </w:rPr>
+      </w:pPr>
+    </w:p>
+    <w:p>
+      <w:pPr>
+        <w:contextualSpacing/>
+        <w:rPr>
+          <w:rFonts w:ascii="Times New Roman" w:hAnsi="Times New Roman" w:cs="Times New Roman"/>
+        </w:rPr>
+      </w:pPr>
+    </w:p>
+    <w:p>
+      <w:pPr>
+        <w:contextualSpacing/>
+        <w:rPr>
+          <w:rFonts w:ascii="Times New Roman" w:hAnsi="Times New Roman" w:cs="Times New Roman"/>
+        </w:rPr>
+      </w:pPr>
+      <w:r>
+        <w:rPr>
+          <w:rFonts w:ascii="Times New Roman" w:hAnsi="Times New Roman" w:cs="Times New Roman"/>
+        </w:rPr>
+        <w:lastRenderedPageBreak/>
+        <w:t>Round 4:</w:t>
+      </w:r>
+    </w:p>
+    <w:p>
+      <w:pPr>
+        <w:contextualSpacing/>
+        <w:rPr>
+          <w:rFonts w:ascii="Times New Roman" w:hAnsi="Times New Roman" w:cs="Times New Roman"/>
+        </w:rPr>
+      </w:pPr>
+      <w:r>
+        <w:rPr>
+          <w:rFonts w:ascii="Times New Roman" w:hAnsi="Times New Roman" w:cs="Times New Roman"/>
+        </w:rPr>
+        <w:t>S =&gt; aAB =&gt; abBbB =&gt; abAbB =&gt; abbBbbB</w:t>
+      </w:r>
+      <w:r>
+        <w:rPr>
+          <w:rFonts w:ascii="Times New Roman" w:hAnsi="Times New Roman" w:cs="Times New Roman"/>
+        </w:rPr>
+        <w:t xml:space="preserve"> =&gt; abb(A)bbB</w:t>
+      </w:r>
+    </w:p>
+    <w:p>
+      <w:pPr>
+        <w:contextualSpacing/>
+        <w:rPr>
+          <w:rFonts w:ascii="Times New Roman" w:hAnsi="Times New Roman" w:cs="Times New Roman"/>
+        </w:rPr>
+      </w:pPr>
+      <w:r>
+        <w:rPr>
+          <w:rFonts w:ascii="Times New Roman" w:hAnsi="Times New Roman" w:cs="Times New Roman"/>
+        </w:rPr>
+        <w:t>S =&gt; aAB =&gt; abBbB =&gt; abAbB =&gt; abbBbbB =&gt; abb(</w:t>
+      </w:r>
+      <w:r>
+        <w:rPr>
+          <w:rFonts w:ascii="Times New Roman" w:hAnsi="Times New Roman" w:cs="Times New Roman"/>
+        </w:rPr>
+        <w:t>λ</w:t>
+      </w:r>
+      <w:r>
+        <w:rPr>
+          <w:rFonts w:ascii="Times New Roman" w:hAnsi="Times New Roman" w:cs="Times New Roman"/>
+        </w:rPr>
+        <w:t>)bbB</w:t>
+      </w:r>
+    </w:p>
+    <w:p>
+      <w:pPr>
+        <w:contextualSpacing/>
+        <w:rPr>
+          <w:rFonts w:ascii="Times New Roman" w:hAnsi="Times New Roman" w:cs="Times New Roman"/>
+        </w:rPr>
+      </w:pPr>
+      <w:r>
+        <w:rPr>
+          <w:rFonts w:ascii="Times New Roman" w:hAnsi="Times New Roman" w:cs="Times New Roman"/>
+        </w:rPr>
+        <w:t>S =&gt; aAB =&gt; abBbB =&gt; ab(λ)bB =&gt; abbA</w:t>
+      </w:r>
+      <w:r>
+        <w:rPr>
+          <w:rFonts w:ascii="Times New Roman" w:hAnsi="Times New Roman" w:cs="Times New Roman"/>
+        </w:rPr>
+        <w:t xml:space="preserve"> =&gt; abb(bBb)</w:t>
+      </w:r>
+    </w:p>
+    <w:p>
+      <w:pPr>
+        <w:contextualSpacing/>
+        <w:rPr>
+          <w:rFonts w:ascii="Times New Roman" w:hAnsi="Times New Roman" w:cs="Times New Roman"/>
+        </w:rPr>
+      </w:pPr>
+      <w:r>
+        <w:rPr>
+          <w:rFonts w:ascii="Times New Roman" w:hAnsi="Times New Roman" w:cs="Times New Roman"/>
+        </w:rPr>
+        <w:t>S =&gt; aAB =&gt; aAA =&gt; a(bBb)A =&gt; abAbA</w:t>
+      </w:r>
+      <w:r>
+        <w:rPr>
+          <w:rFonts w:ascii="Times New Roman" w:hAnsi="Times New Roman" w:cs="Times New Roman"/>
+        </w:rPr>
+        <w:t xml:space="preserve"> =&gt; ab(bBb)A</w:t>
+      </w:r>
+    </w:p>
+    <w:p>
+      <w:pPr>
+        <w:contextualSpacing/>
+        <w:rPr>
+          <w:rFonts w:ascii="Times New Roman" w:hAnsi="Times New Roman" w:cs="Times New Roman"/>
+        </w:rPr>
+      </w:pPr>
+      <w:r>
+        <w:rPr>
+          <w:rFonts w:ascii="Times New Roman" w:hAnsi="Times New Roman" w:cs="Times New Roman"/>
+        </w:rPr>
+        <w:t>S =&gt; aAB =&gt; aAA =&gt; a(bBb)A =&gt; ab(λ)bA</w:t>
+      </w:r>
+      <w:r>
+        <w:rPr>
+          <w:rFonts w:ascii="Times New Roman" w:hAnsi="Times New Roman" w:cs="Times New Roman"/>
+        </w:rPr>
+        <w:t xml:space="preserve"> =&gt; abb(bBb)</w:t>
+      </w:r>
+    </w:p>
+    <w:p>
+      <w:pPr>
+        <w:contextualSpacing/>
+        <w:rPr>
+          <w:rFonts w:ascii="Times New Roman" w:hAnsi="Times New Roman" w:cs="Times New Roman"/>
+        </w:rPr>
+      </w:pPr>
+      <w:r>
+        <w:rPr>
+          <w:rFonts w:ascii="Times New Roman" w:hAnsi="Times New Roman" w:cs="Times New Roman"/>
+        </w:rPr>
+        <w:t>S =&gt; aAB =&gt; aAλ =&gt; a(abBbB) =&gt; aab(A)bB</w:t>
+      </w:r>
+      <w:r>
+        <w:rPr>
+          <w:rFonts w:ascii="Times New Roman" w:hAnsi="Times New Roman" w:cs="Times New Roman"/>
+        </w:rPr>
+        <w:t xml:space="preserve"> =&gt; aab(bBb)bB</w:t>
+      </w:r>
+    </w:p>
+    <w:p>
+      <w:pPr>
+        <w:contextualSpacing/>
+        <w:rPr>
+          <w:rFonts w:ascii="Times New Roman" w:hAnsi="Times New Roman" w:cs="Times New Roman"/>
+        </w:rPr>
+      </w:pPr>
+      <w:r>
+        <w:rPr>
+          <w:rFonts w:ascii="Times New Roman" w:hAnsi="Times New Roman" w:cs="Times New Roman"/>
+        </w:rPr>
+        <w:t>S =&gt; aAB =&gt; aAλ =&gt; a(abBbB) =&gt; aab(λ)bB</w:t>
+      </w:r>
+      <w:r>
+        <w:rPr>
+          <w:rFonts w:ascii="Times New Roman" w:hAnsi="Times New Roman" w:cs="Times New Roman"/>
+        </w:rPr>
+        <w:t xml:space="preserve"> =&gt; aabb(A)</w:t>
+      </w:r>
+    </w:p>
+    <w:p>
+      <w:pPr>
+        <w:contextualSpacing/>
+        <w:rPr>
+          <w:rFonts w:ascii="Times New Roman" w:hAnsi="Times New Roman" w:cs="Times New Roman"/>
+        </w:rPr>
+      </w:pPr>
+      <w:r>
+        <w:rPr>
+          <w:rFonts w:ascii="Times New Roman" w:hAnsi="Times New Roman" w:cs="Times New Roman"/>
+        </w:rPr>
+        <w:t>S =&gt; aAB =&gt; aAλ =&gt; a(abBbB) =&gt; aab(λ)bB =&gt; aabb(</w:t>
+      </w:r>
+      <w:r>
+        <w:rPr>
+          <w:rFonts w:ascii="Times New Roman" w:hAnsi="Times New Roman" w:cs="Times New Roman"/>
+        </w:rPr>
+        <w:t>λ</w:t>
+      </w:r>
+      <w:r>
+        <w:rPr>
+          <w:rFonts w:ascii="Times New Roman" w:hAnsi="Times New Roman" w:cs="Times New Roman"/>
+        </w:rPr>
+        <w:t>)</w:t>
+      </w:r>
+    </w:p>
+    <w:p>
+      <w:pPr>
+        <w:contextualSpacing/>
+        <w:rPr>
+          <w:rFonts w:ascii="Times New Roman" w:hAnsi="Times New Roman" w:cs="Times New Roman"/>
+        </w:rPr>
+      </w:pPr>
+    </w:p>
+    <w:p>
+      <w:pPr>
+        <w:contextualSpacing/>
+        <w:rPr>
+          <w:rFonts w:ascii="Times New Roman" w:hAnsi="Times New Roman" w:cs="Times New Roman"/>
+        </w:rPr>
+      </w:pPr>
+      <w:r>
+        <w:rPr>
+          <w:rFonts w:ascii="Times New Roman" w:hAnsi="Times New Roman" w:cs="Times New Roman"/>
+        </w:rPr>
+        <w:t>Round 5:</w:t>
+      </w:r>
+    </w:p>
+    <w:p>
+      <w:pPr>
+        <w:contextualSpacing/>
+        <w:rPr>
+          <w:rFonts w:ascii="Times New Roman" w:hAnsi="Times New Roman" w:cs="Times New Roman"/>
+        </w:rPr>
+      </w:pPr>
+      <w:r>
+        <w:rPr>
+          <w:rFonts w:ascii="Times New Roman" w:hAnsi="Times New Roman" w:cs="Times New Roman"/>
+        </w:rPr>
+        <w:t>S =&gt; aAB =&gt; abBbB =&gt; abAbB =&gt; abbBbbB =&gt; abb(A)bbB</w:t>
+      </w:r>
+      <w:r>
+        <w:rPr>
+          <w:rFonts w:ascii="Times New Roman" w:hAnsi="Times New Roman" w:cs="Times New Roman"/>
+        </w:rPr>
+        <w:t xml:space="preserve"> =&gt; abb(bBb)bbB</w:t>
+      </w:r>
+    </w:p>
+    <w:p>
+      <w:pPr>
+        <w:contextualSpacing/>
+        <w:rPr>
+          <w:rFonts w:ascii="Times New Roman" w:hAnsi="Times New Roman" w:cs="Times New Roman"/>
+        </w:rPr>
+      </w:pPr>
+      <w:r>
+        <w:rPr>
+          <w:rFonts w:ascii="Times New Roman" w:hAnsi="Times New Roman" w:cs="Times New Roman"/>
+        </w:rPr>
+        <w:t>S =&gt; aAB =&gt; abBbB =&gt; abAbB =&gt; abbBbbB =&gt; abb(λ)bbB</w:t>
+      </w:r>
+      <w:r>
+        <w:rPr>
+          <w:rFonts w:ascii="Times New Roman" w:hAnsi="Times New Roman" w:cs="Times New Roman"/>
+        </w:rPr>
+        <w:t xml:space="preserve"> =&gt; abbbb(A)</w:t>
+      </w:r>
+    </w:p>
+    <w:p>
+      <w:pPr>
+        <w:contextualSpacing/>
+        <w:rPr>
+          <w:rFonts w:ascii="Times New Roman" w:hAnsi="Times New Roman" w:cs="Times New Roman"/>
+        </w:rPr>
+      </w:pPr>
+      <w:r>
+        <w:rPr>
+          <w:rFonts w:ascii="Times New Roman" w:hAnsi="Times New Roman" w:cs="Times New Roman"/>
+        </w:rPr>
+        <w:t>S =&gt; aAB =&gt; abBbB =&gt; abAbB =&gt; abbBbbB =&gt; abb(λ)bbB =&gt; abbbb(</w:t>
+      </w:r>
+      <w:r>
+        <w:rPr>
+          <w:rFonts w:ascii="Times New Roman" w:hAnsi="Times New Roman" w:cs="Times New Roman"/>
+        </w:rPr>
+        <w:t>λ</w:t>
+      </w:r>
+      <w:r>
+        <w:rPr>
+          <w:rFonts w:ascii="Times New Roman" w:hAnsi="Times New Roman" w:cs="Times New Roman"/>
+        </w:rPr>
+        <w:t>)</w:t>
+      </w:r>
+    </w:p>
+    <w:p>
+      <w:pPr>
+        <w:contextualSpacing/>
+        <w:rPr>
+          <w:rFonts w:ascii="Times New Roman" w:hAnsi="Times New Roman" w:cs="Times New Roman"/>
+        </w:rPr>
+      </w:pPr>
+      <w:r>
+        <w:rPr>
+          <w:rFonts w:ascii="Times New Roman" w:hAnsi="Times New Roman" w:cs="Times New Roman"/>
+        </w:rPr>
+        <w:t>S =&gt; aAB =&gt; abBbB =&gt; ab(λ)bB =&gt; abbA =&gt; abb(bBb)</w:t>
+      </w:r>
+      <w:r>
+        <w:rPr>
+          <w:rFonts w:ascii="Times New Roman" w:hAnsi="Times New Roman" w:cs="Times New Roman"/>
+        </w:rPr>
+        <w:t xml:space="preserve"> =&gt; abbb(A)b</w:t>
+      </w:r>
+    </w:p>
+    <w:p>
+      <w:pPr>
+        <w:contextualSpacing/>
+        <w:rPr>
+          <w:rFonts w:ascii="Times New Roman" w:hAnsi="Times New Roman" w:cs="Times New Roman"/>
+        </w:rPr>
+      </w:pPr>
+      <w:r>
+        <w:rPr>
+          <w:rFonts w:ascii="Times New Roman" w:hAnsi="Times New Roman" w:cs="Times New Roman"/>
+        </w:rPr>
+        <w:t>S =&gt; aAB =&gt; abBbB =&gt; ab(λ)bB =&gt; abbA =&gt; abb(bBb) =&gt; abbb(</w:t>
+      </w:r>
+      <w:r>
+        <w:rPr>
+          <w:rFonts w:ascii="Times New Roman" w:hAnsi="Times New Roman" w:cs="Times New Roman"/>
+        </w:rPr>
+        <w:t>λ</w:t>
+      </w:r>
+      <w:r>
+        <w:rPr>
+          <w:rFonts w:ascii="Times New Roman" w:hAnsi="Times New Roman" w:cs="Times New Roman"/>
+        </w:rPr>
+        <w:t>)b</w:t>
+      </w:r>
+    </w:p>
+    <w:p>
+      <w:pPr>
+        <w:contextualSpacing/>
+        <w:rPr>
+          <w:rFonts w:ascii="Times New Roman" w:hAnsi="Times New Roman" w:cs="Times New Roman"/>
+        </w:rPr>
+      </w:pPr>
+      <w:r>
+        <w:rPr>
+          <w:rFonts w:ascii="Times New Roman" w:hAnsi="Times New Roman" w:cs="Times New Roman"/>
+        </w:rPr>
+        <w:t>S =&gt; aAB =&gt; aAA =&gt; a(bBb)A =&gt; abAbA =&gt; ab(bBb)A</w:t>
+      </w:r>
+      <w:r>
+        <w:rPr>
+          <w:rFonts w:ascii="Times New Roman" w:hAnsi="Times New Roman" w:cs="Times New Roman"/>
+        </w:rPr>
+        <w:t xml:space="preserve"> =&gt; abb(A)bA</w:t>
+      </w:r>
+    </w:p>
+    <w:p>
+      <w:pPr>
+        <w:contextualSpacing/>
+        <w:rPr>
+          <w:rFonts w:ascii="Times New Roman" w:hAnsi="Times New Roman" w:cs="Times New Roman"/>
+        </w:rPr>
+      </w:pPr>
+      <w:r>
+        <w:rPr>
+          <w:rFonts w:ascii="Times New Roman" w:hAnsi="Times New Roman" w:cs="Times New Roman"/>
+        </w:rPr>
+        <w:t>S =&gt; aAB =&gt; aAA =&gt; a(bBb)A =&gt; abAbA =&gt; ab(bBb)A =&gt; abb(</w:t>
+      </w:r>
+      <w:r>
+        <w:rPr>
+          <w:rFonts w:ascii="Times New Roman" w:hAnsi="Times New Roman" w:cs="Times New Roman"/>
+        </w:rPr>
+        <w:t>λ</w:t>
+      </w:r>
+      <w:r>
+        <w:rPr>
+          <w:rFonts w:ascii="Times New Roman" w:hAnsi="Times New Roman" w:cs="Times New Roman"/>
+        </w:rPr>
+        <w:t>)bA</w:t>
+      </w:r>
+    </w:p>
+    <w:p>
+      <w:pPr>
+        <w:contextualSpacing/>
+        <w:rPr>
+          <w:rFonts w:ascii="Times New Roman" w:hAnsi="Times New Roman" w:cs="Times New Roman"/>
+        </w:rPr>
+      </w:pPr>
+      <w:r>
+        <w:rPr>
+          <w:rFonts w:ascii="Times New Roman" w:hAnsi="Times New Roman" w:cs="Times New Roman"/>
+        </w:rPr>
+        <w:t>S =&gt; aAB =&gt; aAA =&gt; a(bBb)A =&gt; ab(λ)bA =&gt; abb(bBb)</w:t>
+      </w:r>
+      <w:r>
+        <w:rPr>
+          <w:rFonts w:ascii="Times New Roman" w:hAnsi="Times New Roman" w:cs="Times New Roman"/>
+        </w:rPr>
+        <w:t xml:space="preserve"> =&gt; abbb(A)b</w:t>
+      </w:r>
+    </w:p>
+    <w:p>
+      <w:pPr>
+        <w:contextualSpacing/>
+        <w:rPr>
+          <w:rFonts w:ascii="Times New Roman" w:hAnsi="Times New Roman" w:cs="Times New Roman"/>
+        </w:rPr>
+      </w:pPr>
+      <w:r>
+        <w:rPr>
+          <w:rFonts w:ascii="Times New Roman" w:hAnsi="Times New Roman" w:cs="Times New Roman"/>
+        </w:rPr>
+        <w:t>S =&gt; aAB =&gt; aAA =&gt; a(bBb)A =&gt; ab(λ)bA =&gt; abb(bBb) =&gt; abbb(</w:t>
+      </w:r>
+      <w:r>
+        <w:rPr>
+          <w:rFonts w:ascii="Times New Roman" w:hAnsi="Times New Roman" w:cs="Times New Roman"/>
+        </w:rPr>
+        <w:t>λ</w:t>
+      </w:r>
+      <w:r>
+        <w:rPr>
+          <w:rFonts w:ascii="Times New Roman" w:hAnsi="Times New Roman" w:cs="Times New Roman"/>
+        </w:rPr>
+        <w:t>)b</w:t>
+      </w:r>
+    </w:p>
+    <w:p>
+      <w:pPr>
+        <w:contextualSpacing/>
+        <w:rPr>
+          <w:rFonts w:ascii="Times New Roman" w:hAnsi="Times New Roman" w:cs="Times New Roman"/>
+        </w:rPr>
+      </w:pPr>
+      <w:r>
+        <w:rPr>
+          <w:rFonts w:ascii="Times New Roman" w:hAnsi="Times New Roman" w:cs="Times New Roman"/>
+        </w:rPr>
+        <w:t>S =&gt; aAB =&gt; aAλ =&gt; a(abBbB) =&gt; aab(A)bB =&gt; aab(bBb)bB</w:t>
+      </w:r>
+      <w:r>
+        <w:rPr>
+          <w:rFonts w:ascii="Times New Roman" w:hAnsi="Times New Roman" w:cs="Times New Roman"/>
+        </w:rPr>
+        <w:t xml:space="preserve"> =&gt; aabb(A)bbB</w:t>
+      </w:r>
+    </w:p>
+    <w:p>
+      <w:pPr>
+        <w:contextualSpacing/>
+        <w:rPr>
+          <w:rFonts w:ascii="Times New Roman" w:hAnsi="Times New Roman" w:cs="Times New Roman"/>
+        </w:rPr>
+      </w:pPr>
+      <w:r>
+        <w:rPr>
+          <w:rFonts w:ascii="Times New Roman" w:hAnsi="Times New Roman" w:cs="Times New Roman"/>
+        </w:rPr>
+        <w:t>S =&gt; aAB =&gt; aAλ =&gt; a(abBbB) =&gt; aab(A)bB =&gt; aab(bBb)bB =&gt; aabb(</w:t>
+      </w:r>
+      <w:r>
+        <w:rPr>
+          <w:rFonts w:ascii="Times New Roman" w:hAnsi="Times New Roman" w:cs="Times New Roman"/>
+        </w:rPr>
+        <w:t>λ</w:t>
+      </w:r>
+      <w:r>
+        <w:rPr>
+          <w:rFonts w:ascii="Times New Roman" w:hAnsi="Times New Roman" w:cs="Times New Roman"/>
+        </w:rPr>
+        <w:t>)bbB</w:t>
+      </w:r>
+    </w:p>
+    <w:p>
+      <w:pPr>
+        <w:contextualSpacing/>
+        <w:rPr>
+          <w:rFonts w:ascii="Times New Roman" w:hAnsi="Times New Roman" w:cs="Times New Roman"/>
+        </w:rPr>
+      </w:pPr>
+      <w:r>
+        <w:rPr>
+          <w:rFonts w:ascii="Times New Roman" w:hAnsi="Times New Roman" w:cs="Times New Roman"/>
+        </w:rPr>
+        <w:t>S =&gt; aAB =&gt; aAλ =&gt; a(abBbB) =&gt; aab(λ)bB =&gt; aabb(A)</w:t>
+      </w:r>
+      <w:r>
+        <w:rPr>
+          <w:rFonts w:ascii="Times New Roman" w:hAnsi="Times New Roman" w:cs="Times New Roman"/>
+        </w:rPr>
+        <w:t xml:space="preserve"> =&gt; aabb(bBb)</w:t>
+      </w:r>
+    </w:p>
+    <w:p>
+      <w:pPr>
+        <w:contextualSpacing/>
+        <w:rPr>
+          <w:rFonts w:ascii="Times New Roman" w:hAnsi="Times New Roman" w:cs="Times New Roman"/>
+        </w:rPr>
+      </w:pPr>
+      <w:r>
+        <w:rPr>
+          <w:rFonts w:ascii="Times New Roman" w:hAnsi="Times New Roman" w:cs="Times New Roman"/>
+        </w:rPr>
+        <w:t>S =&gt; aAB =&gt; aAλ =&gt; a(abBbB) =&gt; aab(λ)bB =&gt; aabb(λ)</w:t>
+      </w:r>
+      <w:r>
+        <w:rPr>
+          <w:rFonts w:ascii="Times New Roman" w:hAnsi="Times New Roman" w:cs="Times New Roman"/>
+        </w:rPr>
+        <w:t xml:space="preserve"> =&gt; aabb</w:t>
+      </w:r>
+    </w:p>
+    <w:p>
+      <w:pPr>
+        <w:contextualSpacing/>
+        <w:rPr>
+          <w:rFonts w:ascii="Times New Roman" w:hAnsi="Times New Roman" w:cs="Times New Roman"/>
+        </w:rPr>
+      </w:pPr>
+    </w:p>
+    <w:p>
+      <w:pPr>
+        <w:contextualSpacing/>
+        <w:rPr>
+          <w:rFonts w:ascii="Times New Roman" w:hAnsi="Times New Roman" w:cs="Times New Roman"/>
+        </w:rPr>
+      </w:pPr>
+      <w:r>
+        <w:rPr>
+          <w:rFonts w:ascii="Times New Roman" w:hAnsi="Times New Roman" w:cs="Times New Roman"/>
+        </w:rPr>
+        <w:t>Round 6:</w:t>
+      </w:r>
+    </w:p>
+    <w:p>
+      <w:pPr>
+        <w:contextualSpacing/>
+        <w:rPr>
+          <w:rFonts w:ascii="Times New Roman" w:hAnsi="Times New Roman" w:cs="Times New Roman"/>
+        </w:rPr>
+      </w:pPr>
+      <w:r>
+        <w:rPr>
+          <w:rFonts w:ascii="Times New Roman" w:hAnsi="Times New Roman" w:cs="Times New Roman"/>
+        </w:rPr>
+        <w:t>S =&gt; aAB =&gt; abBbB =&gt; abAbB =&gt; abbBbbB =&gt; abb(A)bbB =&gt; abb(bBb)bbB</w:t>
+      </w:r>
+      <w:r>
+        <w:rPr>
+          <w:rFonts w:ascii="Times New Roman" w:hAnsi="Times New Roman" w:cs="Times New Roman"/>
+        </w:rPr>
+        <w:t xml:space="preserve"> =&gt; abbb(A)bbbB</w:t>
+      </w:r>
+    </w:p>
+    <w:p>
+      <w:pPr>
+        <w:contextualSpacing/>
+        <w:rPr>
+          <w:rFonts w:ascii="Times New Roman" w:hAnsi="Times New Roman" w:cs="Times New Roman"/>
+        </w:rPr>
+      </w:pPr>
+      <w:r>
+        <w:rPr>
+          <w:rFonts w:ascii="Times New Roman" w:hAnsi="Times New Roman" w:cs="Times New Roman"/>
+        </w:rPr>
+        <w:t>S =&gt; aAB =&gt; abBbB =&gt; abAbB =&gt; abbBbbB =&gt; abb(A)bbB =&gt; abb(bBb)bbB =&gt; abbb(</w:t>
+      </w:r>
+      <w:r>
+        <w:rPr>
+          <w:rFonts w:ascii="Times New Roman" w:hAnsi="Times New Roman" w:cs="Times New Roman"/>
+        </w:rPr>
+        <w:t>λ</w:t>
+      </w:r>
+      <w:r>
+        <w:rPr>
+          <w:rFonts w:ascii="Times New Roman" w:hAnsi="Times New Roman" w:cs="Times New Roman"/>
+        </w:rPr>
+        <w:t>)bbbB</w:t>
+      </w:r>
+    </w:p>
+    <w:p>
+      <w:pPr>
+        <w:contextualSpacing/>
+        <w:rPr>
+          <w:rFonts w:ascii="Times New Roman" w:hAnsi="Times New Roman" w:cs="Times New Roman"/>
+        </w:rPr>
+      </w:pPr>
+      <w:r>
+        <w:rPr>
+          <w:rFonts w:ascii="Times New Roman" w:hAnsi="Times New Roman" w:cs="Times New Roman"/>
+        </w:rPr>
+        <w:t>S =&gt; aAB =&gt; abBbB =&gt; abAbB =&gt; abbBbbB =&gt; abb(λ)bbB =&gt; abbbb(A)</w:t>
+      </w:r>
+      <w:r>
+        <w:rPr>
+          <w:rFonts w:ascii="Times New Roman" w:hAnsi="Times New Roman" w:cs="Times New Roman"/>
+        </w:rPr>
+        <w:t xml:space="preserve"> =&gt; abbbb(bBb)</w:t>
+      </w:r>
+    </w:p>
+    <w:p>
+      <w:pPr>
+        <w:contextualSpacing/>
+        <w:rPr>
+          <w:rFonts w:ascii="Times New Roman" w:hAnsi="Times New Roman" w:cs="Times New Roman"/>
+        </w:rPr>
+      </w:pPr>
+      <w:r>
+        <w:rPr>
+          <w:rFonts w:ascii="Times New Roman" w:hAnsi="Times New Roman" w:cs="Times New Roman"/>
+        </w:rPr>
+        <w:t>S =&gt; aAB =&gt; abBbB =&gt; abAbB =&gt; abbBbbB =&gt; abb(λ)bbB =&gt; abbbb(λ)</w:t>
+      </w:r>
+      <w:r>
+        <w:rPr>
+          <w:rFonts w:ascii="Times New Roman" w:hAnsi="Times New Roman" w:cs="Times New Roman"/>
+        </w:rPr>
+        <w:t xml:space="preserve"> =&gt; abbbb</w:t>
+      </w:r>
+    </w:p>
+    <w:p>
+      <w:pPr>
+        <w:contextualSpacing/>
+        <w:rPr>
+          <w:rFonts w:ascii="Times New Roman" w:hAnsi="Times New Roman" w:cs="Times New Roman"/>
+        </w:rPr>
+      </w:pPr>
+      <w:r>
+        <w:rPr>
+          <w:rFonts w:ascii="Times New Roman" w:hAnsi="Times New Roman" w:cs="Times New Roman"/>
+        </w:rPr>
+        <w:t>S =&gt; aAB =&gt; abBbB =&gt; ab(λ)bB =&gt; abbA =&gt; abb(bBb) =&gt; abbb(A)b</w:t>
+      </w:r>
+      <w:r>
+        <w:rPr>
+          <w:rFonts w:ascii="Times New Roman" w:hAnsi="Times New Roman" w:cs="Times New Roman"/>
+        </w:rPr>
+        <w:t xml:space="preserve"> =&gt; abbb(bBb)b</w:t>
+      </w:r>
+    </w:p>
+    <w:p>
+      <w:pPr>
+        <w:contextualSpacing/>
+        <w:rPr>
+          <w:rFonts w:ascii="Times New Roman" w:hAnsi="Times New Roman" w:cs="Times New Roman"/>
+        </w:rPr>
+      </w:pPr>
+      <w:r>
+        <w:rPr>
+          <w:rFonts w:ascii="Times New Roman" w:hAnsi="Times New Roman" w:cs="Times New Roman"/>
+        </w:rPr>
+        <w:t>S =&gt; aAB =&gt; abBbB =&gt; ab(λ)bB =&gt; abbA =&gt; abb(bBb) =&gt; abbb(λ)b</w:t>
+      </w:r>
+      <w:r>
+        <w:rPr>
+          <w:rFonts w:ascii="Times New Roman" w:hAnsi="Times New Roman" w:cs="Times New Roman"/>
+        </w:rPr>
+        <w:t xml:space="preserve"> =&gt; abbbb</w:t>
+      </w:r>
+    </w:p>
+    <w:p>
+      <w:pPr>
+        <w:contextualSpacing/>
+        <w:rPr>
+          <w:rFonts w:ascii="Times New Roman" w:hAnsi="Times New Roman" w:cs="Times New Roman"/>
+        </w:rPr>
+      </w:pPr>
+      <w:r>
+        <w:rPr>
+          <w:rFonts w:ascii="Times New Roman" w:hAnsi="Times New Roman" w:cs="Times New Roman"/>
+        </w:rPr>
+        <w:t>S =&gt; aAB =&gt; aAA =&gt; a(bBb)A =&gt; abAbA =&gt; ab(bBb)A =&gt; abb(A)bA</w:t>
+      </w:r>
+      <w:r>
+        <w:rPr>
+          <w:rFonts w:ascii="Times New Roman" w:hAnsi="Times New Roman" w:cs="Times New Roman"/>
+        </w:rPr>
+        <w:t xml:space="preserve"> =&gt; abb(bBb)bA</w:t>
+      </w:r>
+    </w:p>
+    <w:p>
+      <w:pPr>
+        <w:contextualSpacing/>
+        <w:rPr>
+          <w:rFonts w:ascii="Times New Roman" w:hAnsi="Times New Roman" w:cs="Times New Roman"/>
+        </w:rPr>
+      </w:pPr>
+      <w:r>
+        <w:rPr>
+          <w:rFonts w:ascii="Times New Roman" w:hAnsi="Times New Roman" w:cs="Times New Roman"/>
+        </w:rPr>
+        <w:t>S =&gt; aAB =&gt; aAA =&gt; a(bBb)A =&gt; abAbA =&gt; ab(bBb)A =&gt; abb(λ)bA</w:t>
+      </w:r>
+      <w:r>
+        <w:rPr>
+          <w:rFonts w:ascii="Times New Roman" w:hAnsi="Times New Roman" w:cs="Times New Roman"/>
+        </w:rPr>
+        <w:t xml:space="preserve"> =&gt; abbb(bBb)</w:t>
+      </w:r>
+    </w:p>
+    <w:p>
+      <w:pPr>
+        <w:contextualSpacing/>
+        <w:rPr>
+          <w:rFonts w:ascii="Times New Roman" w:hAnsi="Times New Roman" w:cs="Times New Roman"/>
+        </w:rPr>
+      </w:pPr>
+      <w:r>
+        <w:rPr>
+          <w:rFonts w:ascii="Times New Roman" w:hAnsi="Times New Roman" w:cs="Times New Roman"/>
+        </w:rPr>
+        <w:t>S =&gt; aAB =&gt; aAA =&gt; a(bBb)A =&gt; ab(λ)bA =&gt; abb(bBb) =&gt; abbb(A)b</w:t>
+      </w:r>
+      <w:r>
+        <w:rPr>
+          <w:rFonts w:ascii="Times New Roman" w:hAnsi="Times New Roman" w:cs="Times New Roman"/>
+        </w:rPr>
+        <w:t xml:space="preserve"> =&gt; abbb(bBb)b</w:t>
+      </w:r>
+    </w:p>
+    <w:p>
+      <w:pPr>
+        <w:contextualSpacing/>
+        <w:rPr>
+          <w:rFonts w:ascii="Times New Roman" w:hAnsi="Times New Roman" w:cs="Times New Roman"/>
+        </w:rPr>
+      </w:pPr>
+      <w:r>
+        <w:rPr>
+          <w:rFonts w:ascii="Times New Roman" w:hAnsi="Times New Roman" w:cs="Times New Roman"/>
+        </w:rPr>
+        <w:t>S =&gt; aAB =&gt; aAA =&gt; a(bBb)A =&gt; ab(λ)bA =&gt; abb(bBb) =&gt; abbb(λ)b</w:t>
+      </w:r>
+      <w:r>
+        <w:rPr>
+          <w:rFonts w:ascii="Times New Roman" w:hAnsi="Times New Roman" w:cs="Times New Roman"/>
+        </w:rPr>
+        <w:t xml:space="preserve"> =&gt; abbbb</w:t>
+      </w:r>
+    </w:p>
+    <w:p>
+      <w:pPr>
+        <w:contextualSpacing/>
+        <w:rPr>
+          <w:rFonts w:ascii="Times New Roman" w:hAnsi="Times New Roman" w:cs="Times New Roman"/>
+        </w:rPr>
+      </w:pPr>
+      <w:r>
+        <w:rPr>
+          <w:rFonts w:ascii="Times New Roman" w:hAnsi="Times New Roman" w:cs="Times New Roman"/>
+        </w:rPr>
+        <w:t>S =&gt; aAB =&gt; aAλ =&gt; a(abBbB) =&gt; aab(A)bB =&gt; aab(bBb)bB =&gt; aabb(A)bbB</w:t>
+      </w:r>
+      <w:r>
+        <w:rPr>
+          <w:rFonts w:ascii="Times New Roman" w:hAnsi="Times New Roman" w:cs="Times New Roman"/>
+        </w:rPr>
+        <w:t xml:space="preserve"> =&gt; aabb(bBb)bbB</w:t>
+      </w:r>
+    </w:p>
+    <w:p>
+      <w:pPr>
+        <w:contextualSpacing/>
+        <w:rPr>
+          <w:rFonts w:ascii="Times New Roman" w:hAnsi="Times New Roman" w:cs="Times New Roman"/>
+        </w:rPr>
+      </w:pPr>
+      <w:r>
+        <w:rPr>
+          <w:rFonts w:ascii="Times New Roman" w:hAnsi="Times New Roman" w:cs="Times New Roman"/>
+        </w:rPr>
+        <w:t>S =&gt; aAB =&gt; aAλ =&gt; a(abBbB) =&gt; aab(A)bB =&gt; aab(bBb)bB =&gt; aabb(λ)bbB</w:t>
+      </w:r>
+      <w:r>
+        <w:rPr>
+          <w:rFonts w:ascii="Times New Roman" w:hAnsi="Times New Roman" w:cs="Times New Roman"/>
+        </w:rPr>
+        <w:t xml:space="preserve"> =&gt; aabbbb(A)</w:t>
+      </w:r>
+    </w:p>
+    <w:p>
+      <w:pPr>
+        <w:contextualSpacing/>
+        <w:rPr>
+          <w:rFonts w:ascii="Times New Roman" w:hAnsi="Times New Roman" w:cs="Times New Roman"/>
+        </w:rPr>
+      </w:pPr>
+      <w:r>
+        <w:rPr>
+          <w:rFonts w:ascii="Times New Roman" w:hAnsi="Times New Roman" w:cs="Times New Roman"/>
+        </w:rPr>
+        <w:t>S =&gt; aAB =&gt; aAλ =&gt; a(abBbB) =&gt; aab(A)bB =&gt; aab(bBb)bB =&gt; aabb(λ)bbB =&gt; aabbbb(</w:t>
+      </w:r>
+      <w:r>
+        <w:rPr>
+          <w:rFonts w:ascii="Times New Roman" w:hAnsi="Times New Roman" w:cs="Times New Roman"/>
+        </w:rPr>
+        <w:t>λ</w:t>
+      </w:r>
+      <w:r>
+        <w:rPr>
+          <w:rFonts w:ascii="Times New Roman" w:hAnsi="Times New Roman" w:cs="Times New Roman"/>
+        </w:rPr>
+        <w:t>)</w:t>
+      </w:r>
+    </w:p>
+    <w:p>
+      <w:pPr>
+        <w:contextualSpacing/>
+        <w:rPr>
+          <w:rFonts w:ascii="Times New Roman" w:hAnsi="Times New Roman" w:cs="Times New Roman"/>
+        </w:rPr>
+      </w:pPr>
+      <w:r>
+        <w:rPr>
+          <w:rFonts w:ascii="Times New Roman" w:hAnsi="Times New Roman" w:cs="Times New Roman"/>
+        </w:rPr>
+        <w:t>S =&gt; aAB =&gt; aAλ =&gt; a(abBbB) =&gt; aab(λ)bB =&gt; aabb(A) =&gt; aabb(bBb)</w:t>
+      </w:r>
+      <w:r>
+        <w:rPr>
+          <w:rFonts w:ascii="Times New Roman" w:hAnsi="Times New Roman" w:cs="Times New Roman"/>
+        </w:rPr>
+        <w:t xml:space="preserve"> =&gt; aabbb(A)b</w:t>
+      </w:r>
+    </w:p>
+    <w:p>
+      <w:pPr>
+        <w:contextualSpacing/>
+        <w:rPr>
+          <w:rFonts w:ascii="Times New Roman" w:hAnsi="Times New Roman" w:cs="Times New Roman"/>
+        </w:rPr>
+      </w:pPr>
+      <w:r>
+        <w:rPr>
+          <w:rFonts w:ascii="Times New Roman" w:hAnsi="Times New Roman" w:cs="Times New Roman"/>
+        </w:rPr>
+        <w:t>S =&gt; aAB =&gt; aAλ =&gt; a(abBbB) =&gt; aab(λ)bB =&gt; aabb(A) =&gt; aabb(bBb) =&gt; aabbb(</w:t>
+      </w:r>
+      <w:r>
+        <w:rPr>
+          <w:rFonts w:ascii="Times New Roman" w:hAnsi="Times New Roman" w:cs="Times New Roman"/>
+        </w:rPr>
+        <w:t>λ</w:t>
+      </w:r>
+      <w:r>
+        <w:rPr>
+          <w:rFonts w:ascii="Times New Roman" w:hAnsi="Times New Roman" w:cs="Times New Roman"/>
+        </w:rPr>
+        <w:t>)b</w:t>
+      </w:r>
+    </w:p>
+    <w:p>
+      <w:pPr>
+        <w:contextualSpacing/>
+        <w:rPr>
+          <w:rFonts w:ascii="Times New Roman" w:hAnsi="Times New Roman" w:cs="Times New Roman"/>
+        </w:rPr>
+      </w:pPr>
+      <w:r>
+        <w:rPr>
+          <w:rFonts w:ascii="Times New Roman" w:hAnsi="Times New Roman" w:cs="Times New Roman"/>
+        </w:rPr>
+        <w:t>S =&gt; aAB =&gt; aAλ =&gt; a(abBbB) =&gt; aab(λ)bB =&gt; aabb(λ) =&gt; aabb</w:t>
+      </w:r>
+    </w:p>
+    <w:p>
+      <w:pPr>
+        <w:contextualSpacing/>
+        <w:rPr>
+          <w:rFonts w:ascii="Times New Roman" w:hAnsi="Times New Roman" w:cs="Times New Roman"/>
+        </w:rPr>
+      </w:pPr>
+    </w:p>
+    <w:p>
+      <w:pPr>
+        <w:contextualSpacing/>
+        <w:rPr>
+          <w:rFonts w:ascii="Times New Roman" w:hAnsi="Times New Roman" w:cs="Times New Roman"/>
+        </w:rPr>
+      </w:pPr>
+    </w:p>
+    <w:p>
+      <w:pPr>
+        <w:contextualSpacing/>
+        <w:rPr>
+          <w:rFonts w:ascii="Times New Roman" w:hAnsi="Times New Roman" w:cs="Times New Roman"/>
+        </w:rPr>
+      </w:pPr>
+    </w:p>
+    <w:p>
+      <w:pPr>
+        <w:contextualSpacing/>
+        <w:rPr>
+          <w:rFonts w:ascii="Times New Roman" w:hAnsi="Times New Roman" w:cs="Times New Roman"/>
+        </w:rPr>
+      </w:pPr>
+    </w:p>
+    <w:p>
+      <w:pPr>
+        <w:contextualSpacing/>
+        <w:rPr>
+          <w:rFonts w:ascii="Times New Roman" w:hAnsi="Times New Roman" w:cs="Times New Roman"/>
+        </w:rPr>
+      </w:pPr>
+      <w:r>
+        <w:rPr>
+          <w:rFonts w:ascii="Times New Roman" w:hAnsi="Times New Roman" w:cs="Times New Roman"/>
+        </w:rPr>
+        <w:lastRenderedPageBreak/>
+        <w:t>Round 7:</w:t>
+      </w:r>
+    </w:p>
+    <w:p>
+      <w:pPr>
+        <w:contextualSpacing/>
+        <w:rPr>
+          <w:rFonts w:ascii="Times New Roman" w:hAnsi="Times New Roman" w:cs="Times New Roman"/>
+        </w:rPr>
+      </w:pPr>
+      <w:r>
+        <w:rPr>
+          <w:rFonts w:ascii="Times New Roman" w:hAnsi="Times New Roman" w:cs="Times New Roman"/>
+        </w:rPr>
+        <w:t>S =&gt; aAB =&gt; abBbB =&gt; abAbB =&gt; abbBbbB =&gt; abb(A)bbB =&gt; abb(bBb)bbB =&gt; abbb(A)bbbB</w:t>
+      </w:r>
+      <w:r>
+        <w:rPr>
+          <w:rFonts w:ascii="Times New Roman" w:hAnsi="Times New Roman" w:cs="Times New Roman"/>
+        </w:rPr>
+        <w:t xml:space="preserve"> </w:t>
+      </w:r>
+      <w:r>
+        <w:rPr>
+          <w:rFonts w:ascii="Times New Roman" w:hAnsi="Times New Roman" w:cs="Times New Roman"/>
+        </w:rPr>
+        <w:tab/>
+        <w:t>=&gt; abbb(bBb)bbbB</w:t>
+      </w:r>
+    </w:p>
+    <w:p>
+      <w:pPr>
+        <w:contextualSpacing/>
+        <w:rPr>
+          <w:rFonts w:ascii="Times New Roman" w:hAnsi="Times New Roman" w:cs="Times New Roman"/>
+        </w:rPr>
+      </w:pPr>
+      <w:r>
+        <w:rPr>
+          <w:rFonts w:ascii="Times New Roman" w:hAnsi="Times New Roman" w:cs="Times New Roman"/>
+        </w:rPr>
+        <w:t>S =&gt; aAB =&gt; abBbB =&gt; abAbB =&gt; abbBbbB =&gt; abb(A)bbB =&gt; abb(bBb)bbB =&gt; abbb(λ)bbbB</w:t>
+      </w:r>
+      <w:r>
+        <w:rPr>
+          <w:rFonts w:ascii="Times New Roman" w:hAnsi="Times New Roman" w:cs="Times New Roman"/>
+        </w:rPr>
+        <w:t xml:space="preserve"> </w:t>
+      </w:r>
+      <w:r>
+        <w:rPr>
+          <w:rFonts w:ascii="Times New Roman" w:hAnsi="Times New Roman" w:cs="Times New Roman"/>
+        </w:rPr>
+        <w:tab/>
+        <w:t>=&gt; abbbbbbB</w:t>
+      </w:r>
+    </w:p>
+    <w:p>
+      <w:pPr>
+        <w:contextualSpacing/>
+        <w:rPr>
+          <w:rFonts w:ascii="Times New Roman" w:hAnsi="Times New Roman" w:cs="Times New Roman"/>
+        </w:rPr>
+      </w:pPr>
+      <w:r>
+        <w:rPr>
+          <w:rFonts w:ascii="Times New Roman" w:hAnsi="Times New Roman" w:cs="Times New Roman"/>
+        </w:rPr>
+        <w:t>S =&gt; aAB =&gt; abBbB =&gt; abAbB =&gt; abbBbbB =&gt; abb(λ)bbB =&gt; abbbb(A) =&gt; abbbb(bBb)</w:t>
+      </w:r>
+      <w:r>
+        <w:rPr>
+          <w:rFonts w:ascii="Times New Roman" w:hAnsi="Times New Roman" w:cs="Times New Roman"/>
+        </w:rPr>
+        <w:t xml:space="preserve"> </w:t>
+      </w:r>
+      <w:r>
+        <w:rPr>
+          <w:rFonts w:ascii="Times New Roman" w:hAnsi="Times New Roman" w:cs="Times New Roman"/>
+        </w:rPr>
+        <w:tab/>
+        <w:t>=&gt; abbbbb(A)b</w:t>
+      </w:r>
+    </w:p>
+    <w:p>
+      <w:pPr>
+        <w:contextualSpacing/>
+        <w:rPr>
+          <w:rFonts w:ascii="Times New Roman" w:hAnsi="Times New Roman" w:cs="Times New Roman"/>
+        </w:rPr>
+      </w:pPr>
+      <w:r>
+        <w:rPr>
+          <w:rFonts w:ascii="Times New Roman" w:hAnsi="Times New Roman" w:cs="Times New Roman"/>
+        </w:rPr>
+        <w:t xml:space="preserve">S =&gt; aAB =&gt; abBbB =&gt; abAbB =&gt; abbBbbB =&gt; abb(λ)bbB =&gt; abbbb(A) =&gt; abbbb(bBb) </w:t>
+      </w:r>
+      <w:r>
+        <w:rPr>
+          <w:rFonts w:ascii="Times New Roman" w:hAnsi="Times New Roman" w:cs="Times New Roman"/>
+        </w:rPr>
+        <w:tab/>
+        <w:t>=&gt; abbbbb(</w:t>
+      </w:r>
+      <w:r>
+        <w:rPr>
+          <w:rFonts w:ascii="Times New Roman" w:hAnsi="Times New Roman" w:cs="Times New Roman"/>
+        </w:rPr>
+        <w:t>λ</w:t>
+      </w:r>
+      <w:r>
+        <w:rPr>
+          <w:rFonts w:ascii="Times New Roman" w:hAnsi="Times New Roman" w:cs="Times New Roman"/>
+        </w:rPr>
+        <w:t>)b</w:t>
+      </w:r>
+    </w:p>
+    <w:p>
+      <w:pPr>
+        <w:contextualSpacing/>
+        <w:rPr>
+          <w:rFonts w:ascii="Times New Roman" w:hAnsi="Times New Roman" w:cs="Times New Roman"/>
+        </w:rPr>
+      </w:pPr>
+      <w:r>
+        <w:rPr>
+          <w:rFonts w:ascii="Times New Roman" w:hAnsi="Times New Roman" w:cs="Times New Roman"/>
+        </w:rPr>
+        <w:t>S =&gt; aAB =&gt; abBbB =&gt; abAbB =&gt; abbBbbB =&gt; abb(λ)bbB =&gt; abbbb(λ) =&gt; abbbb</w:t>
+      </w:r>
+    </w:p>
+    <w:p>
+      <w:pPr>
+        <w:contextualSpacing/>
+        <w:rPr>
+          <w:rFonts w:ascii="Times New Roman" w:hAnsi="Times New Roman" w:cs="Times New Roman"/>
+        </w:rPr>
+      </w:pPr>
+      <w:r>
+        <w:rPr>
+          <w:rFonts w:ascii="Times New Roman" w:hAnsi="Times New Roman" w:cs="Times New Roman"/>
+        </w:rPr>
+        <w:t>S =&gt; aAB =&gt; abBbB =&gt; ab(λ)bB =&gt; abbA =&gt; abb(bBb) =&gt; abbb(A)b =&gt; abbb(bBb)b</w:t>
+      </w:r>
+      <w:r>
+        <w:rPr>
+          <w:rFonts w:ascii="Times New Roman" w:hAnsi="Times New Roman" w:cs="Times New Roman"/>
+        </w:rPr>
+        <w:t xml:space="preserve"> </w:t>
+      </w:r>
+      <w:r>
+        <w:rPr>
+          <w:rFonts w:ascii="Times New Roman" w:hAnsi="Times New Roman" w:cs="Times New Roman"/>
+        </w:rPr>
+        <w:tab/>
+      </w:r>
+      <w:r>
+        <w:rPr>
+          <w:rFonts w:ascii="Times New Roman" w:hAnsi="Times New Roman" w:cs="Times New Roman"/>
+        </w:rPr>
+        <w:tab/>
+        <w:t>=&gt; abbbb(A)bb</w:t>
+      </w:r>
+    </w:p>
+    <w:p>
+      <w:pPr>
+        <w:contextualSpacing/>
+        <w:rPr>
+          <w:rFonts w:ascii="Times New Roman" w:hAnsi="Times New Roman" w:cs="Times New Roman"/>
+        </w:rPr>
+      </w:pPr>
+      <w:r>
+        <w:rPr>
+          <w:rFonts w:ascii="Times New Roman" w:hAnsi="Times New Roman" w:cs="Times New Roman"/>
+        </w:rPr>
+        <w:t xml:space="preserve">S =&gt; aAB =&gt; abBbB =&gt; ab(λ)bB =&gt; abbA =&gt; abb(bBb) =&gt; abbb(A)b =&gt; abbb(bBb)b </w:t>
+      </w:r>
+      <w:r>
+        <w:rPr>
+          <w:rFonts w:ascii="Times New Roman" w:hAnsi="Times New Roman" w:cs="Times New Roman"/>
+        </w:rPr>
+        <w:tab/>
+      </w:r>
+      <w:r>
+        <w:rPr>
+          <w:rFonts w:ascii="Times New Roman" w:hAnsi="Times New Roman" w:cs="Times New Roman"/>
+        </w:rPr>
+        <w:tab/>
+        <w:t>=&gt; abbbb(</w:t>
+      </w:r>
+      <w:r>
+        <w:rPr>
+          <w:rFonts w:ascii="Times New Roman" w:hAnsi="Times New Roman" w:cs="Times New Roman"/>
+        </w:rPr>
+        <w:t>λ</w:t>
+      </w:r>
+      <w:r>
+        <w:rPr>
+          <w:rFonts w:ascii="Times New Roman" w:hAnsi="Times New Roman" w:cs="Times New Roman"/>
+        </w:rPr>
+        <w:t>)bb</w:t>
+      </w:r>
+    </w:p>
+    <w:p>
+      <w:pPr>
+        <w:contextualSpacing/>
+        <w:rPr>
+          <w:rFonts w:ascii="Times New Roman" w:hAnsi="Times New Roman" w:cs="Times New Roman"/>
+        </w:rPr>
+      </w:pPr>
+      <w:r>
+        <w:rPr>
+          <w:rFonts w:ascii="Times New Roman" w:hAnsi="Times New Roman" w:cs="Times New Roman"/>
+        </w:rPr>
+        <w:t>S =&gt; aAB =&gt; abBbB =&gt; ab(λ)bB =&gt; abbA =&gt; abb(bBb) =&gt; abbb(λ)b =&gt; abbbb</w:t>
+      </w:r>
+    </w:p>
+    <w:p>
+      <w:pPr>
+        <w:contextualSpacing/>
+        <w:rPr>
+          <w:rFonts w:ascii="Times New Roman" w:hAnsi="Times New Roman" w:cs="Times New Roman"/>
+        </w:rPr>
+      </w:pPr>
+      <w:r>
+        <w:rPr>
+          <w:rFonts w:ascii="Times New Roman" w:hAnsi="Times New Roman" w:cs="Times New Roman"/>
+        </w:rPr>
+        <w:t>S =&gt; aAB =&gt; aAA =&gt; a(bBb)A =&gt; abAbA =&gt; ab(bBb)A =&gt; abb(A)bA =&gt; abb(bBb)bA</w:t>
+      </w:r>
+      <w:r>
+        <w:rPr>
+          <w:rFonts w:ascii="Times New Roman" w:hAnsi="Times New Roman" w:cs="Times New Roman"/>
+        </w:rPr>
+        <w:t xml:space="preserve"> </w:t>
+      </w:r>
+      <w:r>
+        <w:rPr>
+          <w:rFonts w:ascii="Times New Roman" w:hAnsi="Times New Roman" w:cs="Times New Roman"/>
+        </w:rPr>
+        <w:tab/>
+      </w:r>
+      <w:r>
+        <w:rPr>
+          <w:rFonts w:ascii="Times New Roman" w:hAnsi="Times New Roman" w:cs="Times New Roman"/>
+        </w:rPr>
+        <w:tab/>
+        <w:t>=&gt; abbb(A)bbA</w:t>
+      </w:r>
+    </w:p>
+    <w:p>
+      <w:pPr>
+        <w:contextualSpacing/>
+        <w:rPr>
+          <w:rFonts w:ascii="Times New Roman" w:hAnsi="Times New Roman" w:cs="Times New Roman"/>
+        </w:rPr>
+      </w:pPr>
+      <w:r>
+        <w:rPr>
+          <w:rFonts w:ascii="Times New Roman" w:hAnsi="Times New Roman" w:cs="Times New Roman"/>
+        </w:rPr>
+        <w:t xml:space="preserve">S =&gt; aAB =&gt; aAA =&gt; a(bBb)A =&gt; abAbA =&gt; ab(bBb)A =&gt; abb(A)bA =&gt; abb(bBb)bA </w:t>
+      </w:r>
+      <w:r>
+        <w:rPr>
+          <w:rFonts w:ascii="Times New Roman" w:hAnsi="Times New Roman" w:cs="Times New Roman"/>
+        </w:rPr>
+        <w:tab/>
+      </w:r>
+      <w:r>
+        <w:rPr>
+          <w:rFonts w:ascii="Times New Roman" w:hAnsi="Times New Roman" w:cs="Times New Roman"/>
+        </w:rPr>
+        <w:tab/>
+        <w:t>=&gt; abbb(</w:t>
+      </w:r>
+      <w:r>
+        <w:rPr>
+          <w:rFonts w:ascii="Times New Roman" w:hAnsi="Times New Roman" w:cs="Times New Roman"/>
+        </w:rPr>
+        <w:t>λ</w:t>
+      </w:r>
+      <w:r>
+        <w:rPr>
+          <w:rFonts w:ascii="Times New Roman" w:hAnsi="Times New Roman" w:cs="Times New Roman"/>
+        </w:rPr>
+        <w:t>)bbA</w:t>
+      </w:r>
+    </w:p>
+    <w:p>
+      <w:pPr>
+        <w:contextualSpacing/>
+        <w:rPr>
+          <w:rFonts w:ascii="Times New Roman" w:hAnsi="Times New Roman" w:cs="Times New Roman"/>
+        </w:rPr>
+      </w:pPr>
+      <w:r>
+        <w:rPr>
+          <w:rFonts w:ascii="Times New Roman" w:hAnsi="Times New Roman" w:cs="Times New Roman"/>
+        </w:rPr>
+        <w:t>S =&gt; aAB =&gt; aAA =&gt; a(bBb)A =&gt; abAbA =&gt; ab(bBb)A =&gt; abb(λ)bA =&gt; abbb(bBb)</w:t>
+      </w:r>
+      <w:r>
+        <w:rPr>
+          <w:rFonts w:ascii="Times New Roman" w:hAnsi="Times New Roman" w:cs="Times New Roman"/>
+        </w:rPr>
+        <w:t xml:space="preserve"> </w:t>
+      </w:r>
+      <w:r>
+        <w:rPr>
+          <w:rFonts w:ascii="Times New Roman" w:hAnsi="Times New Roman" w:cs="Times New Roman"/>
+        </w:rPr>
+        <w:tab/>
+      </w:r>
+      <w:r>
+        <w:rPr>
+          <w:rFonts w:ascii="Times New Roman" w:hAnsi="Times New Roman" w:cs="Times New Roman"/>
+        </w:rPr>
+        <w:tab/>
+        <w:t>=&gt; abbbb(A)b</w:t>
+      </w:r>
+    </w:p>
+    <w:p>
+      <w:pPr>
+        <w:contextualSpacing/>
+        <w:rPr>
+          <w:rFonts w:ascii="Times New Roman" w:hAnsi="Times New Roman" w:cs="Times New Roman"/>
+        </w:rPr>
+      </w:pPr>
+      <w:r>
+        <w:rPr>
+          <w:rFonts w:ascii="Times New Roman" w:hAnsi="Times New Roman" w:cs="Times New Roman"/>
+        </w:rPr>
+        <w:t xml:space="preserve">S =&gt; aAB =&gt; aAA =&gt; a(bBb)A =&gt; abAbA =&gt; ab(bBb)A =&gt; abb(λ)bA =&gt; abbb(bBb) </w:t>
+      </w:r>
+      <w:r>
+        <w:rPr>
+          <w:rFonts w:ascii="Times New Roman" w:hAnsi="Times New Roman" w:cs="Times New Roman"/>
+        </w:rPr>
+        <w:tab/>
+      </w:r>
+      <w:r>
+        <w:rPr>
+          <w:rFonts w:ascii="Times New Roman" w:hAnsi="Times New Roman" w:cs="Times New Roman"/>
+        </w:rPr>
+        <w:tab/>
+        <w:t>=&gt; abbbb(</w:t>
+      </w:r>
+      <w:r>
+        <w:rPr>
+          <w:rFonts w:ascii="Times New Roman" w:hAnsi="Times New Roman" w:cs="Times New Roman"/>
+        </w:rPr>
+        <w:t>λ</w:t>
+      </w:r>
+      <w:r>
+        <w:rPr>
+          <w:rFonts w:ascii="Times New Roman" w:hAnsi="Times New Roman" w:cs="Times New Roman"/>
+        </w:rPr>
+        <w:t>)b</w:t>
+      </w:r>
+    </w:p>
+    <w:p>
+      <w:pPr>
+        <w:contextualSpacing/>
+        <w:rPr>
+          <w:rFonts w:ascii="Times New Roman" w:hAnsi="Times New Roman" w:cs="Times New Roman"/>
+        </w:rPr>
+      </w:pPr>
+      <w:r>
+        <w:rPr>
+          <w:rFonts w:ascii="Times New Roman" w:hAnsi="Times New Roman" w:cs="Times New Roman"/>
+        </w:rPr>
+        <w:t>S =&gt; aAB =&gt; aAA =&gt; a(bBb)A =&gt; ab(λ)bA =&gt; abb(bBb) =&gt; abbb(A)b =&gt; abbb(bBb)b</w:t>
+      </w:r>
+      <w:r>
+        <w:rPr>
+          <w:rFonts w:ascii="Times New Roman" w:hAnsi="Times New Roman" w:cs="Times New Roman"/>
+        </w:rPr>
+        <w:t xml:space="preserve"> </w:t>
+      </w:r>
+      <w:r>
+        <w:rPr>
+          <w:rFonts w:ascii="Times New Roman" w:hAnsi="Times New Roman" w:cs="Times New Roman"/>
+        </w:rPr>
+        <w:tab/>
+      </w:r>
+      <w:r>
+        <w:rPr>
+          <w:rFonts w:ascii="Times New Roman" w:hAnsi="Times New Roman" w:cs="Times New Roman"/>
+        </w:rPr>
+        <w:tab/>
+        <w:t>=&gt; abbbb(A)bb</w:t>
+      </w:r>
+    </w:p>
+    <w:p>
+      <w:pPr>
+        <w:contextualSpacing/>
+        <w:rPr>
+          <w:rFonts w:ascii="Times New Roman" w:hAnsi="Times New Roman" w:cs="Times New Roman"/>
+        </w:rPr>
+      </w:pPr>
+      <w:r>
+        <w:rPr>
+          <w:rFonts w:ascii="Times New Roman" w:hAnsi="Times New Roman" w:cs="Times New Roman"/>
+        </w:rPr>
+        <w:t xml:space="preserve">S =&gt; aAB =&gt; aAA =&gt; a(bBb)A =&gt; ab(λ)bA =&gt; abb(bBb) =&gt; abbb(A)b =&gt; abbb(bBb)b </w:t>
+      </w:r>
+      <w:r>
+        <w:rPr>
+          <w:rFonts w:ascii="Times New Roman" w:hAnsi="Times New Roman" w:cs="Times New Roman"/>
+        </w:rPr>
+        <w:tab/>
+      </w:r>
+      <w:r>
+        <w:rPr>
+          <w:rFonts w:ascii="Times New Roman" w:hAnsi="Times New Roman" w:cs="Times New Roman"/>
+        </w:rPr>
+        <w:tab/>
+        <w:t>=&gt; abbbb(</w:t>
+      </w:r>
+      <w:r>
+        <w:rPr>
+          <w:rFonts w:ascii="Times New Roman" w:hAnsi="Times New Roman" w:cs="Times New Roman"/>
+        </w:rPr>
+        <w:t>λ</w:t>
+      </w:r>
+      <w:r>
+        <w:rPr>
+          <w:rFonts w:ascii="Times New Roman" w:hAnsi="Times New Roman" w:cs="Times New Roman"/>
+        </w:rPr>
+        <w:t>)bb</w:t>
+      </w:r>
+    </w:p>
+    <w:p>
+      <w:pPr>
+        <w:contextualSpacing/>
+        <w:rPr>
+          <w:rFonts w:ascii="Times New Roman" w:hAnsi="Times New Roman" w:cs="Times New Roman"/>
+        </w:rPr>
+      </w:pPr>
+      <w:r>
+        <w:rPr>
+          <w:rFonts w:ascii="Times New Roman" w:hAnsi="Times New Roman" w:cs="Times New Roman"/>
+        </w:rPr>
+        <w:t>S =&gt; aAB =&gt; aAA =&gt; a(bBb)A =&gt; ab(λ)bA =&gt; abb(bBb) =&gt; abbb(λ)b =&gt; abbbb</w:t>
+      </w:r>
+    </w:p>
+    <w:p>
+      <w:pPr>
+        <w:contextualSpacing/>
+        <w:rPr>
+          <w:rFonts w:ascii="Times New Roman" w:hAnsi="Times New Roman" w:cs="Times New Roman"/>
+        </w:rPr>
+      </w:pPr>
+      <w:r>
+        <w:rPr>
+          <w:rFonts w:ascii="Times New Roman" w:hAnsi="Times New Roman" w:cs="Times New Roman"/>
+        </w:rPr>
+        <w:t>S =&gt; aAB =&gt; aAλ =&gt; a(abBbB) =&gt; aab(A)bB =&gt; aab(bBb)bB =&gt; aabb(A)bbB =&gt; aabb(bBb)bbB</w:t>
+      </w:r>
+      <w:r>
+        <w:rPr>
+          <w:rFonts w:ascii="Times New Roman" w:hAnsi="Times New Roman" w:cs="Times New Roman"/>
+        </w:rPr>
+        <w:tab/>
+      </w:r>
+      <w:r>
+        <w:rPr>
+          <w:rFonts w:ascii="Times New Roman" w:hAnsi="Times New Roman" w:cs="Times New Roman"/>
+        </w:rPr>
+        <w:tab/>
+        <w:t>=&gt;aabbb(A)bbbB</w:t>
+      </w:r>
+    </w:p>
+    <w:p>
+      <w:pPr>
+        <w:contextualSpacing/>
+        <w:rPr>
+          <w:rFonts w:ascii="Times New Roman" w:hAnsi="Times New Roman" w:cs="Times New Roman"/>
+        </w:rPr>
+      </w:pPr>
+      <w:r>
+        <w:rPr>
+          <w:rFonts w:ascii="Times New Roman" w:hAnsi="Times New Roman" w:cs="Times New Roman"/>
+        </w:rPr>
+        <w:t>S =&gt; aAB =&gt; aAλ =&gt; a(abBbB) =&gt; aab(A)bB =&gt; aab(bBb)bB =&gt; aabb(A)bbB =&gt; aabb(bBb)bbB</w:t>
+      </w:r>
+      <w:r>
+        <w:rPr>
+          <w:rFonts w:ascii="Times New Roman" w:hAnsi="Times New Roman" w:cs="Times New Roman"/>
+        </w:rPr>
+        <w:tab/>
+      </w:r>
+      <w:r>
+        <w:rPr>
+          <w:rFonts w:ascii="Times New Roman" w:hAnsi="Times New Roman" w:cs="Times New Roman"/>
+        </w:rPr>
+        <w:tab/>
+        <w:t>=&gt;aabbb(A)bbbB</w:t>
+      </w:r>
+    </w:p>
+    <w:p>
+      <w:pPr>
+        <w:contextualSpacing/>
+        <w:rPr>
+          <w:rFonts w:ascii="Times New Roman" w:hAnsi="Times New Roman" w:cs="Times New Roman"/>
+        </w:rPr>
+      </w:pPr>
+      <w:r>
+        <w:rPr>
+          <w:rFonts w:ascii="Times New Roman" w:hAnsi="Times New Roman" w:cs="Times New Roman"/>
+        </w:rPr>
+        <w:t>S =&gt; aAB =&gt; aAλ =&gt; a(abBbB) =&gt; aab(A)bB =&gt; aab(bBb)bB =&gt; aabb(A)bbB =&gt; aabb(bBb)bbB</w:t>
+      </w:r>
+      <w:r>
+        <w:rPr>
+          <w:rFonts w:ascii="Times New Roman" w:hAnsi="Times New Roman" w:cs="Times New Roman"/>
+        </w:rPr>
+        <w:tab/>
+      </w:r>
+      <w:r>
+        <w:rPr>
+          <w:rFonts w:ascii="Times New Roman" w:hAnsi="Times New Roman" w:cs="Times New Roman"/>
+        </w:rPr>
+        <w:tab/>
+        <w:t>=&gt;aabbb(</w:t>
+      </w:r>
+      <w:r>
+        <w:rPr>
+          <w:rFonts w:ascii="Times New Roman" w:hAnsi="Times New Roman" w:cs="Times New Roman"/>
+        </w:rPr>
+        <w:t>λ</w:t>
+      </w:r>
+      <w:r>
+        <w:rPr>
+          <w:rFonts w:ascii="Times New Roman" w:hAnsi="Times New Roman" w:cs="Times New Roman"/>
+        </w:rPr>
+        <w:t>)bbbB</w:t>
+      </w:r>
+    </w:p>
+    <w:p>
+      <w:pPr>
+        <w:contextualSpacing/>
+        <w:rPr>
+          <w:rFonts w:ascii="Times New Roman" w:hAnsi="Times New Roman" w:cs="Times New Roman"/>
+        </w:rPr>
+      </w:pPr>
+      <w:r>
+        <w:rPr>
+          <w:rFonts w:ascii="Times New Roman" w:hAnsi="Times New Roman" w:cs="Times New Roman"/>
+        </w:rPr>
+        <w:t>S =&gt; aAB =&gt; aAλ =&gt; a(abBbB) =&gt; aab(A)bB =&gt; aab(bBb)bB =&gt; aabb(λ)bbB =&gt; aabbbb(A)</w:t>
+      </w:r>
+      <w:r>
+        <w:rPr>
+          <w:rFonts w:ascii="Times New Roman" w:hAnsi="Times New Roman" w:cs="Times New Roman"/>
+        </w:rPr>
+        <w:t xml:space="preserve"> </w:t>
+      </w:r>
+      <w:r>
+        <w:rPr>
+          <w:rFonts w:ascii="Times New Roman" w:hAnsi="Times New Roman" w:cs="Times New Roman"/>
+        </w:rPr>
+        <w:tab/>
+      </w:r>
+      <w:r>
+        <w:rPr>
+          <w:rFonts w:ascii="Times New Roman" w:hAnsi="Times New Roman" w:cs="Times New Roman"/>
+        </w:rPr>
+        <w:tab/>
+        <w:t>=&gt; aabbbb(bBb)</w:t>
+      </w:r>
+    </w:p>
+    <w:p>
+      <w:pPr>
+        <w:contextualSpacing/>
+        <w:rPr>
+          <w:rFonts w:ascii="Times New Roman" w:hAnsi="Times New Roman" w:cs="Times New Roman"/>
+        </w:rPr>
+      </w:pPr>
+      <w:r>
+        <w:rPr>
+          <w:rFonts w:ascii="Times New Roman" w:hAnsi="Times New Roman" w:cs="Times New Roman"/>
+        </w:rPr>
+        <w:t>S =&gt; aAB =&gt; aAλ =&gt; a(abBbB) =&gt; aab(A)bB =&gt; aab(bBb)bB =&gt; aabb(λ)bbB =&gt; aabbbb(λ)</w:t>
+      </w:r>
+    </w:p>
+    <w:p>
+      <w:pPr>
+        <w:contextualSpacing/>
+        <w:rPr>
+          <w:rFonts w:ascii="Times New Roman" w:hAnsi="Times New Roman" w:cs="Times New Roman"/>
+        </w:rPr>
+      </w:pPr>
+      <w:r>
+        <w:rPr>
+          <w:rFonts w:ascii="Times New Roman" w:hAnsi="Times New Roman" w:cs="Times New Roman"/>
+        </w:rPr>
+        <w:t>S =&gt; aAB =&gt; aAλ =&gt; a(abBbB) =&gt; aab(λ)bB =&gt; aabb(A) =&gt; aabb(bBb) =&gt; aabbb(A)b</w:t>
+      </w:r>
+      <w:r>
+        <w:rPr>
+          <w:rFonts w:ascii="Times New Roman" w:hAnsi="Times New Roman" w:cs="Times New Roman"/>
+        </w:rPr>
+        <w:tab/>
+      </w:r>
+      <w:r>
+        <w:rPr>
+          <w:rFonts w:ascii="Times New Roman" w:hAnsi="Times New Roman" w:cs="Times New Roman"/>
+        </w:rPr>
+        <w:tab/>
+        <w:t>=&gt;aabbb(bBb)b</w:t>
+      </w:r>
+    </w:p>
+    <w:p>
+      <w:pPr>
+        <w:contextualSpacing/>
+        <w:rPr>
+          <w:rFonts w:ascii="Times New Roman" w:hAnsi="Times New Roman" w:cs="Times New Roman"/>
+        </w:rPr>
+      </w:pPr>
+      <w:r>
+        <w:rPr>
+          <w:rFonts w:ascii="Times New Roman" w:hAnsi="Times New Roman" w:cs="Times New Roman"/>
+        </w:rPr>
+        <w:t>S =&gt; aAB =&gt; aAλ =&gt; a(abBbB) =&gt; aab(λ)bB =&gt; aabb(A) =&gt; aabb(bBb) =&gt; aabbb(λ)b</w:t>
+      </w:r>
+      <w:r>
+        <w:rPr>
+          <w:rFonts w:ascii="Times New Roman" w:hAnsi="Times New Roman" w:cs="Times New Roman"/>
+        </w:rPr>
+        <w:t xml:space="preserve"> </w:t>
+      </w:r>
+      <w:r>
+        <w:rPr>
+          <w:rFonts w:ascii="Times New Roman" w:hAnsi="Times New Roman" w:cs="Times New Roman"/>
+        </w:rPr>
+        <w:tab/>
+      </w:r>
+      <w:r>
+        <w:rPr>
+          <w:rFonts w:ascii="Times New Roman" w:hAnsi="Times New Roman" w:cs="Times New Roman"/>
+        </w:rPr>
+        <w:tab/>
+        <w:t>=&gt; aabbbb</w:t>
+      </w:r>
+    </w:p>
+    <w:p>
+      <w:pPr>
+        <w:contextualSpacing/>
+        <w:rPr>
+          <w:rFonts w:ascii="Times New Roman" w:hAnsi="Times New Roman" w:cs="Times New Roman"/>
+        </w:rPr>
+      </w:pPr>
+      <w:r>
+        <w:rPr>
+          <w:rFonts w:ascii="Times New Roman" w:hAnsi="Times New Roman" w:cs="Times New Roman"/>
+        </w:rPr>
+        <w:t>S =&gt; aAB =&gt; aAλ =&gt; a(abBbB) =&gt; aab(λ)bB =&gt; aabb(λ) =&gt; aabb</w:t>
+      </w:r>
+    </w:p>
+    <w:p>
+      <w:pPr>
+        <w:contextualSpacing/>
+        <w:rPr>
+          <w:rFonts w:ascii="Times New Roman" w:hAnsi="Times New Roman" w:cs="Times New Roman"/>
+        </w:rPr>
+      </w:pPr>
+    </w:p>
+    <w:p>
+      <w:pPr>
+        <w:contextualSpacing/>
+        <w:rPr>
+          <w:rFonts w:ascii="Times New Roman" w:hAnsi="Times New Roman" w:cs="Times New Roman"/>
+        </w:rPr>
+      </w:pPr>
+    </w:p>
+    <w:p>
+      <w:pPr>
+        <w:contextualSpacing/>
+        <w:rPr>
+          <w:rFonts w:ascii="Times New Roman" w:hAnsi="Times New Roman" w:cs="Times New Roman"/>
+        </w:rPr>
+      </w:pPr>
+    </w:p>
+    <w:p>
+      <w:pPr>
+        <w:contextualSpacing/>
+        <w:rPr>
+          <w:rFonts w:ascii="Times New Roman" w:hAnsi="Times New Roman" w:cs="Times New Roman"/>
+        </w:rPr>
+      </w:pPr>
+    </w:p>
+    <w:p>
+      <w:pPr>
+        <w:contextualSpacing/>
+        <w:rPr>
+          <w:rFonts w:ascii="Times New Roman" w:hAnsi="Times New Roman" w:cs="Times New Roman"/>
+        </w:rPr>
+      </w:pPr>
+      <w:r>
+        <w:rPr>
+          <w:rFonts w:ascii="Times New Roman" w:hAnsi="Times New Roman" w:cs="Times New Roman"/>
+        </w:rPr>
+        <w:lastRenderedPageBreak/>
+        <w:t>Round 8:</w:t>
+      </w:r>
+    </w:p>
+    <w:p>
+      <w:pPr>
+        <w:contextualSpacing/>
+        <w:rPr>
+          <w:rFonts w:ascii="Times New Roman" w:hAnsi="Times New Roman" w:cs="Times New Roman"/>
+        </w:rPr>
+      </w:pPr>
+      <w:r>
+        <w:rPr>
+          <w:rFonts w:ascii="Times New Roman" w:hAnsi="Times New Roman" w:cs="Times New Roman"/>
+        </w:rPr>
+        <w:t xml:space="preserve">S =&gt; aAB =&gt; abBbB =&gt; abAbB =&gt; abbBbbB =&gt; abb(A)bbB =&gt; abb(bBb)bbB =&gt; abbb(λ)bbbB </w:t>
+      </w:r>
+      <w:r>
+        <w:rPr>
+          <w:rFonts w:ascii="Times New Roman" w:hAnsi="Times New Roman" w:cs="Times New Roman"/>
+        </w:rPr>
+        <w:tab/>
+        <w:t>=&gt; abbbbbbB</w:t>
+      </w:r>
+      <w:r>
+        <w:rPr>
+          <w:rFonts w:ascii="Times New Roman" w:hAnsi="Times New Roman" w:cs="Times New Roman"/>
+        </w:rPr>
+        <w:t xml:space="preserve"> =&gt; abbbbbb(λ)</w:t>
+      </w:r>
+    </w:p>
+    <w:p>
+      <w:pPr>
+        <w:contextualSpacing/>
+        <w:rPr>
+          <w:rFonts w:ascii="Times New Roman" w:hAnsi="Times New Roman" w:cs="Times New Roman"/>
+        </w:rPr>
+      </w:pPr>
+      <w:r>
+        <w:rPr>
+          <w:rFonts w:ascii="Times New Roman" w:hAnsi="Times New Roman" w:cs="Times New Roman"/>
+        </w:rPr>
+        <w:t xml:space="preserve">S =&gt; aAB =&gt; abBbB =&gt; abAbB =&gt; abbBbbB =&gt; abb(λ)bbB =&gt; abbbb(A) =&gt; abbbb(bBb) </w:t>
+      </w:r>
+      <w:r>
+        <w:rPr>
+          <w:rFonts w:ascii="Times New Roman" w:hAnsi="Times New Roman" w:cs="Times New Roman"/>
+        </w:rPr>
+        <w:tab/>
+        <w:t>=&gt; abbbbb(A)b</w:t>
+      </w:r>
+      <w:r>
+        <w:rPr>
+          <w:rFonts w:ascii="Times New Roman" w:hAnsi="Times New Roman" w:cs="Times New Roman"/>
+        </w:rPr>
+        <w:t xml:space="preserve"> =&gt; abbbb(bBb)b</w:t>
+      </w:r>
+    </w:p>
+    <w:p>
+      <w:pPr>
+        <w:contextualSpacing/>
+        <w:rPr>
+          <w:rFonts w:ascii="Times New Roman" w:hAnsi="Times New Roman" w:cs="Times New Roman"/>
+        </w:rPr>
+      </w:pPr>
+      <w:r>
+        <w:rPr>
+          <w:rFonts w:ascii="Times New Roman" w:hAnsi="Times New Roman" w:cs="Times New Roman"/>
+        </w:rPr>
+        <w:t xml:space="preserve">S =&gt; aAB =&gt; abBbB =&gt; abAbB =&gt; abbBbbB =&gt; abb(λ)bbB =&gt; abbbb(A) =&gt; abbbb(bBb) </w:t>
+      </w:r>
+      <w:r>
+        <w:rPr>
+          <w:rFonts w:ascii="Times New Roman" w:hAnsi="Times New Roman" w:cs="Times New Roman"/>
+        </w:rPr>
+        <w:tab/>
+        <w:t>=&gt; abbbbb(λ)b</w:t>
+      </w:r>
+      <w:r>
+        <w:rPr>
+          <w:rFonts w:ascii="Times New Roman" w:hAnsi="Times New Roman" w:cs="Times New Roman"/>
+        </w:rPr>
+        <w:t xml:space="preserve"> =&gt; abbbbbb</w:t>
+      </w:r>
+    </w:p>
+    <w:p>
+      <w:pPr>
+        <w:contextualSpacing/>
+        <w:rPr>
+          <w:rFonts w:ascii="Times New Roman" w:hAnsi="Times New Roman" w:cs="Times New Roman"/>
+        </w:rPr>
+      </w:pPr>
+      <w:r>
+        <w:rPr>
+          <w:rFonts w:ascii="Times New Roman" w:hAnsi="Times New Roman" w:cs="Times New Roman"/>
+        </w:rPr>
+        <w:t>S =&gt; aAB =&gt; abBbB =&gt; abAbB =&gt; abbBbbB =&gt; abb(λ)bbB =&gt; abbbb(λ) =&gt; abbbb</w:t>
+      </w:r>
+    </w:p>
+    <w:p>
+      <w:pPr>
+        <w:contextualSpacing/>
+        <w:rPr>
+          <w:rFonts w:ascii="Times New Roman" w:hAnsi="Times New Roman" w:cs="Times New Roman"/>
+        </w:rPr>
+      </w:pPr>
+      <w:r>
+        <w:rPr>
+          <w:rFonts w:ascii="Times New Roman" w:hAnsi="Times New Roman" w:cs="Times New Roman"/>
+        </w:rPr>
+        <w:t xml:space="preserve">S =&gt; aAB =&gt; abBbB =&gt; ab(λ)bB =&gt; abbA =&gt; abb(bBb) =&gt; abbb(A)b =&gt; abbb(bBb)b </w:t>
+      </w:r>
+      <w:r>
+        <w:rPr>
+          <w:rFonts w:ascii="Times New Roman" w:hAnsi="Times New Roman" w:cs="Times New Roman"/>
+        </w:rPr>
+        <w:tab/>
+      </w:r>
+      <w:r>
+        <w:rPr>
+          <w:rFonts w:ascii="Times New Roman" w:hAnsi="Times New Roman" w:cs="Times New Roman"/>
+        </w:rPr>
+        <w:tab/>
+        <w:t>=&gt; abbbb(A)bb</w:t>
+      </w:r>
+      <w:r>
+        <w:rPr>
+          <w:rFonts w:ascii="Times New Roman" w:hAnsi="Times New Roman" w:cs="Times New Roman"/>
+        </w:rPr>
+        <w:t xml:space="preserve"> =&gt; abbbb(bBb)bb</w:t>
+      </w:r>
+    </w:p>
+    <w:p>
+      <w:pPr>
+        <w:contextualSpacing/>
+        <w:rPr>
+          <w:rFonts w:ascii="Times New Roman" w:hAnsi="Times New Roman" w:cs="Times New Roman"/>
+        </w:rPr>
+      </w:pPr>
+      <w:r>
+        <w:rPr>
+          <w:rFonts w:ascii="Times New Roman" w:hAnsi="Times New Roman" w:cs="Times New Roman"/>
+        </w:rPr>
+        <w:t xml:space="preserve">S =&gt; aAB =&gt; abBbB =&gt; ab(λ)bB =&gt; abbA =&gt; abb(bBb) =&gt; abbb(A)b =&gt; abbb(bBb)b </w:t>
+      </w:r>
+      <w:r>
+        <w:rPr>
+          <w:rFonts w:ascii="Times New Roman" w:hAnsi="Times New Roman" w:cs="Times New Roman"/>
+        </w:rPr>
+        <w:tab/>
+      </w:r>
+      <w:r>
+        <w:rPr>
+          <w:rFonts w:ascii="Times New Roman" w:hAnsi="Times New Roman" w:cs="Times New Roman"/>
+        </w:rPr>
+        <w:tab/>
+        <w:t>=&gt; abbbb(λ)bb</w:t>
+      </w:r>
+      <w:r>
+        <w:rPr>
+          <w:rFonts w:ascii="Times New Roman" w:hAnsi="Times New Roman" w:cs="Times New Roman"/>
+        </w:rPr>
+        <w:t xml:space="preserve"> =&gt; abbbbbb</w:t>
+      </w:r>
+    </w:p>
+    <w:p>
+      <w:pPr>
+        <w:contextualSpacing/>
+        <w:rPr>
+          <w:rFonts w:ascii="Times New Roman" w:hAnsi="Times New Roman" w:cs="Times New Roman"/>
+        </w:rPr>
+      </w:pPr>
+      <w:r>
+        <w:rPr>
+          <w:rFonts w:ascii="Times New Roman" w:hAnsi="Times New Roman" w:cs="Times New Roman"/>
+        </w:rPr>
+        <w:t>S =&gt; aAB =&gt; abBbB =&gt; ab(λ)bB =&gt; abbA =&gt; abb(bBb) =&gt; abbb(λ)b =&gt; abbbb</w:t>
+      </w:r>
+    </w:p>
+    <w:p>
+      <w:pPr>
+        <w:contextualSpacing/>
+        <w:rPr>
+          <w:rFonts w:ascii="Times New Roman" w:hAnsi="Times New Roman" w:cs="Times New Roman"/>
+        </w:rPr>
+      </w:pPr>
+      <w:r>
+        <w:rPr>
+          <w:rFonts w:ascii="Times New Roman" w:hAnsi="Times New Roman" w:cs="Times New Roman"/>
+        </w:rPr>
+        <w:t xml:space="preserve">S =&gt; aAB =&gt; aAA =&gt; a(bBb)A =&gt; abAbA =&gt; ab(bBb)A =&gt; abb(A)bA =&gt; abb(bBb)bA </w:t>
+      </w:r>
+      <w:r>
+        <w:rPr>
+          <w:rFonts w:ascii="Times New Roman" w:hAnsi="Times New Roman" w:cs="Times New Roman"/>
+        </w:rPr>
+        <w:tab/>
+      </w:r>
+      <w:r>
+        <w:rPr>
+          <w:rFonts w:ascii="Times New Roman" w:hAnsi="Times New Roman" w:cs="Times New Roman"/>
+        </w:rPr>
+        <w:tab/>
+        <w:t>=&gt; abbb(A)bbA</w:t>
+      </w:r>
+      <w:r>
+        <w:rPr>
+          <w:rFonts w:ascii="Times New Roman" w:hAnsi="Times New Roman" w:cs="Times New Roman"/>
+        </w:rPr>
+        <w:t xml:space="preserve"> =&gt; abbb(bBb)bbA</w:t>
+      </w:r>
+    </w:p>
+    <w:p>
+      <w:pPr>
+        <w:contextualSpacing/>
+        <w:rPr>
+          <w:rFonts w:ascii="Times New Roman" w:hAnsi="Times New Roman" w:cs="Times New Roman"/>
+        </w:rPr>
+      </w:pPr>
+      <w:r>
+        <w:rPr>
+          <w:rFonts w:ascii="Times New Roman" w:hAnsi="Times New Roman" w:cs="Times New Roman"/>
+        </w:rPr>
+        <w:t xml:space="preserve">S =&gt; aAB =&gt; aAA =&gt; a(bBb)A =&gt; abAbA =&gt; ab(bBb)A =&gt; abb(A)bA =&gt; abb(bBb)bA </w:t>
+      </w:r>
+      <w:r>
+        <w:rPr>
+          <w:rFonts w:ascii="Times New Roman" w:hAnsi="Times New Roman" w:cs="Times New Roman"/>
+        </w:rPr>
+        <w:tab/>
+      </w:r>
+      <w:r>
+        <w:rPr>
+          <w:rFonts w:ascii="Times New Roman" w:hAnsi="Times New Roman" w:cs="Times New Roman"/>
+        </w:rPr>
+        <w:tab/>
+        <w:t>=&gt; abbb(λ)bbA</w:t>
+      </w:r>
+      <w:r>
+        <w:rPr>
+          <w:rFonts w:ascii="Times New Roman" w:hAnsi="Times New Roman" w:cs="Times New Roman"/>
+        </w:rPr>
+        <w:t xml:space="preserve"> =&gt; abbbbbA</w:t>
+      </w:r>
+    </w:p>
+    <w:p>
+      <w:pPr>
+        <w:contextualSpacing/>
+        <w:rPr>
+          <w:rFonts w:ascii="Times New Roman" w:hAnsi="Times New Roman" w:cs="Times New Roman"/>
+        </w:rPr>
+      </w:pPr>
+      <w:r>
+        <w:rPr>
+          <w:rFonts w:ascii="Times New Roman" w:hAnsi="Times New Roman" w:cs="Times New Roman"/>
+        </w:rPr>
+        <w:t xml:space="preserve">S =&gt; aAB =&gt; aAA =&gt; a(bBb)A =&gt; abAbA =&gt; ab(bBb)A =&gt; abb(λ)bA =&gt; abbb(bBb) </w:t>
+      </w:r>
+      <w:r>
+        <w:rPr>
+          <w:rFonts w:ascii="Times New Roman" w:hAnsi="Times New Roman" w:cs="Times New Roman"/>
+        </w:rPr>
+        <w:tab/>
+      </w:r>
+      <w:r>
+        <w:rPr>
+          <w:rFonts w:ascii="Times New Roman" w:hAnsi="Times New Roman" w:cs="Times New Roman"/>
+        </w:rPr>
+        <w:tab/>
+        <w:t>=&gt; abbbb(A)b</w:t>
+      </w:r>
+      <w:r>
+        <w:rPr>
+          <w:rFonts w:ascii="Times New Roman" w:hAnsi="Times New Roman" w:cs="Times New Roman"/>
+        </w:rPr>
+        <w:t xml:space="preserve"> =&gt; abbbb(bBb)b</w:t>
+      </w:r>
+    </w:p>
+    <w:p>
+      <w:pPr>
+        <w:contextualSpacing/>
+        <w:rPr>
+          <w:rFonts w:ascii="Times New Roman" w:hAnsi="Times New Roman" w:cs="Times New Roman"/>
+        </w:rPr>
+      </w:pPr>
+      <w:r>
+        <w:rPr>
+          <w:rFonts w:ascii="Times New Roman" w:hAnsi="Times New Roman" w:cs="Times New Roman"/>
+        </w:rPr>
+        <w:t xml:space="preserve">S =&gt; aAB =&gt; aAA =&gt; a(bBb)A =&gt; abAbA =&gt; ab(bBb)A =&gt; abb(λ)bA =&gt; abbb(bBb) </w:t>
+      </w:r>
+      <w:r>
+        <w:rPr>
+          <w:rFonts w:ascii="Times New Roman" w:hAnsi="Times New Roman" w:cs="Times New Roman"/>
+        </w:rPr>
+        <w:tab/>
+      </w:r>
+      <w:r>
+        <w:rPr>
+          <w:rFonts w:ascii="Times New Roman" w:hAnsi="Times New Roman" w:cs="Times New Roman"/>
+        </w:rPr>
+        <w:tab/>
+        <w:t>=&gt; abbbb(λ)b</w:t>
+      </w:r>
+      <w:r>
+        <w:rPr>
+          <w:rFonts w:ascii="Times New Roman" w:hAnsi="Times New Roman" w:cs="Times New Roman"/>
+        </w:rPr>
+        <w:t xml:space="preserve"> =&gt; abbbbb</w:t>
+      </w:r>
+    </w:p>
+    <w:p>
+      <w:pPr>
+        <w:contextualSpacing/>
+        <w:rPr>
+          <w:rFonts w:ascii="Times New Roman" w:hAnsi="Times New Roman" w:cs="Times New Roman"/>
+        </w:rPr>
+      </w:pPr>
+      <w:r>
+        <w:rPr>
+          <w:rFonts w:ascii="Times New Roman" w:hAnsi="Times New Roman" w:cs="Times New Roman"/>
+        </w:rPr>
+        <w:t xml:space="preserve">S =&gt; aAB =&gt; aAA =&gt; a(bBb)A =&gt; ab(λ)bA =&gt; abb(bBb) =&gt; abbb(A)b =&gt; abbb(bBb)b </w:t>
+      </w:r>
+      <w:r>
+        <w:rPr>
+          <w:rFonts w:ascii="Times New Roman" w:hAnsi="Times New Roman" w:cs="Times New Roman"/>
+        </w:rPr>
+        <w:tab/>
+      </w:r>
+      <w:r>
+        <w:rPr>
+          <w:rFonts w:ascii="Times New Roman" w:hAnsi="Times New Roman" w:cs="Times New Roman"/>
+        </w:rPr>
+        <w:tab/>
+        <w:t>=&gt; abbbb(A)bb</w:t>
+      </w:r>
+      <w:r>
+        <w:rPr>
+          <w:rFonts w:ascii="Times New Roman" w:hAnsi="Times New Roman" w:cs="Times New Roman"/>
+        </w:rPr>
+        <w:t xml:space="preserve"> =&gt; abbbb(bBb)bb</w:t>
+      </w:r>
+    </w:p>
+    <w:p>
+      <w:pPr>
+        <w:contextualSpacing/>
+        <w:rPr>
+          <w:rFonts w:ascii="Times New Roman" w:hAnsi="Times New Roman" w:cs="Times New Roman"/>
+        </w:rPr>
+      </w:pPr>
+      <w:r>
+        <w:rPr>
+          <w:rFonts w:ascii="Times New Roman" w:hAnsi="Times New Roman" w:cs="Times New Roman"/>
+        </w:rPr>
+        <w:t xml:space="preserve">S =&gt; aAB =&gt; aAA =&gt; a(bBb)A =&gt; ab(λ)bA =&gt; abb(bBb) =&gt; abbb(A)b =&gt; abbb(bBb)b </w:t>
+      </w:r>
+      <w:r>
+        <w:rPr>
+          <w:rFonts w:ascii="Times New Roman" w:hAnsi="Times New Roman" w:cs="Times New Roman"/>
+        </w:rPr>
+        <w:tab/>
+      </w:r>
+      <w:r>
+        <w:rPr>
+          <w:rFonts w:ascii="Times New Roman" w:hAnsi="Times New Roman" w:cs="Times New Roman"/>
+        </w:rPr>
+        <w:tab/>
+        <w:t>=&gt; abbbb(λ)bb</w:t>
+      </w:r>
+      <w:r>
+        <w:rPr>
+          <w:rFonts w:ascii="Times New Roman" w:hAnsi="Times New Roman" w:cs="Times New Roman"/>
+        </w:rPr>
+        <w:t xml:space="preserve"> =&gt; abbbbbb</w:t>
+      </w:r>
+    </w:p>
+    <w:p>
+      <w:pPr>
+        <w:contextualSpacing/>
+        <w:rPr>
+          <w:rFonts w:ascii="Times New Roman" w:hAnsi="Times New Roman" w:cs="Times New Roman"/>
+        </w:rPr>
+      </w:pPr>
+      <w:r>
+        <w:rPr>
+          <w:rFonts w:ascii="Times New Roman" w:hAnsi="Times New Roman" w:cs="Times New Roman"/>
+        </w:rPr>
+        <w:t>S =&gt; aAB =&gt; aAA =&gt; a(bBb)A =&gt; ab(λ)bA =&gt; abb(bBb) =&gt; abbb(λ)b =&gt; abbbb</w:t>
+      </w:r>
+    </w:p>
+    <w:p>
+      <w:pPr>
+        <w:contextualSpacing/>
+        <w:rPr>
+          <w:rFonts w:ascii="Times New Roman" w:hAnsi="Times New Roman" w:cs="Times New Roman"/>
+        </w:rPr>
+      </w:pPr>
+      <w:r>
+        <w:rPr>
+          <w:rFonts w:ascii="Times New Roman" w:hAnsi="Times New Roman" w:cs="Times New Roman"/>
+        </w:rPr>
+        <w:t>S =&gt; aAB =&gt; aAλ =&gt; a(abBbB) =&gt; aab(A)bB =&gt; aab(bBb)bB =&gt; aabb(A)bbB =&gt; aabb(bBb)bbB</w:t>
+      </w:r>
+      <w:r>
+        <w:rPr>
+          <w:rFonts w:ascii="Times New Roman" w:hAnsi="Times New Roman" w:cs="Times New Roman"/>
+        </w:rPr>
+        <w:tab/>
+      </w:r>
+      <w:r>
+        <w:rPr>
+          <w:rFonts w:ascii="Times New Roman" w:hAnsi="Times New Roman" w:cs="Times New Roman"/>
+        </w:rPr>
+        <w:tab/>
+        <w:t>=&gt;aabbb(A)bbbB</w:t>
+      </w:r>
+    </w:p>
+    <w:p>
+      <w:pPr>
+        <w:contextualSpacing/>
+        <w:rPr>
+          <w:rFonts w:ascii="Times New Roman" w:hAnsi="Times New Roman" w:cs="Times New Roman"/>
+        </w:rPr>
+      </w:pPr>
+      <w:r>
+        <w:rPr>
+          <w:rFonts w:ascii="Times New Roman" w:hAnsi="Times New Roman" w:cs="Times New Roman"/>
+        </w:rPr>
+        <w:t>S =&gt; aAB =&gt; aAλ =&gt; a(abBbB) =&gt; aab(A)bB =&gt; aab(bBb)bB =&gt; aabb(A)bbB =&gt; aabb(bBb)bbB</w:t>
+      </w:r>
+      <w:r>
+        <w:rPr>
+          <w:rFonts w:ascii="Times New Roman" w:hAnsi="Times New Roman" w:cs="Times New Roman"/>
+        </w:rPr>
+        <w:tab/>
+      </w:r>
+      <w:r>
+        <w:rPr>
+          <w:rFonts w:ascii="Times New Roman" w:hAnsi="Times New Roman" w:cs="Times New Roman"/>
+        </w:rPr>
+        <w:tab/>
+        <w:t>=&gt;aabbb(A)bbbB</w:t>
+      </w:r>
+    </w:p>
+    <w:p>
+      <w:pPr>
+        <w:contextualSpacing/>
+        <w:rPr>
+          <w:rFonts w:ascii="Times New Roman" w:hAnsi="Times New Roman" w:cs="Times New Roman"/>
+        </w:rPr>
+      </w:pPr>
+      <w:r>
+        <w:rPr>
+          <w:rFonts w:ascii="Times New Roman" w:hAnsi="Times New Roman" w:cs="Times New Roman"/>
+        </w:rPr>
+        <w:t>S =&gt; aAB =&gt; aAλ =&gt; a(abBbB) =&gt; aab(A)bB =&gt; aab(bBb)bB =&gt; aabb(A)bbB =&gt; aabb(bBb)bbB</w:t>
+      </w:r>
+      <w:r>
+        <w:rPr>
+          <w:rFonts w:ascii="Times New Roman" w:hAnsi="Times New Roman" w:cs="Times New Roman"/>
+        </w:rPr>
+        <w:tab/>
+      </w:r>
+      <w:r>
+        <w:rPr>
+          <w:rFonts w:ascii="Times New Roman" w:hAnsi="Times New Roman" w:cs="Times New Roman"/>
+        </w:rPr>
+        <w:tab/>
+        <w:t>=&gt;aabbb(λ)bbbB</w:t>
+      </w:r>
+    </w:p>
+    <w:p>
+      <w:pPr>
+        <w:contextualSpacing/>
+        <w:rPr>
+          <w:rFonts w:ascii="Times New Roman" w:hAnsi="Times New Roman" w:cs="Times New Roman"/>
+        </w:rPr>
+      </w:pPr>
+      <w:r>
+        <w:rPr>
+          <w:rFonts w:ascii="Times New Roman" w:hAnsi="Times New Roman" w:cs="Times New Roman"/>
+        </w:rPr>
+        <w:t xml:space="preserve">S =&gt; aAB =&gt; aAλ =&gt; a(abBbB) =&gt; aab(A)bB =&gt; aab(bBb)bB =&gt; aabb(λ)bbB =&gt; aabbbb(A) </w:t>
+      </w:r>
+      <w:r>
+        <w:rPr>
+          <w:rFonts w:ascii="Times New Roman" w:hAnsi="Times New Roman" w:cs="Times New Roman"/>
+        </w:rPr>
+        <w:tab/>
+      </w:r>
+      <w:r>
+        <w:rPr>
+          <w:rFonts w:ascii="Times New Roman" w:hAnsi="Times New Roman" w:cs="Times New Roman"/>
+        </w:rPr>
+        <w:tab/>
+        <w:t>=&gt; aabbbb(bBb)</w:t>
+      </w:r>
+    </w:p>
+    <w:p>
+      <w:pPr>
+        <w:contextualSpacing/>
+        <w:rPr>
+          <w:rFonts w:ascii="Times New Roman" w:hAnsi="Times New Roman" w:cs="Times New Roman"/>
+        </w:rPr>
+      </w:pPr>
+      <w:r>
+        <w:rPr>
+          <w:rFonts w:ascii="Times New Roman" w:hAnsi="Times New Roman" w:cs="Times New Roman"/>
+        </w:rPr>
+        <w:t>S =&gt; aAB =&gt; aAλ =&gt; a(abBbB) =&gt; aab(A)bB =&gt; aab(bBb)bB =&gt; aabb(λ)bbB =&gt; aabbbb(λ)</w:t>
+      </w:r>
+    </w:p>
+    <w:p>
+      <w:pPr>
+        <w:contextualSpacing/>
+        <w:rPr>
+          <w:rFonts w:ascii="Times New Roman" w:hAnsi="Times New Roman" w:cs="Times New Roman"/>
+        </w:rPr>
+      </w:pPr>
+      <w:r>
+        <w:rPr>
+          <w:rFonts w:ascii="Times New Roman" w:hAnsi="Times New Roman" w:cs="Times New Roman"/>
+        </w:rPr>
+        <w:t>S =&gt; aAB =&gt; aAλ =&gt; a(abBbB) =&gt; aab(λ)bB =&gt; aabb(A) =&gt; aabb(bBb) =&gt; aabbb(A)b</w:t>
+      </w:r>
+      <w:r>
+        <w:rPr>
+          <w:rFonts w:ascii="Times New Roman" w:hAnsi="Times New Roman" w:cs="Times New Roman"/>
+        </w:rPr>
+        <w:tab/>
+      </w:r>
+      <w:r>
+        <w:rPr>
+          <w:rFonts w:ascii="Times New Roman" w:hAnsi="Times New Roman" w:cs="Times New Roman"/>
+        </w:rPr>
+        <w:tab/>
+        <w:t>=&gt;aabbb(bBb)b</w:t>
+      </w:r>
+    </w:p>
+    <w:p>
+      <w:pPr>
+        <w:contextualSpacing/>
+        <w:rPr>
+          <w:rFonts w:ascii="Times New Roman" w:hAnsi="Times New Roman" w:cs="Times New Roman"/>
+        </w:rPr>
+      </w:pPr>
+      <w:r>
+        <w:rPr>
+          <w:rFonts w:ascii="Times New Roman" w:hAnsi="Times New Roman" w:cs="Times New Roman"/>
+        </w:rPr>
+        <w:t xml:space="preserve">S =&gt; aAB =&gt; aAλ =&gt; a(abBbB) =&gt; aab(λ)bB =&gt; aabb(A) =&gt; aabb(bBb) =&gt; aabbb(λ)b </w:t>
+      </w:r>
+      <w:r>
+        <w:rPr>
+          <w:rFonts w:ascii="Times New Roman" w:hAnsi="Times New Roman" w:cs="Times New Roman"/>
+        </w:rPr>
+        <w:tab/>
+      </w:r>
+      <w:r>
+        <w:rPr>
+          <w:rFonts w:ascii="Times New Roman" w:hAnsi="Times New Roman" w:cs="Times New Roman"/>
+        </w:rPr>
+        <w:tab/>
+        <w:t>=&gt; aabbbb</w:t>
+      </w:r>
+    </w:p>
+    <w:p>
+      <w:pPr>
+        <w:contextualSpacing/>
+        <w:rPr>
+          <w:rFonts w:ascii="Times New Roman" w:hAnsi="Times New Roman" w:cs="Times New Roman"/>
+        </w:rPr>
+      </w:pPr>
+      <w:r>
+        <w:rPr>
+          <w:rFonts w:ascii="Times New Roman" w:hAnsi="Times New Roman" w:cs="Times New Roman"/>
+        </w:rPr>
+        <w:t>S =&gt; aAB =&gt; aAλ =&gt; a(abBbB) =&gt; aab(λ)bB =&gt; aabb(λ) =&gt; aabb</w:t>
+      </w:r>
+    </w:p>
+    <w:p>
+      <w:pPr>
+        <w:contextualSpacing/>
+        <w:rPr>
+          <w:rFonts w:ascii="Times New Roman" w:hAnsi="Times New Roman" w:cs="Times New Roman"/>
+        </w:rPr>
+      </w:pPr>
+    </w:p>
+    <w:p>
+      <w:pPr>
+        <w:contextualSpacing/>
+        <w:rPr>
+          <w:rFonts w:ascii="Times New Roman" w:hAnsi="Times New Roman" w:cs="Times New Roman"/>
+        </w:rPr>
+      </w:pPr>
+    </w:p>
+    <w:p>
+      <w:pPr>
+        <w:contextualSpacing/>
+        <w:rPr>
+          <w:rFonts w:ascii="Times New Roman" w:hAnsi="Times New Roman" w:cs="Times New Roman"/>
+        </w:rPr>
+      </w:pPr>
+      <w:r>
+        <w:rPr>
+          <w:rFonts w:ascii="Times New Roman" w:hAnsi="Times New Roman" w:cs="Times New Roman"/>
+        </w:rPr>
+        <w:t>String achieved in Round 8:</w:t>
+      </w:r>
+    </w:p>
+    <w:p>
+      <w:pPr>
+        <w:contextualSpacing/>
+        <w:rPr>
+          <w:rFonts w:ascii="Times New Roman" w:hAnsi="Times New Roman" w:cs="Times New Roman"/>
+        </w:rPr>
+      </w:pPr>
+      <w:r>
+        <w:rPr>
+          <w:rFonts w:ascii="Times New Roman" w:hAnsi="Times New Roman" w:cs="Times New Roman"/>
+        </w:rPr>
+        <w:t xml:space="preserve">S =&gt; aAB =&gt; abBbB =&gt; abAbB =&gt; abbBbbB =&gt; abb(λ)bbB =&gt; abbbb(A) =&gt; abbbb(bBb) </w:t>
+      </w:r>
+      <w:r>
+        <w:rPr>
+          <w:rFonts w:ascii="Times New Roman" w:hAnsi="Times New Roman" w:cs="Times New Roman"/>
+        </w:rPr>
+        <w:tab/>
+        <w:t>=&gt; abbbbb(λ)b =&gt; abbbbbb</w:t>
+      </w:r>
+    </w:p>
+    <w:p>
+      <w:pPr>
+        <w:contextualSpacing/>
+        <w:rPr>
+          <w:rFonts w:ascii="Times New Roman" w:hAnsi="Times New Roman" w:cs="Times New Roman"/>
+        </w:rPr>
+      </w:pPr>
+    </w:p>
+    <w:p>
+      <w:pPr>
+        <w:contextualSpacing/>
+        <w:rPr>
+          <w:rFonts w:ascii="Times New Roman" w:hAnsi="Times New Roman" w:cs="Times New Roman"/>
+        </w:rPr>
+      </w:pPr>
+    </w:p>
+    <w:p>
+      <w:pPr>
+        <w:contextualSpacing/>
+        <w:rPr>
+          <w:rFonts w:ascii="Times New Roman" w:hAnsi="Times New Roman" w:cs="Times New Roman"/>
+        </w:rPr>
+      </w:pPr>
+      <w:r>
+        <w:rPr>
+          <w:rFonts w:ascii="Times New Roman" w:hAnsi="Times New Roman" w:cs="Times New Roman"/>
+        </w:rPr>
+        <w:t xml:space="preserve">S =&gt; aAB =&gt; abBbB =&gt; ab(λ)bB =&gt; abbA =&gt; abb(bBb) =&gt; abbb(A)b =&gt; abbb(bBb)b </w:t>
+      </w:r>
+      <w:r>
+        <w:rPr>
+          <w:rFonts w:ascii="Times New Roman" w:hAnsi="Times New Roman" w:cs="Times New Roman"/>
+        </w:rPr>
+        <w:tab/>
+      </w:r>
+      <w:r>
+        <w:rPr>
+          <w:rFonts w:ascii="Times New Roman" w:hAnsi="Times New Roman" w:cs="Times New Roman"/>
+        </w:rPr>
+        <w:tab/>
+        <w:t>=&gt; abbbb(λ)bb =&gt; abbbbbb</w:t>
+      </w:r>
+    </w:p>
+    <w:p>
+      <w:pPr>
+        <w:contextualSpacing/>
+        <w:rPr>
+          <w:rFonts w:ascii="Times New Roman" w:hAnsi="Times New Roman" w:cs="Times New Roman"/>
+        </w:rPr>
+      </w:pPr>
+    </w:p>
+    <w:p>
+      <w:pPr>
+        <w:contextualSpacing/>
+        <w:rPr>
+          <w:rFonts w:ascii="Times New Roman" w:hAnsi="Times New Roman" w:cs="Times New Roman"/>
+        </w:rPr>
+      </w:pPr>
+      <w:r>
+        <w:rPr>
+          <w:rFonts w:ascii="Times New Roman" w:hAnsi="Times New Roman" w:cs="Times New Roman"/>
+        </w:rPr>
+        <w:t xml:space="preserve">S =&gt; aAB =&gt; aAA =&gt; a(bBb)A =&gt; ab(λ)bA =&gt; abb(bBb) =&gt; abbb(A)b =&gt; abbb(bBb)b </w:t>
+      </w:r>
+      <w:r>
+        <w:rPr>
+          <w:rFonts w:ascii="Times New Roman" w:hAnsi="Times New Roman" w:cs="Times New Roman"/>
+        </w:rPr>
+        <w:tab/>
+      </w:r>
+      <w:r>
+        <w:rPr>
+          <w:rFonts w:ascii="Times New Roman" w:hAnsi="Times New Roman" w:cs="Times New Roman"/>
+        </w:rPr>
+        <w:tab/>
+        <w:t>=&gt; abbbb(λ)bb =&gt; abbbbbb</w:t>
+      </w:r>
+    </w:p>
+    <w:p>
+      <w:pPr>
+        <w:contextualSpacing/>
+        <w:rPr>
+          <w:rFonts w:ascii="Times New Roman" w:hAnsi="Times New Roman" w:cs="Times New Roman"/>
+        </w:rPr>
+      </w:pPr>
+    </w:p>
+    <w:p>
+      <w:pPr>
+        <w:contextualSpacing/>
+        <w:rPr>
+          <w:rFonts w:ascii="Times New Roman" w:hAnsi="Times New Roman" w:cs="Times New Roman"/>
+        </w:rPr>
+      </w:pPr>
+    </w:p>
+    <w:p>
+      <w:pPr>
+        <w:contextualSpacing/>
+        <w:rPr>
+          <w:rFonts w:ascii="Times New Roman" w:hAnsi="Times New Roman" w:cs="Times New Roman"/>
+        </w:rPr>
+      </w:pPr>
+      <w:r>
+        <w:rPr>
+          <w:rFonts w:ascii="Times New Roman" w:hAnsi="Times New Roman" w:cs="Times New Roman"/>
+        </w:rPr>
+        <w:t xml:space="preserve">In general, it should take |w| </w:t>
+      </w:r>
+      <w:r>
+        <w:rPr>
+          <w:rFonts w:ascii="Times New Roman" w:hAnsi="Times New Roman" w:cs="Times New Roman"/>
+        </w:rPr>
+        <w:t xml:space="preserve">+ 1 </w:t>
+      </w:r>
+      <w:r>
+        <w:rPr>
+          <w:rFonts w:ascii="Times New Roman" w:hAnsi="Times New Roman" w:cs="Times New Roman"/>
+        </w:rPr>
+        <w:t>rounds</w:t>
+      </w:r>
+      <w:r>
+        <w:rPr>
+          <w:rFonts w:ascii="Times New Roman" w:hAnsi="Times New Roman" w:cs="Times New Roman"/>
+        </w:rPr>
+        <w:t xml:space="preserve"> in order to account for the λ in B.  This grammar also seems to be ambiguous.</w:t>
+      </w:r>
+    </w:p>
+    <w:p>
+      <w:pPr>
+        <w:contextualSpacing/>
+        <w:rPr>
+          <w:rFonts w:ascii="Times New Roman" w:hAnsi="Times New Roman" w:cs="Times New Roman"/>
+        </w:rPr>
+      </w:pPr>
+    </w:p>
+    <w:p>
+      <w:pPr>
+        <w:contextualSpacing/>
+        <w:rPr>
+          <w:rFonts w:ascii="Times New Roman" w:hAnsi="Times New Roman" w:cs="Times New Roman"/>
+        </w:rPr>
+      </w:pPr>
+    </w:p>
+    <w:p>
+      <w:pPr>
+        <w:contextualSpacing/>
+        <w:rPr>
+          <w:rFonts w:ascii="Times New Roman" w:hAnsi="Times New Roman" w:cs="Times New Roman"/>
+        </w:rPr>
+      </w:pPr>
+    </w:p>
+    <w:p>
+      <w:pPr>
+        <w:contextualSpacing/>
+        <w:rPr>
+          <w:rFonts w:ascii="Times New Roman" w:hAnsi="Times New Roman" w:cs="Times New Roman"/>
+          <w:b/>
+          <w:bCs/>
+          <w:sz w:val="32"/>
+          <w:szCs w:val="32"/>
+          <w:u w:val="single"/>
+        </w:rPr>
+      </w:pPr>
+      <w:r>
+        <w:rPr>
+          <w:rFonts w:ascii="Times New Roman" w:hAnsi="Times New Roman" w:cs="Times New Roman"/>
+          <w:b/>
+          <w:bCs/>
+          <w:sz w:val="32"/>
+          <w:szCs w:val="32"/>
+          <w:u w:val="single"/>
+        </w:rPr>
+        <w:t>Section 6.1:</w:t>
+      </w:r>
+    </w:p>
+    <w:p>
+      <w:pPr>
+        <w:contextualSpacing/>
+        <w:rPr>
+          <w:rFonts w:ascii="Times New Roman" w:hAnsi="Times New Roman" w:cs="Times New Roman"/>
+        </w:rPr>
+      </w:pPr>
+    </w:p>
+    <w:p>
+      <w:pPr>
+        <w:contextualSpacing/>
+        <w:rPr>
+          <w:rFonts w:ascii="Times New Roman" w:hAnsi="Times New Roman" w:cs="Times New Roman"/>
+          <w:b/>
+          <w:bCs/>
+        </w:rPr>
+      </w:pPr>
+      <w:r>
+        <w:rPr>
+          <w:rFonts w:ascii="Times New Roman" w:hAnsi="Times New Roman" w:cs="Times New Roman"/>
+          <w:b/>
+          <w:bCs/>
+        </w:rPr>
+        <w:t>7) Eliminate useless productions from:</w:t>
+      </w:r>
+    </w:p>
+    <w:p>
+      <w:pPr>
+        <w:contextualSpacing/>
+        <w:rPr>
+          <w:rFonts w:ascii="Times New Roman" w:hAnsi="Times New Roman" w:cs="Times New Roman"/>
+          <w:b/>
+          <w:bCs/>
+        </w:rPr>
+      </w:pPr>
+      <w:r>
+        <w:rPr>
+          <w:rFonts w:ascii="Times New Roman" w:hAnsi="Times New Roman" w:cs="Times New Roman"/>
+          <w:b/>
+          <w:bCs/>
+        </w:rPr>
+        <w:tab/>
+        <w:t>S -&gt; a | aA | B | C</w:t>
+      </w:r>
+    </w:p>
+    <w:p>
+      <w:pPr>
+        <w:contextualSpacing/>
+        <w:rPr>
+          <w:rFonts w:ascii="Times New Roman" w:hAnsi="Times New Roman" w:cs="Times New Roman"/>
+          <w:b/>
+          <w:bCs/>
+        </w:rPr>
+      </w:pPr>
+      <w:r>
+        <w:rPr>
+          <w:rFonts w:ascii="Times New Roman" w:hAnsi="Times New Roman" w:cs="Times New Roman"/>
+          <w:b/>
+          <w:bCs/>
+        </w:rPr>
+        <w:tab/>
+        <w:t>A -&gt; aB | λ</w:t>
+      </w:r>
+    </w:p>
+    <w:p>
+      <w:pPr>
+        <w:contextualSpacing/>
+        <w:rPr>
+          <w:rFonts w:ascii="Times New Roman" w:hAnsi="Times New Roman" w:cs="Times New Roman"/>
+          <w:b/>
+          <w:bCs/>
+        </w:rPr>
+      </w:pPr>
+      <w:r>
+        <w:rPr>
+          <w:rFonts w:ascii="Times New Roman" w:hAnsi="Times New Roman" w:cs="Times New Roman"/>
+          <w:b/>
+          <w:bCs/>
+        </w:rPr>
+        <w:tab/>
+        <w:t>B -&gt; Aa</w:t>
+      </w:r>
+    </w:p>
+    <w:p>
+      <w:pPr>
+        <w:contextualSpacing/>
+        <w:rPr>
+          <w:rFonts w:ascii="Times New Roman" w:hAnsi="Times New Roman" w:cs="Times New Roman"/>
+          <w:b/>
+          <w:bCs/>
+        </w:rPr>
+      </w:pPr>
+      <w:r>
+        <w:rPr>
+          <w:rFonts w:ascii="Times New Roman" w:hAnsi="Times New Roman" w:cs="Times New Roman"/>
+          <w:b/>
+          <w:bCs/>
+        </w:rPr>
+        <w:tab/>
+        <w:t>C -&gt; cCD</w:t>
+      </w:r>
+    </w:p>
+    <w:p>
+      <w:pPr>
+        <w:contextualSpacing/>
+        <w:rPr>
+          <w:rFonts w:ascii="Times New Roman" w:hAnsi="Times New Roman" w:cs="Times New Roman"/>
+          <w:b/>
+          <w:bCs/>
+        </w:rPr>
+      </w:pPr>
+      <w:r>
+        <w:rPr>
+          <w:rFonts w:ascii="Times New Roman" w:hAnsi="Times New Roman" w:cs="Times New Roman"/>
+          <w:b/>
+          <w:bCs/>
+        </w:rPr>
+        <w:tab/>
+        <w:t>D -&gt; ddd | Cd</w:t>
+      </w:r>
+    </w:p>
+    <w:p>
+      <w:pPr>
+        <w:contextualSpacing/>
+        <w:rPr>
+          <w:rFonts w:ascii="Times New Roman" w:hAnsi="Times New Roman" w:cs="Times New Roman"/>
+        </w:rPr>
+      </w:pPr>
+    </w:p>
+    <w:p>
+      <w:pPr>
+        <w:contextualSpacing/>
+        <w:rPr>
+          <w:rFonts w:ascii="Times New Roman" w:hAnsi="Times New Roman" w:cs="Times New Roman"/>
+        </w:rPr>
+      </w:pPr>
+      <w:r>
+        <w:rPr>
+          <w:rFonts w:ascii="Times New Roman" w:hAnsi="Times New Roman" w:cs="Times New Roman"/>
+        </w:rPr>
+        <w:t>Type 1:</w:t>
+      </w:r>
+    </w:p>
+    <w:p>
+      <w:pPr>
+        <w:contextualSpacing/>
+        <w:rPr>
+          <w:rFonts w:ascii="Times New Roman" w:hAnsi="Times New Roman" w:cs="Times New Roman"/>
+        </w:rPr>
+      </w:pPr>
+      <w:r>
+        <w:rPr>
+          <w:rFonts w:ascii="Times New Roman" w:hAnsi="Times New Roman" w:cs="Times New Roman"/>
+        </w:rPr>
+        <w:t>V1 = {}</w:t>
+      </w:r>
+    </w:p>
+    <w:p>
+      <w:pPr>
+        <w:contextualSpacing/>
+        <w:rPr>
+          <w:rFonts w:ascii="Times New Roman" w:hAnsi="Times New Roman" w:cs="Times New Roman"/>
+        </w:rPr>
+      </w:pPr>
+      <w:r>
+        <w:rPr>
+          <w:rFonts w:ascii="Times New Roman" w:hAnsi="Times New Roman" w:cs="Times New Roman"/>
+        </w:rPr>
+        <w:t>V1 = { S,</w:t>
+      </w:r>
+      <w:r>
+        <w:rPr>
+          <w:rFonts w:ascii="Times New Roman" w:hAnsi="Times New Roman" w:cs="Times New Roman"/>
+        </w:rPr>
+        <w:t xml:space="preserve"> A,</w:t>
+      </w:r>
+      <w:r>
+        <w:rPr>
+          <w:rFonts w:ascii="Times New Roman" w:hAnsi="Times New Roman" w:cs="Times New Roman"/>
+        </w:rPr>
+        <w:t xml:space="preserve"> D }</w:t>
+      </w:r>
+    </w:p>
+    <w:p>
+      <w:pPr>
+        <w:contextualSpacing/>
+        <w:rPr>
+          <w:rFonts w:ascii="Times New Roman" w:hAnsi="Times New Roman" w:cs="Times New Roman"/>
+        </w:rPr>
+      </w:pPr>
+      <w:r>
+        <w:rPr>
+          <w:rFonts w:ascii="Times New Roman" w:hAnsi="Times New Roman" w:cs="Times New Roman"/>
+        </w:rPr>
+        <w:t>V1 = { S, A, D, B }</w:t>
+      </w:r>
+    </w:p>
+    <w:p>
+      <w:pPr>
+        <w:contextualSpacing/>
+        <w:rPr>
+          <w:rFonts w:ascii="Times New Roman" w:hAnsi="Times New Roman" w:cs="Times New Roman"/>
+        </w:rPr>
+      </w:pPr>
+    </w:p>
+    <w:p>
+      <w:pPr>
+        <w:contextualSpacing/>
+        <w:rPr>
+          <w:rFonts w:ascii="Times New Roman" w:hAnsi="Times New Roman" w:cs="Times New Roman"/>
+        </w:rPr>
+      </w:pPr>
+      <w:r>
+        <w:rPr>
+          <w:rFonts w:ascii="Times New Roman" w:hAnsi="Times New Roman" w:cs="Times New Roman"/>
+        </w:rPr>
+        <w:t>C is Type 1 useless</w:t>
+      </w:r>
+    </w:p>
+    <w:p>
+      <w:pPr>
+        <w:contextualSpacing/>
+        <w:rPr>
+          <w:rFonts w:ascii="Times New Roman" w:hAnsi="Times New Roman" w:cs="Times New Roman"/>
+        </w:rPr>
+      </w:pPr>
+    </w:p>
+    <w:p>
+      <w:pPr>
+        <w:contextualSpacing/>
+        <w:rPr>
+          <w:rFonts w:ascii="Times New Roman" w:hAnsi="Times New Roman" w:cs="Times New Roman"/>
+        </w:rPr>
+      </w:pPr>
+    </w:p>
+    <w:p>
+      <w:pPr>
+        <w:contextualSpacing/>
+        <w:rPr>
+          <w:rFonts w:ascii="Times New Roman" w:hAnsi="Times New Roman" w:cs="Times New Roman"/>
+        </w:rPr>
+      </w:pPr>
+      <w:r>
+        <w:rPr>
+          <w:rFonts w:ascii="Times New Roman" w:hAnsi="Times New Roman" w:cs="Times New Roman"/>
+        </w:rPr>
+        <w:t>Type 2:</w:t>
+      </w:r>
+    </w:p>
+    <w:p>
+      <w:pPr>
+        <w:contextualSpacing/>
+        <w:rPr>
+          <w:rFonts w:ascii="Times New Roman" w:hAnsi="Times New Roman" w:cs="Times New Roman"/>
+        </w:rPr>
+      </w:pPr>
+      <w:r>
+        <w:rPr>
+          <w:rFonts w:ascii="Times New Roman" w:hAnsi="Times New Roman" w:cs="Times New Roman"/>
+          <w:noProof/>
+        </w:rPr>
+        <w:drawing>
+          <wp:inline distT="0" distB="0" distL="0" distR="0" wp14:anchorId="1168AB1E" wp14:editId="4571DDD9">
+            <wp:extent cx="1527336" cy="1743075"/>
+            <wp:effectExtent l="0" t="0" r="0" b="0"/>
+            <wp:docPr id="892146653" name="Picture 5"/>
+            <wp:cNvGraphicFramePr>
+              <a:graphicFrameLocks xmlns:a="http://schemas.openxmlformats.org/drawingml/2006/main" noChangeAspect="1"/>
+            </wp:cNvGraphicFramePr>
+            <a:graphic xmlns:a="http://schemas.openxmlformats.org/drawingml/2006/main">
+              <a:graphicData uri="http://schemas.openxmlformats.org/drawingml/2006/picture">
+                <pic:pic xmlns:pic="http://schemas.openxmlformats.org/drawingml/2006/picture">
+                  <pic:nvPicPr>
+                    <pic:cNvPr id="0" name="Picture 5"/>
+                    <pic:cNvPicPr>
+                      <a:picLocks noChangeAspect="1" noChangeArrowheads="1"/>
+                    </pic:cNvPicPr>
+                  </pic:nvPicPr>
+                  <pic:blipFill>
+                    <a:blip r:embed="rId8" cstate="print">
+                      <a:extLst>
+                        <a:ext uri="{28A0092B-C50C-407E-A947-70E740481C1C}">
+                          <a14:useLocalDpi xmlns:a14="http://schemas.microsoft.com/office/drawing/2010/main" val="0"/>
+                        </a:ext>
+                      </a:extLst>
+                    </a:blip>
+                    <a:srcRect/>
+                    <a:stretch>
+                      <a:fillRect/>
+                    </a:stretch>
+                  </pic:blipFill>
+                  <pic:spPr bwMode="auto">
+                    <a:xfrm>
+                      <a:off x="0" y="0"/>
+                      <a:ext cx="1541146" cy="1758836"/>
+                    </a:xfrm>
+                    <a:prstGeom prst="rect">
+                      <a:avLst/>
+                    </a:prstGeom>
+                    <a:noFill/>
+                    <a:ln>
+                      <a:noFill/>
+                    </a:ln>
+                  </pic:spPr>
+                </pic:pic>
+              </a:graphicData>
+            </a:graphic>
+          </wp:inline>
+        </w:drawing>
+      </w:r>
+    </w:p>
+    <w:p>
+      <w:pPr>
+        <w:contextualSpacing/>
+        <w:rPr>
+          <w:rFonts w:ascii="Times New Roman" w:hAnsi="Times New Roman" w:cs="Times New Roman"/>
+        </w:rPr>
+      </w:pPr>
+    </w:p>
+    <w:p>
+      <w:pPr>
+        <w:contextualSpacing/>
+        <w:rPr>
+          <w:rFonts w:ascii="Times New Roman" w:hAnsi="Times New Roman" w:cs="Times New Roman"/>
+        </w:rPr>
+      </w:pPr>
+      <w:r>
+        <w:rPr>
+          <w:rFonts w:ascii="Times New Roman" w:hAnsi="Times New Roman" w:cs="Times New Roman"/>
+        </w:rPr>
+        <w:t>D is Type 2 useless</w:t>
+      </w:r>
+    </w:p>
+    <w:p>
+      <w:pPr>
+        <w:contextualSpacing/>
+        <w:rPr>
+          <w:rFonts w:ascii="Times New Roman" w:hAnsi="Times New Roman" w:cs="Times New Roman"/>
+        </w:rPr>
+      </w:pPr>
+    </w:p>
+    <w:p>
+      <w:pPr>
+        <w:contextualSpacing/>
+        <w:rPr>
+          <w:rFonts w:ascii="Times New Roman" w:hAnsi="Times New Roman" w:cs="Times New Roman"/>
+        </w:rPr>
+      </w:pPr>
+      <w:r>
+        <w:rPr>
+          <w:rFonts w:ascii="Times New Roman" w:hAnsi="Times New Roman" w:cs="Times New Roman"/>
+        </w:rPr>
+        <w:t>Our grammar is then:</w:t>
+      </w:r>
+    </w:p>
+    <w:p>
+      <w:pPr>
+        <w:contextualSpacing/>
+        <w:rPr>
+          <w:rFonts w:ascii="Times New Roman" w:hAnsi="Times New Roman" w:cs="Times New Roman"/>
+        </w:rPr>
+      </w:pPr>
+    </w:p>
+    <w:p>
+      <w:pPr>
+        <w:contextualSpacing/>
+        <w:rPr>
+          <w:rFonts w:ascii="Times New Roman" w:hAnsi="Times New Roman" w:cs="Times New Roman"/>
+        </w:rPr>
+      </w:pPr>
+      <w:r>
+        <w:rPr>
+          <w:rFonts w:ascii="Times New Roman" w:hAnsi="Times New Roman" w:cs="Times New Roman"/>
+        </w:rPr>
+        <w:lastRenderedPageBreak/>
+        <w:t>S -&gt; a | aA | B</w:t>
+      </w:r>
+    </w:p>
+    <w:p>
+      <w:pPr>
+        <w:contextualSpacing/>
+        <w:rPr>
+          <w:rFonts w:ascii="Times New Roman" w:hAnsi="Times New Roman" w:cs="Times New Roman"/>
+        </w:rPr>
+      </w:pPr>
+      <w:r>
+        <w:rPr>
+          <w:rFonts w:ascii="Times New Roman" w:hAnsi="Times New Roman" w:cs="Times New Roman"/>
+        </w:rPr>
+        <w:t>A -&gt; aB | λ</w:t>
+      </w:r>
+    </w:p>
+    <w:p>
+      <w:pPr>
+        <w:contextualSpacing/>
+        <w:rPr>
+          <w:rFonts w:ascii="Times New Roman" w:hAnsi="Times New Roman" w:cs="Times New Roman"/>
+        </w:rPr>
+      </w:pPr>
+      <w:r>
+        <w:rPr>
+          <w:rFonts w:ascii="Times New Roman" w:hAnsi="Times New Roman" w:cs="Times New Roman"/>
+        </w:rPr>
+        <w:t>B -&gt; Aa</w:t>
+      </w:r>
+    </w:p>
+    <w:p>
+      <w:pPr>
+        <w:contextualSpacing/>
+        <w:rPr>
+          <w:rFonts w:ascii="Times New Roman" w:hAnsi="Times New Roman" w:cs="Times New Roman"/>
+        </w:rPr>
+      </w:pPr>
+    </w:p>
+    <w:p>
+      <w:pPr>
+        <w:contextualSpacing/>
+        <w:rPr>
+          <w:rFonts w:ascii="Times New Roman" w:hAnsi="Times New Roman" w:cs="Times New Roman"/>
+        </w:rPr>
+      </w:pPr>
+    </w:p>
+    <w:p>
+      <w:pPr>
+        <w:contextualSpacing/>
+        <w:rPr>
+          <w:rFonts w:ascii="Times New Roman" w:hAnsi="Times New Roman" w:cs="Times New Roman"/>
+        </w:rPr>
+      </w:pPr>
+    </w:p>
+    <w:p>
+      <w:pPr>
+        <w:contextualSpacing/>
+        <w:rPr>
+          <w:rFonts w:ascii="Times New Roman" w:hAnsi="Times New Roman" w:cs="Times New Roman"/>
+          <w:b/>
+          <w:bCs/>
+        </w:rPr>
+      </w:pPr>
+      <w:r>
+        <w:rPr>
+          <w:rFonts w:ascii="Times New Roman" w:hAnsi="Times New Roman" w:cs="Times New Roman"/>
+          <w:b/>
+          <w:bCs/>
+        </w:rPr>
+        <w:t xml:space="preserve">9) </w:t>
+      </w:r>
+      <w:r>
+        <w:rPr>
+          <w:rFonts w:ascii="Times New Roman" w:hAnsi="Times New Roman" w:cs="Times New Roman"/>
+          <w:b/>
+          <w:bCs/>
+        </w:rPr>
+        <w:t xml:space="preserve">Eliminate all λ-productions from </w:t>
+      </w:r>
+    </w:p>
+    <w:p>
+      <w:pPr>
+        <w:contextualSpacing/>
+        <w:rPr>
+          <w:rFonts w:ascii="Times New Roman" w:hAnsi="Times New Roman" w:cs="Times New Roman"/>
+          <w:b/>
+          <w:bCs/>
+        </w:rPr>
+      </w:pPr>
+      <w:r>
+        <w:rPr>
+          <w:rFonts w:ascii="Times New Roman" w:hAnsi="Times New Roman" w:cs="Times New Roman"/>
+          <w:b/>
+          <w:bCs/>
+        </w:rPr>
+        <w:tab/>
+        <w:t>S -&gt; AaB | aaB</w:t>
+      </w:r>
+    </w:p>
+    <w:p>
+      <w:pPr>
+        <w:contextualSpacing/>
+        <w:rPr>
+          <w:rFonts w:ascii="Times New Roman" w:hAnsi="Times New Roman" w:cs="Times New Roman"/>
+          <w:b/>
+          <w:bCs/>
+        </w:rPr>
+      </w:pPr>
+      <w:r>
+        <w:rPr>
+          <w:rFonts w:ascii="Times New Roman" w:hAnsi="Times New Roman" w:cs="Times New Roman"/>
+          <w:b/>
+          <w:bCs/>
+        </w:rPr>
+        <w:tab/>
+        <w:t>A -&gt; λ</w:t>
+      </w:r>
+    </w:p>
+    <w:p>
+      <w:pPr>
+        <w:contextualSpacing/>
+        <w:rPr>
+          <w:rFonts w:ascii="Times New Roman" w:hAnsi="Times New Roman" w:cs="Times New Roman"/>
+          <w:b/>
+          <w:bCs/>
+        </w:rPr>
+      </w:pPr>
+      <w:r>
+        <w:rPr>
+          <w:rFonts w:ascii="Times New Roman" w:hAnsi="Times New Roman" w:cs="Times New Roman"/>
+          <w:b/>
+          <w:bCs/>
+        </w:rPr>
+        <w:tab/>
+        <w:t>B -&gt; bbA | λ</w:t>
+      </w:r>
+    </w:p>
+    <w:p>
+      <w:pPr>
+        <w:contextualSpacing/>
+        <w:rPr>
+          <w:rFonts w:ascii="Times New Roman" w:hAnsi="Times New Roman" w:cs="Times New Roman"/>
+        </w:rPr>
+      </w:pPr>
+    </w:p>
+    <w:p>
+      <w:pPr>
+        <w:contextualSpacing/>
+        <w:rPr>
+          <w:rFonts w:ascii="Times New Roman" w:hAnsi="Times New Roman" w:cs="Times New Roman"/>
+        </w:rPr>
+      </w:pPr>
+    </w:p>
+    <w:p>
+      <w:pPr>
+        <w:contextualSpacing/>
+        <w:rPr>
+          <w:rFonts w:ascii="Times New Roman" w:hAnsi="Times New Roman" w:cs="Times New Roman"/>
+        </w:rPr>
+      </w:pPr>
+      <w:r>
+        <w:rPr>
+          <w:rFonts w:ascii="Times New Roman" w:hAnsi="Times New Roman" w:cs="Times New Roman"/>
+        </w:rPr>
+        <w:t xml:space="preserve">Nullables: </w:t>
+      </w:r>
+      <w:r>
+        <w:rPr>
+          <w:rFonts w:ascii="Times New Roman" w:hAnsi="Times New Roman" w:cs="Times New Roman"/>
+        </w:rPr>
+        <w:t>{</w:t>
+      </w:r>
+      <w:r>
+        <w:rPr>
+          <w:rFonts w:ascii="Times New Roman" w:hAnsi="Times New Roman" w:cs="Times New Roman"/>
+        </w:rPr>
+        <w:t xml:space="preserve"> A, B</w:t>
+      </w:r>
+      <w:r>
+        <w:rPr>
+          <w:rFonts w:ascii="Times New Roman" w:hAnsi="Times New Roman" w:cs="Times New Roman"/>
+        </w:rPr>
+        <w:t xml:space="preserve"> }</w:t>
+      </w:r>
+    </w:p>
+    <w:p>
+      <w:pPr>
+        <w:contextualSpacing/>
+        <w:rPr>
+          <w:rFonts w:ascii="Times New Roman" w:hAnsi="Times New Roman" w:cs="Times New Roman"/>
+        </w:rPr>
+      </w:pPr>
+    </w:p>
+    <w:p>
+      <w:pPr>
+        <w:contextualSpacing/>
+        <w:rPr>
+          <w:rFonts w:ascii="Times New Roman" w:hAnsi="Times New Roman" w:cs="Times New Roman"/>
+        </w:rPr>
+      </w:pPr>
+      <w:r>
+        <w:rPr>
+          <w:rFonts w:ascii="Times New Roman" w:hAnsi="Times New Roman" w:cs="Times New Roman"/>
+        </w:rPr>
+        <w:t>Our grammar is then:</w:t>
+      </w:r>
+    </w:p>
+    <w:p>
+      <w:pPr>
+        <w:contextualSpacing/>
+        <w:rPr>
+          <w:rFonts w:ascii="Times New Roman" w:hAnsi="Times New Roman" w:cs="Times New Roman"/>
+        </w:rPr>
+      </w:pPr>
+    </w:p>
+    <w:p>
+      <w:pPr>
+        <w:contextualSpacing/>
+        <w:rPr>
+          <w:rFonts w:ascii="Times New Roman" w:hAnsi="Times New Roman" w:cs="Times New Roman"/>
+        </w:rPr>
+      </w:pPr>
+      <w:r>
+        <w:rPr>
+          <w:rFonts w:ascii="Times New Roman" w:hAnsi="Times New Roman" w:cs="Times New Roman"/>
+        </w:rPr>
+        <w:t>S -&gt; aB | aaB | a | aa</w:t>
+      </w:r>
+    </w:p>
+    <w:p>
+      <w:pPr>
+        <w:contextualSpacing/>
+        <w:rPr>
+          <w:rFonts w:ascii="Times New Roman" w:hAnsi="Times New Roman" w:cs="Times New Roman"/>
+        </w:rPr>
+      </w:pPr>
+      <w:r>
+        <w:rPr>
+          <w:rFonts w:ascii="Times New Roman" w:hAnsi="Times New Roman" w:cs="Times New Roman"/>
+        </w:rPr>
+        <w:t>B -&gt; bb</w:t>
+      </w:r>
+    </w:p>
+    <w:p>
+      <w:pPr>
+        <w:contextualSpacing/>
+        <w:rPr>
+          <w:rFonts w:ascii="Times New Roman" w:hAnsi="Times New Roman" w:cs="Times New Roman"/>
+        </w:rPr>
+      </w:pPr>
+    </w:p>
+    <w:p>
+      <w:pPr>
+        <w:contextualSpacing/>
+        <w:rPr>
+          <w:rFonts w:ascii="Times New Roman" w:hAnsi="Times New Roman" w:cs="Times New Roman"/>
+        </w:rPr>
+      </w:pPr>
+    </w:p>
+    <w:p>
+      <w:pPr>
+        <w:contextualSpacing/>
+        <w:rPr>
+          <w:rFonts w:ascii="Times New Roman" w:hAnsi="Times New Roman" w:cs="Times New Roman"/>
+        </w:rPr>
+      </w:pPr>
+    </w:p>
+    <w:p>
+      <w:pPr>
+        <w:contextualSpacing/>
+        <w:rPr>
+          <w:rFonts w:ascii="Times New Roman" w:hAnsi="Times New Roman" w:cs="Times New Roman"/>
+          <w:b/>
+          <w:bCs/>
+        </w:rPr>
+      </w:pPr>
+      <w:r>
+        <w:rPr>
+          <w:rFonts w:ascii="Times New Roman" w:hAnsi="Times New Roman" w:cs="Times New Roman"/>
+          <w:b/>
+          <w:bCs/>
+        </w:rPr>
+        <w:t>10) Remove all unit-productions, all useless productions, and all λ-productions from the grammar.</w:t>
+      </w:r>
+    </w:p>
+    <w:p>
+      <w:pPr>
+        <w:ind w:firstLine="720"/>
+        <w:contextualSpacing/>
+        <w:rPr>
+          <w:rFonts w:ascii="Times New Roman" w:hAnsi="Times New Roman" w:cs="Times New Roman"/>
+          <w:b/>
+          <w:bCs/>
+        </w:rPr>
+      </w:pPr>
+      <w:r>
+        <w:rPr>
+          <w:rFonts w:ascii="Times New Roman" w:hAnsi="Times New Roman" w:cs="Times New Roman"/>
+          <w:b/>
+          <w:bCs/>
+        </w:rPr>
+        <w:t>S -&gt; aA | aBB</w:t>
+      </w:r>
+    </w:p>
+    <w:p>
+      <w:pPr>
+        <w:ind w:firstLine="720"/>
+        <w:contextualSpacing/>
+        <w:rPr>
+          <w:rFonts w:ascii="Times New Roman" w:hAnsi="Times New Roman" w:cs="Times New Roman"/>
+          <w:b/>
+          <w:bCs/>
+        </w:rPr>
+      </w:pPr>
+      <w:r>
+        <w:rPr>
+          <w:rFonts w:ascii="Times New Roman" w:hAnsi="Times New Roman" w:cs="Times New Roman"/>
+          <w:b/>
+          <w:bCs/>
+        </w:rPr>
+        <w:t>A -&gt; aaA | λ</w:t>
+      </w:r>
+    </w:p>
+    <w:p>
+      <w:pPr>
+        <w:ind w:firstLine="720"/>
+        <w:contextualSpacing/>
+        <w:rPr>
+          <w:rFonts w:ascii="Times New Roman" w:hAnsi="Times New Roman" w:cs="Times New Roman"/>
+          <w:b/>
+          <w:bCs/>
+        </w:rPr>
+      </w:pPr>
+      <w:r>
+        <w:rPr>
+          <w:rFonts w:ascii="Times New Roman" w:hAnsi="Times New Roman" w:cs="Times New Roman"/>
+          <w:b/>
+          <w:bCs/>
+        </w:rPr>
+        <w:t>B -&gt; bB | bbC</w:t>
+      </w:r>
+    </w:p>
+    <w:p>
+      <w:pPr>
+        <w:ind w:firstLine="720"/>
+        <w:contextualSpacing/>
+        <w:rPr>
+          <w:rFonts w:ascii="Times New Roman" w:hAnsi="Times New Roman" w:cs="Times New Roman"/>
+          <w:b/>
+          <w:bCs/>
+        </w:rPr>
+      </w:pPr>
+      <w:r>
+        <w:rPr>
+          <w:rFonts w:ascii="Times New Roman" w:hAnsi="Times New Roman" w:cs="Times New Roman"/>
+          <w:b/>
+          <w:bCs/>
+        </w:rPr>
+        <w:t>C -&gt; B</w:t>
+      </w:r>
+    </w:p>
+    <w:p>
+      <w:pPr>
+        <w:contextualSpacing/>
+        <w:rPr>
+          <w:rFonts w:ascii="Times New Roman" w:hAnsi="Times New Roman" w:cs="Times New Roman"/>
+          <w:b/>
+          <w:bCs/>
+        </w:rPr>
+      </w:pPr>
+      <w:r>
+        <w:rPr>
+          <w:rFonts w:ascii="Times New Roman" w:hAnsi="Times New Roman" w:cs="Times New Roman"/>
+          <w:b/>
+          <w:bCs/>
+        </w:rPr>
+        <w:t>What language does this grammar generate?</w:t>
+      </w:r>
+    </w:p>
+    <w:p>
+      <w:pPr>
+        <w:contextualSpacing/>
+        <w:rPr>
+          <w:rFonts w:ascii="Times New Roman" w:hAnsi="Times New Roman" w:cs="Times New Roman"/>
+        </w:rPr>
+      </w:pPr>
+    </w:p>
+    <w:p>
+      <w:pPr>
+        <w:contextualSpacing/>
+        <w:rPr>
+          <w:rFonts w:ascii="Times New Roman" w:hAnsi="Times New Roman" w:cs="Times New Roman"/>
+        </w:rPr>
+      </w:pPr>
+      <w:r>
+        <w:rPr>
+          <w:rFonts w:ascii="Times New Roman" w:hAnsi="Times New Roman" w:cs="Times New Roman"/>
+        </w:rPr>
+        <w:t>First, removing λ-productions:</w:t>
+      </w:r>
+    </w:p>
+    <w:p>
+      <w:pPr>
+        <w:contextualSpacing/>
+        <w:rPr>
+          <w:rFonts w:ascii="Times New Roman" w:hAnsi="Times New Roman" w:cs="Times New Roman"/>
+        </w:rPr>
+      </w:pPr>
+    </w:p>
+    <w:p>
+      <w:pPr>
+        <w:contextualSpacing/>
+        <w:rPr>
+          <w:rFonts w:ascii="Times New Roman" w:hAnsi="Times New Roman" w:cs="Times New Roman"/>
+        </w:rPr>
+      </w:pPr>
+      <w:r>
+        <w:rPr>
+          <w:rFonts w:ascii="Times New Roman" w:hAnsi="Times New Roman" w:cs="Times New Roman"/>
+        </w:rPr>
+        <w:t>Nullables: { A }</w:t>
+      </w:r>
+    </w:p>
+    <w:p>
+      <w:pPr>
+        <w:contextualSpacing/>
+        <w:rPr>
+          <w:rFonts w:ascii="Times New Roman" w:hAnsi="Times New Roman" w:cs="Times New Roman"/>
+        </w:rPr>
+      </w:pPr>
+    </w:p>
+    <w:p>
+      <w:pPr>
+        <w:contextualSpacing/>
+        <w:rPr>
+          <w:rFonts w:ascii="Times New Roman" w:hAnsi="Times New Roman" w:cs="Times New Roman"/>
+        </w:rPr>
+      </w:pPr>
+      <w:r>
+        <w:rPr>
+          <w:rFonts w:ascii="Times New Roman" w:hAnsi="Times New Roman" w:cs="Times New Roman"/>
+        </w:rPr>
+        <w:t>S -&gt; aA | a | aBB</w:t>
+      </w:r>
+    </w:p>
+    <w:p>
+      <w:pPr>
+        <w:contextualSpacing/>
+        <w:rPr>
+          <w:rFonts w:ascii="Times New Roman" w:hAnsi="Times New Roman" w:cs="Times New Roman"/>
+        </w:rPr>
+      </w:pPr>
+      <w:r>
+        <w:rPr>
+          <w:rFonts w:ascii="Times New Roman" w:hAnsi="Times New Roman" w:cs="Times New Roman"/>
+        </w:rPr>
+        <w:t>A -&gt; aaA | a</w:t>
+      </w:r>
+      <w:r>
+        <w:rPr>
+          <w:rFonts w:ascii="Times New Roman" w:hAnsi="Times New Roman" w:cs="Times New Roman"/>
+        </w:rPr>
+        <w:t>a</w:t>
+      </w:r>
+    </w:p>
+    <w:p>
+      <w:pPr>
+        <w:contextualSpacing/>
+        <w:rPr>
+          <w:rFonts w:ascii="Times New Roman" w:hAnsi="Times New Roman" w:cs="Times New Roman"/>
+        </w:rPr>
+      </w:pPr>
+      <w:r>
+        <w:rPr>
+          <w:rFonts w:ascii="Times New Roman" w:hAnsi="Times New Roman" w:cs="Times New Roman"/>
+        </w:rPr>
+        <w:t>B -&gt; bB | bbC</w:t>
+      </w:r>
+    </w:p>
+    <w:p>
+      <w:pPr>
+        <w:contextualSpacing/>
+        <w:rPr>
+          <w:rFonts w:ascii="Times New Roman" w:hAnsi="Times New Roman" w:cs="Times New Roman"/>
+        </w:rPr>
+      </w:pPr>
+      <w:r>
+        <w:rPr>
+          <w:rFonts w:ascii="Times New Roman" w:hAnsi="Times New Roman" w:cs="Times New Roman"/>
+        </w:rPr>
+        <w:t>C -&gt; B</w:t>
+      </w:r>
+    </w:p>
+    <w:p>
+      <w:pPr>
+        <w:contextualSpacing/>
+        <w:rPr>
+          <w:rFonts w:ascii="Times New Roman" w:hAnsi="Times New Roman" w:cs="Times New Roman"/>
+        </w:rPr>
+      </w:pPr>
+    </w:p>
+    <w:p>
+      <w:pPr>
+        <w:contextualSpacing/>
+        <w:rPr>
+          <w:rFonts w:ascii="Times New Roman" w:hAnsi="Times New Roman" w:cs="Times New Roman"/>
+        </w:rPr>
+      </w:pPr>
+      <w:r>
+        <w:rPr>
+          <w:rFonts w:ascii="Times New Roman" w:hAnsi="Times New Roman" w:cs="Times New Roman"/>
+        </w:rPr>
+        <w:t>Second, removing unit-productions:</w:t>
+      </w:r>
+    </w:p>
+    <w:p>
+      <w:pPr>
+        <w:contextualSpacing/>
+        <w:rPr>
+          <w:rFonts w:ascii="Times New Roman" w:hAnsi="Times New Roman" w:cs="Times New Roman"/>
+        </w:rPr>
+      </w:pPr>
+    </w:p>
+    <w:p>
+      <w:pPr>
+        <w:contextualSpacing/>
+        <w:rPr>
+          <w:rFonts w:ascii="Times New Roman" w:hAnsi="Times New Roman" w:cs="Times New Roman"/>
+        </w:rPr>
+      </w:pPr>
+      <w:r>
+        <w:rPr>
+          <w:rFonts w:ascii="Times New Roman" w:hAnsi="Times New Roman" w:cs="Times New Roman"/>
+        </w:rPr>
+        <w:t>C -&gt; B</w:t>
+      </w:r>
+    </w:p>
+    <w:p>
+      <w:pPr>
+        <w:contextualSpacing/>
+        <w:rPr>
+          <w:rFonts w:ascii="Times New Roman" w:hAnsi="Times New Roman" w:cs="Times New Roman"/>
+        </w:rPr>
+      </w:pPr>
+    </w:p>
+    <w:p>
+      <w:pPr>
+        <w:contextualSpacing/>
+        <w:rPr>
+          <w:rFonts w:ascii="Times New Roman" w:hAnsi="Times New Roman" w:cs="Times New Roman"/>
+        </w:rPr>
+      </w:pPr>
+      <w:r>
+        <w:rPr>
+          <w:rFonts w:ascii="Times New Roman" w:hAnsi="Times New Roman" w:cs="Times New Roman"/>
+        </w:rPr>
+        <w:t>S -&gt; aA | a | aBB</w:t>
+      </w:r>
+    </w:p>
+    <w:p>
+      <w:pPr>
+        <w:contextualSpacing/>
+        <w:rPr>
+          <w:rFonts w:ascii="Times New Roman" w:hAnsi="Times New Roman" w:cs="Times New Roman"/>
+        </w:rPr>
+      </w:pPr>
+      <w:r>
+        <w:rPr>
+          <w:rFonts w:ascii="Times New Roman" w:hAnsi="Times New Roman" w:cs="Times New Roman"/>
+        </w:rPr>
+        <w:t>A -&gt; aaA | a</w:t>
+      </w:r>
+      <w:r>
+        <w:rPr>
+          <w:rFonts w:ascii="Times New Roman" w:hAnsi="Times New Roman" w:cs="Times New Roman"/>
+        </w:rPr>
+        <w:t>a</w:t>
+      </w:r>
+    </w:p>
+    <w:p>
+      <w:pPr>
+        <w:contextualSpacing/>
+        <w:rPr>
+          <w:rFonts w:ascii="Times New Roman" w:hAnsi="Times New Roman" w:cs="Times New Roman"/>
+        </w:rPr>
+      </w:pPr>
+      <w:r>
+        <w:rPr>
+          <w:rFonts w:ascii="Times New Roman" w:hAnsi="Times New Roman" w:cs="Times New Roman"/>
+        </w:rPr>
+        <w:t>B -&gt; bB | bbC</w:t>
+      </w:r>
+    </w:p>
+    <w:p>
+      <w:pPr>
+        <w:contextualSpacing/>
+        <w:rPr>
+          <w:rFonts w:ascii="Times New Roman" w:hAnsi="Times New Roman" w:cs="Times New Roman"/>
+        </w:rPr>
+      </w:pPr>
+      <w:r>
+        <w:rPr>
+          <w:rFonts w:ascii="Times New Roman" w:hAnsi="Times New Roman" w:cs="Times New Roman"/>
+        </w:rPr>
+        <w:t>C -&gt; bB | bbC</w:t>
+      </w:r>
+    </w:p>
+    <w:p>
+      <w:pPr>
+        <w:contextualSpacing/>
+        <w:rPr>
+          <w:rFonts w:ascii="Times New Roman" w:hAnsi="Times New Roman" w:cs="Times New Roman"/>
+        </w:rPr>
+      </w:pPr>
+    </w:p>
+    <w:p>
+      <w:pPr>
+        <w:contextualSpacing/>
+        <w:rPr>
+          <w:rFonts w:ascii="Times New Roman" w:hAnsi="Times New Roman" w:cs="Times New Roman"/>
+        </w:rPr>
+      </w:pPr>
+      <w:r>
+        <w:rPr>
+          <w:rFonts w:ascii="Times New Roman" w:hAnsi="Times New Roman" w:cs="Times New Roman"/>
+        </w:rPr>
+        <w:t>Last, remove useless productions:</w:t>
+      </w:r>
+    </w:p>
+    <w:p>
+      <w:pPr>
+        <w:contextualSpacing/>
+        <w:rPr>
+          <w:rFonts w:ascii="Times New Roman" w:hAnsi="Times New Roman" w:cs="Times New Roman"/>
+        </w:rPr>
+      </w:pPr>
+    </w:p>
+    <w:p>
+      <w:pPr>
+        <w:contextualSpacing/>
+        <w:rPr>
+          <w:rFonts w:ascii="Times New Roman" w:hAnsi="Times New Roman" w:cs="Times New Roman"/>
+        </w:rPr>
+      </w:pPr>
+      <w:r>
+        <w:rPr>
+          <w:rFonts w:ascii="Times New Roman" w:hAnsi="Times New Roman" w:cs="Times New Roman"/>
+        </w:rPr>
+        <w:t>V1 = {S, A}</w:t>
+      </w:r>
+    </w:p>
+    <w:p>
+      <w:pPr>
+        <w:contextualSpacing/>
+        <w:rPr>
+          <w:rFonts w:ascii="Times New Roman" w:hAnsi="Times New Roman" w:cs="Times New Roman"/>
+        </w:rPr>
+      </w:pPr>
+    </w:p>
+    <w:p>
+      <w:pPr>
+        <w:contextualSpacing/>
+        <w:rPr>
+          <w:rFonts w:ascii="Times New Roman" w:hAnsi="Times New Roman" w:cs="Times New Roman"/>
+        </w:rPr>
+      </w:pPr>
+      <w:r>
+        <w:rPr>
+          <w:rFonts w:ascii="Times New Roman" w:hAnsi="Times New Roman" w:cs="Times New Roman"/>
+        </w:rPr>
+        <w:t>Type 1 useless productions are: {B, C}</w:t>
+      </w:r>
+    </w:p>
+    <w:p>
+      <w:pPr>
+        <w:contextualSpacing/>
+        <w:rPr>
+          <w:rFonts w:ascii="Times New Roman" w:hAnsi="Times New Roman" w:cs="Times New Roman"/>
+        </w:rPr>
+      </w:pPr>
+    </w:p>
+    <w:p>
+      <w:pPr>
+        <w:contextualSpacing/>
+        <w:rPr>
+          <w:rFonts w:ascii="Times New Roman" w:hAnsi="Times New Roman" w:cs="Times New Roman"/>
+        </w:rPr>
+      </w:pPr>
+      <w:r>
+        <w:rPr>
+          <w:rFonts w:ascii="Times New Roman" w:hAnsi="Times New Roman" w:cs="Times New Roman"/>
+        </w:rPr>
+        <w:t>Productions are:</w:t>
+      </w:r>
+    </w:p>
+    <w:p>
+      <w:pPr>
+        <w:contextualSpacing/>
+        <w:rPr>
+          <w:rFonts w:ascii="Times New Roman" w:hAnsi="Times New Roman" w:cs="Times New Roman"/>
+        </w:rPr>
+      </w:pPr>
+    </w:p>
+    <w:p>
+      <w:pPr>
+        <w:contextualSpacing/>
+        <w:rPr>
+          <w:rFonts w:ascii="Times New Roman" w:hAnsi="Times New Roman" w:cs="Times New Roman"/>
+        </w:rPr>
+      </w:pPr>
+      <w:r>
+        <w:rPr>
+          <w:rFonts w:ascii="Times New Roman" w:hAnsi="Times New Roman" w:cs="Times New Roman"/>
+        </w:rPr>
+        <w:t>S -&gt; aA | a</w:t>
+      </w:r>
+    </w:p>
+    <w:p>
+      <w:pPr>
+        <w:contextualSpacing/>
+        <w:rPr>
+          <w:rFonts w:ascii="Times New Roman" w:hAnsi="Times New Roman" w:cs="Times New Roman"/>
+        </w:rPr>
+      </w:pPr>
+      <w:r>
+        <w:rPr>
+          <w:rFonts w:ascii="Times New Roman" w:hAnsi="Times New Roman" w:cs="Times New Roman"/>
+        </w:rPr>
+        <w:t>A -&gt; aaA | a</w:t>
+      </w:r>
+      <w:r>
+        <w:rPr>
+          <w:rFonts w:ascii="Times New Roman" w:hAnsi="Times New Roman" w:cs="Times New Roman"/>
+        </w:rPr>
+        <w:t>a</w:t>
+      </w:r>
+    </w:p>
+    <w:p>
+      <w:pPr>
+        <w:contextualSpacing/>
+        <w:rPr>
+          <w:rFonts w:ascii="Times New Roman" w:hAnsi="Times New Roman" w:cs="Times New Roman"/>
+        </w:rPr>
+      </w:pPr>
+    </w:p>
+    <w:p>
+      <w:pPr>
+        <w:contextualSpacing/>
+        <w:rPr>
+          <w:rFonts w:ascii="Times New Roman" w:hAnsi="Times New Roman" w:cs="Times New Roman"/>
+        </w:rPr>
+      </w:pPr>
+      <w:r>
+        <w:rPr>
+          <w:rFonts w:ascii="Times New Roman" w:hAnsi="Times New Roman" w:cs="Times New Roman"/>
+        </w:rPr>
+        <w:t xml:space="preserve">This grammar generates </w:t>
+      </w:r>
+      <w:r>
+        <w:rPr>
+          <w:rFonts w:ascii="Times New Roman" w:hAnsi="Times New Roman" w:cs="Times New Roman"/>
+        </w:rPr>
+        <w:t>the language of strings consisting of an odd number of a’s.</w:t>
+      </w:r>
     </w:p>
     <w:sectPr>
       <w:pgSz w:w="12240" w:h="15840"/>

--- a/CS3185/HW4/HW4_doc.docx
+++ b/CS3185/HW4/HW4_doc.docx
@@ -372,10 +372,10 @@
           <w:noProof/>
         </w:rPr>
         <w:drawing>
-          <wp:inline distT="0" distB="0" distL="0" distR="0" wp14:anchorId="33AE44F8" wp14:editId="71CA5963">
-            <wp:extent cx="2295525" cy="4628594"/>
-            <wp:effectExtent l="0" t="0" r="0" b="635"/>
-            <wp:docPr id="1836701306" name="Picture 1"/>
+          <wp:inline distT="0" distB="0" distL="0" distR="0" wp14:anchorId="73418B3B" wp14:editId="2138037D">
+            <wp:extent cx="4994336" cy="4505325"/>
+            <wp:effectExtent l="0" t="0" r="0" b="0"/>
+            <wp:docPr id="1439763098" name="Picture 6"/>
             <wp:cNvGraphicFramePr>
               <a:graphicFrameLocks xmlns:a="http://schemas.openxmlformats.org/drawingml/2006/main" noChangeAspect="1"/>
             </wp:cNvGraphicFramePr>
@@ -383,7 +383,7 @@
               <a:graphicData uri="http://schemas.openxmlformats.org/drawingml/2006/picture">
                 <pic:pic xmlns:pic="http://schemas.openxmlformats.org/drawingml/2006/picture">
                   <pic:nvPicPr>
-                    <pic:cNvPr id="0" name="Picture 1"/>
+                    <pic:cNvPr id="0" name="Picture 6"/>
                     <pic:cNvPicPr>
                       <a:picLocks noChangeAspect="1" noChangeArrowheads="1"/>
                     </pic:cNvPicPr>
@@ -404,7 +404,7 @@
                   <pic:spPr bwMode="auto">
                     <a:xfrm>
                       <a:off x="0" y="0"/>
-                      <a:ext cx="2298114" cy="4633815"/>
+                      <a:ext cx="5006084" cy="4515923"/>
                     </a:xfrm>
                     <a:prstGeom prst="rect">
                       <a:avLst/>

--- a/CS3185/HW4/HW4_doc.docx
+++ b/CS3185/HW4/HW4_doc.docx
@@ -372,10 +372,10 @@
           <w:noProof/>
         </w:rPr>
         <w:drawing>
-          <wp:inline distT="0" distB="0" distL="0" distR="0" wp14:anchorId="73418B3B" wp14:editId="42723C78">
-            <wp:extent cx="5110484" cy="4610100"/>
+          <wp:inline distT="0" distB="0" distL="0" distR="0" wp14:anchorId="6507A476" wp14:editId="0DC2C160">
+            <wp:extent cx="2495550" cy="4636893"/>
             <wp:effectExtent l="0" t="0" r="0" b="0"/>
-            <wp:docPr id="1439763098" name="Picture 6"/>
+            <wp:docPr id="1277339304" name="Picture 1"/>
             <wp:cNvGraphicFramePr>
               <a:graphicFrameLocks xmlns:a="http://schemas.openxmlformats.org/drawingml/2006/main" noChangeAspect="1"/>
             </wp:cNvGraphicFramePr>
@@ -383,7 +383,7 @@
               <a:graphicData uri="http://schemas.openxmlformats.org/drawingml/2006/picture">
                 <pic:pic xmlns:pic="http://schemas.openxmlformats.org/drawingml/2006/picture">
                   <pic:nvPicPr>
-                    <pic:cNvPr id="0" name="Picture 6"/>
+                    <pic:cNvPr id="0" name="Picture 1"/>
                     <pic:cNvPicPr>
                       <a:picLocks noChangeAspect="1" noChangeArrowheads="1"/>
                     </pic:cNvPicPr>
@@ -404,7 +404,7 @@
                   <pic:spPr bwMode="auto">
                     <a:xfrm>
                       <a:off x="0" y="0"/>
-                      <a:ext cx="5186638" cy="4678798"/>
+                      <a:ext cx="2497708" cy="4640902"/>
                     </a:xfrm>
                     <a:prstGeom prst="rect">
                       <a:avLst/>
@@ -1651,13 +1651,1103 @@
         <w:t xml:space="preserve">S -&gt; </w:t>
       </w:r>
       <w:proofErr w:type="spellStart"/>
+      <w:r>
+        <w:rPr>
+          <w:rFonts w:ascii="Times New Roman" w:hAnsi="Times New Roman" w:cs="Times New Roman"/>
+        </w:rPr>
+        <w:t>T</w:t>
+      </w:r>
+      <w:r>
+        <w:rPr>
+          <w:rFonts w:ascii="Times New Roman" w:hAnsi="Times New Roman" w:cs="Times New Roman"/>
+        </w:rPr>
+        <w:t>aT</w:t>
+      </w:r>
+      <w:proofErr w:type="spellEnd"/>
+    </w:p>
+    <w:p>
+      <w:pPr>
+        <w:contextualSpacing/>
+        <w:rPr>
+          <w:rFonts w:ascii="Times New Roman" w:hAnsi="Times New Roman" w:cs="Times New Roman"/>
+        </w:rPr>
+      </w:pPr>
+      <w:r>
+        <w:rPr>
+          <w:rFonts w:ascii="Times New Roman" w:hAnsi="Times New Roman" w:cs="Times New Roman"/>
+        </w:rPr>
+        <w:t xml:space="preserve">T -&gt; </w:t>
+      </w:r>
+      <w:proofErr w:type="spellStart"/>
+      <w:r>
+        <w:rPr>
+          <w:rFonts w:ascii="Times New Roman" w:hAnsi="Times New Roman" w:cs="Times New Roman"/>
+        </w:rPr>
+        <w:t>aabT</w:t>
+      </w:r>
+      <w:proofErr w:type="spellEnd"/>
+      <w:r>
+        <w:rPr>
+          <w:rFonts w:ascii="Times New Roman" w:hAnsi="Times New Roman" w:cs="Times New Roman"/>
+        </w:rPr>
+        <w:t xml:space="preserve"> | </w:t>
+      </w:r>
+      <w:proofErr w:type="spellStart"/>
+      <w:r>
+        <w:rPr>
+          <w:rFonts w:ascii="Times New Roman" w:hAnsi="Times New Roman" w:cs="Times New Roman"/>
+        </w:rPr>
+        <w:t>aaTb</w:t>
+      </w:r>
+      <w:proofErr w:type="spellEnd"/>
+      <w:r>
+        <w:rPr>
+          <w:rFonts w:ascii="Times New Roman" w:hAnsi="Times New Roman" w:cs="Times New Roman"/>
+        </w:rPr>
+        <w:t xml:space="preserve"> | </w:t>
+      </w:r>
+      <w:proofErr w:type="spellStart"/>
+      <w:r>
+        <w:rPr>
+          <w:rFonts w:ascii="Times New Roman" w:hAnsi="Times New Roman" w:cs="Times New Roman"/>
+        </w:rPr>
+        <w:t>aTab</w:t>
+      </w:r>
+      <w:proofErr w:type="spellEnd"/>
+      <w:r>
+        <w:rPr>
+          <w:rFonts w:ascii="Times New Roman" w:hAnsi="Times New Roman" w:cs="Times New Roman"/>
+        </w:rPr>
+        <w:t xml:space="preserve"> |</w:t>
+      </w:r>
+      <w:r>
+        <w:rPr>
+          <w:rFonts w:ascii="Times New Roman" w:hAnsi="Times New Roman" w:cs="Times New Roman"/>
+        </w:rPr>
+        <w:t xml:space="preserve"> Taab |</w:t>
+      </w:r>
+      <w:r>
+        <w:rPr>
+          <w:rFonts w:ascii="Times New Roman" w:hAnsi="Times New Roman" w:cs="Times New Roman"/>
+        </w:rPr>
+        <w:t xml:space="preserve"> </w:t>
+      </w:r>
+      <w:proofErr w:type="spellStart"/>
+      <w:r>
+        <w:rPr>
+          <w:rFonts w:ascii="Times New Roman" w:hAnsi="Times New Roman" w:cs="Times New Roman"/>
+        </w:rPr>
+        <w:t>aba</w:t>
+      </w:r>
+      <w:r>
+        <w:rPr>
+          <w:rFonts w:ascii="Times New Roman" w:hAnsi="Times New Roman" w:cs="Times New Roman"/>
+        </w:rPr>
+        <w:t>T</w:t>
+      </w:r>
+      <w:proofErr w:type="spellEnd"/>
+      <w:r>
+        <w:rPr>
+          <w:rFonts w:ascii="Times New Roman" w:hAnsi="Times New Roman" w:cs="Times New Roman"/>
+        </w:rPr>
+        <w:t xml:space="preserve"> | </w:t>
+      </w:r>
+      <w:proofErr w:type="spellStart"/>
+      <w:r>
+        <w:rPr>
+          <w:rFonts w:ascii="Times New Roman" w:hAnsi="Times New Roman" w:cs="Times New Roman"/>
+        </w:rPr>
+        <w:t>ab</w:t>
+      </w:r>
+      <w:r>
+        <w:rPr>
+          <w:rFonts w:ascii="Times New Roman" w:hAnsi="Times New Roman" w:cs="Times New Roman"/>
+        </w:rPr>
+        <w:t>T</w:t>
+      </w:r>
+      <w:r>
+        <w:rPr>
+          <w:rFonts w:ascii="Times New Roman" w:hAnsi="Times New Roman" w:cs="Times New Roman"/>
+        </w:rPr>
+        <w:t>a</w:t>
+      </w:r>
+      <w:proofErr w:type="spellEnd"/>
+      <w:r>
+        <w:rPr>
+          <w:rFonts w:ascii="Times New Roman" w:hAnsi="Times New Roman" w:cs="Times New Roman"/>
+        </w:rPr>
+        <w:t xml:space="preserve"> | </w:t>
+      </w:r>
+      <w:proofErr w:type="spellStart"/>
+      <w:r>
+        <w:rPr>
+          <w:rFonts w:ascii="Times New Roman" w:hAnsi="Times New Roman" w:cs="Times New Roman"/>
+        </w:rPr>
+        <w:t>a</w:t>
+      </w:r>
+      <w:r>
+        <w:rPr>
+          <w:rFonts w:ascii="Times New Roman" w:hAnsi="Times New Roman" w:cs="Times New Roman"/>
+        </w:rPr>
+        <w:t>T</w:t>
+      </w:r>
+      <w:r>
+        <w:rPr>
+          <w:rFonts w:ascii="Times New Roman" w:hAnsi="Times New Roman" w:cs="Times New Roman"/>
+        </w:rPr>
+        <w:t>ba</w:t>
+      </w:r>
+      <w:proofErr w:type="spellEnd"/>
+      <w:r>
+        <w:rPr>
+          <w:rFonts w:ascii="Times New Roman" w:hAnsi="Times New Roman" w:cs="Times New Roman"/>
+        </w:rPr>
+        <w:t xml:space="preserve"> | T</w:t>
+      </w:r>
+      <w:r>
+        <w:rPr>
+          <w:rFonts w:ascii="Times New Roman" w:hAnsi="Times New Roman" w:cs="Times New Roman"/>
+        </w:rPr>
+        <w:t>aba</w:t>
+      </w:r>
+      <w:r>
+        <w:rPr>
+          <w:rFonts w:ascii="Times New Roman" w:hAnsi="Times New Roman" w:cs="Times New Roman"/>
+        </w:rPr>
+        <w:t xml:space="preserve"> | </w:t>
+      </w:r>
+      <w:proofErr w:type="spellStart"/>
+      <w:r>
+        <w:rPr>
+          <w:rFonts w:ascii="Times New Roman" w:hAnsi="Times New Roman" w:cs="Times New Roman"/>
+        </w:rPr>
+        <w:t>baaT</w:t>
+      </w:r>
+      <w:proofErr w:type="spellEnd"/>
+      <w:r>
+        <w:rPr>
+          <w:rFonts w:ascii="Times New Roman" w:hAnsi="Times New Roman" w:cs="Times New Roman"/>
+        </w:rPr>
+        <w:t xml:space="preserve"> | </w:t>
+      </w:r>
+      <w:proofErr w:type="spellStart"/>
+      <w:r>
+        <w:rPr>
+          <w:rFonts w:ascii="Times New Roman" w:hAnsi="Times New Roman" w:cs="Times New Roman"/>
+        </w:rPr>
+        <w:t>baTa</w:t>
+      </w:r>
+      <w:proofErr w:type="spellEnd"/>
+      <w:r>
+        <w:rPr>
+          <w:rFonts w:ascii="Times New Roman" w:hAnsi="Times New Roman" w:cs="Times New Roman"/>
+        </w:rPr>
+        <w:t xml:space="preserve"> | </w:t>
+      </w:r>
+      <w:proofErr w:type="spellStart"/>
+      <w:r>
+        <w:rPr>
+          <w:rFonts w:ascii="Times New Roman" w:hAnsi="Times New Roman" w:cs="Times New Roman"/>
+        </w:rPr>
+        <w:t>bTaa</w:t>
+      </w:r>
+      <w:proofErr w:type="spellEnd"/>
+      <w:r>
+        <w:rPr>
+          <w:rFonts w:ascii="Times New Roman" w:hAnsi="Times New Roman" w:cs="Times New Roman"/>
+        </w:rPr>
+        <w:t xml:space="preserve"> | </w:t>
+      </w:r>
+      <w:proofErr w:type="spellStart"/>
+      <w:r>
+        <w:rPr>
+          <w:rFonts w:ascii="Times New Roman" w:hAnsi="Times New Roman" w:cs="Times New Roman"/>
+        </w:rPr>
+        <w:t>Tbaa</w:t>
+      </w:r>
+      <w:proofErr w:type="spellEnd"/>
+      <w:r>
+        <w:rPr>
+          <w:rFonts w:ascii="Times New Roman" w:hAnsi="Times New Roman" w:cs="Times New Roman"/>
+        </w:rPr>
+        <w:t xml:space="preserve"> | λ</w:t>
+      </w:r>
+    </w:p>
+    <w:p>
+      <w:pPr>
+        <w:contextualSpacing/>
+        <w:rPr>
+          <w:rFonts w:ascii="Times New Roman" w:hAnsi="Times New Roman" w:cs="Times New Roman"/>
+        </w:rPr>
+      </w:pPr>
+    </w:p>
+    <w:p>
+      <w:pPr>
+        <w:contextualSpacing/>
+        <w:rPr>
+          <w:rFonts w:ascii="Times New Roman" w:hAnsi="Times New Roman" w:cs="Times New Roman"/>
+        </w:rPr>
+      </w:pPr>
+    </w:p>
+    <w:p>
+      <w:pPr>
+        <w:contextualSpacing/>
+        <w:rPr>
+          <w:rFonts w:ascii="Times New Roman" w:hAnsi="Times New Roman" w:cs="Times New Roman"/>
+          <w:b/>
+          <w:bCs/>
+        </w:rPr>
+      </w:pPr>
+      <w:r>
+        <w:rPr>
+          <w:rFonts w:ascii="Times New Roman" w:hAnsi="Times New Roman" w:cs="Times New Roman"/>
+          <w:b/>
+          <w:bCs/>
+        </w:rPr>
+        <w:t>12) Find CFGs for the following languages</w:t>
+      </w:r>
+    </w:p>
+    <w:p>
+      <w:pPr>
+        <w:contextualSpacing/>
+        <w:rPr>
+          <w:rFonts w:ascii="Times New Roman" w:hAnsi="Times New Roman" w:cs="Times New Roman"/>
+        </w:rPr>
+      </w:pPr>
+      <w:r>
+        <w:rPr>
+          <w:rFonts w:ascii="Times New Roman" w:hAnsi="Times New Roman" w:cs="Times New Roman"/>
+          <w:b/>
+          <w:bCs/>
+        </w:rPr>
+        <w:t xml:space="preserve">c) L = </w:t>
+      </w:r>
       <w:proofErr w:type="gramStart"/>
       <w:r>
         <w:rPr>
           <w:rFonts w:ascii="Times New Roman" w:hAnsi="Times New Roman" w:cs="Times New Roman"/>
+          <w:b/>
+          <w:bCs/>
+        </w:rPr>
+        <w:t xml:space="preserve">{ </w:t>
+      </w:r>
+      <w:proofErr w:type="spellStart"/>
+      <w:r>
+        <w:rPr>
+          <w:rFonts w:ascii="Times New Roman" w:hAnsi="Times New Roman" w:cs="Times New Roman"/>
+          <w:b/>
+          <w:bCs/>
+        </w:rPr>
+        <w:t>a</w:t>
+      </w:r>
+      <w:r>
+        <w:rPr>
+          <w:rFonts w:ascii="Times New Roman" w:hAnsi="Times New Roman" w:cs="Times New Roman"/>
+          <w:b/>
+          <w:bCs/>
+          <w:vertAlign w:val="superscript"/>
+        </w:rPr>
+        <w:t>n</w:t>
+      </w:r>
+      <w:r>
+        <w:rPr>
+          <w:rFonts w:ascii="Times New Roman" w:hAnsi="Times New Roman" w:cs="Times New Roman"/>
+          <w:b/>
+          <w:bCs/>
+        </w:rPr>
+        <w:t>b</w:t>
+      </w:r>
+      <w:r>
+        <w:rPr>
+          <w:rFonts w:ascii="Times New Roman" w:hAnsi="Times New Roman" w:cs="Times New Roman"/>
+          <w:b/>
+          <w:bCs/>
+          <w:vertAlign w:val="superscript"/>
+        </w:rPr>
+        <w:t>m</w:t>
+      </w:r>
+      <w:r>
+        <w:rPr>
+          <w:rFonts w:ascii="Times New Roman" w:hAnsi="Times New Roman" w:cs="Times New Roman"/>
+          <w:b/>
+          <w:bCs/>
+        </w:rPr>
+        <w:t>c</w:t>
+      </w:r>
+      <w:r>
+        <w:rPr>
+          <w:rFonts w:ascii="Times New Roman" w:hAnsi="Times New Roman" w:cs="Times New Roman"/>
+          <w:b/>
+          <w:bCs/>
+          <w:vertAlign w:val="superscript"/>
+        </w:rPr>
+        <w:t>k</w:t>
+      </w:r>
+      <w:proofErr w:type="spellEnd"/>
+      <w:proofErr w:type="gramEnd"/>
+      <w:r>
+        <w:rPr>
+          <w:rFonts w:ascii="Times New Roman" w:hAnsi="Times New Roman" w:cs="Times New Roman"/>
+          <w:b/>
+          <w:bCs/>
+        </w:rPr>
+        <w:t xml:space="preserve">, k = n + </w:t>
+      </w:r>
+      <w:proofErr w:type="gramStart"/>
+      <w:r>
+        <w:rPr>
+          <w:rFonts w:ascii="Times New Roman" w:hAnsi="Times New Roman" w:cs="Times New Roman"/>
+          <w:b/>
+          <w:bCs/>
+        </w:rPr>
+        <w:t>m }</w:t>
+      </w:r>
+      <w:proofErr w:type="gramEnd"/>
+    </w:p>
+    <w:p>
+      <w:pPr>
+        <w:contextualSpacing/>
+        <w:rPr>
+          <w:rFonts w:ascii="Times New Roman" w:hAnsi="Times New Roman" w:cs="Times New Roman"/>
+        </w:rPr>
+      </w:pPr>
+    </w:p>
+    <w:p>
+      <w:pPr>
+        <w:contextualSpacing/>
+        <w:rPr>
+          <w:rFonts w:ascii="Times New Roman" w:hAnsi="Times New Roman" w:cs="Times New Roman"/>
+        </w:rPr>
+      </w:pPr>
+      <w:r>
+        <w:rPr>
+          <w:rFonts w:ascii="Times New Roman" w:hAnsi="Times New Roman" w:cs="Times New Roman"/>
+        </w:rPr>
+        <w:t xml:space="preserve">S -&gt; </w:t>
+      </w:r>
+      <w:proofErr w:type="spellStart"/>
+      <w:r>
+        <w:rPr>
+          <w:rFonts w:ascii="Times New Roman" w:hAnsi="Times New Roman" w:cs="Times New Roman"/>
+        </w:rPr>
+        <w:t>aSc</w:t>
+      </w:r>
+      <w:proofErr w:type="spellEnd"/>
+      <w:r>
+        <w:rPr>
+          <w:rFonts w:ascii="Times New Roman" w:hAnsi="Times New Roman" w:cs="Times New Roman"/>
+        </w:rPr>
+        <w:t xml:space="preserve"> | T</w:t>
+      </w:r>
+    </w:p>
+    <w:p>
+      <w:pPr>
+        <w:contextualSpacing/>
+        <w:rPr>
+          <w:rFonts w:ascii="Times New Roman" w:hAnsi="Times New Roman" w:cs="Times New Roman"/>
+        </w:rPr>
+      </w:pPr>
+      <w:r>
+        <w:rPr>
+          <w:rFonts w:ascii="Times New Roman" w:hAnsi="Times New Roman" w:cs="Times New Roman"/>
+        </w:rPr>
+        <w:t xml:space="preserve">T -&gt; </w:t>
+      </w:r>
+      <w:proofErr w:type="spellStart"/>
+      <w:r>
+        <w:rPr>
+          <w:rFonts w:ascii="Times New Roman" w:hAnsi="Times New Roman" w:cs="Times New Roman"/>
+        </w:rPr>
+        <w:t>b</w:t>
+      </w:r>
+      <w:r>
+        <w:rPr>
+          <w:rFonts w:ascii="Times New Roman" w:hAnsi="Times New Roman" w:cs="Times New Roman"/>
+        </w:rPr>
+        <w:t>T</w:t>
+      </w:r>
+      <w:r>
+        <w:rPr>
+          <w:rFonts w:ascii="Times New Roman" w:hAnsi="Times New Roman" w:cs="Times New Roman"/>
+        </w:rPr>
+        <w:t>c</w:t>
+      </w:r>
+      <w:proofErr w:type="spellEnd"/>
+      <w:r>
+        <w:rPr>
+          <w:rFonts w:ascii="Times New Roman" w:hAnsi="Times New Roman" w:cs="Times New Roman"/>
+        </w:rPr>
+        <w:t xml:space="preserve"> | λ</w:t>
+      </w:r>
+    </w:p>
+    <w:p>
+      <w:pPr>
+        <w:contextualSpacing/>
+        <w:rPr>
+          <w:rFonts w:ascii="Times New Roman" w:hAnsi="Times New Roman" w:cs="Times New Roman"/>
+        </w:rPr>
+      </w:pPr>
+    </w:p>
+    <w:p>
+      <w:pPr>
+        <w:contextualSpacing/>
+        <w:rPr>
+          <w:rFonts w:ascii="Times New Roman" w:hAnsi="Times New Roman" w:cs="Times New Roman"/>
+        </w:rPr>
+      </w:pPr>
+    </w:p>
+    <w:p>
+      <w:pPr>
+        <w:contextualSpacing/>
+        <w:rPr>
+          <w:rFonts w:ascii="Times New Roman" w:hAnsi="Times New Roman" w:cs="Times New Roman"/>
+          <w:b/>
+          <w:bCs/>
+        </w:rPr>
+      </w:pPr>
+      <w:r>
+        <w:rPr>
+          <w:rFonts w:ascii="Times New Roman" w:hAnsi="Times New Roman" w:cs="Times New Roman"/>
+          <w:b/>
+          <w:bCs/>
+        </w:rPr>
+        <w:t xml:space="preserve">f) L = </w:t>
+      </w:r>
+      <w:proofErr w:type="gramStart"/>
+      <w:r>
+        <w:rPr>
+          <w:rFonts w:ascii="Times New Roman" w:hAnsi="Times New Roman" w:cs="Times New Roman"/>
+          <w:b/>
+          <w:bCs/>
+        </w:rPr>
+        <w:t xml:space="preserve">{ </w:t>
+      </w:r>
+      <w:proofErr w:type="spellStart"/>
+      <w:r>
+        <w:rPr>
+          <w:rFonts w:ascii="Times New Roman" w:hAnsi="Times New Roman" w:cs="Times New Roman"/>
+          <w:b/>
+          <w:bCs/>
+        </w:rPr>
+        <w:t>a</w:t>
+      </w:r>
+      <w:r>
+        <w:rPr>
+          <w:rFonts w:ascii="Times New Roman" w:hAnsi="Times New Roman" w:cs="Times New Roman"/>
+          <w:b/>
+          <w:bCs/>
+          <w:vertAlign w:val="superscript"/>
+        </w:rPr>
+        <w:t>n</w:t>
+      </w:r>
+      <w:r>
+        <w:rPr>
+          <w:rFonts w:ascii="Times New Roman" w:hAnsi="Times New Roman" w:cs="Times New Roman"/>
+          <w:b/>
+          <w:bCs/>
+        </w:rPr>
+        <w:t>b</w:t>
+      </w:r>
+      <w:r>
+        <w:rPr>
+          <w:rFonts w:ascii="Times New Roman" w:hAnsi="Times New Roman" w:cs="Times New Roman"/>
+          <w:b/>
+          <w:bCs/>
+          <w:vertAlign w:val="superscript"/>
+        </w:rPr>
+        <w:t>m</w:t>
+      </w:r>
+      <w:r>
+        <w:rPr>
+          <w:rFonts w:ascii="Times New Roman" w:hAnsi="Times New Roman" w:cs="Times New Roman"/>
+          <w:b/>
+          <w:bCs/>
+        </w:rPr>
+        <w:t>c</w:t>
+      </w:r>
+      <w:r>
+        <w:rPr>
+          <w:rFonts w:ascii="Times New Roman" w:hAnsi="Times New Roman" w:cs="Times New Roman"/>
+          <w:b/>
+          <w:bCs/>
+          <w:vertAlign w:val="superscript"/>
+        </w:rPr>
+        <w:t>k</w:t>
+      </w:r>
+      <w:proofErr w:type="spellEnd"/>
+      <w:proofErr w:type="gramEnd"/>
+      <w:r>
+        <w:rPr>
+          <w:rFonts w:ascii="Times New Roman" w:hAnsi="Times New Roman" w:cs="Times New Roman"/>
+          <w:b/>
+          <w:bCs/>
+        </w:rPr>
+        <w:t xml:space="preserve">, k ≠ n + </w:t>
+      </w:r>
+      <w:proofErr w:type="gramStart"/>
+      <w:r>
+        <w:rPr>
+          <w:rFonts w:ascii="Times New Roman" w:hAnsi="Times New Roman" w:cs="Times New Roman"/>
+          <w:b/>
+          <w:bCs/>
+        </w:rPr>
+        <w:t>m }</w:t>
+      </w:r>
+      <w:proofErr w:type="gramEnd"/>
+    </w:p>
+    <w:p>
+      <w:pPr>
+        <w:contextualSpacing/>
+        <w:rPr>
+          <w:rFonts w:ascii="Times New Roman" w:hAnsi="Times New Roman" w:cs="Times New Roman"/>
+        </w:rPr>
+      </w:pPr>
+    </w:p>
+    <w:p>
+      <w:pPr>
+        <w:contextualSpacing/>
+        <w:rPr>
+          <w:rFonts w:ascii="Times New Roman" w:hAnsi="Times New Roman" w:cs="Times New Roman"/>
+        </w:rPr>
+      </w:pPr>
+      <w:r>
+        <w:rPr>
+          <w:rFonts w:ascii="Times New Roman" w:hAnsi="Times New Roman" w:cs="Times New Roman"/>
+        </w:rPr>
+        <w:t>S -&gt; T | U</w:t>
+      </w:r>
+    </w:p>
+    <w:p>
+      <w:pPr>
+        <w:contextualSpacing/>
+        <w:rPr>
+          <w:rFonts w:ascii="Times New Roman" w:hAnsi="Times New Roman" w:cs="Times New Roman"/>
+        </w:rPr>
+      </w:pPr>
+    </w:p>
+    <w:p>
+      <w:pPr>
+        <w:contextualSpacing/>
+        <w:rPr>
+          <w:rFonts w:ascii="Times New Roman" w:hAnsi="Times New Roman" w:cs="Times New Roman"/>
+        </w:rPr>
+      </w:pPr>
+      <w:r>
+        <w:rPr>
+          <w:rFonts w:ascii="Times New Roman" w:hAnsi="Times New Roman" w:cs="Times New Roman"/>
+        </w:rPr>
+        <w:t>T -&gt; A | C</w:t>
+      </w:r>
+    </w:p>
+    <w:p>
+      <w:pPr>
+        <w:contextualSpacing/>
+        <w:rPr>
+          <w:rFonts w:ascii="Times New Roman" w:hAnsi="Times New Roman" w:cs="Times New Roman"/>
+        </w:rPr>
+      </w:pPr>
+      <w:r>
+        <w:rPr>
+          <w:rFonts w:ascii="Times New Roman" w:hAnsi="Times New Roman" w:cs="Times New Roman"/>
+        </w:rPr>
+        <w:t xml:space="preserve">A -&gt; </w:t>
+      </w:r>
+      <w:proofErr w:type="spellStart"/>
+      <w:r>
+        <w:rPr>
+          <w:rFonts w:ascii="Times New Roman" w:hAnsi="Times New Roman" w:cs="Times New Roman"/>
+        </w:rPr>
+        <w:t>aaAc</w:t>
+      </w:r>
+      <w:proofErr w:type="spellEnd"/>
+      <w:r>
+        <w:rPr>
+          <w:rFonts w:ascii="Times New Roman" w:hAnsi="Times New Roman" w:cs="Times New Roman"/>
+        </w:rPr>
+        <w:t xml:space="preserve"> | B</w:t>
+      </w:r>
+    </w:p>
+    <w:p>
+      <w:pPr>
+        <w:contextualSpacing/>
+        <w:rPr>
+          <w:rFonts w:ascii="Times New Roman" w:hAnsi="Times New Roman" w:cs="Times New Roman"/>
+        </w:rPr>
+      </w:pPr>
+      <w:r>
+        <w:rPr>
+          <w:rFonts w:ascii="Times New Roman" w:hAnsi="Times New Roman" w:cs="Times New Roman"/>
+        </w:rPr>
+        <w:t xml:space="preserve">B -&gt; </w:t>
+      </w:r>
+      <w:proofErr w:type="spellStart"/>
+      <w:r>
+        <w:rPr>
+          <w:rFonts w:ascii="Times New Roman" w:hAnsi="Times New Roman" w:cs="Times New Roman"/>
+        </w:rPr>
+        <w:t>bBc</w:t>
+      </w:r>
+      <w:proofErr w:type="spellEnd"/>
+      <w:r>
+        <w:rPr>
+          <w:rFonts w:ascii="Times New Roman" w:hAnsi="Times New Roman" w:cs="Times New Roman"/>
+        </w:rPr>
+        <w:t xml:space="preserve"> | λ</w:t>
+      </w:r>
+    </w:p>
+    <w:p>
+      <w:pPr>
+        <w:contextualSpacing/>
+        <w:rPr>
+          <w:rFonts w:ascii="Times New Roman" w:hAnsi="Times New Roman" w:cs="Times New Roman"/>
+        </w:rPr>
+      </w:pPr>
+      <w:r>
+        <w:rPr>
+          <w:rFonts w:ascii="Times New Roman" w:hAnsi="Times New Roman" w:cs="Times New Roman"/>
+        </w:rPr>
+        <w:t xml:space="preserve">C -&gt; </w:t>
+      </w:r>
+      <w:proofErr w:type="spellStart"/>
+      <w:r>
+        <w:rPr>
+          <w:rFonts w:ascii="Times New Roman" w:hAnsi="Times New Roman" w:cs="Times New Roman"/>
+        </w:rPr>
+        <w:t>aCc</w:t>
+      </w:r>
+      <w:proofErr w:type="spellEnd"/>
+      <w:r>
+        <w:rPr>
+          <w:rFonts w:ascii="Times New Roman" w:hAnsi="Times New Roman" w:cs="Times New Roman"/>
+        </w:rPr>
+        <w:t xml:space="preserve"> | D</w:t>
+      </w:r>
+    </w:p>
+    <w:p>
+      <w:pPr>
+        <w:contextualSpacing/>
+        <w:rPr>
+          <w:rFonts w:ascii="Times New Roman" w:hAnsi="Times New Roman" w:cs="Times New Roman"/>
+        </w:rPr>
+      </w:pPr>
+      <w:r>
+        <w:rPr>
+          <w:rFonts w:ascii="Times New Roman" w:hAnsi="Times New Roman" w:cs="Times New Roman"/>
+        </w:rPr>
+        <w:t xml:space="preserve">D -&gt; </w:t>
+      </w:r>
+      <w:proofErr w:type="spellStart"/>
+      <w:r>
+        <w:rPr>
+          <w:rFonts w:ascii="Times New Roman" w:hAnsi="Times New Roman" w:cs="Times New Roman"/>
+        </w:rPr>
+        <w:t>bbDc</w:t>
+      </w:r>
+      <w:proofErr w:type="spellEnd"/>
+      <w:r>
+        <w:rPr>
+          <w:rFonts w:ascii="Times New Roman" w:hAnsi="Times New Roman" w:cs="Times New Roman"/>
+        </w:rPr>
+        <w:t xml:space="preserve"> | λ</w:t>
+      </w:r>
+    </w:p>
+    <w:p>
+      <w:pPr>
+        <w:contextualSpacing/>
+        <w:rPr>
+          <w:rFonts w:ascii="Times New Roman" w:hAnsi="Times New Roman" w:cs="Times New Roman"/>
+        </w:rPr>
+      </w:pPr>
+    </w:p>
+    <w:p>
+      <w:pPr>
+        <w:contextualSpacing/>
+        <w:rPr>
+          <w:rFonts w:ascii="Times New Roman" w:hAnsi="Times New Roman" w:cs="Times New Roman"/>
+        </w:rPr>
+      </w:pPr>
+      <w:r>
+        <w:rPr>
+          <w:rFonts w:ascii="Times New Roman" w:hAnsi="Times New Roman" w:cs="Times New Roman"/>
+        </w:rPr>
+        <w:t xml:space="preserve">U -&gt; H | </w:t>
+      </w:r>
+      <w:r>
+        <w:rPr>
+          <w:rFonts w:ascii="Times New Roman" w:hAnsi="Times New Roman" w:cs="Times New Roman"/>
+        </w:rPr>
+        <w:t>J</w:t>
+      </w:r>
+    </w:p>
+    <w:p>
+      <w:pPr>
+        <w:contextualSpacing/>
+        <w:rPr>
+          <w:rFonts w:ascii="Times New Roman" w:hAnsi="Times New Roman" w:cs="Times New Roman"/>
+        </w:rPr>
+      </w:pPr>
+      <w:r>
+        <w:rPr>
+          <w:rFonts w:ascii="Times New Roman" w:hAnsi="Times New Roman" w:cs="Times New Roman"/>
+        </w:rPr>
+        <w:t xml:space="preserve">H -&gt; </w:t>
+      </w:r>
+      <w:proofErr w:type="spellStart"/>
+      <w:r>
+        <w:rPr>
+          <w:rFonts w:ascii="Times New Roman" w:hAnsi="Times New Roman" w:cs="Times New Roman"/>
+        </w:rPr>
+        <w:t>aHcc</w:t>
+      </w:r>
+      <w:proofErr w:type="spellEnd"/>
+      <w:r>
+        <w:rPr>
+          <w:rFonts w:ascii="Times New Roman" w:hAnsi="Times New Roman" w:cs="Times New Roman"/>
+        </w:rPr>
+        <w:t xml:space="preserve"> | I</w:t>
+      </w:r>
+    </w:p>
+    <w:p>
+      <w:pPr>
+        <w:contextualSpacing/>
+        <w:rPr>
+          <w:rFonts w:ascii="Times New Roman" w:hAnsi="Times New Roman" w:cs="Times New Roman"/>
+        </w:rPr>
+      </w:pPr>
+      <w:r>
+        <w:rPr>
+          <w:rFonts w:ascii="Times New Roman" w:hAnsi="Times New Roman" w:cs="Times New Roman"/>
+        </w:rPr>
+        <w:t xml:space="preserve">I -&gt; </w:t>
+      </w:r>
+      <w:proofErr w:type="spellStart"/>
+      <w:r>
+        <w:rPr>
+          <w:rFonts w:ascii="Times New Roman" w:hAnsi="Times New Roman" w:cs="Times New Roman"/>
+        </w:rPr>
+        <w:t>bI</w:t>
+      </w:r>
+      <w:r>
+        <w:rPr>
+          <w:rFonts w:ascii="Times New Roman" w:hAnsi="Times New Roman" w:cs="Times New Roman"/>
+        </w:rPr>
+        <w:t>c</w:t>
+      </w:r>
+      <w:proofErr w:type="spellEnd"/>
+      <w:r>
+        <w:rPr>
+          <w:rFonts w:ascii="Times New Roman" w:hAnsi="Times New Roman" w:cs="Times New Roman"/>
+        </w:rPr>
+        <w:t xml:space="preserve"> | λ</w:t>
+      </w:r>
+    </w:p>
+    <w:p>
+      <w:pPr>
+        <w:contextualSpacing/>
+        <w:rPr>
+          <w:rFonts w:ascii="Times New Roman" w:hAnsi="Times New Roman" w:cs="Times New Roman"/>
+        </w:rPr>
+      </w:pPr>
+      <w:r>
+        <w:rPr>
+          <w:rFonts w:ascii="Times New Roman" w:hAnsi="Times New Roman" w:cs="Times New Roman"/>
+        </w:rPr>
+        <w:t xml:space="preserve">J -&gt; </w:t>
+      </w:r>
+      <w:proofErr w:type="spellStart"/>
+      <w:r>
+        <w:rPr>
+          <w:rFonts w:ascii="Times New Roman" w:hAnsi="Times New Roman" w:cs="Times New Roman"/>
+        </w:rPr>
+        <w:t>a</w:t>
+      </w:r>
+      <w:r>
+        <w:rPr>
+          <w:rFonts w:ascii="Times New Roman" w:hAnsi="Times New Roman" w:cs="Times New Roman"/>
+        </w:rPr>
+        <w:t>Jc</w:t>
+      </w:r>
+      <w:proofErr w:type="spellEnd"/>
+      <w:r>
+        <w:rPr>
+          <w:rFonts w:ascii="Times New Roman" w:hAnsi="Times New Roman" w:cs="Times New Roman"/>
+        </w:rPr>
+        <w:t xml:space="preserve"> |</w:t>
+      </w:r>
+      <w:r>
+        <w:rPr>
+          <w:rFonts w:ascii="Times New Roman" w:hAnsi="Times New Roman" w:cs="Times New Roman"/>
+        </w:rPr>
+        <w:t xml:space="preserve"> K</w:t>
+      </w:r>
+    </w:p>
+    <w:p>
+      <w:pPr>
+        <w:contextualSpacing/>
+        <w:rPr>
+          <w:rFonts w:ascii="Times New Roman" w:hAnsi="Times New Roman" w:cs="Times New Roman"/>
+        </w:rPr>
+      </w:pPr>
+      <w:r>
+        <w:rPr>
+          <w:rFonts w:ascii="Times New Roman" w:hAnsi="Times New Roman" w:cs="Times New Roman"/>
+        </w:rPr>
+        <w:t xml:space="preserve">K -&gt; </w:t>
+      </w:r>
+      <w:proofErr w:type="spellStart"/>
+      <w:r>
+        <w:rPr>
+          <w:rFonts w:ascii="Times New Roman" w:hAnsi="Times New Roman" w:cs="Times New Roman"/>
+        </w:rPr>
+        <w:t>bKcc</w:t>
+      </w:r>
+      <w:proofErr w:type="spellEnd"/>
+      <w:r>
+        <w:rPr>
+          <w:rFonts w:ascii="Times New Roman" w:hAnsi="Times New Roman" w:cs="Times New Roman"/>
+        </w:rPr>
+        <w:t xml:space="preserve"> | λ</w:t>
+      </w:r>
+    </w:p>
+    <w:p>
+      <w:pPr>
+        <w:contextualSpacing/>
+        <w:rPr>
+          <w:rFonts w:ascii="Times New Roman" w:hAnsi="Times New Roman" w:cs="Times New Roman"/>
+        </w:rPr>
+      </w:pPr>
+    </w:p>
+    <w:p>
+      <w:pPr>
+        <w:contextualSpacing/>
+        <w:rPr>
+          <w:rFonts w:ascii="Times New Roman" w:hAnsi="Times New Roman" w:cs="Times New Roman"/>
+        </w:rPr>
+      </w:pPr>
+    </w:p>
+    <w:p>
+      <w:pPr>
+        <w:contextualSpacing/>
+        <w:rPr>
+          <w:rFonts w:ascii="Times New Roman" w:hAnsi="Times New Roman" w:cs="Times New Roman"/>
+          <w:b/>
+          <w:bCs/>
+        </w:rPr>
+      </w:pPr>
+      <w:r>
+        <w:rPr>
+          <w:rFonts w:ascii="Times New Roman" w:hAnsi="Times New Roman" w:cs="Times New Roman"/>
+          <w:b/>
+          <w:bCs/>
+        </w:rPr>
+        <w:t xml:space="preserve">15) Give a CFG for Σ = </w:t>
+      </w:r>
+      <w:proofErr w:type="gramStart"/>
+      <w:r>
+        <w:rPr>
+          <w:rFonts w:ascii="Times New Roman" w:hAnsi="Times New Roman" w:cs="Times New Roman"/>
+          <w:b/>
+          <w:bCs/>
+        </w:rPr>
+        <w:t xml:space="preserve">{ </w:t>
+      </w:r>
+      <w:proofErr w:type="spellStart"/>
+      <w:r>
+        <w:rPr>
+          <w:rFonts w:ascii="Times New Roman" w:hAnsi="Times New Roman" w:cs="Times New Roman"/>
+          <w:b/>
+          <w:bCs/>
+        </w:rPr>
+        <w:t>a</w:t>
+      </w:r>
+      <w:proofErr w:type="gramEnd"/>
+      <w:r>
+        <w:rPr>
+          <w:rFonts w:ascii="Times New Roman" w:hAnsi="Times New Roman" w:cs="Times New Roman"/>
+          <w:b/>
+          <w:bCs/>
+        </w:rPr>
+        <w:t>,</w:t>
+      </w:r>
+      <w:proofErr w:type="gramStart"/>
+      <w:r>
+        <w:rPr>
+          <w:rFonts w:ascii="Times New Roman" w:hAnsi="Times New Roman" w:cs="Times New Roman"/>
+          <w:b/>
+          <w:bCs/>
+        </w:rPr>
+        <w:t>b</w:t>
+      </w:r>
+      <w:proofErr w:type="spellEnd"/>
+      <w:r>
+        <w:rPr>
+          <w:rFonts w:ascii="Times New Roman" w:hAnsi="Times New Roman" w:cs="Times New Roman"/>
+          <w:b/>
+          <w:bCs/>
+        </w:rPr>
+        <w:t xml:space="preserve"> }</w:t>
+      </w:r>
+      <w:proofErr w:type="gramEnd"/>
+      <w:r>
+        <w:rPr>
+          <w:rFonts w:ascii="Times New Roman" w:hAnsi="Times New Roman" w:cs="Times New Roman"/>
+          <w:b/>
+          <w:bCs/>
+        </w:rPr>
+        <w:t xml:space="preserve"> for the language L = </w:t>
+      </w:r>
+      <w:proofErr w:type="gramStart"/>
+      <w:r>
+        <w:rPr>
+          <w:rFonts w:ascii="Times New Roman" w:hAnsi="Times New Roman" w:cs="Times New Roman"/>
+          <w:b/>
+          <w:bCs/>
+        </w:rPr>
+        <w:t xml:space="preserve">{ </w:t>
+      </w:r>
+      <w:proofErr w:type="spellStart"/>
+      <w:r>
+        <w:rPr>
+          <w:rFonts w:ascii="Times New Roman" w:hAnsi="Times New Roman" w:cs="Times New Roman"/>
+          <w:b/>
+          <w:bCs/>
+        </w:rPr>
+        <w:t>a</w:t>
+      </w:r>
+      <w:r>
+        <w:rPr>
+          <w:rFonts w:ascii="Times New Roman" w:hAnsi="Times New Roman" w:cs="Times New Roman"/>
+          <w:b/>
+          <w:bCs/>
+          <w:vertAlign w:val="superscript"/>
+        </w:rPr>
+        <w:t>n</w:t>
+      </w:r>
+      <w:r>
+        <w:rPr>
+          <w:rFonts w:ascii="Times New Roman" w:hAnsi="Times New Roman" w:cs="Times New Roman"/>
+          <w:b/>
+          <w:bCs/>
+        </w:rPr>
+        <w:t>ww</w:t>
+      </w:r>
+      <w:r>
+        <w:rPr>
+          <w:rFonts w:ascii="Times New Roman" w:hAnsi="Times New Roman" w:cs="Times New Roman"/>
+          <w:b/>
+          <w:bCs/>
+          <w:vertAlign w:val="superscript"/>
+        </w:rPr>
+        <w:t>r</w:t>
+      </w:r>
+      <w:r>
+        <w:rPr>
+          <w:rFonts w:ascii="Times New Roman" w:hAnsi="Times New Roman" w:cs="Times New Roman"/>
+          <w:b/>
+          <w:bCs/>
+        </w:rPr>
+        <w:t>b</w:t>
+      </w:r>
+      <w:r>
+        <w:rPr>
+          <w:rFonts w:ascii="Times New Roman" w:hAnsi="Times New Roman" w:cs="Times New Roman"/>
+          <w:b/>
+          <w:bCs/>
+          <w:vertAlign w:val="superscript"/>
+        </w:rPr>
+        <w:t>n</w:t>
+      </w:r>
+      <w:proofErr w:type="spellEnd"/>
+      <w:proofErr w:type="gramEnd"/>
+      <w:r>
+        <w:rPr>
+          <w:rFonts w:ascii="Times New Roman" w:hAnsi="Times New Roman" w:cs="Times New Roman"/>
+          <w:b/>
+          <w:bCs/>
+        </w:rPr>
+        <w:t xml:space="preserve"> : w ϵ Σ*, n ≥ </w:t>
+      </w:r>
+      <w:proofErr w:type="gramStart"/>
+      <w:r>
+        <w:rPr>
+          <w:rFonts w:ascii="Times New Roman" w:hAnsi="Times New Roman" w:cs="Times New Roman"/>
+          <w:b/>
+          <w:bCs/>
+        </w:rPr>
+        <w:t>1 }</w:t>
+      </w:r>
+      <w:proofErr w:type="gramEnd"/>
+    </w:p>
+    <w:p>
+      <w:pPr>
+        <w:contextualSpacing/>
+        <w:rPr>
+          <w:rFonts w:ascii="Times New Roman" w:hAnsi="Times New Roman" w:cs="Times New Roman"/>
+        </w:rPr>
+      </w:pPr>
+    </w:p>
+    <w:p>
+      <w:pPr>
+        <w:contextualSpacing/>
+        <w:rPr>
+          <w:rFonts w:ascii="Times New Roman" w:hAnsi="Times New Roman" w:cs="Times New Roman"/>
+        </w:rPr>
+      </w:pPr>
+      <w:r>
+        <w:rPr>
+          <w:rFonts w:ascii="Times New Roman" w:hAnsi="Times New Roman" w:cs="Times New Roman"/>
+        </w:rPr>
+        <w:t xml:space="preserve">S -&gt; </w:t>
+      </w:r>
+      <w:proofErr w:type="spellStart"/>
+      <w:r>
+        <w:rPr>
+          <w:rFonts w:ascii="Times New Roman" w:hAnsi="Times New Roman" w:cs="Times New Roman"/>
+        </w:rPr>
+        <w:t>aTb</w:t>
+      </w:r>
+      <w:proofErr w:type="spellEnd"/>
+      <w:r>
+        <w:rPr>
+          <w:rFonts w:ascii="Times New Roman" w:hAnsi="Times New Roman" w:cs="Times New Roman"/>
+        </w:rPr>
+        <w:t xml:space="preserve"> | </w:t>
+      </w:r>
+      <w:proofErr w:type="spellStart"/>
+      <w:r>
+        <w:rPr>
+          <w:rFonts w:ascii="Times New Roman" w:hAnsi="Times New Roman" w:cs="Times New Roman"/>
+        </w:rPr>
+        <w:t>aSb</w:t>
+      </w:r>
+      <w:proofErr w:type="spellEnd"/>
+    </w:p>
+    <w:p>
+      <w:pPr>
+        <w:contextualSpacing/>
+        <w:rPr>
+          <w:rFonts w:ascii="Times New Roman" w:hAnsi="Times New Roman" w:cs="Times New Roman"/>
+        </w:rPr>
+      </w:pPr>
+      <w:r>
+        <w:rPr>
+          <w:rFonts w:ascii="Times New Roman" w:hAnsi="Times New Roman" w:cs="Times New Roman"/>
+        </w:rPr>
+        <w:t xml:space="preserve">T -&gt; </w:t>
+      </w:r>
+      <w:proofErr w:type="spellStart"/>
+      <w:r>
+        <w:rPr>
+          <w:rFonts w:ascii="Times New Roman" w:hAnsi="Times New Roman" w:cs="Times New Roman"/>
         </w:rPr>
         <w:t>aT</w:t>
       </w:r>
+      <w:r>
+        <w:rPr>
+          <w:rFonts w:ascii="Times New Roman" w:hAnsi="Times New Roman" w:cs="Times New Roman"/>
+        </w:rPr>
+        <w:t>a</w:t>
+      </w:r>
       <w:proofErr w:type="spellEnd"/>
       <w:r>
         <w:rPr>
@@ -1665,478 +2755,19 @@
         </w:rPr>
         <w:t xml:space="preserve"> | </w:t>
       </w:r>
-      <w:r>
-        <w:rPr>
-          <w:rFonts w:ascii="Times New Roman" w:hAnsi="Times New Roman" w:cs="Times New Roman"/>
-        </w:rPr>
-        <w:t>a</w:t>
-      </w:r>
-      <w:proofErr w:type="gramEnd"/>
-    </w:p>
-    <w:p>
-      <w:pPr>
-        <w:contextualSpacing/>
-        <w:rPr>
-          <w:rFonts w:ascii="Times New Roman" w:hAnsi="Times New Roman" w:cs="Times New Roman"/>
-        </w:rPr>
-      </w:pPr>
-      <w:r>
-        <w:rPr>
-          <w:rFonts w:ascii="Times New Roman" w:hAnsi="Times New Roman" w:cs="Times New Roman"/>
-        </w:rPr>
-        <w:t xml:space="preserve">T -&gt; </w:t>
-      </w:r>
-      <w:proofErr w:type="spellStart"/>
-      <w:r>
-        <w:rPr>
-          <w:rFonts w:ascii="Times New Roman" w:hAnsi="Times New Roman" w:cs="Times New Roman"/>
-        </w:rPr>
-        <w:t>aaTb</w:t>
-      </w:r>
-      <w:proofErr w:type="spellEnd"/>
-      <w:r>
-        <w:rPr>
-          <w:rFonts w:ascii="Times New Roman" w:hAnsi="Times New Roman" w:cs="Times New Roman"/>
-        </w:rPr>
-        <w:t xml:space="preserve"> | </w:t>
-      </w:r>
-      <w:proofErr w:type="spellStart"/>
-      <w:r>
-        <w:rPr>
-          <w:rFonts w:ascii="Times New Roman" w:hAnsi="Times New Roman" w:cs="Times New Roman"/>
-        </w:rPr>
-        <w:t>bTaa</w:t>
-      </w:r>
-      <w:proofErr w:type="spellEnd"/>
-      <w:r>
-        <w:rPr>
-          <w:rFonts w:ascii="Times New Roman" w:hAnsi="Times New Roman" w:cs="Times New Roman"/>
-        </w:rPr>
-        <w:t xml:space="preserve"> </w:t>
-      </w:r>
-      <w:r>
-        <w:rPr>
-          <w:rFonts w:ascii="Times New Roman" w:hAnsi="Times New Roman" w:cs="Times New Roman"/>
-        </w:rPr>
-        <w:t xml:space="preserve">| </w:t>
-      </w:r>
-      <w:proofErr w:type="spellStart"/>
-      <w:r>
-        <w:rPr>
-          <w:rFonts w:ascii="Times New Roman" w:hAnsi="Times New Roman" w:cs="Times New Roman"/>
-        </w:rPr>
-        <w:t>aabT</w:t>
-      </w:r>
-      <w:proofErr w:type="spellEnd"/>
-      <w:r>
-        <w:rPr>
-          <w:rFonts w:ascii="Times New Roman" w:hAnsi="Times New Roman" w:cs="Times New Roman"/>
-        </w:rPr>
-        <w:t xml:space="preserve"> | </w:t>
-      </w:r>
-      <w:proofErr w:type="spellStart"/>
-      <w:r>
-        <w:rPr>
-          <w:rFonts w:ascii="Times New Roman" w:hAnsi="Times New Roman" w:cs="Times New Roman"/>
-        </w:rPr>
-        <w:t>aaTb</w:t>
-      </w:r>
-      <w:proofErr w:type="spellEnd"/>
-      <w:r>
-        <w:rPr>
-          <w:rFonts w:ascii="Times New Roman" w:hAnsi="Times New Roman" w:cs="Times New Roman"/>
-        </w:rPr>
-        <w:t xml:space="preserve"> | </w:t>
-      </w:r>
-      <w:proofErr w:type="spellStart"/>
-      <w:r>
-        <w:rPr>
-          <w:rFonts w:ascii="Times New Roman" w:hAnsi="Times New Roman" w:cs="Times New Roman"/>
-        </w:rPr>
-        <w:t>aTab</w:t>
-      </w:r>
-      <w:proofErr w:type="spellEnd"/>
-      <w:r>
-        <w:rPr>
-          <w:rFonts w:ascii="Times New Roman" w:hAnsi="Times New Roman" w:cs="Times New Roman"/>
-        </w:rPr>
-        <w:t xml:space="preserve"> | …</w:t>
-      </w:r>
-    </w:p>
-    <w:p>
-      <w:pPr>
-        <w:contextualSpacing/>
-        <w:rPr>
-          <w:rFonts w:ascii="Times New Roman" w:hAnsi="Times New Roman" w:cs="Times New Roman"/>
-        </w:rPr>
-      </w:pPr>
-    </w:p>
-    <w:p>
-      <w:pPr>
-        <w:contextualSpacing/>
-        <w:rPr>
-          <w:rFonts w:ascii="Times New Roman" w:hAnsi="Times New Roman" w:cs="Times New Roman"/>
-        </w:rPr>
-      </w:pPr>
-    </w:p>
-    <w:p>
-      <w:pPr>
-        <w:contextualSpacing/>
-        <w:rPr>
-          <w:rFonts w:ascii="Times New Roman" w:hAnsi="Times New Roman" w:cs="Times New Roman"/>
-        </w:rPr>
-      </w:pPr>
-      <w:proofErr w:type="spellStart"/>
-      <w:r>
-        <w:rPr>
-          <w:rFonts w:ascii="Times New Roman" w:hAnsi="Times New Roman" w:cs="Times New Roman"/>
-        </w:rPr>
-        <w:t>aXbXa</w:t>
-      </w:r>
-      <w:proofErr w:type="spellEnd"/>
-      <w:r>
-        <w:rPr>
-          <w:rFonts w:ascii="Times New Roman" w:hAnsi="Times New Roman" w:cs="Times New Roman"/>
-        </w:rPr>
-        <w:t>, where X represents strings with twice as many a’s</w:t>
-      </w:r>
-    </w:p>
-    <w:p>
-      <w:pPr>
-        <w:pStyle w:val="ListParagraph"/>
-        <w:numPr>
-          <w:ilvl w:val="0"/>
-          <w:numId w:val="1"/>
-        </w:numPr>
-        <w:rPr>
-          <w:rFonts w:ascii="Times New Roman" w:hAnsi="Times New Roman" w:cs="Times New Roman"/>
-        </w:rPr>
-      </w:pPr>
-      <w:r>
-        <w:rPr>
-          <w:rFonts w:ascii="Times New Roman" w:hAnsi="Times New Roman" w:cs="Times New Roman"/>
-        </w:rPr>
-        <w:t xml:space="preserve">Lots of variations </w:t>
-      </w:r>
-      <w:proofErr w:type="gramStart"/>
-      <w:r>
-        <w:rPr>
-          <w:rFonts w:ascii="Times New Roman" w:hAnsi="Times New Roman" w:cs="Times New Roman"/>
-        </w:rPr>
-        <w:t>needed?</w:t>
-      </w:r>
-      <w:proofErr w:type="gramEnd"/>
-    </w:p>
-    <w:p>
-      <w:pPr>
-        <w:contextualSpacing/>
-        <w:rPr>
-          <w:rFonts w:ascii="Times New Roman" w:hAnsi="Times New Roman" w:cs="Times New Roman"/>
-        </w:rPr>
-      </w:pPr>
-    </w:p>
-    <w:p>
-      <w:pPr>
-        <w:contextualSpacing/>
-        <w:rPr>
-          <w:rFonts w:ascii="Times New Roman" w:hAnsi="Times New Roman" w:cs="Times New Roman"/>
-          <w:b/>
-          <w:bCs/>
-        </w:rPr>
-      </w:pPr>
-      <w:r>
-        <w:rPr>
-          <w:rFonts w:ascii="Times New Roman" w:hAnsi="Times New Roman" w:cs="Times New Roman"/>
-          <w:b/>
-          <w:bCs/>
-        </w:rPr>
-        <w:t>12) Find CFGs for the following languages</w:t>
-      </w:r>
-    </w:p>
-    <w:p>
-      <w:pPr>
-        <w:contextualSpacing/>
-        <w:rPr>
-          <w:rFonts w:ascii="Times New Roman" w:hAnsi="Times New Roman" w:cs="Times New Roman"/>
-        </w:rPr>
-      </w:pPr>
-      <w:r>
-        <w:rPr>
-          <w:rFonts w:ascii="Times New Roman" w:hAnsi="Times New Roman" w:cs="Times New Roman"/>
-          <w:b/>
-          <w:bCs/>
-        </w:rPr>
-        <w:t xml:space="preserve">c) L = </w:t>
-      </w:r>
-      <w:proofErr w:type="gramStart"/>
-      <w:r>
-        <w:rPr>
-          <w:rFonts w:ascii="Times New Roman" w:hAnsi="Times New Roman" w:cs="Times New Roman"/>
-          <w:b/>
-          <w:bCs/>
-        </w:rPr>
-        <w:t xml:space="preserve">{ </w:t>
-      </w:r>
-      <w:proofErr w:type="spellStart"/>
-      <w:r>
-        <w:rPr>
-          <w:rFonts w:ascii="Times New Roman" w:hAnsi="Times New Roman" w:cs="Times New Roman"/>
-          <w:b/>
-          <w:bCs/>
-        </w:rPr>
-        <w:t>a</w:t>
-      </w:r>
-      <w:r>
-        <w:rPr>
-          <w:rFonts w:ascii="Times New Roman" w:hAnsi="Times New Roman" w:cs="Times New Roman"/>
-          <w:b/>
-          <w:bCs/>
-          <w:vertAlign w:val="superscript"/>
-        </w:rPr>
-        <w:t>n</w:t>
-      </w:r>
-      <w:r>
-        <w:rPr>
-          <w:rFonts w:ascii="Times New Roman" w:hAnsi="Times New Roman" w:cs="Times New Roman"/>
-          <w:b/>
-          <w:bCs/>
+      <w:proofErr w:type="spellStart"/>
+      <w:r>
+        <w:rPr>
+          <w:rFonts w:ascii="Times New Roman" w:hAnsi="Times New Roman" w:cs="Times New Roman"/>
+        </w:rPr>
+        <w:t>bT</w:t>
+      </w:r>
+      <w:r>
+        <w:rPr>
+          <w:rFonts w:ascii="Times New Roman" w:hAnsi="Times New Roman" w:cs="Times New Roman"/>
         </w:rPr>
         <w:t>b</w:t>
       </w:r>
-      <w:r>
-        <w:rPr>
-          <w:rFonts w:ascii="Times New Roman" w:hAnsi="Times New Roman" w:cs="Times New Roman"/>
-          <w:b/>
-          <w:bCs/>
-          <w:vertAlign w:val="superscript"/>
-        </w:rPr>
-        <w:t>m</w:t>
-      </w:r>
-      <w:r>
-        <w:rPr>
-          <w:rFonts w:ascii="Times New Roman" w:hAnsi="Times New Roman" w:cs="Times New Roman"/>
-          <w:b/>
-          <w:bCs/>
-        </w:rPr>
-        <w:t>c</w:t>
-      </w:r>
-      <w:r>
-        <w:rPr>
-          <w:rFonts w:ascii="Times New Roman" w:hAnsi="Times New Roman" w:cs="Times New Roman"/>
-          <w:b/>
-          <w:bCs/>
-          <w:vertAlign w:val="superscript"/>
-        </w:rPr>
-        <w:t>k</w:t>
-      </w:r>
-      <w:proofErr w:type="spellEnd"/>
-      <w:proofErr w:type="gramEnd"/>
-      <w:r>
-        <w:rPr>
-          <w:rFonts w:ascii="Times New Roman" w:hAnsi="Times New Roman" w:cs="Times New Roman"/>
-          <w:b/>
-          <w:bCs/>
-        </w:rPr>
-        <w:t xml:space="preserve">, k = n + </w:t>
-      </w:r>
-      <w:proofErr w:type="gramStart"/>
-      <w:r>
-        <w:rPr>
-          <w:rFonts w:ascii="Times New Roman" w:hAnsi="Times New Roman" w:cs="Times New Roman"/>
-          <w:b/>
-          <w:bCs/>
-        </w:rPr>
-        <w:t>m }</w:t>
-      </w:r>
-      <w:proofErr w:type="gramEnd"/>
-    </w:p>
-    <w:p>
-      <w:pPr>
-        <w:contextualSpacing/>
-        <w:rPr>
-          <w:rFonts w:ascii="Times New Roman" w:hAnsi="Times New Roman" w:cs="Times New Roman"/>
-        </w:rPr>
-      </w:pPr>
-    </w:p>
-    <w:p>
-      <w:pPr>
-        <w:contextualSpacing/>
-        <w:rPr>
-          <w:rFonts w:ascii="Times New Roman" w:hAnsi="Times New Roman" w:cs="Times New Roman"/>
-        </w:rPr>
-      </w:pPr>
-      <w:proofErr w:type="spellStart"/>
-      <w:r>
-        <w:rPr>
-          <w:rFonts w:ascii="Times New Roman" w:hAnsi="Times New Roman" w:cs="Times New Roman"/>
-        </w:rPr>
-        <w:t>a</w:t>
-      </w:r>
-      <w:r>
-        <w:rPr>
-          <w:rFonts w:ascii="Times New Roman" w:hAnsi="Times New Roman" w:cs="Times New Roman"/>
-          <w:vertAlign w:val="superscript"/>
-        </w:rPr>
-        <w:t>n</w:t>
-      </w:r>
-      <w:r>
-        <w:rPr>
-          <w:rFonts w:ascii="Times New Roman" w:hAnsi="Times New Roman" w:cs="Times New Roman"/>
-        </w:rPr>
-        <w:t>b</w:t>
-      </w:r>
-      <w:r>
-        <w:rPr>
-          <w:rFonts w:ascii="Times New Roman" w:hAnsi="Times New Roman" w:cs="Times New Roman"/>
-          <w:vertAlign w:val="superscript"/>
-        </w:rPr>
-        <w:t>m</w:t>
-      </w:r>
-      <w:r>
-        <w:rPr>
-          <w:rFonts w:ascii="Times New Roman" w:hAnsi="Times New Roman" w:cs="Times New Roman"/>
-        </w:rPr>
-        <w:t>c</w:t>
-      </w:r>
-      <w:r>
-        <w:rPr>
-          <w:rFonts w:ascii="Times New Roman" w:hAnsi="Times New Roman" w:cs="Times New Roman"/>
-          <w:vertAlign w:val="superscript"/>
-        </w:rPr>
-        <w:t>k</w:t>
-      </w:r>
-      <w:proofErr w:type="spellEnd"/>
-      <w:r>
-        <w:rPr>
-          <w:rFonts w:ascii="Times New Roman" w:hAnsi="Times New Roman" w:cs="Times New Roman"/>
-        </w:rPr>
-        <w:t xml:space="preserve"> = (</w:t>
-      </w:r>
-      <w:proofErr w:type="spellStart"/>
-      <w:r>
-        <w:rPr>
-          <w:rFonts w:ascii="Times New Roman" w:hAnsi="Times New Roman" w:cs="Times New Roman"/>
-        </w:rPr>
-        <w:t>a</w:t>
-      </w:r>
-      <w:r>
-        <w:rPr>
-          <w:rFonts w:ascii="Times New Roman" w:hAnsi="Times New Roman" w:cs="Times New Roman"/>
-          <w:vertAlign w:val="superscript"/>
-        </w:rPr>
-        <w:t>n</w:t>
-      </w:r>
-      <w:r>
-        <w:rPr>
-          <w:rFonts w:ascii="Times New Roman" w:hAnsi="Times New Roman" w:cs="Times New Roman"/>
-        </w:rPr>
-        <w:t>c</w:t>
-      </w:r>
-      <w:r>
-        <w:rPr>
-          <w:rFonts w:ascii="Times New Roman" w:hAnsi="Times New Roman" w:cs="Times New Roman"/>
-          <w:vertAlign w:val="superscript"/>
-        </w:rPr>
-        <w:t>n</w:t>
-      </w:r>
-      <w:proofErr w:type="spellEnd"/>
-      <w:r>
-        <w:rPr>
-          <w:rFonts w:ascii="Times New Roman" w:hAnsi="Times New Roman" w:cs="Times New Roman"/>
-        </w:rPr>
-        <w:t>)(</w:t>
-      </w:r>
-      <w:proofErr w:type="spellStart"/>
-      <w:r>
-        <w:rPr>
-          <w:rFonts w:ascii="Times New Roman" w:hAnsi="Times New Roman" w:cs="Times New Roman"/>
-        </w:rPr>
-        <w:t>b</w:t>
-      </w:r>
-      <w:r>
-        <w:rPr>
-          <w:rFonts w:ascii="Times New Roman" w:hAnsi="Times New Roman" w:cs="Times New Roman"/>
-          <w:vertAlign w:val="superscript"/>
-        </w:rPr>
-        <w:t>m</w:t>
-      </w:r>
-      <w:r>
-        <w:rPr>
-          <w:rFonts w:ascii="Times New Roman" w:hAnsi="Times New Roman" w:cs="Times New Roman"/>
-        </w:rPr>
-        <w:t>c</w:t>
-      </w:r>
-      <w:r>
-        <w:rPr>
-          <w:rFonts w:ascii="Times New Roman" w:hAnsi="Times New Roman" w:cs="Times New Roman"/>
-          <w:vertAlign w:val="superscript"/>
-        </w:rPr>
-        <w:t>m</w:t>
-      </w:r>
-      <w:proofErr w:type="spellEnd"/>
-      <w:r>
-        <w:rPr>
-          <w:rFonts w:ascii="Times New Roman" w:hAnsi="Times New Roman" w:cs="Times New Roman"/>
-        </w:rPr>
-        <w:t>)</w:t>
-      </w:r>
-    </w:p>
-    <w:p>
-      <w:pPr>
-        <w:contextualSpacing/>
-        <w:rPr>
-          <w:rFonts w:ascii="Times New Roman" w:hAnsi="Times New Roman" w:cs="Times New Roman"/>
-        </w:rPr>
-      </w:pPr>
-    </w:p>
-    <w:p>
-      <w:pPr>
-        <w:contextualSpacing/>
-        <w:rPr>
-          <w:rFonts w:ascii="Times New Roman" w:hAnsi="Times New Roman" w:cs="Times New Roman"/>
-        </w:rPr>
-      </w:pPr>
-      <w:r>
-        <w:rPr>
-          <w:rFonts w:ascii="Times New Roman" w:hAnsi="Times New Roman" w:cs="Times New Roman"/>
-        </w:rPr>
-        <w:t xml:space="preserve">S -&gt; </w:t>
-      </w:r>
-      <w:proofErr w:type="spellStart"/>
-      <w:r>
-        <w:rPr>
-          <w:rFonts w:ascii="Times New Roman" w:hAnsi="Times New Roman" w:cs="Times New Roman"/>
-        </w:rPr>
-        <w:t>aSc</w:t>
-      </w:r>
-      <w:proofErr w:type="spellEnd"/>
-      <w:r>
-        <w:rPr>
-          <w:rFonts w:ascii="Times New Roman" w:hAnsi="Times New Roman" w:cs="Times New Roman"/>
-        </w:rPr>
-        <w:t xml:space="preserve"> | T</w:t>
-      </w:r>
-    </w:p>
-    <w:p>
-      <w:pPr>
-        <w:contextualSpacing/>
-        <w:rPr>
-          <w:rFonts w:ascii="Times New Roman" w:hAnsi="Times New Roman" w:cs="Times New Roman"/>
-        </w:rPr>
-      </w:pPr>
-      <w:r>
-        <w:rPr>
-          <w:rFonts w:ascii="Times New Roman" w:hAnsi="Times New Roman" w:cs="Times New Roman"/>
-        </w:rPr>
-        <w:t xml:space="preserve">T -&gt; </w:t>
-      </w:r>
-      <w:proofErr w:type="spellStart"/>
-      <w:r>
-        <w:rPr>
-          <w:rFonts w:ascii="Times New Roman" w:hAnsi="Times New Roman" w:cs="Times New Roman"/>
-        </w:rPr>
-        <w:t>bSc</w:t>
-      </w:r>
       <w:proofErr w:type="spellEnd"/>
       <w:r>
         <w:rPr>
@@ -2144,690 +2775,6 @@
         </w:rPr>
         <w:t xml:space="preserve"> | λ</w:t>
       </w:r>
-    </w:p>
-    <w:p>
-      <w:pPr>
-        <w:contextualSpacing/>
-        <w:rPr>
-          <w:rFonts w:ascii="Times New Roman" w:hAnsi="Times New Roman" w:cs="Times New Roman"/>
-        </w:rPr>
-      </w:pPr>
-    </w:p>
-    <w:p>
-      <w:pPr>
-        <w:contextualSpacing/>
-        <w:rPr>
-          <w:rFonts w:ascii="Times New Roman" w:hAnsi="Times New Roman" w:cs="Times New Roman"/>
-          <w:b/>
-          <w:bCs/>
-        </w:rPr>
-      </w:pPr>
-      <w:r>
-        <w:rPr>
-          <w:rFonts w:ascii="Times New Roman" w:hAnsi="Times New Roman" w:cs="Times New Roman"/>
-          <w:b/>
-          <w:bCs/>
-        </w:rPr>
-        <w:t xml:space="preserve">f) L = </w:t>
-      </w:r>
-      <w:proofErr w:type="gramStart"/>
-      <w:r>
-        <w:rPr>
-          <w:rFonts w:ascii="Times New Roman" w:hAnsi="Times New Roman" w:cs="Times New Roman"/>
-          <w:b/>
-          <w:bCs/>
-        </w:rPr>
-        <w:t xml:space="preserve">{ </w:t>
-      </w:r>
-      <w:proofErr w:type="spellStart"/>
-      <w:r>
-        <w:rPr>
-          <w:rFonts w:ascii="Times New Roman" w:hAnsi="Times New Roman" w:cs="Times New Roman"/>
-          <w:b/>
-          <w:bCs/>
-        </w:rPr>
-        <w:t>a</w:t>
-      </w:r>
-      <w:r>
-        <w:rPr>
-          <w:rFonts w:ascii="Times New Roman" w:hAnsi="Times New Roman" w:cs="Times New Roman"/>
-          <w:b/>
-          <w:bCs/>
-          <w:vertAlign w:val="superscript"/>
-        </w:rPr>
-        <w:t>n</w:t>
-      </w:r>
-      <w:r>
-        <w:rPr>
-          <w:rFonts w:ascii="Times New Roman" w:hAnsi="Times New Roman" w:cs="Times New Roman"/>
-          <w:b/>
-          <w:bCs/>
-        </w:rPr>
-        <w:t>b</w:t>
-      </w:r>
-      <w:r>
-        <w:rPr>
-          <w:rFonts w:ascii="Times New Roman" w:hAnsi="Times New Roman" w:cs="Times New Roman"/>
-          <w:b/>
-          <w:bCs/>
-          <w:vertAlign w:val="superscript"/>
-        </w:rPr>
-        <w:t>m</w:t>
-      </w:r>
-      <w:r>
-        <w:rPr>
-          <w:rFonts w:ascii="Times New Roman" w:hAnsi="Times New Roman" w:cs="Times New Roman"/>
-          <w:b/>
-          <w:bCs/>
-        </w:rPr>
-        <w:t>c</w:t>
-      </w:r>
-      <w:r>
-        <w:rPr>
-          <w:rFonts w:ascii="Times New Roman" w:hAnsi="Times New Roman" w:cs="Times New Roman"/>
-          <w:b/>
-          <w:bCs/>
-          <w:vertAlign w:val="superscript"/>
-        </w:rPr>
-        <w:t>k</w:t>
-      </w:r>
-      <w:proofErr w:type="spellEnd"/>
-      <w:proofErr w:type="gramEnd"/>
-      <w:r>
-        <w:rPr>
-          <w:rFonts w:ascii="Times New Roman" w:hAnsi="Times New Roman" w:cs="Times New Roman"/>
-          <w:b/>
-          <w:bCs/>
-        </w:rPr>
-        <w:t xml:space="preserve">, k ≠ n + </w:t>
-      </w:r>
-      <w:proofErr w:type="gramStart"/>
-      <w:r>
-        <w:rPr>
-          <w:rFonts w:ascii="Times New Roman" w:hAnsi="Times New Roman" w:cs="Times New Roman"/>
-          <w:b/>
-          <w:bCs/>
-        </w:rPr>
-        <w:t>m }</w:t>
-      </w:r>
-      <w:proofErr w:type="gramEnd"/>
-    </w:p>
-    <w:p>
-      <w:pPr>
-        <w:contextualSpacing/>
-        <w:rPr>
-          <w:rFonts w:ascii="Times New Roman" w:hAnsi="Times New Roman" w:cs="Times New Roman"/>
-        </w:rPr>
-      </w:pPr>
-    </w:p>
-    <w:p>
-      <w:pPr>
-        <w:contextualSpacing/>
-        <w:rPr>
-          <w:rFonts w:ascii="Times New Roman" w:hAnsi="Times New Roman" w:cs="Times New Roman"/>
-        </w:rPr>
-      </w:pPr>
-      <w:r>
-        <w:rPr>
-          <w:rFonts w:ascii="Times New Roman" w:hAnsi="Times New Roman" w:cs="Times New Roman"/>
-        </w:rPr>
-        <w:t>S -&gt; TUV</w:t>
-      </w:r>
-    </w:p>
-    <w:p>
-      <w:pPr>
-        <w:contextualSpacing/>
-        <w:rPr>
-          <w:rFonts w:ascii="Times New Roman" w:hAnsi="Times New Roman" w:cs="Times New Roman"/>
-        </w:rPr>
-      </w:pPr>
-      <w:r>
-        <w:rPr>
-          <w:rFonts w:ascii="Times New Roman" w:hAnsi="Times New Roman" w:cs="Times New Roman"/>
-        </w:rPr>
-        <w:t xml:space="preserve">T -&gt; </w:t>
-      </w:r>
-      <w:proofErr w:type="spellStart"/>
-      <w:r>
-        <w:rPr>
-          <w:rFonts w:ascii="Times New Roman" w:hAnsi="Times New Roman" w:cs="Times New Roman"/>
-        </w:rPr>
-        <w:t>aTc</w:t>
-      </w:r>
-      <w:proofErr w:type="spellEnd"/>
-      <w:r>
-        <w:rPr>
-          <w:rFonts w:ascii="Times New Roman" w:hAnsi="Times New Roman" w:cs="Times New Roman"/>
-        </w:rPr>
-        <w:t xml:space="preserve"> | </w:t>
-      </w:r>
-      <w:proofErr w:type="spellStart"/>
-      <w:r>
-        <w:rPr>
-          <w:rFonts w:ascii="Times New Roman" w:hAnsi="Times New Roman" w:cs="Times New Roman"/>
-        </w:rPr>
-        <w:t>cT</w:t>
-      </w:r>
-      <w:proofErr w:type="spellEnd"/>
-      <w:r>
-        <w:rPr>
-          <w:rFonts w:ascii="Times New Roman" w:hAnsi="Times New Roman" w:cs="Times New Roman"/>
-        </w:rPr>
-        <w:t xml:space="preserve"> | λ</w:t>
-      </w:r>
-    </w:p>
-    <w:p>
-      <w:pPr>
-        <w:contextualSpacing/>
-        <w:rPr>
-          <w:rFonts w:ascii="Times New Roman" w:hAnsi="Times New Roman" w:cs="Times New Roman"/>
-        </w:rPr>
-      </w:pPr>
-      <w:r>
-        <w:rPr>
-          <w:rFonts w:ascii="Times New Roman" w:hAnsi="Times New Roman" w:cs="Times New Roman"/>
-        </w:rPr>
-        <w:t xml:space="preserve">U -&gt; </w:t>
-      </w:r>
-      <w:proofErr w:type="spellStart"/>
-      <w:r>
-        <w:rPr>
-          <w:rFonts w:ascii="Times New Roman" w:hAnsi="Times New Roman" w:cs="Times New Roman"/>
-        </w:rPr>
-        <w:t>bUc</w:t>
-      </w:r>
-      <w:proofErr w:type="spellEnd"/>
-      <w:r>
-        <w:rPr>
-          <w:rFonts w:ascii="Times New Roman" w:hAnsi="Times New Roman" w:cs="Times New Roman"/>
-        </w:rPr>
-        <w:t xml:space="preserve"> | </w:t>
-      </w:r>
-      <w:proofErr w:type="spellStart"/>
-      <w:r>
-        <w:rPr>
-          <w:rFonts w:ascii="Times New Roman" w:hAnsi="Times New Roman" w:cs="Times New Roman"/>
-        </w:rPr>
-        <w:t>cU</w:t>
-      </w:r>
-      <w:proofErr w:type="spellEnd"/>
-      <w:r>
-        <w:rPr>
-          <w:rFonts w:ascii="Times New Roman" w:hAnsi="Times New Roman" w:cs="Times New Roman"/>
-        </w:rPr>
-        <w:t xml:space="preserve"> | λ</w:t>
-      </w:r>
-    </w:p>
-    <w:p>
-      <w:pPr>
-        <w:contextualSpacing/>
-        <w:rPr>
-          <w:rFonts w:ascii="Times New Roman" w:hAnsi="Times New Roman" w:cs="Times New Roman"/>
-        </w:rPr>
-      </w:pPr>
-      <w:r>
-        <w:rPr>
-          <w:rFonts w:ascii="Times New Roman" w:hAnsi="Times New Roman" w:cs="Times New Roman"/>
-        </w:rPr>
-        <w:t xml:space="preserve">V -&gt; </w:t>
-      </w:r>
-      <w:proofErr w:type="spellStart"/>
-      <w:r>
-        <w:rPr>
-          <w:rFonts w:ascii="Times New Roman" w:hAnsi="Times New Roman" w:cs="Times New Roman"/>
-        </w:rPr>
-        <w:t>cV</w:t>
-      </w:r>
-      <w:proofErr w:type="spellEnd"/>
-    </w:p>
-    <w:p>
-      <w:pPr>
-        <w:contextualSpacing/>
-        <w:rPr>
-          <w:rFonts w:ascii="Times New Roman" w:hAnsi="Times New Roman" w:cs="Times New Roman"/>
-        </w:rPr>
-      </w:pPr>
-    </w:p>
-    <w:p>
-      <w:pPr>
-        <w:contextualSpacing/>
-        <w:rPr>
-          <w:rFonts w:ascii="Times New Roman" w:hAnsi="Times New Roman" w:cs="Times New Roman"/>
-        </w:rPr>
-      </w:pPr>
-    </w:p>
-    <w:p>
-      <w:pPr>
-        <w:contextualSpacing/>
-        <w:rPr>
-          <w:rFonts w:ascii="Times New Roman" w:hAnsi="Times New Roman" w:cs="Times New Roman"/>
-        </w:rPr>
-      </w:pPr>
-      <w:r>
-        <w:rPr>
-          <w:rFonts w:ascii="Times New Roman" w:hAnsi="Times New Roman" w:cs="Times New Roman"/>
-        </w:rPr>
-        <w:t>S -&gt; T | U</w:t>
-      </w:r>
-    </w:p>
-    <w:p>
-      <w:pPr>
-        <w:contextualSpacing/>
-        <w:rPr>
-          <w:rFonts w:ascii="Times New Roman" w:hAnsi="Times New Roman" w:cs="Times New Roman"/>
-        </w:rPr>
-      </w:pPr>
-    </w:p>
-    <w:p>
-      <w:pPr>
-        <w:contextualSpacing/>
-        <w:rPr>
-          <w:rFonts w:ascii="Times New Roman" w:hAnsi="Times New Roman" w:cs="Times New Roman"/>
-        </w:rPr>
-      </w:pPr>
-      <w:r>
-        <w:rPr>
-          <w:rFonts w:ascii="Times New Roman" w:hAnsi="Times New Roman" w:cs="Times New Roman"/>
-        </w:rPr>
-        <w:t>Too may cs, or too few</w:t>
-      </w:r>
-    </w:p>
-    <w:p>
-      <w:pPr>
-        <w:contextualSpacing/>
-        <w:rPr>
-          <w:rFonts w:ascii="Times New Roman" w:hAnsi="Times New Roman" w:cs="Times New Roman"/>
-        </w:rPr>
-      </w:pPr>
-      <w:r>
-        <w:rPr>
-          <w:rFonts w:ascii="Times New Roman" w:hAnsi="Times New Roman" w:cs="Times New Roman"/>
-        </w:rPr>
-        <w:t xml:space="preserve">If there are more than n c’s, </w:t>
-      </w:r>
-      <w:proofErr w:type="spellStart"/>
-      <w:r>
-        <w:rPr>
-          <w:rFonts w:ascii="Times New Roman" w:hAnsi="Times New Roman" w:cs="Times New Roman"/>
-        </w:rPr>
-        <w:t>a^n</w:t>
-      </w:r>
-      <w:proofErr w:type="spellEnd"/>
-      <w:r>
-        <w:rPr>
-          <w:rFonts w:ascii="Times New Roman" w:hAnsi="Times New Roman" w:cs="Times New Roman"/>
-        </w:rPr>
-        <w:t xml:space="preserve"> to start, then </w:t>
-      </w:r>
-      <w:proofErr w:type="gramStart"/>
-      <w:r>
-        <w:rPr>
-          <w:rFonts w:ascii="Times New Roman" w:hAnsi="Times New Roman" w:cs="Times New Roman"/>
-        </w:rPr>
-        <w:t>b !</w:t>
-      </w:r>
-      <w:proofErr w:type="gramEnd"/>
-      <w:r>
-        <w:rPr>
-          <w:rFonts w:ascii="Times New Roman" w:hAnsi="Times New Roman" w:cs="Times New Roman"/>
-        </w:rPr>
-        <w:t xml:space="preserve">= c, </w:t>
-      </w:r>
-      <w:proofErr w:type="spellStart"/>
-      <w:r>
-        <w:rPr>
-          <w:rFonts w:ascii="Times New Roman" w:hAnsi="Times New Roman" w:cs="Times New Roman"/>
-        </w:rPr>
-        <w:t>c^m</w:t>
-      </w:r>
-      <w:proofErr w:type="spellEnd"/>
-    </w:p>
-    <w:p>
-      <w:pPr>
-        <w:contextualSpacing/>
-        <w:rPr>
-          <w:rFonts w:ascii="Times New Roman" w:hAnsi="Times New Roman" w:cs="Times New Roman"/>
-        </w:rPr>
-      </w:pPr>
-    </w:p>
-    <w:p>
-      <w:pPr>
-        <w:contextualSpacing/>
-        <w:rPr>
-          <w:rFonts w:ascii="Times New Roman" w:hAnsi="Times New Roman" w:cs="Times New Roman"/>
-        </w:rPr>
-      </w:pPr>
-      <w:r>
-        <w:rPr>
-          <w:rFonts w:ascii="Times New Roman" w:hAnsi="Times New Roman" w:cs="Times New Roman"/>
-        </w:rPr>
-        <w:t xml:space="preserve">Fewer than </w:t>
-      </w:r>
-      <w:proofErr w:type="gramStart"/>
-      <w:r>
-        <w:rPr>
-          <w:rFonts w:ascii="Times New Roman" w:hAnsi="Times New Roman" w:cs="Times New Roman"/>
-        </w:rPr>
-        <w:t>n a’s</w:t>
-      </w:r>
-      <w:proofErr w:type="gramEnd"/>
-    </w:p>
-    <w:p>
-      <w:pPr>
-        <w:contextualSpacing/>
-        <w:rPr>
-          <w:rFonts w:ascii="Times New Roman" w:hAnsi="Times New Roman" w:cs="Times New Roman"/>
-        </w:rPr>
-      </w:pPr>
-      <w:proofErr w:type="spellStart"/>
-      <w:r>
-        <w:rPr>
-          <w:rFonts w:ascii="Times New Roman" w:hAnsi="Times New Roman" w:cs="Times New Roman"/>
-        </w:rPr>
-        <w:t>A^n</w:t>
-      </w:r>
-      <w:proofErr w:type="spellEnd"/>
-      <w:r>
-        <w:rPr>
-          <w:rFonts w:ascii="Times New Roman" w:hAnsi="Times New Roman" w:cs="Times New Roman"/>
-        </w:rPr>
-        <w:t xml:space="preserve"> </w:t>
-      </w:r>
-      <w:proofErr w:type="spellStart"/>
-      <w:r>
-        <w:rPr>
-          <w:rFonts w:ascii="Times New Roman" w:hAnsi="Times New Roman" w:cs="Times New Roman"/>
-        </w:rPr>
-        <w:t>b^m</w:t>
-      </w:r>
-      <w:proofErr w:type="spellEnd"/>
-      <w:r>
-        <w:rPr>
-          <w:rFonts w:ascii="Times New Roman" w:hAnsi="Times New Roman" w:cs="Times New Roman"/>
-        </w:rPr>
-        <w:t xml:space="preserve"> </w:t>
-      </w:r>
-      <w:proofErr w:type="spellStart"/>
-      <w:r>
-        <w:rPr>
-          <w:rFonts w:ascii="Times New Roman" w:hAnsi="Times New Roman" w:cs="Times New Roman"/>
-        </w:rPr>
-        <w:t>c^n</w:t>
-      </w:r>
-      <w:proofErr w:type="spellEnd"/>
-      <w:r>
-        <w:rPr>
-          <w:rFonts w:ascii="Times New Roman" w:hAnsi="Times New Roman" w:cs="Times New Roman"/>
-        </w:rPr>
-        <w:t xml:space="preserve"> &lt; m</w:t>
-      </w:r>
-    </w:p>
-    <w:p>
-      <w:pPr>
-        <w:contextualSpacing/>
-        <w:rPr>
-          <w:rFonts w:ascii="Times New Roman" w:hAnsi="Times New Roman" w:cs="Times New Roman"/>
-        </w:rPr>
-      </w:pPr>
-    </w:p>
-    <w:p>
-      <w:pPr>
-        <w:contextualSpacing/>
-        <w:rPr>
-          <w:rFonts w:ascii="Times New Roman" w:hAnsi="Times New Roman" w:cs="Times New Roman"/>
-        </w:rPr>
-      </w:pPr>
-    </w:p>
-    <w:p>
-      <w:pPr>
-        <w:contextualSpacing/>
-        <w:rPr>
-          <w:rFonts w:ascii="Times New Roman" w:hAnsi="Times New Roman" w:cs="Times New Roman"/>
-          <w:b/>
-          <w:bCs/>
-        </w:rPr>
-      </w:pPr>
-      <w:r>
-        <w:rPr>
-          <w:rFonts w:ascii="Times New Roman" w:hAnsi="Times New Roman" w:cs="Times New Roman"/>
-          <w:b/>
-          <w:bCs/>
-        </w:rPr>
-        <w:t xml:space="preserve">15) Give a CFG for Σ = </w:t>
-      </w:r>
-      <w:proofErr w:type="gramStart"/>
-      <w:r>
-        <w:rPr>
-          <w:rFonts w:ascii="Times New Roman" w:hAnsi="Times New Roman" w:cs="Times New Roman"/>
-          <w:b/>
-          <w:bCs/>
-        </w:rPr>
-        <w:t xml:space="preserve">{ </w:t>
-      </w:r>
-      <w:proofErr w:type="spellStart"/>
-      <w:r>
-        <w:rPr>
-          <w:rFonts w:ascii="Times New Roman" w:hAnsi="Times New Roman" w:cs="Times New Roman"/>
-          <w:b/>
-          <w:bCs/>
-        </w:rPr>
-        <w:t>a</w:t>
-      </w:r>
-      <w:proofErr w:type="gramEnd"/>
-      <w:r>
-        <w:rPr>
-          <w:rFonts w:ascii="Times New Roman" w:hAnsi="Times New Roman" w:cs="Times New Roman"/>
-          <w:b/>
-          <w:bCs/>
-        </w:rPr>
-        <w:t>,</w:t>
-      </w:r>
-      <w:proofErr w:type="gramStart"/>
-      <w:r>
-        <w:rPr>
-          <w:rFonts w:ascii="Times New Roman" w:hAnsi="Times New Roman" w:cs="Times New Roman"/>
-          <w:b/>
-          <w:bCs/>
-        </w:rPr>
-        <w:t>b</w:t>
-      </w:r>
-      <w:proofErr w:type="spellEnd"/>
-      <w:r>
-        <w:rPr>
-          <w:rFonts w:ascii="Times New Roman" w:hAnsi="Times New Roman" w:cs="Times New Roman"/>
-          <w:b/>
-          <w:bCs/>
-        </w:rPr>
-        <w:t xml:space="preserve"> }</w:t>
-      </w:r>
-      <w:proofErr w:type="gramEnd"/>
-      <w:r>
-        <w:rPr>
-          <w:rFonts w:ascii="Times New Roman" w:hAnsi="Times New Roman" w:cs="Times New Roman"/>
-          <w:b/>
-          <w:bCs/>
-        </w:rPr>
-        <w:t xml:space="preserve"> for the language L = </w:t>
-      </w:r>
-      <w:proofErr w:type="gramStart"/>
-      <w:r>
-        <w:rPr>
-          <w:rFonts w:ascii="Times New Roman" w:hAnsi="Times New Roman" w:cs="Times New Roman"/>
-          <w:b/>
-          <w:bCs/>
-        </w:rPr>
-        <w:t xml:space="preserve">{ </w:t>
-      </w:r>
-      <w:proofErr w:type="spellStart"/>
-      <w:r>
-        <w:rPr>
-          <w:rFonts w:ascii="Times New Roman" w:hAnsi="Times New Roman" w:cs="Times New Roman"/>
-          <w:b/>
-          <w:bCs/>
-        </w:rPr>
-        <w:t>a</w:t>
-      </w:r>
-      <w:r>
-        <w:rPr>
-          <w:rFonts w:ascii="Times New Roman" w:hAnsi="Times New Roman" w:cs="Times New Roman"/>
-          <w:b/>
-          <w:bCs/>
-          <w:vertAlign w:val="superscript"/>
-        </w:rPr>
-        <w:t>n</w:t>
-      </w:r>
-      <w:r>
-        <w:rPr>
-          <w:rFonts w:ascii="Times New Roman" w:hAnsi="Times New Roman" w:cs="Times New Roman"/>
-          <w:b/>
-          <w:bCs/>
-        </w:rPr>
-        <w:t>ww</w:t>
-      </w:r>
-      <w:r>
-        <w:rPr>
-          <w:rFonts w:ascii="Times New Roman" w:hAnsi="Times New Roman" w:cs="Times New Roman"/>
-          <w:b/>
-          <w:bCs/>
-          <w:vertAlign w:val="superscript"/>
-        </w:rPr>
-        <w:t>r</w:t>
-      </w:r>
-      <w:r>
-        <w:rPr>
-          <w:rFonts w:ascii="Times New Roman" w:hAnsi="Times New Roman" w:cs="Times New Roman"/>
-          <w:b/>
-          <w:bCs/>
-        </w:rPr>
-        <w:t>b</w:t>
-      </w:r>
-      <w:r>
-        <w:rPr>
-          <w:rFonts w:ascii="Times New Roman" w:hAnsi="Times New Roman" w:cs="Times New Roman"/>
-          <w:b/>
-          <w:bCs/>
-          <w:vertAlign w:val="superscript"/>
-        </w:rPr>
-        <w:t>n</w:t>
-      </w:r>
-      <w:proofErr w:type="spellEnd"/>
-      <w:proofErr w:type="gramEnd"/>
-      <w:r>
-        <w:rPr>
-          <w:rFonts w:ascii="Times New Roman" w:hAnsi="Times New Roman" w:cs="Times New Roman"/>
-          <w:b/>
-          <w:bCs/>
-        </w:rPr>
-        <w:t xml:space="preserve"> : w ϵ Σ*, n ≥ </w:t>
-      </w:r>
-      <w:proofErr w:type="gramStart"/>
-      <w:r>
-        <w:rPr>
-          <w:rFonts w:ascii="Times New Roman" w:hAnsi="Times New Roman" w:cs="Times New Roman"/>
-          <w:b/>
-          <w:bCs/>
-        </w:rPr>
-        <w:t>1 }</w:t>
-      </w:r>
-      <w:proofErr w:type="gramEnd"/>
-    </w:p>
-    <w:p>
-      <w:pPr>
-        <w:contextualSpacing/>
-        <w:rPr>
-          <w:rFonts w:ascii="Times New Roman" w:hAnsi="Times New Roman" w:cs="Times New Roman"/>
-        </w:rPr>
-      </w:pPr>
-    </w:p>
-    <w:p>
-      <w:pPr>
-        <w:contextualSpacing/>
-        <w:rPr>
-          <w:rFonts w:ascii="Times New Roman" w:hAnsi="Times New Roman" w:cs="Times New Roman"/>
-        </w:rPr>
-      </w:pPr>
-      <w:r>
-        <w:rPr>
-          <w:rFonts w:ascii="Times New Roman" w:hAnsi="Times New Roman" w:cs="Times New Roman"/>
-        </w:rPr>
-        <w:t xml:space="preserve">S -&gt; </w:t>
-      </w:r>
-      <w:proofErr w:type="spellStart"/>
-      <w:r>
-        <w:rPr>
-          <w:rFonts w:ascii="Times New Roman" w:hAnsi="Times New Roman" w:cs="Times New Roman"/>
-        </w:rPr>
-        <w:t>aTb</w:t>
-      </w:r>
-      <w:proofErr w:type="spellEnd"/>
-      <w:r>
-        <w:rPr>
-          <w:rFonts w:ascii="Times New Roman" w:hAnsi="Times New Roman" w:cs="Times New Roman"/>
-        </w:rPr>
-        <w:t xml:space="preserve"> | </w:t>
-      </w:r>
-      <w:proofErr w:type="spellStart"/>
-      <w:r>
-        <w:rPr>
-          <w:rFonts w:ascii="Times New Roman" w:hAnsi="Times New Roman" w:cs="Times New Roman"/>
-        </w:rPr>
-        <w:t>aSb</w:t>
-      </w:r>
-      <w:proofErr w:type="spellEnd"/>
-    </w:p>
-    <w:p>
-      <w:pPr>
-        <w:contextualSpacing/>
-        <w:rPr>
-          <w:rFonts w:ascii="Times New Roman" w:hAnsi="Times New Roman" w:cs="Times New Roman"/>
-        </w:rPr>
-      </w:pPr>
-      <w:r>
-        <w:rPr>
-          <w:rFonts w:ascii="Times New Roman" w:hAnsi="Times New Roman" w:cs="Times New Roman"/>
-        </w:rPr>
-        <w:t xml:space="preserve">T -&gt; </w:t>
-      </w:r>
-      <w:proofErr w:type="spellStart"/>
-      <w:r>
-        <w:rPr>
-          <w:rFonts w:ascii="Times New Roman" w:hAnsi="Times New Roman" w:cs="Times New Roman"/>
-        </w:rPr>
-        <w:t>aT</w:t>
-      </w:r>
-      <w:r>
-        <w:rPr>
-          <w:rFonts w:ascii="Times New Roman" w:hAnsi="Times New Roman" w:cs="Times New Roman"/>
-        </w:rPr>
-        <w:t>a</w:t>
-      </w:r>
-      <w:proofErr w:type="spellEnd"/>
-      <w:r>
-        <w:rPr>
-          <w:rFonts w:ascii="Times New Roman" w:hAnsi="Times New Roman" w:cs="Times New Roman"/>
-        </w:rPr>
-        <w:t xml:space="preserve"> | </w:t>
-      </w:r>
-      <w:proofErr w:type="spellStart"/>
-      <w:r>
-        <w:rPr>
-          <w:rFonts w:ascii="Times New Roman" w:hAnsi="Times New Roman" w:cs="Times New Roman"/>
-        </w:rPr>
-        <w:t>bT</w:t>
-      </w:r>
-      <w:r>
-        <w:rPr>
-          <w:rFonts w:ascii="Times New Roman" w:hAnsi="Times New Roman" w:cs="Times New Roman"/>
-        </w:rPr>
-        <w:t>b</w:t>
-      </w:r>
-      <w:proofErr w:type="spellEnd"/>
-      <w:r>
-        <w:rPr>
-          <w:rFonts w:ascii="Times New Roman" w:hAnsi="Times New Roman" w:cs="Times New Roman"/>
-        </w:rPr>
-        <w:t xml:space="preserve"> | λ</w:t>
-      </w:r>
       <w:r>
         <w:rPr>
           <w:rFonts w:ascii="Times New Roman" w:hAnsi="Times New Roman" w:cs="Times New Roman"/>
@@ -2850,125 +2797,55 @@
           <w:rFonts w:ascii="Times New Roman" w:hAnsi="Times New Roman" w:cs="Times New Roman"/>
         </w:rPr>
       </w:pPr>
-      <w:r>
-        <w:rPr>
-          <w:rFonts w:ascii="Times New Roman" w:hAnsi="Times New Roman" w:cs="Times New Roman"/>
+    </w:p>
+    <w:p>
+      <w:pPr>
+        <w:contextualSpacing/>
+        <w:rPr>
+          <w:rFonts w:ascii="Times New Roman" w:hAnsi="Times New Roman" w:cs="Times New Roman"/>
+        </w:rPr>
+      </w:pPr>
+    </w:p>
+    <w:p>
+      <w:pPr>
+        <w:contextualSpacing/>
+        <w:rPr>
+          <w:rFonts w:ascii="Times New Roman" w:hAnsi="Times New Roman" w:cs="Times New Roman"/>
+        </w:rPr>
+      </w:pPr>
+    </w:p>
+    <w:p>
+      <w:pPr>
+        <w:contextualSpacing/>
+        <w:rPr>
+          <w:rFonts w:ascii="Times New Roman" w:hAnsi="Times New Roman" w:cs="Times New Roman"/>
+        </w:rPr>
+      </w:pPr>
+    </w:p>
+    <w:p>
+      <w:pPr>
+        <w:contextualSpacing/>
+        <w:rPr>
+          <w:rFonts w:ascii="Times New Roman" w:hAnsi="Times New Roman" w:cs="Times New Roman"/>
+        </w:rPr>
+      </w:pPr>
+    </w:p>
+    <w:p>
+      <w:pPr>
+        <w:contextualSpacing/>
+        <w:rPr>
+          <w:rFonts w:ascii="Times New Roman" w:hAnsi="Times New Roman" w:cs="Times New Roman"/>
+          <w:b/>
+          <w:bCs/>
+        </w:rPr>
+      </w:pPr>
+      <w:r>
+        <w:rPr>
+          <w:rFonts w:ascii="Times New Roman" w:hAnsi="Times New Roman" w:cs="Times New Roman"/>
+          <w:b/>
+          <w:bCs/>
         </w:rPr>
         <w:lastRenderedPageBreak/>
-        <w:t>-build wwR</w:t>
-      </w:r>
-    </w:p>
-    <w:p>
-      <w:pPr>
-        <w:contextualSpacing/>
-        <w:rPr>
-          <w:rFonts w:ascii="Times New Roman" w:hAnsi="Times New Roman" w:cs="Times New Roman"/>
-        </w:rPr>
-      </w:pPr>
-    </w:p>
-    <w:p>
-      <w:pPr>
-        <w:contextualSpacing/>
-        <w:rPr>
-          <w:rFonts w:ascii="Times New Roman" w:hAnsi="Times New Roman" w:cs="Times New Roman"/>
-        </w:rPr>
-      </w:pPr>
-    </w:p>
-    <w:p>
-      <w:pPr>
-        <w:contextualSpacing/>
-        <w:rPr>
-          <w:rFonts w:ascii="Times New Roman" w:hAnsi="Times New Roman" w:cs="Times New Roman"/>
-        </w:rPr>
-      </w:pPr>
-    </w:p>
-    <w:p>
-      <w:pPr>
-        <w:contextualSpacing/>
-        <w:rPr>
-          <w:rFonts w:ascii="Times New Roman" w:hAnsi="Times New Roman" w:cs="Times New Roman"/>
-        </w:rPr>
-      </w:pPr>
-    </w:p>
-    <w:p>
-      <w:pPr>
-        <w:contextualSpacing/>
-        <w:rPr>
-          <w:rFonts w:ascii="Times New Roman" w:hAnsi="Times New Roman" w:cs="Times New Roman"/>
-        </w:rPr>
-      </w:pPr>
-    </w:p>
-    <w:p>
-      <w:pPr>
-        <w:contextualSpacing/>
-        <w:rPr>
-          <w:rFonts w:ascii="Times New Roman" w:hAnsi="Times New Roman" w:cs="Times New Roman"/>
-        </w:rPr>
-      </w:pPr>
-    </w:p>
-    <w:p>
-      <w:pPr>
-        <w:contextualSpacing/>
-        <w:rPr>
-          <w:rFonts w:ascii="Times New Roman" w:hAnsi="Times New Roman" w:cs="Times New Roman"/>
-        </w:rPr>
-      </w:pPr>
-    </w:p>
-    <w:p>
-      <w:pPr>
-        <w:contextualSpacing/>
-        <w:rPr>
-          <w:rFonts w:ascii="Times New Roman" w:hAnsi="Times New Roman" w:cs="Times New Roman"/>
-        </w:rPr>
-      </w:pPr>
-    </w:p>
-    <w:p>
-      <w:pPr>
-        <w:contextualSpacing/>
-        <w:rPr>
-          <w:rFonts w:ascii="Times New Roman" w:hAnsi="Times New Roman" w:cs="Times New Roman"/>
-        </w:rPr>
-      </w:pPr>
-    </w:p>
-    <w:p>
-      <w:pPr>
-        <w:contextualSpacing/>
-        <w:rPr>
-          <w:rFonts w:ascii="Times New Roman" w:hAnsi="Times New Roman" w:cs="Times New Roman"/>
-        </w:rPr>
-      </w:pPr>
-    </w:p>
-    <w:p>
-      <w:pPr>
-        <w:contextualSpacing/>
-        <w:rPr>
-          <w:rFonts w:ascii="Times New Roman" w:hAnsi="Times New Roman" w:cs="Times New Roman"/>
-        </w:rPr>
-      </w:pPr>
-    </w:p>
-    <w:p>
-      <w:pPr>
-        <w:contextualSpacing/>
-        <w:rPr>
-          <w:rFonts w:ascii="Times New Roman" w:hAnsi="Times New Roman" w:cs="Times New Roman"/>
-        </w:rPr>
-      </w:pPr>
-    </w:p>
-    <w:p>
-      <w:pPr>
-        <w:contextualSpacing/>
-        <w:rPr>
-          <w:rFonts w:ascii="Times New Roman" w:hAnsi="Times New Roman" w:cs="Times New Roman"/>
-          <w:b/>
-          <w:bCs/>
-        </w:rPr>
-      </w:pPr>
-      <w:r>
-        <w:rPr>
-          <w:rFonts w:ascii="Times New Roman" w:hAnsi="Times New Roman" w:cs="Times New Roman"/>
-          <w:b/>
-          <w:bCs/>
-        </w:rPr>
         <w:t xml:space="preserve">22) Show a derivation tree for the string </w:t>
       </w:r>
       <w:proofErr w:type="spellStart"/>
@@ -3504,6 +3381,7 @@
           <w:szCs w:val="32"/>
           <w:u w:val="single"/>
         </w:rPr>
+        <w:lastRenderedPageBreak/>
         <w:t>Section 5.2</w:t>
       </w:r>
     </w:p>
@@ -3886,84 +3764,6 @@
         <w:rPr>
           <w:rFonts w:ascii="Times New Roman" w:hAnsi="Times New Roman" w:cs="Times New Roman"/>
         </w:rPr>
-        <w:t>aUBB</w:t>
-      </w:r>
-      <w:proofErr w:type="spellEnd"/>
-    </w:p>
-    <w:p>
-      <w:pPr>
-        <w:contextualSpacing/>
-        <w:rPr>
-          <w:rFonts w:ascii="Times New Roman" w:hAnsi="Times New Roman" w:cs="Times New Roman"/>
-        </w:rPr>
-      </w:pPr>
-      <w:r>
-        <w:rPr>
-          <w:rFonts w:ascii="Times New Roman" w:hAnsi="Times New Roman" w:cs="Times New Roman"/>
-        </w:rPr>
-        <w:t xml:space="preserve">U -&gt; </w:t>
-      </w:r>
-      <w:proofErr w:type="spellStart"/>
-      <w:r>
-        <w:rPr>
-          <w:rFonts w:ascii="Times New Roman" w:hAnsi="Times New Roman" w:cs="Times New Roman"/>
-        </w:rPr>
-        <w:t>aUBB</w:t>
-      </w:r>
-      <w:proofErr w:type="spellEnd"/>
-      <w:r>
-        <w:rPr>
-          <w:rFonts w:ascii="Times New Roman" w:hAnsi="Times New Roman" w:cs="Times New Roman"/>
-        </w:rPr>
-        <w:t xml:space="preserve"> </w:t>
-      </w:r>
-    </w:p>
-    <w:p>
-      <w:pPr>
-        <w:contextualSpacing/>
-        <w:rPr>
-          <w:rFonts w:ascii="Times New Roman" w:hAnsi="Times New Roman" w:cs="Times New Roman"/>
-        </w:rPr>
-      </w:pPr>
-      <w:r>
-        <w:rPr>
-          <w:rFonts w:ascii="Times New Roman" w:hAnsi="Times New Roman" w:cs="Times New Roman"/>
-        </w:rPr>
-        <w:t xml:space="preserve">B -&gt; </w:t>
-      </w:r>
-      <w:r>
-        <w:rPr>
-          <w:rFonts w:ascii="Times New Roman" w:hAnsi="Times New Roman" w:cs="Times New Roman"/>
-        </w:rPr>
-        <w:t>b</w:t>
-      </w:r>
-    </w:p>
-    <w:p>
-      <w:pPr>
-        <w:contextualSpacing/>
-        <w:rPr>
-          <w:rFonts w:ascii="Times New Roman" w:hAnsi="Times New Roman" w:cs="Times New Roman"/>
-        </w:rPr>
-      </w:pPr>
-    </w:p>
-    <w:p>
-      <w:pPr>
-        <w:contextualSpacing/>
-        <w:rPr>
-          <w:rFonts w:ascii="Times New Roman" w:hAnsi="Times New Roman" w:cs="Times New Roman"/>
-        </w:rPr>
-      </w:pPr>
-      <w:r>
-        <w:rPr>
-          <w:rFonts w:ascii="Times New Roman" w:hAnsi="Times New Roman" w:cs="Times New Roman"/>
-        </w:rPr>
-        <w:t xml:space="preserve">S -&gt; </w:t>
-      </w:r>
-      <w:proofErr w:type="spellStart"/>
-      <w:r>
-        <w:rPr>
-          <w:rFonts w:ascii="Times New Roman" w:hAnsi="Times New Roman" w:cs="Times New Roman"/>
-        </w:rPr>
         <w:t>aX</w:t>
       </w:r>
       <w:proofErr w:type="spellEnd"/>
@@ -4039,33 +3839,16 @@
         <w:contextualSpacing/>
         <w:rPr>
           <w:rFonts w:ascii="Times New Roman" w:hAnsi="Times New Roman" w:cs="Times New Roman"/>
-        </w:rPr>
-      </w:pPr>
-    </w:p>
-    <w:p>
-      <w:pPr>
-        <w:contextualSpacing/>
-        <w:rPr>
-          <w:rFonts w:ascii="Times New Roman" w:hAnsi="Times New Roman" w:cs="Times New Roman"/>
-        </w:rPr>
-      </w:pPr>
-    </w:p>
-    <w:p>
-      <w:pPr>
-        <w:contextualSpacing/>
-        <w:rPr>
-          <w:rFonts w:ascii="Times New Roman" w:hAnsi="Times New Roman" w:cs="Times New Roman"/>
-          <w:b/>
-          <w:bCs/>
-        </w:rPr>
-      </w:pPr>
-      <w:r>
-        <w:rPr>
-          <w:rFonts w:ascii="Times New Roman" w:hAnsi="Times New Roman" w:cs="Times New Roman"/>
-          <w:b/>
-          <w:bCs/>
-        </w:rPr>
-        <w:lastRenderedPageBreak/>
+          <w:b/>
+          <w:bCs/>
+        </w:rPr>
+      </w:pPr>
+      <w:r>
+        <w:rPr>
+          <w:rFonts w:ascii="Times New Roman" w:hAnsi="Times New Roman" w:cs="Times New Roman"/>
+          <w:b/>
+          <w:bCs/>
+        </w:rPr>
         <w:t>8) Show that the grammar is ambiguous:</w:t>
       </w:r>
     </w:p>
@@ -4337,32 +4120,57 @@
         <w:contextualSpacing/>
         <w:rPr>
           <w:rFonts w:ascii="Times New Roman" w:hAnsi="Times New Roman" w:cs="Times New Roman"/>
-        </w:rPr>
-      </w:pPr>
-    </w:p>
-    <w:p>
-      <w:pPr>
-        <w:contextualSpacing/>
-        <w:rPr>
-          <w:rFonts w:ascii="Times New Roman" w:hAnsi="Times New Roman" w:cs="Times New Roman"/>
-        </w:rPr>
-      </w:pPr>
-    </w:p>
-    <w:p>
-      <w:pPr>
-        <w:contextualSpacing/>
-        <w:rPr>
-          <w:rFonts w:ascii="Times New Roman" w:hAnsi="Times New Roman" w:cs="Times New Roman"/>
-          <w:b/>
-          <w:bCs/>
-        </w:rPr>
-      </w:pPr>
-      <w:r>
-        <w:rPr>
-          <w:rFonts w:ascii="Times New Roman" w:hAnsi="Times New Roman" w:cs="Times New Roman"/>
-          <w:b/>
-          <w:bCs/>
-        </w:rPr>
+          <w:b/>
+          <w:bCs/>
+        </w:rPr>
+      </w:pPr>
+    </w:p>
+    <w:p>
+      <w:pPr>
+        <w:contextualSpacing/>
+        <w:rPr>
+          <w:rFonts w:ascii="Times New Roman" w:hAnsi="Times New Roman" w:cs="Times New Roman"/>
+          <w:b/>
+          <w:bCs/>
+        </w:rPr>
+      </w:pPr>
+    </w:p>
+    <w:p>
+      <w:pPr>
+        <w:contextualSpacing/>
+        <w:rPr>
+          <w:rFonts w:ascii="Times New Roman" w:hAnsi="Times New Roman" w:cs="Times New Roman"/>
+          <w:b/>
+          <w:bCs/>
+        </w:rPr>
+      </w:pPr>
+    </w:p>
+    <w:p>
+      <w:pPr>
+        <w:contextualSpacing/>
+        <w:rPr>
+          <w:rFonts w:ascii="Times New Roman" w:hAnsi="Times New Roman" w:cs="Times New Roman"/>
+          <w:b/>
+          <w:bCs/>
+        </w:rPr>
+      </w:pPr>
+    </w:p>
+    <w:p>
+      <w:pPr>
+        <w:contextualSpacing/>
+        <w:rPr>
+          <w:rFonts w:ascii="Times New Roman" w:hAnsi="Times New Roman" w:cs="Times New Roman"/>
+          <w:b/>
+          <w:bCs/>
+        </w:rPr>
+      </w:pPr>
+      <w:r>
+        <w:rPr>
+          <w:rFonts w:ascii="Times New Roman" w:hAnsi="Times New Roman" w:cs="Times New Roman"/>
+          <w:b/>
+          <w:bCs/>
+        </w:rPr>
+        <w:lastRenderedPageBreak/>
         <w:t>9) Construct an unambiguous grammar equivalent to the grammar is Exercise 8.</w:t>
       </w:r>
     </w:p>
@@ -4437,14 +4245,6 @@
         <w:contextualSpacing/>
         <w:rPr>
           <w:rFonts w:ascii="Times New Roman" w:hAnsi="Times New Roman" w:cs="Times New Roman"/>
-        </w:rPr>
-      </w:pPr>
-    </w:p>
-    <w:p>
-      <w:pPr>
-        <w:contextualSpacing/>
-        <w:rPr>
-          <w:rFonts w:ascii="Times New Roman" w:hAnsi="Times New Roman" w:cs="Times New Roman"/>
           <w:b/>
           <w:bCs/>
         </w:rPr>
@@ -4837,81 +4637,16 @@
         <w:contextualSpacing/>
         <w:rPr>
           <w:rFonts w:ascii="Times New Roman" w:hAnsi="Times New Roman" w:cs="Times New Roman"/>
-        </w:rPr>
-      </w:pPr>
-    </w:p>
-    <w:p>
-      <w:pPr>
-        <w:contextualSpacing/>
-        <w:rPr>
-          <w:rFonts w:ascii="Times New Roman" w:hAnsi="Times New Roman" w:cs="Times New Roman"/>
-        </w:rPr>
-      </w:pPr>
-    </w:p>
-    <w:p>
-      <w:pPr>
-        <w:contextualSpacing/>
-        <w:rPr>
-          <w:rFonts w:ascii="Times New Roman" w:hAnsi="Times New Roman" w:cs="Times New Roman"/>
-        </w:rPr>
-      </w:pPr>
-    </w:p>
-    <w:p>
-      <w:pPr>
-        <w:contextualSpacing/>
-        <w:rPr>
-          <w:rFonts w:ascii="Times New Roman" w:hAnsi="Times New Roman" w:cs="Times New Roman"/>
-        </w:rPr>
-      </w:pPr>
-    </w:p>
-    <w:p>
-      <w:pPr>
-        <w:contextualSpacing/>
-        <w:rPr>
-          <w:rFonts w:ascii="Times New Roman" w:hAnsi="Times New Roman" w:cs="Times New Roman"/>
-        </w:rPr>
-      </w:pPr>
-    </w:p>
-    <w:p>
-      <w:pPr>
-        <w:contextualSpacing/>
-        <w:rPr>
-          <w:rFonts w:ascii="Times New Roman" w:hAnsi="Times New Roman" w:cs="Times New Roman"/>
-        </w:rPr>
-      </w:pPr>
-    </w:p>
-    <w:p>
-      <w:pPr>
-        <w:contextualSpacing/>
-        <w:rPr>
-          <w:rFonts w:ascii="Times New Roman" w:hAnsi="Times New Roman" w:cs="Times New Roman"/>
-        </w:rPr>
-      </w:pPr>
-    </w:p>
-    <w:p>
-      <w:pPr>
-        <w:contextualSpacing/>
-        <w:rPr>
-          <w:rFonts w:ascii="Times New Roman" w:hAnsi="Times New Roman" w:cs="Times New Roman"/>
-        </w:rPr>
-      </w:pPr>
-    </w:p>
-    <w:p>
-      <w:pPr>
-        <w:contextualSpacing/>
-        <w:rPr>
-          <w:rFonts w:ascii="Times New Roman" w:hAnsi="Times New Roman" w:cs="Times New Roman"/>
-          <w:b/>
-          <w:bCs/>
-        </w:rPr>
-      </w:pPr>
-      <w:r>
-        <w:rPr>
-          <w:rFonts w:ascii="Times New Roman" w:hAnsi="Times New Roman" w:cs="Times New Roman"/>
-          <w:b/>
-          <w:bCs/>
-        </w:rPr>
-        <w:lastRenderedPageBreak/>
+          <w:b/>
+          <w:bCs/>
+        </w:rPr>
+      </w:pPr>
+      <w:r>
+        <w:rPr>
+          <w:rFonts w:ascii="Times New Roman" w:hAnsi="Times New Roman" w:cs="Times New Roman"/>
+          <w:b/>
+          <w:bCs/>
+        </w:rPr>
         <w:t xml:space="preserve">21) Use the exhaustive search parsing method to parse the string </w:t>
       </w:r>
       <w:proofErr w:type="spellStart"/>
@@ -5023,6 +4758,161 @@
         <w:contextualSpacing/>
         <w:rPr>
           <w:rFonts w:ascii="Times New Roman" w:hAnsi="Times New Roman" w:cs="Times New Roman"/>
+          <w:b/>
+          <w:bCs/>
+          <w:sz w:val="28"/>
+          <w:szCs w:val="28"/>
+        </w:rPr>
+      </w:pPr>
+      <w:r>
+        <w:rPr>
+          <w:rFonts w:ascii="Times New Roman" w:hAnsi="Times New Roman" w:cs="Times New Roman"/>
+        </w:rPr>
+        <w:t xml:space="preserve">In general, it should take </w:t>
+      </w:r>
+      <w:r>
+        <w:rPr>
+          <w:rFonts w:ascii="Times New Roman" w:hAnsi="Times New Roman" w:cs="Times New Roman"/>
+        </w:rPr>
+        <w:t>7</w:t>
+      </w:r>
+      <w:r>
+        <w:rPr>
+          <w:rFonts w:ascii="Times New Roman" w:hAnsi="Times New Roman" w:cs="Times New Roman"/>
+        </w:rPr>
+        <w:t xml:space="preserve"> rounds (|w|</w:t>
+      </w:r>
+      <w:r>
+        <w:rPr>
+          <w:rFonts w:ascii="Times New Roman" w:hAnsi="Times New Roman" w:cs="Times New Roman"/>
+        </w:rPr>
+        <w:t>, the length of the string</w:t>
+      </w:r>
+      <w:r>
+        <w:rPr>
+          <w:rFonts w:ascii="Times New Roman" w:hAnsi="Times New Roman" w:cs="Times New Roman"/>
+        </w:rPr>
+        <w:t>)</w:t>
+      </w:r>
+      <w:r>
+        <w:rPr>
+          <w:rFonts w:ascii="Times New Roman" w:hAnsi="Times New Roman" w:cs="Times New Roman"/>
+        </w:rPr>
+        <w:t xml:space="preserve"> to parse w</w:t>
+      </w:r>
+      <w:r>
+        <w:rPr>
+          <w:rFonts w:ascii="Times New Roman" w:hAnsi="Times New Roman" w:cs="Times New Roman"/>
+        </w:rPr>
+        <w:t>.</w:t>
+      </w:r>
+    </w:p>
+    <w:p>
+      <w:pPr>
+        <w:contextualSpacing/>
+        <w:rPr>
+          <w:rFonts w:ascii="Times New Roman" w:hAnsi="Times New Roman" w:cs="Times New Roman"/>
+          <w:b/>
+          <w:bCs/>
+          <w:sz w:val="28"/>
+          <w:szCs w:val="28"/>
+        </w:rPr>
+      </w:pPr>
+      <w:r>
+        <w:rPr>
+          <w:rFonts w:ascii="Times New Roman" w:hAnsi="Times New Roman" w:cs="Times New Roman"/>
+          <w:b/>
+          <w:bCs/>
+          <w:noProof/>
+          <w:sz w:val="28"/>
+          <w:szCs w:val="28"/>
+        </w:rPr>
+        <w:drawing>
+          <wp:inline distT="0" distB="0" distL="0" distR="0" wp14:anchorId="4E045DFC" wp14:editId="0FC632FD">
+            <wp:extent cx="3546673" cy="3467100"/>
+            <wp:effectExtent l="0" t="0" r="0" b="0"/>
+            <wp:docPr id="373739850" name="Picture 3"/>
+            <wp:cNvGraphicFramePr>
+              <a:graphicFrameLocks xmlns:a="http://schemas.openxmlformats.org/drawingml/2006/main" noChangeAspect="1"/>
+            </wp:cNvGraphicFramePr>
+            <a:graphic xmlns:a="http://schemas.openxmlformats.org/drawingml/2006/main">
+              <a:graphicData uri="http://schemas.openxmlformats.org/drawingml/2006/picture">
+                <pic:pic xmlns:pic="http://schemas.openxmlformats.org/drawingml/2006/picture">
+                  <pic:nvPicPr>
+                    <pic:cNvPr id="0" name="Picture 3"/>
+                    <pic:cNvPicPr>
+                      <a:picLocks noChangeAspect="1" noChangeArrowheads="1"/>
+                    </pic:cNvPicPr>
+                  </pic:nvPicPr>
+                  <pic:blipFill>
+                    <a:blip r:embed="rId11" cstate="print">
+                      <a:extLst>
+                        <a:ext uri="{28A0092B-C50C-407E-A947-70E740481C1C}">
+                          <a14:useLocalDpi xmlns:a14="http://schemas.microsoft.com/office/drawing/2010/main" val="0"/>
+                        </a:ext>
+                      </a:extLst>
+                    </a:blip>
+                    <a:srcRect/>
+                    <a:stretch>
+                      <a:fillRect/>
+                    </a:stretch>
+                  </pic:blipFill>
+                  <pic:spPr bwMode="auto">
+                    <a:xfrm>
+                      <a:off x="0" y="0"/>
+                      <a:ext cx="3555189" cy="3475425"/>
+                    </a:xfrm>
+                    <a:prstGeom prst="rect">
+                      <a:avLst/>
+                    </a:prstGeom>
+                    <a:noFill/>
+                    <a:ln>
+                      <a:noFill/>
+                    </a:ln>
+                  </pic:spPr>
+                </pic:pic>
+              </a:graphicData>
+            </a:graphic>
+          </wp:inline>
+        </w:drawing>
+      </w:r>
+    </w:p>
+    <w:p>
+      <w:pPr>
+        <w:contextualSpacing/>
+        <w:rPr>
+          <w:rFonts w:ascii="Times New Roman" w:hAnsi="Times New Roman" w:cs="Times New Roman"/>
+          <w:b/>
+          <w:bCs/>
+          <w:sz w:val="28"/>
+          <w:szCs w:val="28"/>
+        </w:rPr>
+      </w:pPr>
+    </w:p>
+    <w:p>
+      <w:pPr>
+        <w:contextualSpacing/>
+        <w:rPr>
+          <w:rFonts w:ascii="Times New Roman" w:hAnsi="Times New Roman" w:cs="Times New Roman"/>
+          <w:sz w:val="28"/>
+          <w:szCs w:val="28"/>
+        </w:rPr>
+      </w:pPr>
+      <w:r>
+        <w:rPr>
+          <w:rFonts w:ascii="Times New Roman" w:hAnsi="Times New Roman" w:cs="Times New Roman"/>
+          <w:sz w:val="28"/>
+          <w:szCs w:val="28"/>
+        </w:rPr>
+        <w:lastRenderedPageBreak/>
+        <w:t>(Written work for problem 21)</w:t>
+      </w:r>
+    </w:p>
+    <w:p>
+      <w:pPr>
+        <w:contextualSpacing/>
+        <w:rPr>
+          <w:rFonts w:ascii="Times New Roman" w:hAnsi="Times New Roman" w:cs="Times New Roman"/>
         </w:rPr>
       </w:pPr>
       <w:r>
@@ -5139,13 +5029,7 @@
         <w:rPr>
           <w:rFonts w:ascii="Times New Roman" w:hAnsi="Times New Roman" w:cs="Times New Roman"/>
         </w:rPr>
-        <w:t xml:space="preserve"> </w:t>
-      </w:r>
-      <w:r>
-        <w:rPr>
-          <w:rFonts w:ascii="Times New Roman" w:hAnsi="Times New Roman" w:cs="Times New Roman"/>
-        </w:rPr>
-        <w:t>=&gt; a(</w:t>
+        <w:t xml:space="preserve"> =&gt; a(</w:t>
       </w:r>
       <w:proofErr w:type="spellStart"/>
       <w:proofErr w:type="gramStart"/>
@@ -5161,13 +5045,7 @@
         <w:rPr>
           <w:rFonts w:ascii="Times New Roman" w:hAnsi="Times New Roman" w:cs="Times New Roman"/>
         </w:rPr>
-        <w:t>)B</w:t>
-      </w:r>
-      <w:r>
-        <w:rPr>
-          <w:rFonts w:ascii="Times New Roman" w:hAnsi="Times New Roman" w:cs="Times New Roman"/>
-        </w:rPr>
-        <w:t xml:space="preserve"> =&gt; ab(A)</w:t>
+        <w:t>)B =&gt; ab(A)</w:t>
       </w:r>
       <w:proofErr w:type="spellStart"/>
       <w:r>
@@ -5203,13 +5081,7 @@
         <w:rPr>
           <w:rFonts w:ascii="Times New Roman" w:hAnsi="Times New Roman" w:cs="Times New Roman"/>
         </w:rPr>
-        <w:t xml:space="preserve"> </w:t>
-      </w:r>
-      <w:r>
-        <w:rPr>
-          <w:rFonts w:ascii="Times New Roman" w:hAnsi="Times New Roman" w:cs="Times New Roman"/>
-        </w:rPr>
-        <w:t>=&gt; a(</w:t>
+        <w:t xml:space="preserve"> =&gt; a(</w:t>
       </w:r>
       <w:proofErr w:type="spellStart"/>
       <w:r>
@@ -5223,13 +5095,7 @@
         <w:rPr>
           <w:rFonts w:ascii="Times New Roman" w:hAnsi="Times New Roman" w:cs="Times New Roman"/>
         </w:rPr>
-        <w:t>)B</w:t>
-      </w:r>
-      <w:r>
-        <w:rPr>
-          <w:rFonts w:ascii="Times New Roman" w:hAnsi="Times New Roman" w:cs="Times New Roman"/>
-        </w:rPr>
-        <w:t xml:space="preserve"> =&gt; ab(λ)</w:t>
+        <w:t>)B =&gt; ab(λ)</w:t>
       </w:r>
       <w:proofErr w:type="spellStart"/>
       <w:r>
@@ -5453,42 +5319,501 @@
         <w:rPr>
           <w:rFonts w:ascii="Times New Roman" w:hAnsi="Times New Roman" w:cs="Times New Roman"/>
         </w:rPr>
+        <w:t xml:space="preserve"> =&gt; abb(λ)</w:t>
+      </w:r>
+    </w:p>
+    <w:p>
+      <w:pPr>
+        <w:contextualSpacing/>
+        <w:rPr>
+          <w:rFonts w:ascii="Times New Roman" w:hAnsi="Times New Roman" w:cs="Times New Roman"/>
+        </w:rPr>
+      </w:pPr>
+    </w:p>
+    <w:p>
+      <w:pPr>
+        <w:contextualSpacing/>
+        <w:rPr>
+          <w:rFonts w:ascii="Times New Roman" w:hAnsi="Times New Roman" w:cs="Times New Roman"/>
+        </w:rPr>
+      </w:pPr>
+      <w:r>
+        <w:rPr>
+          <w:rFonts w:ascii="Times New Roman" w:hAnsi="Times New Roman" w:cs="Times New Roman"/>
+        </w:rPr>
+        <w:t>Round 4:</w:t>
+      </w:r>
+    </w:p>
+    <w:p>
+      <w:pPr>
+        <w:contextualSpacing/>
+        <w:rPr>
+          <w:rFonts w:ascii="Times New Roman" w:hAnsi="Times New Roman" w:cs="Times New Roman"/>
+        </w:rPr>
+      </w:pPr>
+      <w:r>
+        <w:rPr>
+          <w:rFonts w:ascii="Times New Roman" w:hAnsi="Times New Roman" w:cs="Times New Roman"/>
+        </w:rPr>
+        <w:t xml:space="preserve">S =&gt; </w:t>
+      </w:r>
+      <w:proofErr w:type="spellStart"/>
+      <w:r>
+        <w:rPr>
+          <w:rFonts w:ascii="Times New Roman" w:hAnsi="Times New Roman" w:cs="Times New Roman"/>
+        </w:rPr>
+        <w:t>aAB</w:t>
+      </w:r>
+      <w:proofErr w:type="spellEnd"/>
+      <w:r>
+        <w:rPr>
+          <w:rFonts w:ascii="Times New Roman" w:hAnsi="Times New Roman" w:cs="Times New Roman"/>
+        </w:rPr>
+        <w:t xml:space="preserve"> =&gt; a(</w:t>
+      </w:r>
+      <w:proofErr w:type="spellStart"/>
+      <w:r>
+        <w:rPr>
+          <w:rFonts w:ascii="Times New Roman" w:hAnsi="Times New Roman" w:cs="Times New Roman"/>
+        </w:rPr>
+        <w:t>bBb</w:t>
+      </w:r>
+      <w:proofErr w:type="spellEnd"/>
+      <w:r>
+        <w:rPr>
+          <w:rFonts w:ascii="Times New Roman" w:hAnsi="Times New Roman" w:cs="Times New Roman"/>
+        </w:rPr>
+        <w:t>)B =&gt; ab(A)</w:t>
+      </w:r>
+      <w:proofErr w:type="spellStart"/>
+      <w:r>
+        <w:rPr>
+          <w:rFonts w:ascii="Times New Roman" w:hAnsi="Times New Roman" w:cs="Times New Roman"/>
+        </w:rPr>
+        <w:t>bB</w:t>
+      </w:r>
+      <w:proofErr w:type="spellEnd"/>
+      <w:r>
+        <w:rPr>
+          <w:rFonts w:ascii="Times New Roman" w:hAnsi="Times New Roman" w:cs="Times New Roman"/>
+        </w:rPr>
+        <w:t xml:space="preserve"> =&gt; ab(</w:t>
+      </w:r>
+      <w:proofErr w:type="spellStart"/>
+      <w:r>
+        <w:rPr>
+          <w:rFonts w:ascii="Times New Roman" w:hAnsi="Times New Roman" w:cs="Times New Roman"/>
+        </w:rPr>
+        <w:t>bBb</w:t>
+      </w:r>
+      <w:proofErr w:type="spellEnd"/>
+      <w:r>
+        <w:rPr>
+          <w:rFonts w:ascii="Times New Roman" w:hAnsi="Times New Roman" w:cs="Times New Roman"/>
+        </w:rPr>
+        <w:t>)</w:t>
+      </w:r>
+      <w:proofErr w:type="spellStart"/>
+      <w:r>
+        <w:rPr>
+          <w:rFonts w:ascii="Times New Roman" w:hAnsi="Times New Roman" w:cs="Times New Roman"/>
+        </w:rPr>
+        <w:t>bB</w:t>
+      </w:r>
+      <w:proofErr w:type="spellEnd"/>
+      <w:r>
+        <w:rPr>
+          <w:rFonts w:ascii="Times New Roman" w:hAnsi="Times New Roman" w:cs="Times New Roman"/>
+        </w:rPr>
+        <w:t xml:space="preserve"> =&gt; abb(A)</w:t>
+      </w:r>
+      <w:proofErr w:type="spellStart"/>
+      <w:r>
+        <w:rPr>
+          <w:rFonts w:ascii="Times New Roman" w:hAnsi="Times New Roman" w:cs="Times New Roman"/>
+        </w:rPr>
+        <w:t>bbB</w:t>
+      </w:r>
+      <w:proofErr w:type="spellEnd"/>
+    </w:p>
+    <w:p>
+      <w:pPr>
+        <w:contextualSpacing/>
+        <w:rPr>
+          <w:rFonts w:ascii="Times New Roman" w:hAnsi="Times New Roman" w:cs="Times New Roman"/>
+        </w:rPr>
+      </w:pPr>
+      <w:r>
+        <w:rPr>
+          <w:rFonts w:ascii="Times New Roman" w:hAnsi="Times New Roman" w:cs="Times New Roman"/>
+        </w:rPr>
+        <w:t xml:space="preserve">S =&gt; </w:t>
+      </w:r>
+      <w:proofErr w:type="spellStart"/>
+      <w:r>
+        <w:rPr>
+          <w:rFonts w:ascii="Times New Roman" w:hAnsi="Times New Roman" w:cs="Times New Roman"/>
+        </w:rPr>
+        <w:t>aAB</w:t>
+      </w:r>
+      <w:proofErr w:type="spellEnd"/>
+      <w:r>
+        <w:rPr>
+          <w:rFonts w:ascii="Times New Roman" w:hAnsi="Times New Roman" w:cs="Times New Roman"/>
+        </w:rPr>
+        <w:t xml:space="preserve"> =&gt; a(</w:t>
+      </w:r>
+      <w:proofErr w:type="spellStart"/>
+      <w:r>
+        <w:rPr>
+          <w:rFonts w:ascii="Times New Roman" w:hAnsi="Times New Roman" w:cs="Times New Roman"/>
+        </w:rPr>
+        <w:t>bBb</w:t>
+      </w:r>
+      <w:proofErr w:type="spellEnd"/>
+      <w:r>
+        <w:rPr>
+          <w:rFonts w:ascii="Times New Roman" w:hAnsi="Times New Roman" w:cs="Times New Roman"/>
+        </w:rPr>
+        <w:t>)B =&gt; ab(A)</w:t>
+      </w:r>
+      <w:proofErr w:type="spellStart"/>
+      <w:r>
+        <w:rPr>
+          <w:rFonts w:ascii="Times New Roman" w:hAnsi="Times New Roman" w:cs="Times New Roman"/>
+        </w:rPr>
+        <w:t>bB</w:t>
+      </w:r>
+      <w:proofErr w:type="spellEnd"/>
+      <w:r>
+        <w:rPr>
+          <w:rFonts w:ascii="Times New Roman" w:hAnsi="Times New Roman" w:cs="Times New Roman"/>
+        </w:rPr>
+        <w:t xml:space="preserve"> =&gt; ab(</w:t>
+      </w:r>
+      <w:proofErr w:type="spellStart"/>
+      <w:r>
+        <w:rPr>
+          <w:rFonts w:ascii="Times New Roman" w:hAnsi="Times New Roman" w:cs="Times New Roman"/>
+        </w:rPr>
+        <w:t>bBb</w:t>
+      </w:r>
+      <w:proofErr w:type="spellEnd"/>
+      <w:r>
+        <w:rPr>
+          <w:rFonts w:ascii="Times New Roman" w:hAnsi="Times New Roman" w:cs="Times New Roman"/>
+        </w:rPr>
+        <w:t>)</w:t>
+      </w:r>
+      <w:proofErr w:type="spellStart"/>
+      <w:r>
+        <w:rPr>
+          <w:rFonts w:ascii="Times New Roman" w:hAnsi="Times New Roman" w:cs="Times New Roman"/>
+        </w:rPr>
+        <w:t>bB</w:t>
+      </w:r>
+      <w:proofErr w:type="spellEnd"/>
+      <w:r>
+        <w:rPr>
+          <w:rFonts w:ascii="Times New Roman" w:hAnsi="Times New Roman" w:cs="Times New Roman"/>
+        </w:rPr>
+        <w:t xml:space="preserve"> =&gt; abb(λ)</w:t>
+      </w:r>
+      <w:proofErr w:type="spellStart"/>
+      <w:r>
+        <w:rPr>
+          <w:rFonts w:ascii="Times New Roman" w:hAnsi="Times New Roman" w:cs="Times New Roman"/>
+        </w:rPr>
+        <w:t>bbB</w:t>
+      </w:r>
+      <w:proofErr w:type="spellEnd"/>
+    </w:p>
+    <w:p>
+      <w:pPr>
+        <w:contextualSpacing/>
+        <w:rPr>
+          <w:rFonts w:ascii="Times New Roman" w:hAnsi="Times New Roman" w:cs="Times New Roman"/>
+        </w:rPr>
+      </w:pPr>
+      <w:r>
+        <w:rPr>
+          <w:rFonts w:ascii="Times New Roman" w:hAnsi="Times New Roman" w:cs="Times New Roman"/>
+        </w:rPr>
+        <w:t xml:space="preserve">S=&gt; </w:t>
+      </w:r>
+      <w:proofErr w:type="spellStart"/>
+      <w:r>
+        <w:rPr>
+          <w:rFonts w:ascii="Times New Roman" w:hAnsi="Times New Roman" w:cs="Times New Roman"/>
+        </w:rPr>
+        <w:t>aAB</w:t>
+      </w:r>
+      <w:proofErr w:type="spellEnd"/>
+      <w:r>
+        <w:rPr>
+          <w:rFonts w:ascii="Times New Roman" w:hAnsi="Times New Roman" w:cs="Times New Roman"/>
+        </w:rPr>
+        <w:t xml:space="preserve"> =&gt; a(</w:t>
+      </w:r>
+      <w:proofErr w:type="spellStart"/>
+      <w:r>
+        <w:rPr>
+          <w:rFonts w:ascii="Times New Roman" w:hAnsi="Times New Roman" w:cs="Times New Roman"/>
+        </w:rPr>
+        <w:t>bBb</w:t>
+      </w:r>
+      <w:proofErr w:type="spellEnd"/>
+      <w:r>
+        <w:rPr>
+          <w:rFonts w:ascii="Times New Roman" w:hAnsi="Times New Roman" w:cs="Times New Roman"/>
+        </w:rPr>
+        <w:t>)B =&gt; ab(λ)</w:t>
+      </w:r>
+      <w:proofErr w:type="spellStart"/>
+      <w:r>
+        <w:rPr>
+          <w:rFonts w:ascii="Times New Roman" w:hAnsi="Times New Roman" w:cs="Times New Roman"/>
+        </w:rPr>
+        <w:t>bB</w:t>
+      </w:r>
+      <w:proofErr w:type="spellEnd"/>
+      <w:r>
+        <w:rPr>
+          <w:rFonts w:ascii="Times New Roman" w:hAnsi="Times New Roman" w:cs="Times New Roman"/>
+        </w:rPr>
+        <w:t xml:space="preserve"> =&gt; abb(A) =&gt; abb(</w:t>
+      </w:r>
+      <w:proofErr w:type="spellStart"/>
+      <w:r>
+        <w:rPr>
+          <w:rFonts w:ascii="Times New Roman" w:hAnsi="Times New Roman" w:cs="Times New Roman"/>
+        </w:rPr>
+        <w:t>bBb</w:t>
+      </w:r>
+      <w:proofErr w:type="spellEnd"/>
+      <w:r>
+        <w:rPr>
+          <w:rFonts w:ascii="Times New Roman" w:hAnsi="Times New Roman" w:cs="Times New Roman"/>
+        </w:rPr>
+        <w:t>)</w:t>
+      </w:r>
+    </w:p>
+    <w:p>
+      <w:pPr>
+        <w:contextualSpacing/>
+        <w:rPr>
+          <w:rFonts w:ascii="Times New Roman" w:hAnsi="Times New Roman" w:cs="Times New Roman"/>
+        </w:rPr>
+      </w:pPr>
+      <w:r>
+        <w:rPr>
+          <w:rFonts w:ascii="Times New Roman" w:hAnsi="Times New Roman" w:cs="Times New Roman"/>
+          <w:highlight w:val="yellow"/>
+        </w:rPr>
+        <w:t xml:space="preserve">S=&gt; </w:t>
+      </w:r>
+      <w:proofErr w:type="spellStart"/>
+      <w:r>
+        <w:rPr>
+          <w:rFonts w:ascii="Times New Roman" w:hAnsi="Times New Roman" w:cs="Times New Roman"/>
+          <w:highlight w:val="yellow"/>
+        </w:rPr>
+        <w:t>aAB</w:t>
+      </w:r>
+      <w:proofErr w:type="spellEnd"/>
+      <w:r>
+        <w:rPr>
+          <w:rFonts w:ascii="Times New Roman" w:hAnsi="Times New Roman" w:cs="Times New Roman"/>
+          <w:highlight w:val="yellow"/>
+        </w:rPr>
+        <w:t xml:space="preserve"> =&gt; a(</w:t>
+      </w:r>
+      <w:proofErr w:type="spellStart"/>
+      <w:r>
+        <w:rPr>
+          <w:rFonts w:ascii="Times New Roman" w:hAnsi="Times New Roman" w:cs="Times New Roman"/>
+          <w:highlight w:val="yellow"/>
+        </w:rPr>
+        <w:t>bBb</w:t>
+      </w:r>
+      <w:proofErr w:type="spellEnd"/>
+      <w:r>
+        <w:rPr>
+          <w:rFonts w:ascii="Times New Roman" w:hAnsi="Times New Roman" w:cs="Times New Roman"/>
+          <w:highlight w:val="yellow"/>
+        </w:rPr>
+        <w:t>)B =&gt; ab(λ)</w:t>
+      </w:r>
+      <w:proofErr w:type="spellStart"/>
+      <w:r>
+        <w:rPr>
+          <w:rFonts w:ascii="Times New Roman" w:hAnsi="Times New Roman" w:cs="Times New Roman"/>
+          <w:highlight w:val="yellow"/>
+        </w:rPr>
+        <w:t>bB</w:t>
+      </w:r>
+      <w:proofErr w:type="spellEnd"/>
+      <w:r>
+        <w:rPr>
+          <w:rFonts w:ascii="Times New Roman" w:hAnsi="Times New Roman" w:cs="Times New Roman"/>
+          <w:highlight w:val="yellow"/>
+        </w:rPr>
+        <w:t xml:space="preserve"> =&gt; abb(λ) =&gt; abb</w:t>
+      </w:r>
+    </w:p>
+    <w:p>
+      <w:pPr>
+        <w:contextualSpacing/>
+        <w:rPr>
+          <w:rFonts w:ascii="Times New Roman" w:hAnsi="Times New Roman" w:cs="Times New Roman"/>
+        </w:rPr>
+      </w:pPr>
+    </w:p>
+    <w:p>
+      <w:pPr>
+        <w:contextualSpacing/>
+        <w:rPr>
+          <w:rFonts w:ascii="Times New Roman" w:hAnsi="Times New Roman" w:cs="Times New Roman"/>
+        </w:rPr>
+      </w:pPr>
+    </w:p>
+    <w:p>
+      <w:pPr>
+        <w:contextualSpacing/>
+        <w:rPr>
+          <w:rFonts w:ascii="Times New Roman" w:hAnsi="Times New Roman" w:cs="Times New Roman"/>
+        </w:rPr>
+      </w:pPr>
+      <w:r>
+        <w:rPr>
+          <w:rFonts w:ascii="Times New Roman" w:hAnsi="Times New Roman" w:cs="Times New Roman"/>
+        </w:rPr>
+        <w:t>Round 5:</w:t>
+      </w:r>
+    </w:p>
+    <w:p>
+      <w:pPr>
+        <w:contextualSpacing/>
+        <w:rPr>
+          <w:rFonts w:ascii="Times New Roman" w:hAnsi="Times New Roman" w:cs="Times New Roman"/>
+        </w:rPr>
+      </w:pPr>
+      <w:r>
+        <w:rPr>
+          <w:rFonts w:ascii="Times New Roman" w:hAnsi="Times New Roman" w:cs="Times New Roman"/>
+        </w:rPr>
+        <w:t xml:space="preserve">S =&gt; </w:t>
+      </w:r>
+      <w:proofErr w:type="spellStart"/>
+      <w:r>
+        <w:rPr>
+          <w:rFonts w:ascii="Times New Roman" w:hAnsi="Times New Roman" w:cs="Times New Roman"/>
+        </w:rPr>
+        <w:t>aAB</w:t>
+      </w:r>
+      <w:proofErr w:type="spellEnd"/>
+      <w:r>
+        <w:rPr>
+          <w:rFonts w:ascii="Times New Roman" w:hAnsi="Times New Roman" w:cs="Times New Roman"/>
+        </w:rPr>
+        <w:t xml:space="preserve"> =&gt; a(</w:t>
+      </w:r>
+      <w:proofErr w:type="spellStart"/>
+      <w:r>
+        <w:rPr>
+          <w:rFonts w:ascii="Times New Roman" w:hAnsi="Times New Roman" w:cs="Times New Roman"/>
+        </w:rPr>
+        <w:t>bBb</w:t>
+      </w:r>
+      <w:proofErr w:type="spellEnd"/>
+      <w:r>
+        <w:rPr>
+          <w:rFonts w:ascii="Times New Roman" w:hAnsi="Times New Roman" w:cs="Times New Roman"/>
+        </w:rPr>
+        <w:t>)B =&gt; ab(A)</w:t>
+      </w:r>
+      <w:proofErr w:type="spellStart"/>
+      <w:r>
+        <w:rPr>
+          <w:rFonts w:ascii="Times New Roman" w:hAnsi="Times New Roman" w:cs="Times New Roman"/>
+        </w:rPr>
+        <w:t>bB</w:t>
+      </w:r>
+      <w:proofErr w:type="spellEnd"/>
+      <w:r>
+        <w:rPr>
+          <w:rFonts w:ascii="Times New Roman" w:hAnsi="Times New Roman" w:cs="Times New Roman"/>
+        </w:rPr>
+        <w:t xml:space="preserve"> =&gt; ab(</w:t>
+      </w:r>
+      <w:proofErr w:type="spellStart"/>
+      <w:proofErr w:type="gramStart"/>
+      <w:r>
+        <w:rPr>
+          <w:rFonts w:ascii="Times New Roman" w:hAnsi="Times New Roman" w:cs="Times New Roman"/>
+        </w:rPr>
+        <w:t>bBb</w:t>
+      </w:r>
+      <w:proofErr w:type="spellEnd"/>
+      <w:proofErr w:type="gramEnd"/>
+      <w:r>
+        <w:rPr>
+          <w:rFonts w:ascii="Times New Roman" w:hAnsi="Times New Roman" w:cs="Times New Roman"/>
+        </w:rPr>
+        <w:t>)</w:t>
+      </w:r>
+      <w:proofErr w:type="spellStart"/>
+      <w:r>
+        <w:rPr>
+          <w:rFonts w:ascii="Times New Roman" w:hAnsi="Times New Roman" w:cs="Times New Roman"/>
+        </w:rPr>
+        <w:t>bB</w:t>
+      </w:r>
+      <w:proofErr w:type="spellEnd"/>
+      <w:r>
+        <w:rPr>
+          <w:rFonts w:ascii="Times New Roman" w:hAnsi="Times New Roman" w:cs="Times New Roman"/>
+        </w:rPr>
+        <w:t xml:space="preserve"> =&gt; abb(A)</w:t>
+      </w:r>
+      <w:proofErr w:type="spellStart"/>
+      <w:r>
+        <w:rPr>
+          <w:rFonts w:ascii="Times New Roman" w:hAnsi="Times New Roman" w:cs="Times New Roman"/>
+        </w:rPr>
+        <w:t>bbB</w:t>
+      </w:r>
+      <w:proofErr w:type="spellEnd"/>
+      <w:r>
+        <w:rPr>
+          <w:rFonts w:ascii="Times New Roman" w:hAnsi="Times New Roman" w:cs="Times New Roman"/>
+        </w:rPr>
         <w:t xml:space="preserve"> =&gt; abb(</w:t>
       </w:r>
-      <w:r>
-        <w:rPr>
-          <w:rFonts w:ascii="Times New Roman" w:hAnsi="Times New Roman" w:cs="Times New Roman"/>
-        </w:rPr>
-        <w:t>λ</w:t>
-      </w:r>
+      <w:proofErr w:type="spellStart"/>
+      <w:proofErr w:type="gramStart"/>
+      <w:r>
+        <w:rPr>
+          <w:rFonts w:ascii="Times New Roman" w:hAnsi="Times New Roman" w:cs="Times New Roman"/>
+        </w:rPr>
+        <w:t>bBb</w:t>
+      </w:r>
+      <w:proofErr w:type="spellEnd"/>
+      <w:proofErr w:type="gramEnd"/>
       <w:r>
         <w:rPr>
           <w:rFonts w:ascii="Times New Roman" w:hAnsi="Times New Roman" w:cs="Times New Roman"/>
         </w:rPr>
         <w:t>)</w:t>
       </w:r>
-    </w:p>
-    <w:p>
-      <w:pPr>
-        <w:contextualSpacing/>
-        <w:rPr>
-          <w:rFonts w:ascii="Times New Roman" w:hAnsi="Times New Roman" w:cs="Times New Roman"/>
-        </w:rPr>
-      </w:pPr>
-    </w:p>
-    <w:p>
-      <w:pPr>
-        <w:contextualSpacing/>
-        <w:rPr>
-          <w:rFonts w:ascii="Times New Roman" w:hAnsi="Times New Roman" w:cs="Times New Roman"/>
-        </w:rPr>
-      </w:pPr>
-      <w:r>
-        <w:rPr>
-          <w:rFonts w:ascii="Times New Roman" w:hAnsi="Times New Roman" w:cs="Times New Roman"/>
-        </w:rPr>
-        <w:t>Round 4:</w:t>
-      </w:r>
+      <w:proofErr w:type="spellStart"/>
+      <w:r>
+        <w:rPr>
+          <w:rFonts w:ascii="Times New Roman" w:hAnsi="Times New Roman" w:cs="Times New Roman"/>
+        </w:rPr>
+        <w:t>bbB</w:t>
+      </w:r>
+      <w:proofErr w:type="spellEnd"/>
     </w:p>
     <w:p>
       <w:pPr>
@@ -5546,6 +5871,7 @@
         <w:t xml:space="preserve"> =&gt; ab(</w:t>
       </w:r>
       <w:proofErr w:type="spellStart"/>
+      <w:proofErr w:type="gramStart"/>
       <w:r>
         <w:rPr>
           <w:rFonts w:ascii="Times New Roman" w:hAnsi="Times New Roman" w:cs="Times New Roman"/>
@@ -5553,6 +5879,7 @@
         <w:t>bBb</w:t>
       </w:r>
       <w:proofErr w:type="spellEnd"/>
+      <w:proofErr w:type="gramEnd"/>
       <w:r>
         <w:rPr>
           <w:rFonts w:ascii="Times New Roman" w:hAnsi="Times New Roman" w:cs="Times New Roman"/>
@@ -5571,7 +5898,7 @@
         <w:rPr>
           <w:rFonts w:ascii="Times New Roman" w:hAnsi="Times New Roman" w:cs="Times New Roman"/>
         </w:rPr>
-        <w:t xml:space="preserve"> =&gt; abb(A)</w:t>
+        <w:t xml:space="preserve"> =&gt; abb(λ)</w:t>
       </w:r>
       <w:proofErr w:type="spellStart"/>
       <w:r>
@@ -5581,6 +5908,26 @@
         <w:t>bbB</w:t>
       </w:r>
       <w:proofErr w:type="spellEnd"/>
+      <w:r>
+        <w:rPr>
+          <w:rFonts w:ascii="Times New Roman" w:hAnsi="Times New Roman" w:cs="Times New Roman"/>
+        </w:rPr>
+        <w:t xml:space="preserve"> =&gt; </w:t>
+      </w:r>
+      <w:proofErr w:type="spellStart"/>
+      <w:r>
+        <w:rPr>
+          <w:rFonts w:ascii="Times New Roman" w:hAnsi="Times New Roman" w:cs="Times New Roman"/>
+        </w:rPr>
+        <w:t>abbbb</w:t>
+      </w:r>
+      <w:proofErr w:type="spellEnd"/>
+      <w:r>
+        <w:rPr>
+          <w:rFonts w:ascii="Times New Roman" w:hAnsi="Times New Roman" w:cs="Times New Roman"/>
+        </w:rPr>
+        <w:t>(A)</w:t>
+      </w:r>
     </w:p>
     <w:p>
       <w:pPr>
@@ -5663,19 +6010,7 @@
         <w:rPr>
           <w:rFonts w:ascii="Times New Roman" w:hAnsi="Times New Roman" w:cs="Times New Roman"/>
         </w:rPr>
-        <w:t xml:space="preserve"> =&gt; abb(</w:t>
-      </w:r>
-      <w:r>
-        <w:rPr>
-          <w:rFonts w:ascii="Times New Roman" w:hAnsi="Times New Roman" w:cs="Times New Roman"/>
-        </w:rPr>
-        <w:t>λ</w:t>
-      </w:r>
-      <w:r>
-        <w:rPr>
-          <w:rFonts w:ascii="Times New Roman" w:hAnsi="Times New Roman" w:cs="Times New Roman"/>
-        </w:rPr>
-        <w:t>)</w:t>
+        <w:t xml:space="preserve"> =&gt; abb(λ)</w:t>
       </w:r>
       <w:proofErr w:type="spellStart"/>
       <w:r>
@@ -5685,6 +6020,26 @@
         <w:t>bbB</w:t>
       </w:r>
       <w:proofErr w:type="spellEnd"/>
+      <w:r>
+        <w:rPr>
+          <w:rFonts w:ascii="Times New Roman" w:hAnsi="Times New Roman" w:cs="Times New Roman"/>
+        </w:rPr>
+        <w:t xml:space="preserve"> =&gt; </w:t>
+      </w:r>
+      <w:proofErr w:type="spellStart"/>
+      <w:r>
+        <w:rPr>
+          <w:rFonts w:ascii="Times New Roman" w:hAnsi="Times New Roman" w:cs="Times New Roman"/>
+        </w:rPr>
+        <w:t>abbbb</w:t>
+      </w:r>
+      <w:proofErr w:type="spellEnd"/>
+      <w:r>
+        <w:rPr>
+          <w:rFonts w:ascii="Times New Roman" w:hAnsi="Times New Roman" w:cs="Times New Roman"/>
+        </w:rPr>
+        <w:t>(λ)</w:t>
+      </w:r>
     </w:p>
     <w:p>
       <w:pPr>
@@ -5739,13 +6094,7 @@
         <w:rPr>
           <w:rFonts w:ascii="Times New Roman" w:hAnsi="Times New Roman" w:cs="Times New Roman"/>
         </w:rPr>
-        <w:t xml:space="preserve"> =&gt; abb(A)</w:t>
-      </w:r>
-      <w:r>
-        <w:rPr>
-          <w:rFonts w:ascii="Times New Roman" w:hAnsi="Times New Roman" w:cs="Times New Roman"/>
-        </w:rPr>
-        <w:t xml:space="preserve"> =&gt; abb(</w:t>
+        <w:t xml:space="preserve"> =&gt; abb(A) =&gt; abb(</w:t>
       </w:r>
       <w:proofErr w:type="spellStart"/>
       <w:r>
@@ -5759,20 +6108,33 @@
         <w:rPr>
           <w:rFonts w:ascii="Times New Roman" w:hAnsi="Times New Roman" w:cs="Times New Roman"/>
         </w:rPr>
-        <w:t>)</w:t>
-      </w:r>
-    </w:p>
-    <w:p>
-      <w:pPr>
-        <w:contextualSpacing/>
-        <w:rPr>
-          <w:rFonts w:ascii="Times New Roman" w:hAnsi="Times New Roman" w:cs="Times New Roman"/>
-        </w:rPr>
-      </w:pPr>
-      <w:r>
-        <w:rPr>
-          <w:rFonts w:ascii="Times New Roman" w:hAnsi="Times New Roman" w:cs="Times New Roman"/>
-          <w:highlight w:val="yellow"/>
+        <w:t xml:space="preserve">) =&gt; </w:t>
+      </w:r>
+      <w:proofErr w:type="spellStart"/>
+      <w:r>
+        <w:rPr>
+          <w:rFonts w:ascii="Times New Roman" w:hAnsi="Times New Roman" w:cs="Times New Roman"/>
+        </w:rPr>
+        <w:t>abbb</w:t>
+      </w:r>
+      <w:proofErr w:type="spellEnd"/>
+      <w:r>
+        <w:rPr>
+          <w:rFonts w:ascii="Times New Roman" w:hAnsi="Times New Roman" w:cs="Times New Roman"/>
+        </w:rPr>
+        <w:t>(A)b</w:t>
+      </w:r>
+    </w:p>
+    <w:p>
+      <w:pPr>
+        <w:contextualSpacing/>
+        <w:rPr>
+          <w:rFonts w:ascii="Times New Roman" w:hAnsi="Times New Roman" w:cs="Times New Roman"/>
+        </w:rPr>
+      </w:pPr>
+      <w:r>
+        <w:rPr>
+          <w:rFonts w:ascii="Times New Roman" w:hAnsi="Times New Roman" w:cs="Times New Roman"/>
         </w:rPr>
         <w:t xml:space="preserve">S=&gt; </w:t>
       </w:r>
@@ -5780,7 +6142,6 @@
       <w:r>
         <w:rPr>
           <w:rFonts w:ascii="Times New Roman" w:hAnsi="Times New Roman" w:cs="Times New Roman"/>
-          <w:highlight w:val="yellow"/>
         </w:rPr>
         <w:t>aAB</w:t>
       </w:r>
@@ -5788,7 +6149,6 @@
       <w:r>
         <w:rPr>
           <w:rFonts w:ascii="Times New Roman" w:hAnsi="Times New Roman" w:cs="Times New Roman"/>
-          <w:highlight w:val="yellow"/>
         </w:rPr>
         <w:t xml:space="preserve"> =&gt; a(</w:t>
       </w:r>
@@ -5796,7 +6156,6 @@
       <w:r>
         <w:rPr>
           <w:rFonts w:ascii="Times New Roman" w:hAnsi="Times New Roman" w:cs="Times New Roman"/>
-          <w:highlight w:val="yellow"/>
         </w:rPr>
         <w:t>bBb</w:t>
       </w:r>
@@ -5804,7 +6163,6 @@
       <w:r>
         <w:rPr>
           <w:rFonts w:ascii="Times New Roman" w:hAnsi="Times New Roman" w:cs="Times New Roman"/>
-          <w:highlight w:val="yellow"/>
         </w:rPr>
         <w:t>)B =&gt; ab(λ)</w:t>
       </w:r>
@@ -5812,7 +6170,6 @@
       <w:r>
         <w:rPr>
           <w:rFonts w:ascii="Times New Roman" w:hAnsi="Times New Roman" w:cs="Times New Roman"/>
-          <w:highlight w:val="yellow"/>
         </w:rPr>
         <w:t>bB</w:t>
       </w:r>
@@ -5820,74 +6177,8 @@
       <w:r>
         <w:rPr>
           <w:rFonts w:ascii="Times New Roman" w:hAnsi="Times New Roman" w:cs="Times New Roman"/>
-          <w:highlight w:val="yellow"/>
-        </w:rPr>
-        <w:t xml:space="preserve"> =&gt; abb(λ)</w:t>
-      </w:r>
-      <w:r>
-        <w:rPr>
-          <w:rFonts w:ascii="Times New Roman" w:hAnsi="Times New Roman" w:cs="Times New Roman"/>
-          <w:highlight w:val="yellow"/>
-        </w:rPr>
-        <w:t xml:space="preserve"> =&gt; abb</w:t>
-      </w:r>
-    </w:p>
-    <w:p>
-      <w:pPr>
-        <w:contextualSpacing/>
-        <w:rPr>
-          <w:rFonts w:ascii="Times New Roman" w:hAnsi="Times New Roman" w:cs="Times New Roman"/>
-        </w:rPr>
-      </w:pPr>
-    </w:p>
-    <w:p>
-      <w:pPr>
-        <w:contextualSpacing/>
-        <w:rPr>
-          <w:rFonts w:ascii="Times New Roman" w:hAnsi="Times New Roman" w:cs="Times New Roman"/>
-        </w:rPr>
-      </w:pPr>
-    </w:p>
-    <w:p>
-      <w:pPr>
-        <w:contextualSpacing/>
-        <w:rPr>
-          <w:rFonts w:ascii="Times New Roman" w:hAnsi="Times New Roman" w:cs="Times New Roman"/>
-        </w:rPr>
-      </w:pPr>
-      <w:r>
-        <w:rPr>
-          <w:rFonts w:ascii="Times New Roman" w:hAnsi="Times New Roman" w:cs="Times New Roman"/>
-        </w:rPr>
-        <w:t>Round 5:</w:t>
-      </w:r>
-    </w:p>
-    <w:p>
-      <w:pPr>
-        <w:contextualSpacing/>
-        <w:rPr>
-          <w:rFonts w:ascii="Times New Roman" w:hAnsi="Times New Roman" w:cs="Times New Roman"/>
-        </w:rPr>
-      </w:pPr>
-      <w:r>
-        <w:rPr>
-          <w:rFonts w:ascii="Times New Roman" w:hAnsi="Times New Roman" w:cs="Times New Roman"/>
-        </w:rPr>
-        <w:t xml:space="preserve">S =&gt; </w:t>
-      </w:r>
-      <w:proofErr w:type="spellStart"/>
-      <w:r>
-        <w:rPr>
-          <w:rFonts w:ascii="Times New Roman" w:hAnsi="Times New Roman" w:cs="Times New Roman"/>
-        </w:rPr>
-        <w:t>aAB</w:t>
-      </w:r>
-      <w:proofErr w:type="spellEnd"/>
-      <w:r>
-        <w:rPr>
-          <w:rFonts w:ascii="Times New Roman" w:hAnsi="Times New Roman" w:cs="Times New Roman"/>
-        </w:rPr>
-        <w:t xml:space="preserve"> =&gt; a(</w:t>
+        </w:rPr>
+        <w:t xml:space="preserve"> =&gt; abb(A) =&gt; abb(</w:t>
       </w:r>
       <w:proofErr w:type="spellStart"/>
       <w:r>
@@ -5901,403 +6192,7 @@
         <w:rPr>
           <w:rFonts w:ascii="Times New Roman" w:hAnsi="Times New Roman" w:cs="Times New Roman"/>
         </w:rPr>
-        <w:t>)B =&gt; ab(A)</w:t>
-      </w:r>
-      <w:proofErr w:type="spellStart"/>
-      <w:r>
-        <w:rPr>
-          <w:rFonts w:ascii="Times New Roman" w:hAnsi="Times New Roman" w:cs="Times New Roman"/>
-        </w:rPr>
-        <w:t>bB</w:t>
-      </w:r>
-      <w:proofErr w:type="spellEnd"/>
-      <w:r>
-        <w:rPr>
-          <w:rFonts w:ascii="Times New Roman" w:hAnsi="Times New Roman" w:cs="Times New Roman"/>
-        </w:rPr>
-        <w:t xml:space="preserve"> =&gt; ab(</w:t>
-      </w:r>
-      <w:proofErr w:type="spellStart"/>
-      <w:proofErr w:type="gramStart"/>
-      <w:r>
-        <w:rPr>
-          <w:rFonts w:ascii="Times New Roman" w:hAnsi="Times New Roman" w:cs="Times New Roman"/>
-        </w:rPr>
-        <w:t>bBb</w:t>
-      </w:r>
-      <w:proofErr w:type="spellEnd"/>
-      <w:proofErr w:type="gramEnd"/>
-      <w:r>
-        <w:rPr>
-          <w:rFonts w:ascii="Times New Roman" w:hAnsi="Times New Roman" w:cs="Times New Roman"/>
-        </w:rPr>
-        <w:t>)</w:t>
-      </w:r>
-      <w:proofErr w:type="spellStart"/>
-      <w:r>
-        <w:rPr>
-          <w:rFonts w:ascii="Times New Roman" w:hAnsi="Times New Roman" w:cs="Times New Roman"/>
-        </w:rPr>
-        <w:t>bB</w:t>
-      </w:r>
-      <w:proofErr w:type="spellEnd"/>
-      <w:r>
-        <w:rPr>
-          <w:rFonts w:ascii="Times New Roman" w:hAnsi="Times New Roman" w:cs="Times New Roman"/>
-        </w:rPr>
-        <w:t xml:space="preserve"> =&gt; abb(A)</w:t>
-      </w:r>
-      <w:proofErr w:type="spellStart"/>
-      <w:r>
-        <w:rPr>
-          <w:rFonts w:ascii="Times New Roman" w:hAnsi="Times New Roman" w:cs="Times New Roman"/>
-        </w:rPr>
-        <w:t>bbB</w:t>
-      </w:r>
-      <w:proofErr w:type="spellEnd"/>
-      <w:r>
-        <w:rPr>
-          <w:rFonts w:ascii="Times New Roman" w:hAnsi="Times New Roman" w:cs="Times New Roman"/>
-        </w:rPr>
-        <w:t xml:space="preserve"> =&gt; abb(</w:t>
-      </w:r>
-      <w:proofErr w:type="spellStart"/>
-      <w:proofErr w:type="gramStart"/>
-      <w:r>
-        <w:rPr>
-          <w:rFonts w:ascii="Times New Roman" w:hAnsi="Times New Roman" w:cs="Times New Roman"/>
-        </w:rPr>
-        <w:t>bBb</w:t>
-      </w:r>
-      <w:proofErr w:type="spellEnd"/>
-      <w:proofErr w:type="gramEnd"/>
-      <w:r>
-        <w:rPr>
-          <w:rFonts w:ascii="Times New Roman" w:hAnsi="Times New Roman" w:cs="Times New Roman"/>
-        </w:rPr>
-        <w:t>)</w:t>
-      </w:r>
-      <w:proofErr w:type="spellStart"/>
-      <w:r>
-        <w:rPr>
-          <w:rFonts w:ascii="Times New Roman" w:hAnsi="Times New Roman" w:cs="Times New Roman"/>
-        </w:rPr>
-        <w:t>bbB</w:t>
-      </w:r>
-      <w:proofErr w:type="spellEnd"/>
-    </w:p>
-    <w:p>
-      <w:pPr>
-        <w:contextualSpacing/>
-        <w:rPr>
-          <w:rFonts w:ascii="Times New Roman" w:hAnsi="Times New Roman" w:cs="Times New Roman"/>
-        </w:rPr>
-      </w:pPr>
-      <w:r>
-        <w:rPr>
-          <w:rFonts w:ascii="Times New Roman" w:hAnsi="Times New Roman" w:cs="Times New Roman"/>
-        </w:rPr>
-        <w:t xml:space="preserve">S =&gt; </w:t>
-      </w:r>
-      <w:proofErr w:type="spellStart"/>
-      <w:r>
-        <w:rPr>
-          <w:rFonts w:ascii="Times New Roman" w:hAnsi="Times New Roman" w:cs="Times New Roman"/>
-        </w:rPr>
-        <w:t>aAB</w:t>
-      </w:r>
-      <w:proofErr w:type="spellEnd"/>
-      <w:r>
-        <w:rPr>
-          <w:rFonts w:ascii="Times New Roman" w:hAnsi="Times New Roman" w:cs="Times New Roman"/>
-        </w:rPr>
-        <w:t xml:space="preserve"> =&gt; a(</w:t>
-      </w:r>
-      <w:proofErr w:type="spellStart"/>
-      <w:proofErr w:type="gramStart"/>
-      <w:r>
-        <w:rPr>
-          <w:rFonts w:ascii="Times New Roman" w:hAnsi="Times New Roman" w:cs="Times New Roman"/>
-        </w:rPr>
-        <w:t>bBb</w:t>
-      </w:r>
-      <w:proofErr w:type="spellEnd"/>
-      <w:proofErr w:type="gramEnd"/>
-      <w:r>
-        <w:rPr>
-          <w:rFonts w:ascii="Times New Roman" w:hAnsi="Times New Roman" w:cs="Times New Roman"/>
-        </w:rPr>
-        <w:t>)B =&gt; ab(A)</w:t>
-      </w:r>
-      <w:proofErr w:type="spellStart"/>
-      <w:r>
-        <w:rPr>
-          <w:rFonts w:ascii="Times New Roman" w:hAnsi="Times New Roman" w:cs="Times New Roman"/>
-        </w:rPr>
-        <w:t>bB</w:t>
-      </w:r>
-      <w:proofErr w:type="spellEnd"/>
-      <w:r>
-        <w:rPr>
-          <w:rFonts w:ascii="Times New Roman" w:hAnsi="Times New Roman" w:cs="Times New Roman"/>
-        </w:rPr>
-        <w:t xml:space="preserve"> =&gt; ab(</w:t>
-      </w:r>
-      <w:proofErr w:type="spellStart"/>
-      <w:r>
-        <w:rPr>
-          <w:rFonts w:ascii="Times New Roman" w:hAnsi="Times New Roman" w:cs="Times New Roman"/>
-        </w:rPr>
-        <w:t>bBb</w:t>
-      </w:r>
-      <w:proofErr w:type="spellEnd"/>
-      <w:r>
-        <w:rPr>
-          <w:rFonts w:ascii="Times New Roman" w:hAnsi="Times New Roman" w:cs="Times New Roman"/>
-        </w:rPr>
-        <w:t>)</w:t>
-      </w:r>
-      <w:proofErr w:type="spellStart"/>
-      <w:r>
-        <w:rPr>
-          <w:rFonts w:ascii="Times New Roman" w:hAnsi="Times New Roman" w:cs="Times New Roman"/>
-        </w:rPr>
-        <w:t>bB</w:t>
-      </w:r>
-      <w:proofErr w:type="spellEnd"/>
-      <w:r>
-        <w:rPr>
-          <w:rFonts w:ascii="Times New Roman" w:hAnsi="Times New Roman" w:cs="Times New Roman"/>
-        </w:rPr>
-        <w:t xml:space="preserve"> =&gt; abb(λ)</w:t>
-      </w:r>
-      <w:proofErr w:type="spellStart"/>
-      <w:r>
-        <w:rPr>
-          <w:rFonts w:ascii="Times New Roman" w:hAnsi="Times New Roman" w:cs="Times New Roman"/>
-        </w:rPr>
-        <w:t>bbB</w:t>
-      </w:r>
-      <w:proofErr w:type="spellEnd"/>
-      <w:r>
-        <w:rPr>
-          <w:rFonts w:ascii="Times New Roman" w:hAnsi="Times New Roman" w:cs="Times New Roman"/>
-        </w:rPr>
-        <w:t xml:space="preserve"> =&gt; </w:t>
-      </w:r>
-      <w:proofErr w:type="spellStart"/>
-      <w:r>
-        <w:rPr>
-          <w:rFonts w:ascii="Times New Roman" w:hAnsi="Times New Roman" w:cs="Times New Roman"/>
-        </w:rPr>
-        <w:t>abbbb</w:t>
-      </w:r>
-      <w:proofErr w:type="spellEnd"/>
-      <w:r>
-        <w:rPr>
-          <w:rFonts w:ascii="Times New Roman" w:hAnsi="Times New Roman" w:cs="Times New Roman"/>
-        </w:rPr>
-        <w:t>(A)</w:t>
-      </w:r>
-    </w:p>
-    <w:p>
-      <w:pPr>
-        <w:contextualSpacing/>
-        <w:rPr>
-          <w:rFonts w:ascii="Times New Roman" w:hAnsi="Times New Roman" w:cs="Times New Roman"/>
-        </w:rPr>
-      </w:pPr>
-      <w:r>
-        <w:rPr>
-          <w:rFonts w:ascii="Times New Roman" w:hAnsi="Times New Roman" w:cs="Times New Roman"/>
-        </w:rPr>
-        <w:t xml:space="preserve">S =&gt; </w:t>
-      </w:r>
-      <w:proofErr w:type="spellStart"/>
-      <w:r>
-        <w:rPr>
-          <w:rFonts w:ascii="Times New Roman" w:hAnsi="Times New Roman" w:cs="Times New Roman"/>
-        </w:rPr>
-        <w:t>aAB</w:t>
-      </w:r>
-      <w:proofErr w:type="spellEnd"/>
-      <w:r>
-        <w:rPr>
-          <w:rFonts w:ascii="Times New Roman" w:hAnsi="Times New Roman" w:cs="Times New Roman"/>
-        </w:rPr>
-        <w:t xml:space="preserve"> =&gt; a(</w:t>
-      </w:r>
-      <w:proofErr w:type="spellStart"/>
-      <w:r>
-        <w:rPr>
-          <w:rFonts w:ascii="Times New Roman" w:hAnsi="Times New Roman" w:cs="Times New Roman"/>
-        </w:rPr>
-        <w:t>bBb</w:t>
-      </w:r>
-      <w:proofErr w:type="spellEnd"/>
-      <w:r>
-        <w:rPr>
-          <w:rFonts w:ascii="Times New Roman" w:hAnsi="Times New Roman" w:cs="Times New Roman"/>
-        </w:rPr>
-        <w:t>)B =&gt; ab(A)</w:t>
-      </w:r>
-      <w:proofErr w:type="spellStart"/>
-      <w:r>
-        <w:rPr>
-          <w:rFonts w:ascii="Times New Roman" w:hAnsi="Times New Roman" w:cs="Times New Roman"/>
-        </w:rPr>
-        <w:t>bB</w:t>
-      </w:r>
-      <w:proofErr w:type="spellEnd"/>
-      <w:r>
-        <w:rPr>
-          <w:rFonts w:ascii="Times New Roman" w:hAnsi="Times New Roman" w:cs="Times New Roman"/>
-        </w:rPr>
-        <w:t xml:space="preserve"> =&gt; ab(</w:t>
-      </w:r>
-      <w:proofErr w:type="spellStart"/>
-      <w:r>
-        <w:rPr>
-          <w:rFonts w:ascii="Times New Roman" w:hAnsi="Times New Roman" w:cs="Times New Roman"/>
-        </w:rPr>
-        <w:t>bBb</w:t>
-      </w:r>
-      <w:proofErr w:type="spellEnd"/>
-      <w:r>
-        <w:rPr>
-          <w:rFonts w:ascii="Times New Roman" w:hAnsi="Times New Roman" w:cs="Times New Roman"/>
-        </w:rPr>
-        <w:t>)</w:t>
-      </w:r>
-      <w:proofErr w:type="spellStart"/>
-      <w:r>
-        <w:rPr>
-          <w:rFonts w:ascii="Times New Roman" w:hAnsi="Times New Roman" w:cs="Times New Roman"/>
-        </w:rPr>
-        <w:t>bB</w:t>
-      </w:r>
-      <w:proofErr w:type="spellEnd"/>
-      <w:r>
-        <w:rPr>
-          <w:rFonts w:ascii="Times New Roman" w:hAnsi="Times New Roman" w:cs="Times New Roman"/>
-        </w:rPr>
-        <w:t xml:space="preserve"> =&gt; abb(λ)</w:t>
-      </w:r>
-      <w:proofErr w:type="spellStart"/>
-      <w:r>
-        <w:rPr>
-          <w:rFonts w:ascii="Times New Roman" w:hAnsi="Times New Roman" w:cs="Times New Roman"/>
-        </w:rPr>
-        <w:t>bbB</w:t>
-      </w:r>
-      <w:proofErr w:type="spellEnd"/>
-      <w:r>
-        <w:rPr>
-          <w:rFonts w:ascii="Times New Roman" w:hAnsi="Times New Roman" w:cs="Times New Roman"/>
-        </w:rPr>
-        <w:t xml:space="preserve"> =&gt; </w:t>
-      </w:r>
-      <w:proofErr w:type="spellStart"/>
-      <w:r>
-        <w:rPr>
-          <w:rFonts w:ascii="Times New Roman" w:hAnsi="Times New Roman" w:cs="Times New Roman"/>
-        </w:rPr>
-        <w:t>abbbb</w:t>
-      </w:r>
-      <w:proofErr w:type="spellEnd"/>
-      <w:r>
-        <w:rPr>
-          <w:rFonts w:ascii="Times New Roman" w:hAnsi="Times New Roman" w:cs="Times New Roman"/>
-        </w:rPr>
-        <w:t>(</w:t>
-      </w:r>
-      <w:r>
-        <w:rPr>
-          <w:rFonts w:ascii="Times New Roman" w:hAnsi="Times New Roman" w:cs="Times New Roman"/>
-        </w:rPr>
-        <w:t>λ</w:t>
-      </w:r>
-      <w:r>
-        <w:rPr>
-          <w:rFonts w:ascii="Times New Roman" w:hAnsi="Times New Roman" w:cs="Times New Roman"/>
-        </w:rPr>
-        <w:t>)</w:t>
-      </w:r>
-    </w:p>
-    <w:p>
-      <w:pPr>
-        <w:contextualSpacing/>
-        <w:rPr>
-          <w:rFonts w:ascii="Times New Roman" w:hAnsi="Times New Roman" w:cs="Times New Roman"/>
-        </w:rPr>
-      </w:pPr>
-      <w:r>
-        <w:rPr>
-          <w:rFonts w:ascii="Times New Roman" w:hAnsi="Times New Roman" w:cs="Times New Roman"/>
-        </w:rPr>
-        <w:t xml:space="preserve">S=&gt; </w:t>
-      </w:r>
-      <w:proofErr w:type="spellStart"/>
-      <w:r>
-        <w:rPr>
-          <w:rFonts w:ascii="Times New Roman" w:hAnsi="Times New Roman" w:cs="Times New Roman"/>
-        </w:rPr>
-        <w:t>aAB</w:t>
-      </w:r>
-      <w:proofErr w:type="spellEnd"/>
-      <w:r>
-        <w:rPr>
-          <w:rFonts w:ascii="Times New Roman" w:hAnsi="Times New Roman" w:cs="Times New Roman"/>
-        </w:rPr>
-        <w:t xml:space="preserve"> =&gt; a(</w:t>
-      </w:r>
-      <w:proofErr w:type="spellStart"/>
-      <w:r>
-        <w:rPr>
-          <w:rFonts w:ascii="Times New Roman" w:hAnsi="Times New Roman" w:cs="Times New Roman"/>
-        </w:rPr>
-        <w:t>bBb</w:t>
-      </w:r>
-      <w:proofErr w:type="spellEnd"/>
-      <w:r>
-        <w:rPr>
-          <w:rFonts w:ascii="Times New Roman" w:hAnsi="Times New Roman" w:cs="Times New Roman"/>
-        </w:rPr>
-        <w:t>)B =&gt; ab(λ)</w:t>
-      </w:r>
-      <w:proofErr w:type="spellStart"/>
-      <w:r>
-        <w:rPr>
-          <w:rFonts w:ascii="Times New Roman" w:hAnsi="Times New Roman" w:cs="Times New Roman"/>
-        </w:rPr>
-        <w:t>bB</w:t>
-      </w:r>
-      <w:proofErr w:type="spellEnd"/>
-      <w:r>
-        <w:rPr>
-          <w:rFonts w:ascii="Times New Roman" w:hAnsi="Times New Roman" w:cs="Times New Roman"/>
-        </w:rPr>
-        <w:t xml:space="preserve"> =&gt; abb(A) =&gt; abb(</w:t>
-      </w:r>
-      <w:proofErr w:type="spellStart"/>
-      <w:r>
-        <w:rPr>
-          <w:rFonts w:ascii="Times New Roman" w:hAnsi="Times New Roman" w:cs="Times New Roman"/>
-        </w:rPr>
-        <w:t>bBb</w:t>
-      </w:r>
-      <w:proofErr w:type="spellEnd"/>
-      <w:r>
-        <w:rPr>
-          <w:rFonts w:ascii="Times New Roman" w:hAnsi="Times New Roman" w:cs="Times New Roman"/>
-        </w:rPr>
-        <w:t>)</w:t>
-      </w:r>
-      <w:r>
-        <w:rPr>
-          <w:rFonts w:ascii="Times New Roman" w:hAnsi="Times New Roman" w:cs="Times New Roman"/>
-        </w:rPr>
-        <w:t xml:space="preserve"> =&gt; </w:t>
+        <w:t xml:space="preserve">) =&gt; </w:t>
       </w:r>
       <w:proofErr w:type="spellStart"/>
       <w:r>
@@ -6311,103 +6206,7 @@
         <w:rPr>
           <w:rFonts w:ascii="Times New Roman" w:hAnsi="Times New Roman" w:cs="Times New Roman"/>
         </w:rPr>
-        <w:t>(A)b</w:t>
-      </w:r>
-    </w:p>
-    <w:p>
-      <w:pPr>
-        <w:contextualSpacing/>
-        <w:rPr>
-          <w:rFonts w:ascii="Times New Roman" w:hAnsi="Times New Roman" w:cs="Times New Roman"/>
-        </w:rPr>
-      </w:pPr>
-      <w:r>
-        <w:rPr>
-          <w:rFonts w:ascii="Times New Roman" w:hAnsi="Times New Roman" w:cs="Times New Roman"/>
-        </w:rPr>
-        <w:t xml:space="preserve">S=&gt; </w:t>
-      </w:r>
-      <w:proofErr w:type="spellStart"/>
-      <w:r>
-        <w:rPr>
-          <w:rFonts w:ascii="Times New Roman" w:hAnsi="Times New Roman" w:cs="Times New Roman"/>
-        </w:rPr>
-        <w:t>aAB</w:t>
-      </w:r>
-      <w:proofErr w:type="spellEnd"/>
-      <w:r>
-        <w:rPr>
-          <w:rFonts w:ascii="Times New Roman" w:hAnsi="Times New Roman" w:cs="Times New Roman"/>
-        </w:rPr>
-        <w:t xml:space="preserve"> =&gt; a(</w:t>
-      </w:r>
-      <w:proofErr w:type="spellStart"/>
-      <w:r>
-        <w:rPr>
-          <w:rFonts w:ascii="Times New Roman" w:hAnsi="Times New Roman" w:cs="Times New Roman"/>
-        </w:rPr>
-        <w:t>bBb</w:t>
-      </w:r>
-      <w:proofErr w:type="spellEnd"/>
-      <w:r>
-        <w:rPr>
-          <w:rFonts w:ascii="Times New Roman" w:hAnsi="Times New Roman" w:cs="Times New Roman"/>
-        </w:rPr>
-        <w:t>)B =&gt; ab(λ)</w:t>
-      </w:r>
-      <w:proofErr w:type="spellStart"/>
-      <w:r>
-        <w:rPr>
-          <w:rFonts w:ascii="Times New Roman" w:hAnsi="Times New Roman" w:cs="Times New Roman"/>
-        </w:rPr>
-        <w:t>bB</w:t>
-      </w:r>
-      <w:proofErr w:type="spellEnd"/>
-      <w:r>
-        <w:rPr>
-          <w:rFonts w:ascii="Times New Roman" w:hAnsi="Times New Roman" w:cs="Times New Roman"/>
-        </w:rPr>
-        <w:t xml:space="preserve"> =&gt; abb(A) =&gt; abb(</w:t>
-      </w:r>
-      <w:proofErr w:type="spellStart"/>
-      <w:r>
-        <w:rPr>
-          <w:rFonts w:ascii="Times New Roman" w:hAnsi="Times New Roman" w:cs="Times New Roman"/>
-        </w:rPr>
-        <w:t>bBb</w:t>
-      </w:r>
-      <w:proofErr w:type="spellEnd"/>
-      <w:r>
-        <w:rPr>
-          <w:rFonts w:ascii="Times New Roman" w:hAnsi="Times New Roman" w:cs="Times New Roman"/>
-        </w:rPr>
-        <w:t xml:space="preserve">) =&gt; </w:t>
-      </w:r>
-      <w:proofErr w:type="spellStart"/>
-      <w:r>
-        <w:rPr>
-          <w:rFonts w:ascii="Times New Roman" w:hAnsi="Times New Roman" w:cs="Times New Roman"/>
-        </w:rPr>
-        <w:t>abbb</w:t>
-      </w:r>
-      <w:proofErr w:type="spellEnd"/>
-      <w:r>
-        <w:rPr>
-          <w:rFonts w:ascii="Times New Roman" w:hAnsi="Times New Roman" w:cs="Times New Roman"/>
-        </w:rPr>
-        <w:t>(</w:t>
-      </w:r>
-      <w:r>
-        <w:rPr>
-          <w:rFonts w:ascii="Times New Roman" w:hAnsi="Times New Roman" w:cs="Times New Roman"/>
-        </w:rPr>
-        <w:t>λ</w:t>
-      </w:r>
-      <w:r>
-        <w:rPr>
-          <w:rFonts w:ascii="Times New Roman" w:hAnsi="Times New Roman" w:cs="Times New Roman"/>
-        </w:rPr>
-        <w:t>)b</w:t>
+        <w:t>(λ)b</w:t>
       </w:r>
     </w:p>
     <w:p>
@@ -6759,39 +6558,172 @@
         <w:rPr>
           <w:rFonts w:ascii="Times New Roman" w:hAnsi="Times New Roman" w:cs="Times New Roman"/>
         </w:rPr>
+        <w:t>(λ)</w:t>
+      </w:r>
+      <w:proofErr w:type="spellStart"/>
+      <w:r>
+        <w:rPr>
+          <w:rFonts w:ascii="Times New Roman" w:hAnsi="Times New Roman" w:cs="Times New Roman"/>
+        </w:rPr>
+        <w:t>bbbB</w:t>
+      </w:r>
+      <w:proofErr w:type="spellEnd"/>
+    </w:p>
+    <w:p>
+      <w:pPr>
+        <w:contextualSpacing/>
+        <w:rPr>
+          <w:rFonts w:ascii="Times New Roman" w:hAnsi="Times New Roman" w:cs="Times New Roman"/>
+        </w:rPr>
+      </w:pPr>
+      <w:r>
+        <w:rPr>
+          <w:rFonts w:ascii="Times New Roman" w:hAnsi="Times New Roman" w:cs="Times New Roman"/>
+        </w:rPr>
+        <w:t xml:space="preserve">S =&gt; </w:t>
+      </w:r>
+      <w:proofErr w:type="spellStart"/>
+      <w:r>
+        <w:rPr>
+          <w:rFonts w:ascii="Times New Roman" w:hAnsi="Times New Roman" w:cs="Times New Roman"/>
+        </w:rPr>
+        <w:t>aAB</w:t>
+      </w:r>
+      <w:proofErr w:type="spellEnd"/>
+      <w:r>
+        <w:rPr>
+          <w:rFonts w:ascii="Times New Roman" w:hAnsi="Times New Roman" w:cs="Times New Roman"/>
+        </w:rPr>
+        <w:t xml:space="preserve"> =&gt; a(</w:t>
+      </w:r>
+      <w:proofErr w:type="spellStart"/>
+      <w:r>
+        <w:rPr>
+          <w:rFonts w:ascii="Times New Roman" w:hAnsi="Times New Roman" w:cs="Times New Roman"/>
+        </w:rPr>
+        <w:t>bBb</w:t>
+      </w:r>
+      <w:proofErr w:type="spellEnd"/>
+      <w:r>
+        <w:rPr>
+          <w:rFonts w:ascii="Times New Roman" w:hAnsi="Times New Roman" w:cs="Times New Roman"/>
+        </w:rPr>
+        <w:t>)B =&gt; ab(A)</w:t>
+      </w:r>
+      <w:proofErr w:type="spellStart"/>
+      <w:r>
+        <w:rPr>
+          <w:rFonts w:ascii="Times New Roman" w:hAnsi="Times New Roman" w:cs="Times New Roman"/>
+        </w:rPr>
+        <w:t>bB</w:t>
+      </w:r>
+      <w:proofErr w:type="spellEnd"/>
+      <w:r>
+        <w:rPr>
+          <w:rFonts w:ascii="Times New Roman" w:hAnsi="Times New Roman" w:cs="Times New Roman"/>
+        </w:rPr>
+        <w:t xml:space="preserve"> =&gt; ab(</w:t>
+      </w:r>
+      <w:proofErr w:type="spellStart"/>
+      <w:proofErr w:type="gramStart"/>
+      <w:r>
+        <w:rPr>
+          <w:rFonts w:ascii="Times New Roman" w:hAnsi="Times New Roman" w:cs="Times New Roman"/>
+        </w:rPr>
+        <w:t>bBb</w:t>
+      </w:r>
+      <w:proofErr w:type="spellEnd"/>
+      <w:proofErr w:type="gramEnd"/>
+      <w:r>
+        <w:rPr>
+          <w:rFonts w:ascii="Times New Roman" w:hAnsi="Times New Roman" w:cs="Times New Roman"/>
+        </w:rPr>
+        <w:t>)</w:t>
+      </w:r>
+      <w:proofErr w:type="spellStart"/>
+      <w:r>
+        <w:rPr>
+          <w:rFonts w:ascii="Times New Roman" w:hAnsi="Times New Roman" w:cs="Times New Roman"/>
+        </w:rPr>
+        <w:t>bB</w:t>
+      </w:r>
+      <w:proofErr w:type="spellEnd"/>
+      <w:r>
+        <w:rPr>
+          <w:rFonts w:ascii="Times New Roman" w:hAnsi="Times New Roman" w:cs="Times New Roman"/>
+        </w:rPr>
+        <w:t xml:space="preserve"> =&gt; abb(λ)</w:t>
+      </w:r>
+      <w:proofErr w:type="spellStart"/>
+      <w:r>
+        <w:rPr>
+          <w:rFonts w:ascii="Times New Roman" w:hAnsi="Times New Roman" w:cs="Times New Roman"/>
+        </w:rPr>
+        <w:t>bbB</w:t>
+      </w:r>
+      <w:proofErr w:type="spellEnd"/>
+      <w:r>
+        <w:rPr>
+          <w:rFonts w:ascii="Times New Roman" w:hAnsi="Times New Roman" w:cs="Times New Roman"/>
+        </w:rPr>
+        <w:t xml:space="preserve"> =&gt; </w:t>
+      </w:r>
+      <w:proofErr w:type="spellStart"/>
+      <w:r>
+        <w:rPr>
+          <w:rFonts w:ascii="Times New Roman" w:hAnsi="Times New Roman" w:cs="Times New Roman"/>
+        </w:rPr>
+        <w:t>abbbb</w:t>
+      </w:r>
+      <w:proofErr w:type="spellEnd"/>
+      <w:r>
+        <w:rPr>
+          <w:rFonts w:ascii="Times New Roman" w:hAnsi="Times New Roman" w:cs="Times New Roman"/>
+        </w:rPr>
+        <w:t xml:space="preserve">(A) =&gt; </w:t>
+      </w:r>
+      <w:proofErr w:type="spellStart"/>
+      <w:r>
+        <w:rPr>
+          <w:rFonts w:ascii="Times New Roman" w:hAnsi="Times New Roman" w:cs="Times New Roman"/>
+        </w:rPr>
+        <w:t>abbbb</w:t>
+      </w:r>
+      <w:proofErr w:type="spellEnd"/>
+      <w:r>
+        <w:rPr>
+          <w:rFonts w:ascii="Times New Roman" w:hAnsi="Times New Roman" w:cs="Times New Roman"/>
+        </w:rPr>
         <w:t>(</w:t>
       </w:r>
-      <w:r>
-        <w:rPr>
-          <w:rFonts w:ascii="Times New Roman" w:hAnsi="Times New Roman" w:cs="Times New Roman"/>
-        </w:rPr>
-        <w:t>λ</w:t>
-      </w:r>
+      <w:proofErr w:type="spellStart"/>
+      <w:proofErr w:type="gramStart"/>
+      <w:r>
+        <w:rPr>
+          <w:rFonts w:ascii="Times New Roman" w:hAnsi="Times New Roman" w:cs="Times New Roman"/>
+        </w:rPr>
+        <w:t>bBb</w:t>
+      </w:r>
+      <w:proofErr w:type="spellEnd"/>
+      <w:proofErr w:type="gramEnd"/>
       <w:r>
         <w:rPr>
           <w:rFonts w:ascii="Times New Roman" w:hAnsi="Times New Roman" w:cs="Times New Roman"/>
         </w:rPr>
         <w:t>)</w:t>
       </w:r>
-      <w:proofErr w:type="spellStart"/>
-      <w:r>
-        <w:rPr>
-          <w:rFonts w:ascii="Times New Roman" w:hAnsi="Times New Roman" w:cs="Times New Roman"/>
-        </w:rPr>
-        <w:t>bbbB</w:t>
-      </w:r>
-      <w:proofErr w:type="spellEnd"/>
-    </w:p>
-    <w:p>
-      <w:pPr>
-        <w:contextualSpacing/>
-        <w:rPr>
-          <w:rFonts w:ascii="Times New Roman" w:hAnsi="Times New Roman" w:cs="Times New Roman"/>
-        </w:rPr>
-      </w:pPr>
-      <w:r>
-        <w:rPr>
-          <w:rFonts w:ascii="Times New Roman" w:hAnsi="Times New Roman" w:cs="Times New Roman"/>
+    </w:p>
+    <w:p>
+      <w:pPr>
+        <w:contextualSpacing/>
+        <w:rPr>
+          <w:rFonts w:ascii="Times New Roman" w:hAnsi="Times New Roman" w:cs="Times New Roman"/>
+        </w:rPr>
+      </w:pPr>
+      <w:r>
+        <w:rPr>
+          <w:rFonts w:ascii="Times New Roman" w:hAnsi="Times New Roman" w:cs="Times New Roman"/>
+          <w:highlight w:val="yellow"/>
         </w:rPr>
         <w:t xml:space="preserve">S =&gt; </w:t>
       </w:r>
@@ -6799,6 +6731,7 @@
       <w:r>
         <w:rPr>
           <w:rFonts w:ascii="Times New Roman" w:hAnsi="Times New Roman" w:cs="Times New Roman"/>
+          <w:highlight w:val="yellow"/>
         </w:rPr>
         <w:t>aAB</w:t>
       </w:r>
@@ -6806,6 +6739,7 @@
       <w:r>
         <w:rPr>
           <w:rFonts w:ascii="Times New Roman" w:hAnsi="Times New Roman" w:cs="Times New Roman"/>
+          <w:highlight w:val="yellow"/>
         </w:rPr>
         <w:t xml:space="preserve"> =&gt; a(</w:t>
       </w:r>
@@ -6813,6 +6747,7 @@
       <w:r>
         <w:rPr>
           <w:rFonts w:ascii="Times New Roman" w:hAnsi="Times New Roman" w:cs="Times New Roman"/>
+          <w:highlight w:val="yellow"/>
         </w:rPr>
         <w:t>bBb</w:t>
       </w:r>
@@ -6820,6 +6755,7 @@
       <w:r>
         <w:rPr>
           <w:rFonts w:ascii="Times New Roman" w:hAnsi="Times New Roman" w:cs="Times New Roman"/>
+          <w:highlight w:val="yellow"/>
         </w:rPr>
         <w:t>)B =&gt; ab(A)</w:t>
       </w:r>
@@ -6827,6 +6763,7 @@
       <w:r>
         <w:rPr>
           <w:rFonts w:ascii="Times New Roman" w:hAnsi="Times New Roman" w:cs="Times New Roman"/>
+          <w:highlight w:val="yellow"/>
         </w:rPr>
         <w:t>bB</w:t>
       </w:r>
@@ -6834,22 +6771,23 @@
       <w:r>
         <w:rPr>
           <w:rFonts w:ascii="Times New Roman" w:hAnsi="Times New Roman" w:cs="Times New Roman"/>
+          <w:highlight w:val="yellow"/>
         </w:rPr>
         <w:t xml:space="preserve"> =&gt; ab(</w:t>
       </w:r>
       <w:proofErr w:type="spellStart"/>
-      <w:proofErr w:type="gramStart"/>
-      <w:r>
-        <w:rPr>
-          <w:rFonts w:ascii="Times New Roman" w:hAnsi="Times New Roman" w:cs="Times New Roman"/>
+      <w:r>
+        <w:rPr>
+          <w:rFonts w:ascii="Times New Roman" w:hAnsi="Times New Roman" w:cs="Times New Roman"/>
+          <w:highlight w:val="yellow"/>
         </w:rPr>
         <w:t>bBb</w:t>
       </w:r>
       <w:proofErr w:type="spellEnd"/>
-      <w:proofErr w:type="gramEnd"/>
-      <w:r>
-        <w:rPr>
-          <w:rFonts w:ascii="Times New Roman" w:hAnsi="Times New Roman" w:cs="Times New Roman"/>
+      <w:r>
+        <w:rPr>
+          <w:rFonts w:ascii="Times New Roman" w:hAnsi="Times New Roman" w:cs="Times New Roman"/>
+          <w:highlight w:val="yellow"/>
         </w:rPr>
         <w:t>)</w:t>
       </w:r>
@@ -6857,6 +6795,7 @@
       <w:r>
         <w:rPr>
           <w:rFonts w:ascii="Times New Roman" w:hAnsi="Times New Roman" w:cs="Times New Roman"/>
+          <w:highlight w:val="yellow"/>
         </w:rPr>
         <w:t>bB</w:t>
       </w:r>
@@ -6864,6 +6803,7 @@
       <w:r>
         <w:rPr>
           <w:rFonts w:ascii="Times New Roman" w:hAnsi="Times New Roman" w:cs="Times New Roman"/>
+          <w:highlight w:val="yellow"/>
         </w:rPr>
         <w:t xml:space="preserve"> =&gt; abb(λ)</w:t>
       </w:r>
@@ -6871,6 +6811,7 @@
       <w:r>
         <w:rPr>
           <w:rFonts w:ascii="Times New Roman" w:hAnsi="Times New Roman" w:cs="Times New Roman"/>
+          <w:highlight w:val="yellow"/>
         </w:rPr>
         <w:t>bbB</w:t>
       </w:r>
@@ -6878,6 +6819,7 @@
       <w:r>
         <w:rPr>
           <w:rFonts w:ascii="Times New Roman" w:hAnsi="Times New Roman" w:cs="Times New Roman"/>
+          <w:highlight w:val="yellow"/>
         </w:rPr>
         <w:t xml:space="preserve"> =&gt; </w:t>
       </w:r>
@@ -6885,6 +6827,7 @@
       <w:r>
         <w:rPr>
           <w:rFonts w:ascii="Times New Roman" w:hAnsi="Times New Roman" w:cs="Times New Roman"/>
+          <w:highlight w:val="yellow"/>
         </w:rPr>
         <w:t>abbbb</w:t>
       </w:r>
@@ -6892,12 +6835,14 @@
       <w:r>
         <w:rPr>
           <w:rFonts w:ascii="Times New Roman" w:hAnsi="Times New Roman" w:cs="Times New Roman"/>
-        </w:rPr>
-        <w:t>(A)</w:t>
-      </w:r>
-      <w:r>
-        <w:rPr>
-          <w:rFonts w:ascii="Times New Roman" w:hAnsi="Times New Roman" w:cs="Times New Roman"/>
+          <w:highlight w:val="yellow"/>
+        </w:rPr>
+        <w:t>(λ)</w:t>
+      </w:r>
+      <w:r>
+        <w:rPr>
+          <w:rFonts w:ascii="Times New Roman" w:hAnsi="Times New Roman" w:cs="Times New Roman"/>
+          <w:highlight w:val="yellow"/>
         </w:rPr>
         <w:t xml:space="preserve"> =&gt; </w:t>
       </w:r>
@@ -6905,10 +6850,103 @@
       <w:r>
         <w:rPr>
           <w:rFonts w:ascii="Times New Roman" w:hAnsi="Times New Roman" w:cs="Times New Roman"/>
+          <w:highlight w:val="yellow"/>
         </w:rPr>
         <w:t>abbbb</w:t>
       </w:r>
       <w:proofErr w:type="spellEnd"/>
+    </w:p>
+    <w:p>
+      <w:pPr>
+        <w:contextualSpacing/>
+        <w:rPr>
+          <w:rFonts w:ascii="Times New Roman" w:hAnsi="Times New Roman" w:cs="Times New Roman"/>
+        </w:rPr>
+      </w:pPr>
+      <w:r>
+        <w:rPr>
+          <w:rFonts w:ascii="Times New Roman" w:hAnsi="Times New Roman" w:cs="Times New Roman"/>
+        </w:rPr>
+        <w:t xml:space="preserve">S=&gt; </w:t>
+      </w:r>
+      <w:proofErr w:type="spellStart"/>
+      <w:r>
+        <w:rPr>
+          <w:rFonts w:ascii="Times New Roman" w:hAnsi="Times New Roman" w:cs="Times New Roman"/>
+        </w:rPr>
+        <w:t>aAB</w:t>
+      </w:r>
+      <w:proofErr w:type="spellEnd"/>
+      <w:r>
+        <w:rPr>
+          <w:rFonts w:ascii="Times New Roman" w:hAnsi="Times New Roman" w:cs="Times New Roman"/>
+        </w:rPr>
+        <w:t xml:space="preserve"> =&gt; a(</w:t>
+      </w:r>
+      <w:proofErr w:type="spellStart"/>
+      <w:r>
+        <w:rPr>
+          <w:rFonts w:ascii="Times New Roman" w:hAnsi="Times New Roman" w:cs="Times New Roman"/>
+        </w:rPr>
+        <w:t>bBb</w:t>
+      </w:r>
+      <w:proofErr w:type="spellEnd"/>
+      <w:r>
+        <w:rPr>
+          <w:rFonts w:ascii="Times New Roman" w:hAnsi="Times New Roman" w:cs="Times New Roman"/>
+        </w:rPr>
+        <w:t>)B =&gt; ab(λ)</w:t>
+      </w:r>
+      <w:proofErr w:type="spellStart"/>
+      <w:r>
+        <w:rPr>
+          <w:rFonts w:ascii="Times New Roman" w:hAnsi="Times New Roman" w:cs="Times New Roman"/>
+        </w:rPr>
+        <w:t>bB</w:t>
+      </w:r>
+      <w:proofErr w:type="spellEnd"/>
+      <w:r>
+        <w:rPr>
+          <w:rFonts w:ascii="Times New Roman" w:hAnsi="Times New Roman" w:cs="Times New Roman"/>
+        </w:rPr>
+        <w:t xml:space="preserve"> =&gt; abb(A) =&gt; abb(</w:t>
+      </w:r>
+      <w:proofErr w:type="spellStart"/>
+      <w:r>
+        <w:rPr>
+          <w:rFonts w:ascii="Times New Roman" w:hAnsi="Times New Roman" w:cs="Times New Roman"/>
+        </w:rPr>
+        <w:t>bBb</w:t>
+      </w:r>
+      <w:proofErr w:type="spellEnd"/>
+      <w:r>
+        <w:rPr>
+          <w:rFonts w:ascii="Times New Roman" w:hAnsi="Times New Roman" w:cs="Times New Roman"/>
+        </w:rPr>
+        <w:t xml:space="preserve">) =&gt; </w:t>
+      </w:r>
+      <w:proofErr w:type="spellStart"/>
+      <w:r>
+        <w:rPr>
+          <w:rFonts w:ascii="Times New Roman" w:hAnsi="Times New Roman" w:cs="Times New Roman"/>
+        </w:rPr>
+        <w:t>abbb</w:t>
+      </w:r>
+      <w:proofErr w:type="spellEnd"/>
+      <w:r>
+        <w:rPr>
+          <w:rFonts w:ascii="Times New Roman" w:hAnsi="Times New Roman" w:cs="Times New Roman"/>
+        </w:rPr>
+        <w:t xml:space="preserve">(A)b =&gt; </w:t>
+      </w:r>
+      <w:proofErr w:type="spellStart"/>
+      <w:r>
+        <w:rPr>
+          <w:rFonts w:ascii="Times New Roman" w:hAnsi="Times New Roman" w:cs="Times New Roman"/>
+        </w:rPr>
+        <w:t>abbb</w:t>
+      </w:r>
+      <w:proofErr w:type="spellEnd"/>
       <w:r>
         <w:rPr>
           <w:rFonts w:ascii="Times New Roman" w:hAnsi="Times New Roman" w:cs="Times New Roman"/>
@@ -6916,7 +6954,6 @@
         <w:t>(</w:t>
       </w:r>
       <w:proofErr w:type="spellStart"/>
-      <w:proofErr w:type="gramStart"/>
       <w:r>
         <w:rPr>
           <w:rFonts w:ascii="Times New Roman" w:hAnsi="Times New Roman" w:cs="Times New Roman"/>
@@ -6924,12 +6961,11 @@
         <w:t>bBb</w:t>
       </w:r>
       <w:proofErr w:type="spellEnd"/>
-      <w:proofErr w:type="gramEnd"/>
-      <w:r>
-        <w:rPr>
-          <w:rFonts w:ascii="Times New Roman" w:hAnsi="Times New Roman" w:cs="Times New Roman"/>
-        </w:rPr>
-        <w:t>)</w:t>
+      <w:r>
+        <w:rPr>
+          <w:rFonts w:ascii="Times New Roman" w:hAnsi="Times New Roman" w:cs="Times New Roman"/>
+        </w:rPr>
+        <w:t>)b</w:t>
       </w:r>
     </w:p>
     <w:p>
@@ -6944,7 +6980,7 @@
           <w:rFonts w:ascii="Times New Roman" w:hAnsi="Times New Roman" w:cs="Times New Roman"/>
           <w:highlight w:val="yellow"/>
         </w:rPr>
-        <w:t xml:space="preserve">S =&gt; </w:t>
+        <w:t xml:space="preserve">S=&gt; </w:t>
       </w:r>
       <w:proofErr w:type="spellStart"/>
       <w:r>
@@ -6976,7 +7012,7 @@
           <w:rFonts w:ascii="Times New Roman" w:hAnsi="Times New Roman" w:cs="Times New Roman"/>
           <w:highlight w:val="yellow"/>
         </w:rPr>
-        <w:t>)B =&gt; ab(A)</w:t>
+        <w:t>)B =&gt; ab(λ)</w:t>
       </w:r>
       <w:proofErr w:type="spellStart"/>
       <w:r>
@@ -6992,7 +7028,7 @@
           <w:rFonts w:ascii="Times New Roman" w:hAnsi="Times New Roman" w:cs="Times New Roman"/>
           <w:highlight w:val="yellow"/>
         </w:rPr>
-        <w:t xml:space="preserve"> =&gt; ab(</w:t>
+        <w:t xml:space="preserve"> =&gt; abb(A) =&gt; abb(</w:t>
       </w:r>
       <w:proofErr w:type="spellStart"/>
       <w:r>
@@ -7008,7 +7044,7 @@
           <w:rFonts w:ascii="Times New Roman" w:hAnsi="Times New Roman" w:cs="Times New Roman"/>
           <w:highlight w:val="yellow"/>
         </w:rPr>
-        <w:t>)</w:t>
+        <w:t xml:space="preserve">) =&gt; </w:t>
       </w:r>
       <w:proofErr w:type="spellStart"/>
       <w:r>
@@ -7016,7 +7052,7 @@
           <w:rFonts w:ascii="Times New Roman" w:hAnsi="Times New Roman" w:cs="Times New Roman"/>
           <w:highlight w:val="yellow"/>
         </w:rPr>
-        <w:t>bB</w:t>
+        <w:t>abbb</w:t>
       </w:r>
       <w:proofErr w:type="spellEnd"/>
       <w:r>
@@ -7024,7 +7060,7 @@
           <w:rFonts w:ascii="Times New Roman" w:hAnsi="Times New Roman" w:cs="Times New Roman"/>
           <w:highlight w:val="yellow"/>
         </w:rPr>
-        <w:t xml:space="preserve"> =&gt; abb(λ)</w:t>
+        <w:t xml:space="preserve">(λ)b =&gt; </w:t>
       </w:r>
       <w:proofErr w:type="spellStart"/>
       <w:r>
@@ -7032,324 +7068,45 @@
           <w:rFonts w:ascii="Times New Roman" w:hAnsi="Times New Roman" w:cs="Times New Roman"/>
           <w:highlight w:val="yellow"/>
         </w:rPr>
-        <w:t>bbB</w:t>
-      </w:r>
-      <w:proofErr w:type="spellEnd"/>
-      <w:r>
-        <w:rPr>
-          <w:rFonts w:ascii="Times New Roman" w:hAnsi="Times New Roman" w:cs="Times New Roman"/>
-          <w:highlight w:val="yellow"/>
-        </w:rPr>
-        <w:t xml:space="preserve"> =&gt; </w:t>
-      </w:r>
-      <w:proofErr w:type="spellStart"/>
-      <w:r>
-        <w:rPr>
-          <w:rFonts w:ascii="Times New Roman" w:hAnsi="Times New Roman" w:cs="Times New Roman"/>
-          <w:highlight w:val="yellow"/>
-        </w:rPr>
         <w:t>abbbb</w:t>
       </w:r>
       <w:proofErr w:type="spellEnd"/>
-      <w:r>
-        <w:rPr>
-          <w:rFonts w:ascii="Times New Roman" w:hAnsi="Times New Roman" w:cs="Times New Roman"/>
-          <w:highlight w:val="yellow"/>
-        </w:rPr>
-        <w:t>(λ)</w:t>
-      </w:r>
-      <w:r>
-        <w:rPr>
-          <w:rFonts w:ascii="Times New Roman" w:hAnsi="Times New Roman" w:cs="Times New Roman"/>
-          <w:highlight w:val="yellow"/>
-        </w:rPr>
-        <w:t xml:space="preserve"> =&gt; </w:t>
-      </w:r>
-      <w:proofErr w:type="spellStart"/>
-      <w:r>
-        <w:rPr>
-          <w:rFonts w:ascii="Times New Roman" w:hAnsi="Times New Roman" w:cs="Times New Roman"/>
-          <w:highlight w:val="yellow"/>
-        </w:rPr>
-        <w:t>abbbb</w:t>
-      </w:r>
-      <w:proofErr w:type="spellEnd"/>
-    </w:p>
-    <w:p>
-      <w:pPr>
-        <w:contextualSpacing/>
-        <w:rPr>
-          <w:rFonts w:ascii="Times New Roman" w:hAnsi="Times New Roman" w:cs="Times New Roman"/>
-        </w:rPr>
-      </w:pPr>
-      <w:r>
-        <w:rPr>
-          <w:rFonts w:ascii="Times New Roman" w:hAnsi="Times New Roman" w:cs="Times New Roman"/>
-        </w:rPr>
-        <w:t xml:space="preserve">S=&gt; </w:t>
-      </w:r>
-      <w:proofErr w:type="spellStart"/>
-      <w:r>
-        <w:rPr>
-          <w:rFonts w:ascii="Times New Roman" w:hAnsi="Times New Roman" w:cs="Times New Roman"/>
-        </w:rPr>
-        <w:t>aAB</w:t>
-      </w:r>
-      <w:proofErr w:type="spellEnd"/>
-      <w:r>
-        <w:rPr>
-          <w:rFonts w:ascii="Times New Roman" w:hAnsi="Times New Roman" w:cs="Times New Roman"/>
-        </w:rPr>
-        <w:t xml:space="preserve"> =&gt; a(</w:t>
-      </w:r>
-      <w:proofErr w:type="spellStart"/>
-      <w:r>
-        <w:rPr>
-          <w:rFonts w:ascii="Times New Roman" w:hAnsi="Times New Roman" w:cs="Times New Roman"/>
-        </w:rPr>
-        <w:t>bBb</w:t>
-      </w:r>
-      <w:proofErr w:type="spellEnd"/>
-      <w:r>
-        <w:rPr>
-          <w:rFonts w:ascii="Times New Roman" w:hAnsi="Times New Roman" w:cs="Times New Roman"/>
-        </w:rPr>
-        <w:t>)B =&gt; ab(λ)</w:t>
-      </w:r>
-      <w:proofErr w:type="spellStart"/>
-      <w:r>
-        <w:rPr>
-          <w:rFonts w:ascii="Times New Roman" w:hAnsi="Times New Roman" w:cs="Times New Roman"/>
-        </w:rPr>
-        <w:t>bB</w:t>
-      </w:r>
-      <w:proofErr w:type="spellEnd"/>
-      <w:r>
-        <w:rPr>
-          <w:rFonts w:ascii="Times New Roman" w:hAnsi="Times New Roman" w:cs="Times New Roman"/>
-        </w:rPr>
-        <w:t xml:space="preserve"> =&gt; abb(A) =&gt; abb(</w:t>
-      </w:r>
-      <w:proofErr w:type="spellStart"/>
-      <w:r>
-        <w:rPr>
-          <w:rFonts w:ascii="Times New Roman" w:hAnsi="Times New Roman" w:cs="Times New Roman"/>
-        </w:rPr>
-        <w:t>bBb</w:t>
-      </w:r>
-      <w:proofErr w:type="spellEnd"/>
-      <w:r>
-        <w:rPr>
-          <w:rFonts w:ascii="Times New Roman" w:hAnsi="Times New Roman" w:cs="Times New Roman"/>
-        </w:rPr>
-        <w:t xml:space="preserve">) =&gt; </w:t>
-      </w:r>
-      <w:proofErr w:type="spellStart"/>
-      <w:r>
-        <w:rPr>
-          <w:rFonts w:ascii="Times New Roman" w:hAnsi="Times New Roman" w:cs="Times New Roman"/>
-        </w:rPr>
-        <w:t>abbb</w:t>
-      </w:r>
-      <w:proofErr w:type="spellEnd"/>
-      <w:r>
-        <w:rPr>
-          <w:rFonts w:ascii="Times New Roman" w:hAnsi="Times New Roman" w:cs="Times New Roman"/>
-        </w:rPr>
-        <w:t>(A)b</w:t>
-      </w:r>
-      <w:r>
-        <w:rPr>
-          <w:rFonts w:ascii="Times New Roman" w:hAnsi="Times New Roman" w:cs="Times New Roman"/>
-        </w:rPr>
-        <w:t xml:space="preserve"> =&gt; </w:t>
-      </w:r>
-      <w:proofErr w:type="spellStart"/>
-      <w:r>
-        <w:rPr>
-          <w:rFonts w:ascii="Times New Roman" w:hAnsi="Times New Roman" w:cs="Times New Roman"/>
-        </w:rPr>
-        <w:t>abbb</w:t>
-      </w:r>
-      <w:proofErr w:type="spellEnd"/>
-      <w:r>
-        <w:rPr>
-          <w:rFonts w:ascii="Times New Roman" w:hAnsi="Times New Roman" w:cs="Times New Roman"/>
-        </w:rPr>
-        <w:t>(</w:t>
-      </w:r>
-      <w:proofErr w:type="spellStart"/>
-      <w:r>
-        <w:rPr>
-          <w:rFonts w:ascii="Times New Roman" w:hAnsi="Times New Roman" w:cs="Times New Roman"/>
-        </w:rPr>
-        <w:t>bBb</w:t>
-      </w:r>
-      <w:proofErr w:type="spellEnd"/>
-      <w:r>
-        <w:rPr>
-          <w:rFonts w:ascii="Times New Roman" w:hAnsi="Times New Roman" w:cs="Times New Roman"/>
-        </w:rPr>
-        <w:t>)b</w:t>
-      </w:r>
-    </w:p>
-    <w:p>
-      <w:pPr>
-        <w:contextualSpacing/>
-        <w:rPr>
-          <w:rFonts w:ascii="Times New Roman" w:hAnsi="Times New Roman" w:cs="Times New Roman"/>
-        </w:rPr>
-      </w:pPr>
-      <w:r>
-        <w:rPr>
-          <w:rFonts w:ascii="Times New Roman" w:hAnsi="Times New Roman" w:cs="Times New Roman"/>
-          <w:highlight w:val="yellow"/>
-        </w:rPr>
-        <w:t xml:space="preserve">S=&gt; </w:t>
-      </w:r>
-      <w:proofErr w:type="spellStart"/>
-      <w:r>
-        <w:rPr>
-          <w:rFonts w:ascii="Times New Roman" w:hAnsi="Times New Roman" w:cs="Times New Roman"/>
-          <w:highlight w:val="yellow"/>
-        </w:rPr>
-        <w:t>aAB</w:t>
-      </w:r>
-      <w:proofErr w:type="spellEnd"/>
-      <w:r>
-        <w:rPr>
-          <w:rFonts w:ascii="Times New Roman" w:hAnsi="Times New Roman" w:cs="Times New Roman"/>
-          <w:highlight w:val="yellow"/>
-        </w:rPr>
-        <w:t xml:space="preserve"> =&gt; a(</w:t>
-      </w:r>
-      <w:proofErr w:type="spellStart"/>
-      <w:r>
-        <w:rPr>
-          <w:rFonts w:ascii="Times New Roman" w:hAnsi="Times New Roman" w:cs="Times New Roman"/>
-          <w:highlight w:val="yellow"/>
-        </w:rPr>
-        <w:t>bBb</w:t>
-      </w:r>
-      <w:proofErr w:type="spellEnd"/>
-      <w:r>
-        <w:rPr>
-          <w:rFonts w:ascii="Times New Roman" w:hAnsi="Times New Roman" w:cs="Times New Roman"/>
-          <w:highlight w:val="yellow"/>
-        </w:rPr>
-        <w:t>)B =&gt; ab(λ)</w:t>
-      </w:r>
-      <w:proofErr w:type="spellStart"/>
-      <w:r>
-        <w:rPr>
-          <w:rFonts w:ascii="Times New Roman" w:hAnsi="Times New Roman" w:cs="Times New Roman"/>
-          <w:highlight w:val="yellow"/>
-        </w:rPr>
-        <w:t>bB</w:t>
-      </w:r>
-      <w:proofErr w:type="spellEnd"/>
-      <w:r>
-        <w:rPr>
-          <w:rFonts w:ascii="Times New Roman" w:hAnsi="Times New Roman" w:cs="Times New Roman"/>
-          <w:highlight w:val="yellow"/>
-        </w:rPr>
-        <w:t xml:space="preserve"> =&gt; abb(A) =&gt; abb(</w:t>
-      </w:r>
-      <w:proofErr w:type="spellStart"/>
-      <w:r>
-        <w:rPr>
-          <w:rFonts w:ascii="Times New Roman" w:hAnsi="Times New Roman" w:cs="Times New Roman"/>
-          <w:highlight w:val="yellow"/>
-        </w:rPr>
-        <w:t>bBb</w:t>
-      </w:r>
-      <w:proofErr w:type="spellEnd"/>
-      <w:r>
-        <w:rPr>
-          <w:rFonts w:ascii="Times New Roman" w:hAnsi="Times New Roman" w:cs="Times New Roman"/>
-          <w:highlight w:val="yellow"/>
-        </w:rPr>
-        <w:t xml:space="preserve">) =&gt; </w:t>
-      </w:r>
-      <w:proofErr w:type="spellStart"/>
-      <w:r>
-        <w:rPr>
-          <w:rFonts w:ascii="Times New Roman" w:hAnsi="Times New Roman" w:cs="Times New Roman"/>
-          <w:highlight w:val="yellow"/>
-        </w:rPr>
-        <w:t>abbb</w:t>
-      </w:r>
-      <w:proofErr w:type="spellEnd"/>
-      <w:r>
-        <w:rPr>
-          <w:rFonts w:ascii="Times New Roman" w:hAnsi="Times New Roman" w:cs="Times New Roman"/>
-          <w:highlight w:val="yellow"/>
-        </w:rPr>
-        <w:t>(λ)b</w:t>
-      </w:r>
-      <w:r>
-        <w:rPr>
-          <w:rFonts w:ascii="Times New Roman" w:hAnsi="Times New Roman" w:cs="Times New Roman"/>
-          <w:highlight w:val="yellow"/>
-        </w:rPr>
-        <w:t xml:space="preserve"> =&gt; </w:t>
-      </w:r>
-      <w:proofErr w:type="spellStart"/>
-      <w:r>
-        <w:rPr>
-          <w:rFonts w:ascii="Times New Roman" w:hAnsi="Times New Roman" w:cs="Times New Roman"/>
-          <w:highlight w:val="yellow"/>
-        </w:rPr>
-        <w:t>abbbb</w:t>
-      </w:r>
-      <w:proofErr w:type="spellEnd"/>
-    </w:p>
-    <w:p>
-      <w:pPr>
-        <w:contextualSpacing/>
-        <w:rPr>
-          <w:rFonts w:ascii="Times New Roman" w:hAnsi="Times New Roman" w:cs="Times New Roman"/>
-        </w:rPr>
-      </w:pPr>
-    </w:p>
-    <w:p>
-      <w:pPr>
-        <w:contextualSpacing/>
-        <w:rPr>
-          <w:rFonts w:ascii="Times New Roman" w:hAnsi="Times New Roman" w:cs="Times New Roman"/>
-        </w:rPr>
-      </w:pPr>
-    </w:p>
-    <w:p>
-      <w:pPr>
-        <w:contextualSpacing/>
-        <w:rPr>
-          <w:rFonts w:ascii="Times New Roman" w:hAnsi="Times New Roman" w:cs="Times New Roman"/>
-        </w:rPr>
-      </w:pPr>
-    </w:p>
-    <w:p>
-      <w:pPr>
-        <w:contextualSpacing/>
-        <w:rPr>
-          <w:rFonts w:ascii="Times New Roman" w:hAnsi="Times New Roman" w:cs="Times New Roman"/>
-        </w:rPr>
-      </w:pPr>
-      <w:r>
-        <w:rPr>
-          <w:rFonts w:ascii="Times New Roman" w:hAnsi="Times New Roman" w:cs="Times New Roman"/>
-        </w:rPr>
-        <w:lastRenderedPageBreak/>
-        <w:t xml:space="preserve">Round </w:t>
-      </w:r>
-      <w:proofErr w:type="gramStart"/>
-      <w:r>
-        <w:rPr>
-          <w:rFonts w:ascii="Times New Roman" w:hAnsi="Times New Roman" w:cs="Times New Roman"/>
-        </w:rPr>
-        <w:t>7;</w:t>
-      </w:r>
-      <w:proofErr w:type="gramEnd"/>
+    </w:p>
+    <w:p>
+      <w:pPr>
+        <w:contextualSpacing/>
+        <w:rPr>
+          <w:rFonts w:ascii="Times New Roman" w:hAnsi="Times New Roman" w:cs="Times New Roman"/>
+        </w:rPr>
+      </w:pPr>
+    </w:p>
+    <w:p>
+      <w:pPr>
+        <w:contextualSpacing/>
+        <w:rPr>
+          <w:rFonts w:ascii="Times New Roman" w:hAnsi="Times New Roman" w:cs="Times New Roman"/>
+        </w:rPr>
+      </w:pPr>
+    </w:p>
+    <w:p>
+      <w:pPr>
+        <w:contextualSpacing/>
+        <w:rPr>
+          <w:rFonts w:ascii="Times New Roman" w:hAnsi="Times New Roman" w:cs="Times New Roman"/>
+        </w:rPr>
+      </w:pPr>
+      <w:r>
+        <w:rPr>
+          <w:rFonts w:ascii="Times New Roman" w:hAnsi="Times New Roman" w:cs="Times New Roman"/>
+        </w:rPr>
+        <w:t>Round 7</w:t>
+      </w:r>
+      <w:r>
+        <w:rPr>
+          <w:rFonts w:ascii="Times New Roman" w:hAnsi="Times New Roman" w:cs="Times New Roman"/>
+        </w:rPr>
+        <w:t>:</w:t>
+      </w:r>
     </w:p>
     <w:p>
       <w:pPr>
@@ -7538,14 +7295,7 @@
           <w:rFonts w:ascii="Times New Roman" w:hAnsi="Times New Roman" w:cs="Times New Roman"/>
           <w:highlight w:val="yellow"/>
         </w:rPr>
-        <w:t xml:space="preserve"> </w:t>
-      </w:r>
-      <w:r>
-        <w:rPr>
-          <w:rFonts w:ascii="Times New Roman" w:hAnsi="Times New Roman" w:cs="Times New Roman"/>
-          <w:highlight w:val="yellow"/>
-        </w:rPr>
-        <w:t xml:space="preserve">=&gt; </w:t>
+        <w:t xml:space="preserve"> =&gt; </w:t>
       </w:r>
       <w:proofErr w:type="spellStart"/>
       <w:r>
@@ -7948,32 +7698,21 @@
         <w:rPr>
           <w:rFonts w:ascii="Times New Roman" w:hAnsi="Times New Roman" w:cs="Times New Roman"/>
         </w:rPr>
-        <w:t>(</w:t>
-      </w:r>
-      <w:r>
-        <w:rPr>
-          <w:rFonts w:ascii="Times New Roman" w:hAnsi="Times New Roman" w:cs="Times New Roman"/>
-        </w:rPr>
-        <w:t>λ</w:t>
-      </w:r>
-      <w:r>
-        <w:rPr>
-          <w:rFonts w:ascii="Times New Roman" w:hAnsi="Times New Roman" w:cs="Times New Roman"/>
-        </w:rPr>
-        <w:t>)</w:t>
-      </w:r>
-    </w:p>
-    <w:p>
-      <w:pPr>
-        <w:contextualSpacing/>
-        <w:rPr>
-          <w:rFonts w:ascii="Times New Roman" w:hAnsi="Times New Roman" w:cs="Times New Roman"/>
-        </w:rPr>
-      </w:pPr>
-      <w:r>
-        <w:rPr>
-          <w:rFonts w:ascii="Times New Roman" w:hAnsi="Times New Roman" w:cs="Times New Roman"/>
-        </w:rPr>
+        <w:t>(λ)</w:t>
+      </w:r>
+    </w:p>
+    <w:p>
+      <w:pPr>
+        <w:contextualSpacing/>
+        <w:rPr>
+          <w:rFonts w:ascii="Times New Roman" w:hAnsi="Times New Roman" w:cs="Times New Roman"/>
+        </w:rPr>
+      </w:pPr>
+      <w:r>
+        <w:rPr>
+          <w:rFonts w:ascii="Times New Roman" w:hAnsi="Times New Roman" w:cs="Times New Roman"/>
+        </w:rPr>
+        <w:lastRenderedPageBreak/>
         <w:t xml:space="preserve">S =&gt; </w:t>
       </w:r>
       <w:proofErr w:type="spellStart"/>
@@ -8470,14 +8209,7 @@
           <w:rFonts w:ascii="Times New Roman" w:hAnsi="Times New Roman" w:cs="Times New Roman"/>
           <w:highlight w:val="yellow"/>
         </w:rPr>
-        <w:t>(A)</w:t>
-      </w:r>
-      <w:r>
-        <w:rPr>
-          <w:rFonts w:ascii="Times New Roman" w:hAnsi="Times New Roman" w:cs="Times New Roman"/>
-          <w:highlight w:val="yellow"/>
-        </w:rPr>
-        <w:t xml:space="preserve"> =&gt; </w:t>
+        <w:t xml:space="preserve">(A) =&gt; </w:t>
       </w:r>
       <w:proofErr w:type="spellStart"/>
       <w:r>
@@ -8715,14 +8447,7 @@
           <w:rFonts w:ascii="Times New Roman" w:hAnsi="Times New Roman" w:cs="Times New Roman"/>
           <w:highlight w:val="green"/>
         </w:rPr>
-        <w:t>(λ)</w:t>
-      </w:r>
-      <w:r>
-        <w:rPr>
-          <w:rFonts w:ascii="Times New Roman" w:hAnsi="Times New Roman" w:cs="Times New Roman"/>
-          <w:highlight w:val="green"/>
-        </w:rPr>
-        <w:t xml:space="preserve"> =&gt; </w:t>
+        <w:t xml:space="preserve">(λ) =&gt; </w:t>
       </w:r>
       <w:proofErr w:type="spellStart"/>
       <w:r>
@@ -9077,19 +8802,7 @@
         <w:rPr>
           <w:rFonts w:ascii="Times New Roman" w:hAnsi="Times New Roman" w:cs="Times New Roman"/>
         </w:rPr>
-        <w:t>(</w:t>
-      </w:r>
-      <w:r>
-        <w:rPr>
-          <w:rFonts w:ascii="Times New Roman" w:hAnsi="Times New Roman" w:cs="Times New Roman"/>
-        </w:rPr>
-        <w:t>λ</w:t>
-      </w:r>
-      <w:r>
-        <w:rPr>
-          <w:rFonts w:ascii="Times New Roman" w:hAnsi="Times New Roman" w:cs="Times New Roman"/>
-        </w:rPr>
-        <w:t>)b</w:t>
+        <w:t>(λ)b</w:t>
       </w:r>
     </w:p>
     <w:p>
@@ -9371,28 +9084,8 @@
         <w:rPr>
           <w:rFonts w:ascii="Times New Roman" w:hAnsi="Times New Roman" w:cs="Times New Roman"/>
         </w:rPr>
-        <w:t>(</w:t>
-      </w:r>
-      <w:r>
-        <w:rPr>
-          <w:rFonts w:ascii="Times New Roman" w:hAnsi="Times New Roman" w:cs="Times New Roman"/>
-        </w:rPr>
-        <w:t>λ</w:t>
-      </w:r>
-      <w:r>
-        <w:rPr>
-          <w:rFonts w:ascii="Times New Roman" w:hAnsi="Times New Roman" w:cs="Times New Roman"/>
-        </w:rPr>
-        <w:t>)bb</w:t>
-      </w:r>
-    </w:p>
-    <w:p>
-      <w:pPr>
-        <w:contextualSpacing/>
-        <w:rPr>
-          <w:rFonts w:ascii="Times New Roman" w:hAnsi="Times New Roman" w:cs="Times New Roman"/>
-        </w:rPr>
-      </w:pPr>
+        <w:t>(λ)bb</w:t>
+      </w:r>
     </w:p>
     <w:p>
       <w:pPr>
@@ -9628,68 +9321,70 @@
           <w:rFonts w:ascii="Times New Roman" w:hAnsi="Times New Roman" w:cs="Times New Roman"/>
         </w:rPr>
       </w:pPr>
-      <w:r>
-        <w:rPr>
-          <w:rFonts w:ascii="Times New Roman" w:hAnsi="Times New Roman" w:cs="Times New Roman"/>
-        </w:rPr>
-        <w:t>In general, it should take</w:t>
-      </w:r>
-      <w:r>
-        <w:rPr>
-          <w:rFonts w:ascii="Times New Roman" w:hAnsi="Times New Roman" w:cs="Times New Roman"/>
-        </w:rPr>
-        <w:t xml:space="preserve"> 8 rounds</w:t>
-      </w:r>
-      <w:r>
-        <w:rPr>
-          <w:rFonts w:ascii="Times New Roman" w:hAnsi="Times New Roman" w:cs="Times New Roman"/>
-        </w:rPr>
-        <w:t xml:space="preserve"> </w:t>
-      </w:r>
-      <w:r>
-        <w:rPr>
-          <w:rFonts w:ascii="Times New Roman" w:hAnsi="Times New Roman" w:cs="Times New Roman"/>
-        </w:rPr>
-        <w:t>(</w:t>
-      </w:r>
-      <w:r>
-        <w:rPr>
-          <w:rFonts w:ascii="Times New Roman" w:hAnsi="Times New Roman" w:cs="Times New Roman"/>
-        </w:rPr>
-        <w:t xml:space="preserve">|w| </w:t>
-      </w:r>
-      <w:r>
-        <w:rPr>
-          <w:rFonts w:ascii="Times New Roman" w:hAnsi="Times New Roman" w:cs="Times New Roman"/>
-        </w:rPr>
-        <w:t>+ 1</w:t>
-      </w:r>
-      <w:r>
-        <w:rPr>
-          <w:rFonts w:ascii="Times New Roman" w:hAnsi="Times New Roman" w:cs="Times New Roman"/>
-        </w:rPr>
-        <w:t>)</w:t>
-      </w:r>
-      <w:r>
-        <w:rPr>
-          <w:rFonts w:ascii="Times New Roman" w:hAnsi="Times New Roman" w:cs="Times New Roman"/>
-        </w:rPr>
-        <w:t xml:space="preserve"> </w:t>
-      </w:r>
-      <w:proofErr w:type="gramStart"/>
-      <w:r>
-        <w:rPr>
-          <w:rFonts w:ascii="Times New Roman" w:hAnsi="Times New Roman" w:cs="Times New Roman"/>
-        </w:rPr>
-        <w:t>in order to</w:t>
-      </w:r>
-      <w:proofErr w:type="gramEnd"/>
-      <w:r>
-        <w:rPr>
-          <w:rFonts w:ascii="Times New Roman" w:hAnsi="Times New Roman" w:cs="Times New Roman"/>
-        </w:rPr>
-        <w:t xml:space="preserve"> account for the λ in B.</w:t>
-      </w:r>
+    </w:p>
+    <w:p>
+      <w:pPr>
+        <w:contextualSpacing/>
+        <w:rPr>
+          <w:rFonts w:ascii="Times New Roman" w:hAnsi="Times New Roman" w:cs="Times New Roman"/>
+        </w:rPr>
+      </w:pPr>
+    </w:p>
+    <w:p>
+      <w:pPr>
+        <w:contextualSpacing/>
+        <w:rPr>
+          <w:rFonts w:ascii="Times New Roman" w:hAnsi="Times New Roman" w:cs="Times New Roman"/>
+        </w:rPr>
+      </w:pPr>
+    </w:p>
+    <w:p>
+      <w:pPr>
+        <w:contextualSpacing/>
+        <w:rPr>
+          <w:rFonts w:ascii="Times New Roman" w:hAnsi="Times New Roman" w:cs="Times New Roman"/>
+        </w:rPr>
+      </w:pPr>
+    </w:p>
+    <w:p>
+      <w:pPr>
+        <w:contextualSpacing/>
+        <w:rPr>
+          <w:rFonts w:ascii="Times New Roman" w:hAnsi="Times New Roman" w:cs="Times New Roman"/>
+        </w:rPr>
+      </w:pPr>
+    </w:p>
+    <w:p>
+      <w:pPr>
+        <w:contextualSpacing/>
+        <w:rPr>
+          <w:rFonts w:ascii="Times New Roman" w:hAnsi="Times New Roman" w:cs="Times New Roman"/>
+        </w:rPr>
+      </w:pPr>
+    </w:p>
+    <w:p>
+      <w:pPr>
+        <w:contextualSpacing/>
+        <w:rPr>
+          <w:rFonts w:ascii="Times New Roman" w:hAnsi="Times New Roman" w:cs="Times New Roman"/>
+        </w:rPr>
+      </w:pPr>
+    </w:p>
+    <w:p>
+      <w:pPr>
+        <w:contextualSpacing/>
+        <w:rPr>
+          <w:rFonts w:ascii="Times New Roman" w:hAnsi="Times New Roman" w:cs="Times New Roman"/>
+        </w:rPr>
+      </w:pPr>
+    </w:p>
+    <w:p>
+      <w:pPr>
+        <w:contextualSpacing/>
+        <w:rPr>
+          <w:rFonts w:ascii="Times New Roman" w:hAnsi="Times New Roman" w:cs="Times New Roman"/>
+        </w:rPr>
+      </w:pPr>
     </w:p>
     <w:p>
       <w:pPr>
@@ -10215,7 +9910,7 @@
                     </pic:cNvPicPr>
                   </pic:nvPicPr>
                   <pic:blipFill>
-                    <a:blip r:embed="rId11" cstate="print">
+                    <a:blip r:embed="rId12" cstate="print">
                       <a:extLst>
                         <a:ext uri="{28A0092B-C50C-407E-A947-70E740481C1C}">
                           <a14:useLocalDpi xmlns:a14="http://schemas.microsoft.com/office/drawing/2010/main" val="0"/>
@@ -11477,7 +11172,7 @@
       </w:r>
     </w:p>
     <w:sectPr>
-      <w:footerReference w:type="default" r:id="rId12"/>
+      <w:footerReference w:type="default" r:id="rId13"/>
       <w:pgSz w:w="12240" w:h="15840"/>
       <w:pgMar w:top="1440" w:right="1440" w:bottom="1440" w:left="1440" w:header="720" w:footer="720" w:gutter="0"/>
       <w:cols w:space="720"/>
@@ -11622,6 +11317,119 @@
 <file path=word/numbering.xml><?xml version="1.0" encoding="utf-8"?>
 <w:numbering xmlns:wpc="http://schemas.microsoft.com/office/word/2010/wordprocessingCanvas" xmlns:cx="http://schemas.microsoft.com/office/drawing/2014/chartex" xmlns:cx1="http://schemas.microsoft.com/office/drawing/2015/9/8/chartex" xmlns:cx2="http://schemas.microsoft.com/office/drawing/2015/10/21/chartex" xmlns:cx3="http://schemas.microsoft.com/office/drawing/2016/5/9/chartex" xmlns:cx4="http://schemas.microsoft.com/office/drawing/2016/5/10/chartex" xmlns:cx5="http://schemas.microsoft.com/office/drawing/2016/5/11/chartex" xmlns:cx6="http://schemas.microsoft.com/office/drawing/2016/5/12/chartex" xmlns:cx7="http://schemas.microsoft.com/office/drawing/2016/5/13/chartex" xmlns:cx8="http://schemas.microsoft.com/office/drawing/2016/5/14/chartex" xmlns:mc="http://schemas.openxmlformats.org/markup-compatibility/2006" xmlns:aink="http://schemas.microsoft.com/office/drawing/2016/ink" xmlns:am3d="http://schemas.microsoft.com/office/drawing/2017/model3d" xmlns:o="urn:schemas-microsoft-com:office:office" xmlns:oel="http://schemas.microsoft.com/office/2019/extlst" xmlns:r="http://schemas.openxmlformats.org/officeDocument/2006/relationships" xmlns:m="http://schemas.openxmlformats.org/officeDocument/2006/math" xmlns:v="urn:schemas-microsoft-com:vml" xmlns:wp14="http://schemas.microsoft.com/office/word/2010/wordprocessingDrawing" xmlns:wp="http://schemas.openxmlformats.org/drawingml/2006/wordprocessingDrawing" xmlns:w10="urn:schemas-microsoft-com:office:word" xmlns:w="http://schemas.openxmlformats.org/wordprocessingml/2006/main" xmlns:w14="http://schemas.microsoft.com/office/word/2010/wordml" xmlns:w15="http://schemas.microsoft.com/office/word/2012/wordml" xmlns:w16cex="http://schemas.microsoft.com/office/word/2018/wordml/cex" xmlns:w16cid="http://schemas.microsoft.com/office/word/2016/wordml/cid" xmlns:w16="http://schemas.microsoft.com/office/word/2018/wordml" xmlns:w16du="http://schemas.microsoft.com/office/word/2023/wordml/word16du" xmlns:w16sdtdh="http://schemas.microsoft.com/office/word/2020/wordml/sdtdatahash" xmlns:w16sdtfl="http://schemas.microsoft.com/office/word/2024/wordml/sdtformatlock" xmlns:w16se="http://schemas.microsoft.com/office/word/2015/wordml/symex" xmlns:wpg="http://schemas.microsoft.com/office/word/2010/wordprocessingGroup" xmlns:wpi="http://schemas.microsoft.com/office/word/2010/wordprocessingInk" xmlns:wne="http://schemas.microsoft.com/office/word/2006/wordml" xmlns:wps="http://schemas.microsoft.com/office/word/2010/wordprocessingShape" mc:Ignorable="w14 w15 w16se w16cid w16 w16cex w16sdtdh w16sdtfl w16du wp14">
   <w:abstractNum w:abstractNumId="0" w15:restartNumberingAfterBreak="0">
+    <w:nsid w:val="0078238D"/>
+    <w:multiLevelType w:val="hybridMultilevel"/>
+    <w:tmpl w:val="0BA4DC66"/>
+    <w:lvl w:ilvl="0" w:tplc="B5CCE7C4">
+      <w:start w:val="7"/>
+      <w:numFmt w:val="bullet"/>
+      <w:lvlText w:val=""/>
+      <w:lvlJc w:val="left"/>
+      <w:pPr>
+        <w:ind w:left="720" w:hanging="360"/>
+      </w:pPr>
+      <w:rPr>
+        <w:rFonts w:ascii="Wingdings" w:eastAsiaTheme="minorHAnsi" w:hAnsi="Wingdings" w:cs="Times New Roman" w:hint="default"/>
+      </w:rPr>
+    </w:lvl>
+    <w:lvl w:ilvl="1" w:tplc="04090003" w:tentative="1">
+      <w:start w:val="1"/>
+      <w:numFmt w:val="bullet"/>
+      <w:lvlText w:val="o"/>
+      <w:lvlJc w:val="left"/>
+      <w:pPr>
+        <w:ind w:left="1440" w:hanging="360"/>
+      </w:pPr>
+      <w:rPr>
+        <w:rFonts w:ascii="Courier New" w:hAnsi="Courier New" w:cs="Courier New" w:hint="default"/>
+      </w:rPr>
+    </w:lvl>
+    <w:lvl w:ilvl="2" w:tplc="04090005" w:tentative="1">
+      <w:start w:val="1"/>
+      <w:numFmt w:val="bullet"/>
+      <w:lvlText w:val=""/>
+      <w:lvlJc w:val="left"/>
+      <w:pPr>
+        <w:ind w:left="2160" w:hanging="360"/>
+      </w:pPr>
+      <w:rPr>
+        <w:rFonts w:ascii="Wingdings" w:hAnsi="Wingdings" w:hint="default"/>
+      </w:rPr>
+    </w:lvl>
+    <w:lvl w:ilvl="3" w:tplc="04090001" w:tentative="1">
+      <w:start w:val="1"/>
+      <w:numFmt w:val="bullet"/>
+      <w:lvlText w:val=""/>
+      <w:lvlJc w:val="left"/>
+      <w:pPr>
+        <w:ind w:left="2880" w:hanging="360"/>
+      </w:pPr>
+      <w:rPr>
+        <w:rFonts w:ascii="Symbol" w:hAnsi="Symbol" w:hint="default"/>
+      </w:rPr>
+    </w:lvl>
+    <w:lvl w:ilvl="4" w:tplc="04090003" w:tentative="1">
+      <w:start w:val="1"/>
+      <w:numFmt w:val="bullet"/>
+      <w:lvlText w:val="o"/>
+      <w:lvlJc w:val="left"/>
+      <w:pPr>
+        <w:ind w:left="3600" w:hanging="360"/>
+      </w:pPr>
+      <w:rPr>
+        <w:rFonts w:ascii="Courier New" w:hAnsi="Courier New" w:cs="Courier New" w:hint="default"/>
+      </w:rPr>
+    </w:lvl>
+    <w:lvl w:ilvl="5" w:tplc="04090005" w:tentative="1">
+      <w:start w:val="1"/>
+      <w:numFmt w:val="bullet"/>
+      <w:lvlText w:val=""/>
+      <w:lvlJc w:val="left"/>
+      <w:pPr>
+        <w:ind w:left="4320" w:hanging="360"/>
+      </w:pPr>
+      <w:rPr>
+        <w:rFonts w:ascii="Wingdings" w:hAnsi="Wingdings" w:hint="default"/>
+      </w:rPr>
+    </w:lvl>
+    <w:lvl w:ilvl="6" w:tplc="04090001" w:tentative="1">
+      <w:start w:val="1"/>
+      <w:numFmt w:val="bullet"/>
+      <w:lvlText w:val=""/>
+      <w:lvlJc w:val="left"/>
+      <w:pPr>
+        <w:ind w:left="5040" w:hanging="360"/>
+      </w:pPr>
+      <w:rPr>
+        <w:rFonts w:ascii="Symbol" w:hAnsi="Symbol" w:hint="default"/>
+      </w:rPr>
+    </w:lvl>
+    <w:lvl w:ilvl="7" w:tplc="04090003" w:tentative="1">
+      <w:start w:val="1"/>
+      <w:numFmt w:val="bullet"/>
+      <w:lvlText w:val="o"/>
+      <w:lvlJc w:val="left"/>
+      <w:pPr>
+        <w:ind w:left="5760" w:hanging="360"/>
+      </w:pPr>
+      <w:rPr>
+        <w:rFonts w:ascii="Courier New" w:hAnsi="Courier New" w:cs="Courier New" w:hint="default"/>
+      </w:rPr>
+    </w:lvl>
+    <w:lvl w:ilvl="8" w:tplc="04090005" w:tentative="1">
+      <w:start w:val="1"/>
+      <w:numFmt w:val="bullet"/>
+      <w:lvlText w:val=""/>
+      <w:lvlJc w:val="left"/>
+      <w:pPr>
+        <w:ind w:left="6480" w:hanging="360"/>
+      </w:pPr>
+      <w:rPr>
+        <w:rFonts w:ascii="Wingdings" w:hAnsi="Wingdings" w:hint="default"/>
+      </w:rPr>
+    </w:lvl>
+  </w:abstractNum>
+  <w:abstractNum w:abstractNumId="1" w15:restartNumberingAfterBreak="0">
     <w:nsid w:val="30C81D23"/>
     <w:multiLevelType w:val="hybridMultilevel"/>
     <w:tmpl w:val="7AF220D4"/>
@@ -11735,6 +11543,9 @@
     </w:lvl>
   </w:abstractNum>
   <w:num w:numId="1" w16cid:durableId="1108086481">
+    <w:abstractNumId w:val="1"/>
+  </w:num>
+  <w:num w:numId="2" w16cid:durableId="1624652619">
     <w:abstractNumId w:val="0"/>
   </w:num>
 </w:numbering>

--- a/CS3185/HW4/HW4_doc.docx
+++ b/CS3185/HW4/HW4_doc.docx
@@ -9,6 +9,8 @@
           <w:rFonts w:ascii="Times New Roman" w:hAnsi="Times New Roman" w:cs="Times New Roman"/>
         </w:rPr>
       </w:pPr>
+      <w:bookmarkStart w:id="0" w:name="_Hlk211565039"/>
+      <w:bookmarkEnd w:id="0"/>
       <w:r>
         <w:rPr>
           <w:rFonts w:ascii="Times New Roman" w:hAnsi="Times New Roman" w:cs="Times New Roman"/>
@@ -1423,7 +1425,7 @@
         <w:rPr>
           <w:rFonts w:ascii="Times New Roman" w:hAnsi="Times New Roman" w:cs="Times New Roman"/>
         </w:rPr>
-        <w:t>aST</w:t>
+        <w:t>aSB</w:t>
       </w:r>
       <w:proofErr w:type="spellEnd"/>
       <w:r>
@@ -1444,6 +1446,224 @@
         <w:rPr>
           <w:rFonts w:ascii="Times New Roman" w:hAnsi="Times New Roman" w:cs="Times New Roman"/>
         </w:rPr>
+        <w:t xml:space="preserve">B -&gt; bb | </w:t>
+      </w:r>
+      <w:proofErr w:type="spellStart"/>
+      <w:r>
+        <w:rPr>
+          <w:rFonts w:ascii="Times New Roman" w:hAnsi="Times New Roman" w:cs="Times New Roman"/>
+        </w:rPr>
+        <w:t>bbb</w:t>
+      </w:r>
+      <w:proofErr w:type="spellEnd"/>
+    </w:p>
+    <w:p>
+      <w:pPr>
+        <w:contextualSpacing/>
+        <w:rPr>
+          <w:rFonts w:ascii="Times New Roman" w:hAnsi="Times New Roman" w:cs="Times New Roman"/>
+        </w:rPr>
+      </w:pPr>
+    </w:p>
+    <w:p>
+      <w:pPr>
+        <w:contextualSpacing/>
+        <w:rPr>
+          <w:rFonts w:ascii="Times New Roman" w:hAnsi="Times New Roman" w:cs="Times New Roman"/>
+        </w:rPr>
+      </w:pPr>
+    </w:p>
+    <w:p>
+      <w:pPr>
+        <w:contextualSpacing/>
+        <w:rPr>
+          <w:rFonts w:ascii="Times New Roman" w:hAnsi="Times New Roman" w:cs="Times New Roman"/>
+          <w:b/>
+          <w:bCs/>
+        </w:rPr>
+      </w:pPr>
+      <w:r>
+        <w:rPr>
+          <w:rFonts w:ascii="Times New Roman" w:hAnsi="Times New Roman" w:cs="Times New Roman"/>
+          <w:b/>
+          <w:bCs/>
+        </w:rPr>
+        <w:t xml:space="preserve">g) L = </w:t>
+      </w:r>
+      <w:proofErr w:type="gramStart"/>
+      <w:r>
+        <w:rPr>
+          <w:rFonts w:ascii="Times New Roman" w:hAnsi="Times New Roman" w:cs="Times New Roman"/>
+          <w:b/>
+          <w:bCs/>
+        </w:rPr>
+        <w:t>{ w</w:t>
+      </w:r>
+      <w:proofErr w:type="gramEnd"/>
+      <w:r>
+        <w:rPr>
+          <w:rFonts w:ascii="Times New Roman" w:hAnsi="Times New Roman" w:cs="Times New Roman"/>
+          <w:b/>
+          <w:bCs/>
+        </w:rPr>
+        <w:t xml:space="preserve"> ϵ </w:t>
+      </w:r>
+      <w:proofErr w:type="gramStart"/>
+      <w:r>
+        <w:rPr>
+          <w:rFonts w:ascii="Times New Roman" w:hAnsi="Times New Roman" w:cs="Times New Roman"/>
+          <w:b/>
+          <w:bCs/>
+        </w:rPr>
+        <w:t xml:space="preserve">{ </w:t>
+      </w:r>
+      <w:proofErr w:type="spellStart"/>
+      <w:r>
+        <w:rPr>
+          <w:rFonts w:ascii="Times New Roman" w:hAnsi="Times New Roman" w:cs="Times New Roman"/>
+          <w:b/>
+          <w:bCs/>
+        </w:rPr>
+        <w:t>a</w:t>
+      </w:r>
+      <w:proofErr w:type="gramEnd"/>
+      <w:r>
+        <w:rPr>
+          <w:rFonts w:ascii="Times New Roman" w:hAnsi="Times New Roman" w:cs="Times New Roman"/>
+          <w:b/>
+          <w:bCs/>
+        </w:rPr>
+        <w:t>,</w:t>
+      </w:r>
+      <w:proofErr w:type="gramStart"/>
+      <w:r>
+        <w:rPr>
+          <w:rFonts w:ascii="Times New Roman" w:hAnsi="Times New Roman" w:cs="Times New Roman"/>
+          <w:b/>
+          <w:bCs/>
+        </w:rPr>
+        <w:t>b</w:t>
+      </w:r>
+      <w:proofErr w:type="spellEnd"/>
+      <w:r>
+        <w:rPr>
+          <w:rFonts w:ascii="Times New Roman" w:hAnsi="Times New Roman" w:cs="Times New Roman"/>
+          <w:b/>
+          <w:bCs/>
+        </w:rPr>
+        <w:t xml:space="preserve"> }</w:t>
+      </w:r>
+      <w:proofErr w:type="gramEnd"/>
+      <w:r>
+        <w:rPr>
+          <w:rFonts w:ascii="Times New Roman" w:hAnsi="Times New Roman" w:cs="Times New Roman"/>
+          <w:b/>
+          <w:bCs/>
+        </w:rPr>
+        <w:t xml:space="preserve">* : </w:t>
+      </w:r>
+      <w:proofErr w:type="spellStart"/>
+      <w:r>
+        <w:rPr>
+          <w:rFonts w:ascii="Times New Roman" w:hAnsi="Times New Roman" w:cs="Times New Roman"/>
+          <w:b/>
+          <w:bCs/>
+        </w:rPr>
+        <w:t>n</w:t>
+      </w:r>
+      <w:r>
+        <w:rPr>
+          <w:rFonts w:ascii="Times New Roman" w:hAnsi="Times New Roman" w:cs="Times New Roman"/>
+          <w:b/>
+          <w:bCs/>
+          <w:vertAlign w:val="subscript"/>
+        </w:rPr>
+        <w:t>a</w:t>
+      </w:r>
+      <w:proofErr w:type="spellEnd"/>
+      <w:r>
+        <w:rPr>
+          <w:rFonts w:ascii="Times New Roman" w:hAnsi="Times New Roman" w:cs="Times New Roman"/>
+          <w:b/>
+          <w:bCs/>
+        </w:rPr>
+        <w:t>(w) = 2n</w:t>
+      </w:r>
+      <w:r>
+        <w:rPr>
+          <w:rFonts w:ascii="Times New Roman" w:hAnsi="Times New Roman" w:cs="Times New Roman"/>
+          <w:b/>
+          <w:bCs/>
+          <w:vertAlign w:val="subscript"/>
+        </w:rPr>
+        <w:t>b</w:t>
+      </w:r>
+      <w:r>
+        <w:rPr>
+          <w:rFonts w:ascii="Times New Roman" w:hAnsi="Times New Roman" w:cs="Times New Roman"/>
+          <w:b/>
+          <w:bCs/>
+        </w:rPr>
+        <w:t xml:space="preserve">(w) + </w:t>
+      </w:r>
+      <w:proofErr w:type="gramStart"/>
+      <w:r>
+        <w:rPr>
+          <w:rFonts w:ascii="Times New Roman" w:hAnsi="Times New Roman" w:cs="Times New Roman"/>
+          <w:b/>
+          <w:bCs/>
+        </w:rPr>
+        <w:t>1 }</w:t>
+      </w:r>
+      <w:proofErr w:type="gramEnd"/>
+    </w:p>
+    <w:p>
+      <w:pPr>
+        <w:contextualSpacing/>
+        <w:rPr>
+          <w:rFonts w:ascii="Times New Roman" w:hAnsi="Times New Roman" w:cs="Times New Roman"/>
+        </w:rPr>
+      </w:pPr>
+    </w:p>
+    <w:p>
+      <w:pPr>
+        <w:contextualSpacing/>
+        <w:rPr>
+          <w:rFonts w:ascii="Times New Roman" w:hAnsi="Times New Roman" w:cs="Times New Roman"/>
+        </w:rPr>
+      </w:pPr>
+      <w:r>
+        <w:rPr>
+          <w:rFonts w:ascii="Times New Roman" w:hAnsi="Times New Roman" w:cs="Times New Roman"/>
+        </w:rPr>
+        <w:t xml:space="preserve">S -&gt; </w:t>
+      </w:r>
+      <w:proofErr w:type="spellStart"/>
+      <w:r>
+        <w:rPr>
+          <w:rFonts w:ascii="Times New Roman" w:hAnsi="Times New Roman" w:cs="Times New Roman"/>
+        </w:rPr>
+        <w:t>T</w:t>
+      </w:r>
+      <w:r>
+        <w:rPr>
+          <w:rFonts w:ascii="Times New Roman" w:hAnsi="Times New Roman" w:cs="Times New Roman"/>
+        </w:rPr>
+        <w:t>aT</w:t>
+      </w:r>
+      <w:proofErr w:type="spellEnd"/>
+    </w:p>
+    <w:p>
+      <w:pPr>
+        <w:contextualSpacing/>
+        <w:rPr>
+          <w:rFonts w:ascii="Times New Roman" w:hAnsi="Times New Roman" w:cs="Times New Roman"/>
+        </w:rPr>
+      </w:pPr>
+      <w:r>
+        <w:rPr>
+          <w:rFonts w:ascii="Times New Roman" w:hAnsi="Times New Roman" w:cs="Times New Roman"/>
+        </w:rPr>
         <w:t xml:space="preserve">T -&gt; </w:t>
       </w:r>
       <w:proofErr w:type="spellStart"/>
@@ -1451,7 +1671,7 @@
         <w:rPr>
           <w:rFonts w:ascii="Times New Roman" w:hAnsi="Times New Roman" w:cs="Times New Roman"/>
         </w:rPr>
-        <w:t>bbT</w:t>
+        <w:t>aabT</w:t>
       </w:r>
       <w:proofErr w:type="spellEnd"/>
       <w:r>
@@ -1465,42 +1685,230 @@
         <w:rPr>
           <w:rFonts w:ascii="Times New Roman" w:hAnsi="Times New Roman" w:cs="Times New Roman"/>
         </w:rPr>
-        <w:t>bbbT</w:t>
-      </w:r>
-      <w:proofErr w:type="spellEnd"/>
-    </w:p>
-    <w:p>
-      <w:pPr>
-        <w:contextualSpacing/>
-        <w:rPr>
-          <w:rFonts w:ascii="Times New Roman" w:hAnsi="Times New Roman" w:cs="Times New Roman"/>
-        </w:rPr>
-      </w:pPr>
-    </w:p>
-    <w:p>
-      <w:pPr>
-        <w:contextualSpacing/>
-        <w:rPr>
-          <w:rFonts w:ascii="Times New Roman" w:hAnsi="Times New Roman" w:cs="Times New Roman"/>
-        </w:rPr>
-      </w:pPr>
-    </w:p>
-    <w:p>
-      <w:pPr>
-        <w:contextualSpacing/>
-        <w:rPr>
-          <w:rFonts w:ascii="Times New Roman" w:hAnsi="Times New Roman" w:cs="Times New Roman"/>
-          <w:b/>
-          <w:bCs/>
-        </w:rPr>
-      </w:pPr>
-      <w:r>
-        <w:rPr>
-          <w:rFonts w:ascii="Times New Roman" w:hAnsi="Times New Roman" w:cs="Times New Roman"/>
-          <w:b/>
-          <w:bCs/>
-        </w:rPr>
-        <w:t xml:space="preserve">g) L = </w:t>
+        <w:t>aaTb</w:t>
+      </w:r>
+      <w:proofErr w:type="spellEnd"/>
+      <w:r>
+        <w:rPr>
+          <w:rFonts w:ascii="Times New Roman" w:hAnsi="Times New Roman" w:cs="Times New Roman"/>
+        </w:rPr>
+        <w:t xml:space="preserve"> | </w:t>
+      </w:r>
+      <w:proofErr w:type="spellStart"/>
+      <w:r>
+        <w:rPr>
+          <w:rFonts w:ascii="Times New Roman" w:hAnsi="Times New Roman" w:cs="Times New Roman"/>
+        </w:rPr>
+        <w:t>aTab</w:t>
+      </w:r>
+      <w:proofErr w:type="spellEnd"/>
+      <w:r>
+        <w:rPr>
+          <w:rFonts w:ascii="Times New Roman" w:hAnsi="Times New Roman" w:cs="Times New Roman"/>
+        </w:rPr>
+        <w:t xml:space="preserve"> |</w:t>
+      </w:r>
+      <w:r>
+        <w:rPr>
+          <w:rFonts w:ascii="Times New Roman" w:hAnsi="Times New Roman" w:cs="Times New Roman"/>
+        </w:rPr>
+        <w:t xml:space="preserve"> Taab |</w:t>
+      </w:r>
+      <w:r>
+        <w:rPr>
+          <w:rFonts w:ascii="Times New Roman" w:hAnsi="Times New Roman" w:cs="Times New Roman"/>
+        </w:rPr>
+        <w:t xml:space="preserve"> </w:t>
+      </w:r>
+      <w:proofErr w:type="spellStart"/>
+      <w:r>
+        <w:rPr>
+          <w:rFonts w:ascii="Times New Roman" w:hAnsi="Times New Roman" w:cs="Times New Roman"/>
+        </w:rPr>
+        <w:t>aba</w:t>
+      </w:r>
+      <w:r>
+        <w:rPr>
+          <w:rFonts w:ascii="Times New Roman" w:hAnsi="Times New Roman" w:cs="Times New Roman"/>
+        </w:rPr>
+        <w:t>T</w:t>
+      </w:r>
+      <w:proofErr w:type="spellEnd"/>
+      <w:r>
+        <w:rPr>
+          <w:rFonts w:ascii="Times New Roman" w:hAnsi="Times New Roman" w:cs="Times New Roman"/>
+        </w:rPr>
+        <w:t xml:space="preserve"> | </w:t>
+      </w:r>
+      <w:proofErr w:type="spellStart"/>
+      <w:r>
+        <w:rPr>
+          <w:rFonts w:ascii="Times New Roman" w:hAnsi="Times New Roman" w:cs="Times New Roman"/>
+        </w:rPr>
+        <w:t>ab</w:t>
+      </w:r>
+      <w:r>
+        <w:rPr>
+          <w:rFonts w:ascii="Times New Roman" w:hAnsi="Times New Roman" w:cs="Times New Roman"/>
+        </w:rPr>
+        <w:t>T</w:t>
+      </w:r>
+      <w:r>
+        <w:rPr>
+          <w:rFonts w:ascii="Times New Roman" w:hAnsi="Times New Roman" w:cs="Times New Roman"/>
+        </w:rPr>
+        <w:t>a</w:t>
+      </w:r>
+      <w:proofErr w:type="spellEnd"/>
+      <w:r>
+        <w:rPr>
+          <w:rFonts w:ascii="Times New Roman" w:hAnsi="Times New Roman" w:cs="Times New Roman"/>
+        </w:rPr>
+        <w:t xml:space="preserve"> | </w:t>
+      </w:r>
+      <w:proofErr w:type="spellStart"/>
+      <w:r>
+        <w:rPr>
+          <w:rFonts w:ascii="Times New Roman" w:hAnsi="Times New Roman" w:cs="Times New Roman"/>
+        </w:rPr>
+        <w:t>a</w:t>
+      </w:r>
+      <w:r>
+        <w:rPr>
+          <w:rFonts w:ascii="Times New Roman" w:hAnsi="Times New Roman" w:cs="Times New Roman"/>
+        </w:rPr>
+        <w:t>T</w:t>
+      </w:r>
+      <w:r>
+        <w:rPr>
+          <w:rFonts w:ascii="Times New Roman" w:hAnsi="Times New Roman" w:cs="Times New Roman"/>
+        </w:rPr>
+        <w:t>ba</w:t>
+      </w:r>
+      <w:proofErr w:type="spellEnd"/>
+      <w:r>
+        <w:rPr>
+          <w:rFonts w:ascii="Times New Roman" w:hAnsi="Times New Roman" w:cs="Times New Roman"/>
+        </w:rPr>
+        <w:t xml:space="preserve"> | T</w:t>
+      </w:r>
+      <w:r>
+        <w:rPr>
+          <w:rFonts w:ascii="Times New Roman" w:hAnsi="Times New Roman" w:cs="Times New Roman"/>
+        </w:rPr>
+        <w:t>aba</w:t>
+      </w:r>
+      <w:r>
+        <w:rPr>
+          <w:rFonts w:ascii="Times New Roman" w:hAnsi="Times New Roman" w:cs="Times New Roman"/>
+        </w:rPr>
+        <w:t xml:space="preserve"> | </w:t>
+      </w:r>
+      <w:proofErr w:type="spellStart"/>
+      <w:r>
+        <w:rPr>
+          <w:rFonts w:ascii="Times New Roman" w:hAnsi="Times New Roman" w:cs="Times New Roman"/>
+        </w:rPr>
+        <w:t>baaT</w:t>
+      </w:r>
+      <w:proofErr w:type="spellEnd"/>
+      <w:r>
+        <w:rPr>
+          <w:rFonts w:ascii="Times New Roman" w:hAnsi="Times New Roman" w:cs="Times New Roman"/>
+        </w:rPr>
+        <w:t xml:space="preserve"> | </w:t>
+      </w:r>
+      <w:proofErr w:type="spellStart"/>
+      <w:r>
+        <w:rPr>
+          <w:rFonts w:ascii="Times New Roman" w:hAnsi="Times New Roman" w:cs="Times New Roman"/>
+        </w:rPr>
+        <w:t>baTa</w:t>
+      </w:r>
+      <w:proofErr w:type="spellEnd"/>
+      <w:r>
+        <w:rPr>
+          <w:rFonts w:ascii="Times New Roman" w:hAnsi="Times New Roman" w:cs="Times New Roman"/>
+        </w:rPr>
+        <w:t xml:space="preserve"> | </w:t>
+      </w:r>
+      <w:proofErr w:type="spellStart"/>
+      <w:r>
+        <w:rPr>
+          <w:rFonts w:ascii="Times New Roman" w:hAnsi="Times New Roman" w:cs="Times New Roman"/>
+        </w:rPr>
+        <w:t>bTaa</w:t>
+      </w:r>
+      <w:proofErr w:type="spellEnd"/>
+      <w:r>
+        <w:rPr>
+          <w:rFonts w:ascii="Times New Roman" w:hAnsi="Times New Roman" w:cs="Times New Roman"/>
+        </w:rPr>
+        <w:t xml:space="preserve"> | </w:t>
+      </w:r>
+      <w:proofErr w:type="spellStart"/>
+      <w:r>
+        <w:rPr>
+          <w:rFonts w:ascii="Times New Roman" w:hAnsi="Times New Roman" w:cs="Times New Roman"/>
+        </w:rPr>
+        <w:t>Tbaa</w:t>
+      </w:r>
+      <w:proofErr w:type="spellEnd"/>
+      <w:r>
+        <w:rPr>
+          <w:rFonts w:ascii="Times New Roman" w:hAnsi="Times New Roman" w:cs="Times New Roman"/>
+        </w:rPr>
+        <w:t xml:space="preserve"> | λ</w:t>
+      </w:r>
+    </w:p>
+    <w:p>
+      <w:pPr>
+        <w:contextualSpacing/>
+        <w:rPr>
+          <w:rFonts w:ascii="Times New Roman" w:hAnsi="Times New Roman" w:cs="Times New Roman"/>
+        </w:rPr>
+      </w:pPr>
+    </w:p>
+    <w:p>
+      <w:pPr>
+        <w:contextualSpacing/>
+        <w:rPr>
+          <w:rFonts w:ascii="Times New Roman" w:hAnsi="Times New Roman" w:cs="Times New Roman"/>
+        </w:rPr>
+      </w:pPr>
+    </w:p>
+    <w:p>
+      <w:pPr>
+        <w:contextualSpacing/>
+        <w:rPr>
+          <w:rFonts w:ascii="Times New Roman" w:hAnsi="Times New Roman" w:cs="Times New Roman"/>
+          <w:b/>
+          <w:bCs/>
+        </w:rPr>
+      </w:pPr>
+      <w:r>
+        <w:rPr>
+          <w:rFonts w:ascii="Times New Roman" w:hAnsi="Times New Roman" w:cs="Times New Roman"/>
+          <w:b/>
+          <w:bCs/>
+        </w:rPr>
+        <w:t>12) Find CFGs for the following languages</w:t>
+      </w:r>
+    </w:p>
+    <w:p>
+      <w:pPr>
+        <w:contextualSpacing/>
+        <w:rPr>
+          <w:rFonts w:ascii="Times New Roman" w:hAnsi="Times New Roman" w:cs="Times New Roman"/>
+        </w:rPr>
+      </w:pPr>
+      <w:r>
+        <w:rPr>
+          <w:rFonts w:ascii="Times New Roman" w:hAnsi="Times New Roman" w:cs="Times New Roman"/>
+          <w:b/>
+          <w:bCs/>
+        </w:rPr>
+        <w:t xml:space="preserve">c) L = </w:t>
       </w:r>
       <w:proofErr w:type="gramStart"/>
       <w:r>
@@ -1509,8 +1917,61 @@
           <w:b/>
           <w:bCs/>
         </w:rPr>
-        <w:t>{ w</w:t>
-      </w:r>
+        <w:t xml:space="preserve">{ </w:t>
+      </w:r>
+      <w:proofErr w:type="spellStart"/>
+      <w:r>
+        <w:rPr>
+          <w:rFonts w:ascii="Times New Roman" w:hAnsi="Times New Roman" w:cs="Times New Roman"/>
+          <w:b/>
+          <w:bCs/>
+        </w:rPr>
+        <w:t>a</w:t>
+      </w:r>
+      <w:r>
+        <w:rPr>
+          <w:rFonts w:ascii="Times New Roman" w:hAnsi="Times New Roman" w:cs="Times New Roman"/>
+          <w:b/>
+          <w:bCs/>
+          <w:vertAlign w:val="superscript"/>
+        </w:rPr>
+        <w:t>n</w:t>
+      </w:r>
+      <w:r>
+        <w:rPr>
+          <w:rFonts w:ascii="Times New Roman" w:hAnsi="Times New Roman" w:cs="Times New Roman"/>
+          <w:b/>
+          <w:bCs/>
+        </w:rPr>
+        <w:t>b</w:t>
+      </w:r>
+      <w:r>
+        <w:rPr>
+          <w:rFonts w:ascii="Times New Roman" w:hAnsi="Times New Roman" w:cs="Times New Roman"/>
+          <w:b/>
+          <w:bCs/>
+          <w:vertAlign w:val="superscript"/>
+        </w:rPr>
+        <w:t>m</w:t>
+      </w:r>
+      <w:r>
+        <w:rPr>
+          <w:rFonts w:ascii="Times New Roman" w:hAnsi="Times New Roman" w:cs="Times New Roman"/>
+          <w:b/>
+          <w:bCs/>
+        </w:rPr>
+        <w:t>c</w:t>
+      </w:r>
+      <w:r>
+        <w:rPr>
+          <w:rFonts w:ascii="Times New Roman" w:hAnsi="Times New Roman" w:cs="Times New Roman"/>
+          <w:b/>
+          <w:bCs/>
+          <w:vertAlign w:val="superscript"/>
+        </w:rPr>
+        <w:t>k</w:t>
+      </w:r>
+      <w:proofErr w:type="spellEnd"/>
       <w:proofErr w:type="gramEnd"/>
       <w:r>
         <w:rPr>
@@ -1518,7 +1979,7 @@
           <w:b/>
           <w:bCs/>
         </w:rPr>
-        <w:t xml:space="preserve"> ϵ </w:t>
+        <w:t xml:space="preserve">, k = n + </w:t>
       </w:r>
       <w:proofErr w:type="gramStart"/>
       <w:r>
@@ -1527,6 +1988,126 @@
           <w:b/>
           <w:bCs/>
         </w:rPr>
+        <w:t>m }</w:t>
+      </w:r>
+      <w:proofErr w:type="gramEnd"/>
+    </w:p>
+    <w:p>
+      <w:pPr>
+        <w:contextualSpacing/>
+        <w:rPr>
+          <w:rFonts w:ascii="Times New Roman" w:hAnsi="Times New Roman" w:cs="Times New Roman"/>
+        </w:rPr>
+      </w:pPr>
+    </w:p>
+    <w:p>
+      <w:pPr>
+        <w:contextualSpacing/>
+        <w:rPr>
+          <w:rFonts w:ascii="Times New Roman" w:hAnsi="Times New Roman" w:cs="Times New Roman"/>
+        </w:rPr>
+      </w:pPr>
+      <w:r>
+        <w:rPr>
+          <w:rFonts w:ascii="Times New Roman" w:hAnsi="Times New Roman" w:cs="Times New Roman"/>
+        </w:rPr>
+        <w:t xml:space="preserve">S -&gt; </w:t>
+      </w:r>
+      <w:proofErr w:type="spellStart"/>
+      <w:r>
+        <w:rPr>
+          <w:rFonts w:ascii="Times New Roman" w:hAnsi="Times New Roman" w:cs="Times New Roman"/>
+        </w:rPr>
+        <w:t>aSc</w:t>
+      </w:r>
+      <w:proofErr w:type="spellEnd"/>
+      <w:r>
+        <w:rPr>
+          <w:rFonts w:ascii="Times New Roman" w:hAnsi="Times New Roman" w:cs="Times New Roman"/>
+        </w:rPr>
+        <w:t xml:space="preserve"> | T</w:t>
+      </w:r>
+    </w:p>
+    <w:p>
+      <w:pPr>
+        <w:contextualSpacing/>
+        <w:rPr>
+          <w:rFonts w:ascii="Times New Roman" w:hAnsi="Times New Roman" w:cs="Times New Roman"/>
+        </w:rPr>
+      </w:pPr>
+      <w:r>
+        <w:rPr>
+          <w:rFonts w:ascii="Times New Roman" w:hAnsi="Times New Roman" w:cs="Times New Roman"/>
+        </w:rPr>
+        <w:t xml:space="preserve">T -&gt; </w:t>
+      </w:r>
+      <w:proofErr w:type="spellStart"/>
+      <w:r>
+        <w:rPr>
+          <w:rFonts w:ascii="Times New Roman" w:hAnsi="Times New Roman" w:cs="Times New Roman"/>
+        </w:rPr>
+        <w:t>b</w:t>
+      </w:r>
+      <w:r>
+        <w:rPr>
+          <w:rFonts w:ascii="Times New Roman" w:hAnsi="Times New Roman" w:cs="Times New Roman"/>
+        </w:rPr>
+        <w:t>T</w:t>
+      </w:r>
+      <w:r>
+        <w:rPr>
+          <w:rFonts w:ascii="Times New Roman" w:hAnsi="Times New Roman" w:cs="Times New Roman"/>
+        </w:rPr>
+        <w:t>c</w:t>
+      </w:r>
+      <w:proofErr w:type="spellEnd"/>
+      <w:r>
+        <w:rPr>
+          <w:rFonts w:ascii="Times New Roman" w:hAnsi="Times New Roman" w:cs="Times New Roman"/>
+        </w:rPr>
+        <w:t xml:space="preserve"> | λ</w:t>
+      </w:r>
+    </w:p>
+    <w:p>
+      <w:pPr>
+        <w:contextualSpacing/>
+        <w:rPr>
+          <w:rFonts w:ascii="Times New Roman" w:hAnsi="Times New Roman" w:cs="Times New Roman"/>
+        </w:rPr>
+      </w:pPr>
+    </w:p>
+    <w:p>
+      <w:pPr>
+        <w:contextualSpacing/>
+        <w:rPr>
+          <w:rFonts w:ascii="Times New Roman" w:hAnsi="Times New Roman" w:cs="Times New Roman"/>
+        </w:rPr>
+      </w:pPr>
+    </w:p>
+    <w:p>
+      <w:pPr>
+        <w:contextualSpacing/>
+        <w:rPr>
+          <w:rFonts w:ascii="Times New Roman" w:hAnsi="Times New Roman" w:cs="Times New Roman"/>
+          <w:b/>
+          <w:bCs/>
+        </w:rPr>
+      </w:pPr>
+      <w:r>
+        <w:rPr>
+          <w:rFonts w:ascii="Times New Roman" w:hAnsi="Times New Roman" w:cs="Times New Roman"/>
+          <w:b/>
+          <w:bCs/>
+        </w:rPr>
+        <w:t xml:space="preserve">f) L = </w:t>
+      </w:r>
+      <w:proofErr w:type="gramStart"/>
+      <w:r>
+        <w:rPr>
+          <w:rFonts w:ascii="Times New Roman" w:hAnsi="Times New Roman" w:cs="Times New Roman"/>
+          <w:b/>
+          <w:bCs/>
+        </w:rPr>
         <w:t xml:space="preserve">{ </w:t>
       </w:r>
       <w:proofErr w:type="spellStart"/>
@@ -1538,6 +2119,50 @@
         </w:rPr>
         <w:t>a</w:t>
       </w:r>
+      <w:r>
+        <w:rPr>
+          <w:rFonts w:ascii="Times New Roman" w:hAnsi="Times New Roman" w:cs="Times New Roman"/>
+          <w:b/>
+          <w:bCs/>
+          <w:vertAlign w:val="superscript"/>
+        </w:rPr>
+        <w:t>n</w:t>
+      </w:r>
+      <w:r>
+        <w:rPr>
+          <w:rFonts w:ascii="Times New Roman" w:hAnsi="Times New Roman" w:cs="Times New Roman"/>
+          <w:b/>
+          <w:bCs/>
+        </w:rPr>
+        <w:t>b</w:t>
+      </w:r>
+      <w:r>
+        <w:rPr>
+          <w:rFonts w:ascii="Times New Roman" w:hAnsi="Times New Roman" w:cs="Times New Roman"/>
+          <w:b/>
+          <w:bCs/>
+          <w:vertAlign w:val="superscript"/>
+        </w:rPr>
+        <w:t>m</w:t>
+      </w:r>
+      <w:r>
+        <w:rPr>
+          <w:rFonts w:ascii="Times New Roman" w:hAnsi="Times New Roman" w:cs="Times New Roman"/>
+          <w:b/>
+          <w:bCs/>
+        </w:rPr>
+        <w:t>c</w:t>
+      </w:r>
+      <w:r>
+        <w:rPr>
+          <w:rFonts w:ascii="Times New Roman" w:hAnsi="Times New Roman" w:cs="Times New Roman"/>
+          <w:b/>
+          <w:bCs/>
+          <w:vertAlign w:val="superscript"/>
+        </w:rPr>
+        <w:t>k</w:t>
+      </w:r>
+      <w:proofErr w:type="spellEnd"/>
       <w:proofErr w:type="gramEnd"/>
       <w:r>
         <w:rPr>
@@ -1545,6 +2170,451 @@
           <w:b/>
           <w:bCs/>
         </w:rPr>
+        <w:t xml:space="preserve">, k ≠ n + </w:t>
+      </w:r>
+      <w:proofErr w:type="gramStart"/>
+      <w:r>
+        <w:rPr>
+          <w:rFonts w:ascii="Times New Roman" w:hAnsi="Times New Roman" w:cs="Times New Roman"/>
+          <w:b/>
+          <w:bCs/>
+        </w:rPr>
+        <w:t>m }</w:t>
+      </w:r>
+      <w:proofErr w:type="gramEnd"/>
+    </w:p>
+    <w:p>
+      <w:pPr>
+        <w:contextualSpacing/>
+        <w:rPr>
+          <w:rFonts w:ascii="Times New Roman" w:hAnsi="Times New Roman" w:cs="Times New Roman"/>
+        </w:rPr>
+      </w:pPr>
+    </w:p>
+    <w:p>
+      <w:pPr>
+        <w:contextualSpacing/>
+        <w:rPr>
+          <w:rFonts w:ascii="Times New Roman" w:hAnsi="Times New Roman" w:cs="Times New Roman"/>
+        </w:rPr>
+      </w:pPr>
+      <w:r>
+        <w:rPr>
+          <w:rFonts w:ascii="Times New Roman" w:hAnsi="Times New Roman" w:cs="Times New Roman"/>
+        </w:rPr>
+        <w:t>S -&gt; T | U</w:t>
+      </w:r>
+    </w:p>
+    <w:p>
+      <w:pPr>
+        <w:contextualSpacing/>
+        <w:rPr>
+          <w:rFonts w:ascii="Times New Roman" w:hAnsi="Times New Roman" w:cs="Times New Roman"/>
+        </w:rPr>
+      </w:pPr>
+    </w:p>
+    <w:p>
+      <w:pPr>
+        <w:contextualSpacing/>
+        <w:rPr>
+          <w:rFonts w:ascii="Times New Roman" w:hAnsi="Times New Roman" w:cs="Times New Roman"/>
+        </w:rPr>
+      </w:pPr>
+      <w:r>
+        <w:rPr>
+          <w:rFonts w:ascii="Times New Roman" w:hAnsi="Times New Roman" w:cs="Times New Roman"/>
+        </w:rPr>
+        <w:t>T -&gt; A | C</w:t>
+      </w:r>
+    </w:p>
+    <w:p>
+      <w:pPr>
+        <w:contextualSpacing/>
+        <w:rPr>
+          <w:rFonts w:ascii="Times New Roman" w:hAnsi="Times New Roman" w:cs="Times New Roman"/>
+        </w:rPr>
+      </w:pPr>
+      <w:r>
+        <w:rPr>
+          <w:rFonts w:ascii="Times New Roman" w:hAnsi="Times New Roman" w:cs="Times New Roman"/>
+        </w:rPr>
+        <w:t xml:space="preserve">A -&gt; </w:t>
+      </w:r>
+      <w:proofErr w:type="spellStart"/>
+      <w:r>
+        <w:rPr>
+          <w:rFonts w:ascii="Times New Roman" w:hAnsi="Times New Roman" w:cs="Times New Roman"/>
+        </w:rPr>
+        <w:t>a</w:t>
+      </w:r>
+      <w:r>
+        <w:rPr>
+          <w:rFonts w:ascii="Times New Roman" w:hAnsi="Times New Roman" w:cs="Times New Roman"/>
+        </w:rPr>
+        <w:t>A</w:t>
+      </w:r>
+      <w:proofErr w:type="spellEnd"/>
+      <w:r>
+        <w:rPr>
+          <w:rFonts w:ascii="Times New Roman" w:hAnsi="Times New Roman" w:cs="Times New Roman"/>
+        </w:rPr>
+        <w:t xml:space="preserve"> | </w:t>
+      </w:r>
+      <w:proofErr w:type="spellStart"/>
+      <w:r>
+        <w:rPr>
+          <w:rFonts w:ascii="Times New Roman" w:hAnsi="Times New Roman" w:cs="Times New Roman"/>
+        </w:rPr>
+        <w:t>a</w:t>
+      </w:r>
+      <w:r>
+        <w:rPr>
+          <w:rFonts w:ascii="Times New Roman" w:hAnsi="Times New Roman" w:cs="Times New Roman"/>
+        </w:rPr>
+        <w:t>B</w:t>
+      </w:r>
+      <w:proofErr w:type="spellEnd"/>
+      <w:r>
+        <w:rPr>
+          <w:rFonts w:ascii="Times New Roman" w:hAnsi="Times New Roman" w:cs="Times New Roman"/>
+        </w:rPr>
+        <w:tab/>
+      </w:r>
+    </w:p>
+    <w:p>
+      <w:pPr>
+        <w:contextualSpacing/>
+        <w:rPr>
+          <w:rFonts w:ascii="Times New Roman" w:hAnsi="Times New Roman" w:cs="Times New Roman"/>
+        </w:rPr>
+      </w:pPr>
+      <w:r>
+        <w:rPr>
+          <w:rFonts w:ascii="Times New Roman" w:hAnsi="Times New Roman" w:cs="Times New Roman"/>
+        </w:rPr>
+        <w:t xml:space="preserve">B -&gt; </w:t>
+      </w:r>
+      <w:proofErr w:type="spellStart"/>
+      <w:r>
+        <w:rPr>
+          <w:rFonts w:ascii="Times New Roman" w:hAnsi="Times New Roman" w:cs="Times New Roman"/>
+        </w:rPr>
+        <w:t>bBc</w:t>
+      </w:r>
+      <w:proofErr w:type="spellEnd"/>
+      <w:r>
+        <w:rPr>
+          <w:rFonts w:ascii="Times New Roman" w:hAnsi="Times New Roman" w:cs="Times New Roman"/>
+        </w:rPr>
+        <w:t xml:space="preserve"> | λ</w:t>
+      </w:r>
+    </w:p>
+    <w:p>
+      <w:pPr>
+        <w:contextualSpacing/>
+        <w:rPr>
+          <w:rFonts w:ascii="Times New Roman" w:hAnsi="Times New Roman" w:cs="Times New Roman"/>
+        </w:rPr>
+      </w:pPr>
+      <w:r>
+        <w:rPr>
+          <w:rFonts w:ascii="Times New Roman" w:hAnsi="Times New Roman" w:cs="Times New Roman"/>
+        </w:rPr>
+        <w:t xml:space="preserve">C -&gt; </w:t>
+      </w:r>
+      <w:proofErr w:type="spellStart"/>
+      <w:r>
+        <w:rPr>
+          <w:rFonts w:ascii="Times New Roman" w:hAnsi="Times New Roman" w:cs="Times New Roman"/>
+        </w:rPr>
+        <w:t>aCc</w:t>
+      </w:r>
+      <w:proofErr w:type="spellEnd"/>
+      <w:r>
+        <w:rPr>
+          <w:rFonts w:ascii="Times New Roman" w:hAnsi="Times New Roman" w:cs="Times New Roman"/>
+        </w:rPr>
+        <w:t xml:space="preserve"> | D</w:t>
+      </w:r>
+    </w:p>
+    <w:p>
+      <w:pPr>
+        <w:contextualSpacing/>
+        <w:rPr>
+          <w:rFonts w:ascii="Times New Roman" w:hAnsi="Times New Roman" w:cs="Times New Roman"/>
+        </w:rPr>
+      </w:pPr>
+      <w:r>
+        <w:rPr>
+          <w:rFonts w:ascii="Times New Roman" w:hAnsi="Times New Roman" w:cs="Times New Roman"/>
+        </w:rPr>
+        <w:t xml:space="preserve">D -&gt; </w:t>
+      </w:r>
+      <w:proofErr w:type="spellStart"/>
+      <w:r>
+        <w:rPr>
+          <w:rFonts w:ascii="Times New Roman" w:hAnsi="Times New Roman" w:cs="Times New Roman"/>
+        </w:rPr>
+        <w:t>b</w:t>
+      </w:r>
+      <w:r>
+        <w:rPr>
+          <w:rFonts w:ascii="Times New Roman" w:hAnsi="Times New Roman" w:cs="Times New Roman"/>
+        </w:rPr>
+        <w:t>D</w:t>
+      </w:r>
+      <w:proofErr w:type="spellEnd"/>
+      <w:r>
+        <w:rPr>
+          <w:rFonts w:ascii="Times New Roman" w:hAnsi="Times New Roman" w:cs="Times New Roman"/>
+        </w:rPr>
+        <w:t xml:space="preserve"> | λ</w:t>
+      </w:r>
+    </w:p>
+    <w:p>
+      <w:pPr>
+        <w:contextualSpacing/>
+        <w:rPr>
+          <w:rFonts w:ascii="Times New Roman" w:hAnsi="Times New Roman" w:cs="Times New Roman"/>
+        </w:rPr>
+      </w:pPr>
+    </w:p>
+    <w:p>
+      <w:pPr>
+        <w:contextualSpacing/>
+        <w:rPr>
+          <w:rFonts w:ascii="Times New Roman" w:hAnsi="Times New Roman" w:cs="Times New Roman"/>
+        </w:rPr>
+      </w:pPr>
+      <w:r>
+        <w:rPr>
+          <w:rFonts w:ascii="Times New Roman" w:hAnsi="Times New Roman" w:cs="Times New Roman"/>
+        </w:rPr>
+        <w:t xml:space="preserve">U -&gt; H | </w:t>
+      </w:r>
+      <w:r>
+        <w:rPr>
+          <w:rFonts w:ascii="Times New Roman" w:hAnsi="Times New Roman" w:cs="Times New Roman"/>
+        </w:rPr>
+        <w:t>J</w:t>
+      </w:r>
+    </w:p>
+    <w:p>
+      <w:pPr>
+        <w:contextualSpacing/>
+        <w:rPr>
+          <w:rFonts w:ascii="Times New Roman" w:hAnsi="Times New Roman" w:cs="Times New Roman"/>
+        </w:rPr>
+      </w:pPr>
+      <w:r>
+        <w:rPr>
+          <w:rFonts w:ascii="Times New Roman" w:hAnsi="Times New Roman" w:cs="Times New Roman"/>
+        </w:rPr>
+        <w:t xml:space="preserve">H -&gt; </w:t>
+      </w:r>
+      <w:proofErr w:type="spellStart"/>
+      <w:r>
+        <w:rPr>
+          <w:rFonts w:ascii="Times New Roman" w:hAnsi="Times New Roman" w:cs="Times New Roman"/>
+        </w:rPr>
+        <w:t>aHc</w:t>
+      </w:r>
+      <w:proofErr w:type="spellEnd"/>
+      <w:r>
+        <w:rPr>
+          <w:rFonts w:ascii="Times New Roman" w:hAnsi="Times New Roman" w:cs="Times New Roman"/>
+        </w:rPr>
+        <w:t xml:space="preserve"> |</w:t>
+      </w:r>
+      <w:r>
+        <w:rPr>
+          <w:rFonts w:ascii="Times New Roman" w:hAnsi="Times New Roman" w:cs="Times New Roman"/>
+        </w:rPr>
+        <w:t xml:space="preserve"> </w:t>
+      </w:r>
+      <w:proofErr w:type="spellStart"/>
+      <w:r>
+        <w:rPr>
+          <w:rFonts w:ascii="Times New Roman" w:hAnsi="Times New Roman" w:cs="Times New Roman"/>
+        </w:rPr>
+        <w:t>Hc</w:t>
+      </w:r>
+      <w:proofErr w:type="spellEnd"/>
+      <w:r>
+        <w:rPr>
+          <w:rFonts w:ascii="Times New Roman" w:hAnsi="Times New Roman" w:cs="Times New Roman"/>
+        </w:rPr>
+        <w:t xml:space="preserve"> | c | </w:t>
+      </w:r>
+      <w:proofErr w:type="spellStart"/>
+      <w:r>
+        <w:rPr>
+          <w:rFonts w:ascii="Times New Roman" w:hAnsi="Times New Roman" w:cs="Times New Roman"/>
+        </w:rPr>
+        <w:t>Ic</w:t>
+      </w:r>
+      <w:proofErr w:type="spellEnd"/>
+    </w:p>
+    <w:p>
+      <w:pPr>
+        <w:contextualSpacing/>
+        <w:rPr>
+          <w:rFonts w:ascii="Times New Roman" w:hAnsi="Times New Roman" w:cs="Times New Roman"/>
+        </w:rPr>
+      </w:pPr>
+      <w:r>
+        <w:rPr>
+          <w:rFonts w:ascii="Times New Roman" w:hAnsi="Times New Roman" w:cs="Times New Roman"/>
+        </w:rPr>
+        <w:t xml:space="preserve">I -&gt; </w:t>
+      </w:r>
+      <w:proofErr w:type="spellStart"/>
+      <w:r>
+        <w:rPr>
+          <w:rFonts w:ascii="Times New Roman" w:hAnsi="Times New Roman" w:cs="Times New Roman"/>
+        </w:rPr>
+        <w:t>bI</w:t>
+      </w:r>
+      <w:r>
+        <w:rPr>
+          <w:rFonts w:ascii="Times New Roman" w:hAnsi="Times New Roman" w:cs="Times New Roman"/>
+        </w:rPr>
+        <w:t>c</w:t>
+      </w:r>
+      <w:proofErr w:type="spellEnd"/>
+      <w:r>
+        <w:rPr>
+          <w:rFonts w:ascii="Times New Roman" w:hAnsi="Times New Roman" w:cs="Times New Roman"/>
+        </w:rPr>
+        <w:t xml:space="preserve"> | λ</w:t>
+      </w:r>
+    </w:p>
+    <w:p>
+      <w:pPr>
+        <w:contextualSpacing/>
+        <w:rPr>
+          <w:rFonts w:ascii="Times New Roman" w:hAnsi="Times New Roman" w:cs="Times New Roman"/>
+        </w:rPr>
+      </w:pPr>
+      <w:r>
+        <w:rPr>
+          <w:rFonts w:ascii="Times New Roman" w:hAnsi="Times New Roman" w:cs="Times New Roman"/>
+        </w:rPr>
+        <w:t xml:space="preserve">J -&gt; </w:t>
+      </w:r>
+      <w:proofErr w:type="spellStart"/>
+      <w:r>
+        <w:rPr>
+          <w:rFonts w:ascii="Times New Roman" w:hAnsi="Times New Roman" w:cs="Times New Roman"/>
+        </w:rPr>
+        <w:t>a</w:t>
+      </w:r>
+      <w:r>
+        <w:rPr>
+          <w:rFonts w:ascii="Times New Roman" w:hAnsi="Times New Roman" w:cs="Times New Roman"/>
+        </w:rPr>
+        <w:t>Jc</w:t>
+      </w:r>
+      <w:proofErr w:type="spellEnd"/>
+      <w:r>
+        <w:rPr>
+          <w:rFonts w:ascii="Times New Roman" w:hAnsi="Times New Roman" w:cs="Times New Roman"/>
+        </w:rPr>
+        <w:t xml:space="preserve"> |</w:t>
+      </w:r>
+      <w:r>
+        <w:rPr>
+          <w:rFonts w:ascii="Times New Roman" w:hAnsi="Times New Roman" w:cs="Times New Roman"/>
+        </w:rPr>
+        <w:t xml:space="preserve"> K</w:t>
+      </w:r>
+    </w:p>
+    <w:p>
+      <w:pPr>
+        <w:contextualSpacing/>
+        <w:rPr>
+          <w:rFonts w:ascii="Times New Roman" w:hAnsi="Times New Roman" w:cs="Times New Roman"/>
+        </w:rPr>
+      </w:pPr>
+      <w:r>
+        <w:rPr>
+          <w:rFonts w:ascii="Times New Roman" w:hAnsi="Times New Roman" w:cs="Times New Roman"/>
+        </w:rPr>
+        <w:t xml:space="preserve">K -&gt; </w:t>
+      </w:r>
+      <w:proofErr w:type="spellStart"/>
+      <w:r>
+        <w:rPr>
+          <w:rFonts w:ascii="Times New Roman" w:hAnsi="Times New Roman" w:cs="Times New Roman"/>
+        </w:rPr>
+        <w:t>bKc</w:t>
+      </w:r>
+      <w:proofErr w:type="spellEnd"/>
+      <w:r>
+        <w:rPr>
+          <w:rFonts w:ascii="Times New Roman" w:hAnsi="Times New Roman" w:cs="Times New Roman"/>
+        </w:rPr>
+        <w:t xml:space="preserve"> | Kc | c</w:t>
+      </w:r>
+    </w:p>
+    <w:p>
+      <w:pPr>
+        <w:contextualSpacing/>
+        <w:rPr>
+          <w:rFonts w:ascii="Times New Roman" w:hAnsi="Times New Roman" w:cs="Times New Roman"/>
+        </w:rPr>
+      </w:pPr>
+    </w:p>
+    <w:p>
+      <w:pPr>
+        <w:contextualSpacing/>
+        <w:rPr>
+          <w:rFonts w:ascii="Times New Roman" w:hAnsi="Times New Roman" w:cs="Times New Roman"/>
+        </w:rPr>
+      </w:pPr>
+    </w:p>
+    <w:p>
+      <w:pPr>
+        <w:contextualSpacing/>
+        <w:rPr>
+          <w:rFonts w:ascii="Times New Roman" w:hAnsi="Times New Roman" w:cs="Times New Roman"/>
+          <w:b/>
+          <w:bCs/>
+        </w:rPr>
+      </w:pPr>
+      <w:r>
+        <w:rPr>
+          <w:rFonts w:ascii="Times New Roman" w:hAnsi="Times New Roman" w:cs="Times New Roman"/>
+          <w:b/>
+          <w:bCs/>
+        </w:rPr>
+        <w:t xml:space="preserve">15) Give a CFG for Σ = </w:t>
+      </w:r>
+      <w:proofErr w:type="gramStart"/>
+      <w:r>
+        <w:rPr>
+          <w:rFonts w:ascii="Times New Roman" w:hAnsi="Times New Roman" w:cs="Times New Roman"/>
+          <w:b/>
+          <w:bCs/>
+        </w:rPr>
+        <w:t xml:space="preserve">{ </w:t>
+      </w:r>
+      <w:proofErr w:type="spellStart"/>
+      <w:r>
+        <w:rPr>
+          <w:rFonts w:ascii="Times New Roman" w:hAnsi="Times New Roman" w:cs="Times New Roman"/>
+          <w:b/>
+          <w:bCs/>
+        </w:rPr>
+        <w:t>a</w:t>
+      </w:r>
+      <w:proofErr w:type="gramEnd"/>
+      <w:r>
+        <w:rPr>
+          <w:rFonts w:ascii="Times New Roman" w:hAnsi="Times New Roman" w:cs="Times New Roman"/>
+          <w:b/>
+          <w:bCs/>
+        </w:rPr>
         <w:t>,</w:t>
       </w:r>
       <w:proofErr w:type="gramStart"/>
@@ -1572,14 +2642,32 @@
           <w:b/>
           <w:bCs/>
         </w:rPr>
-        <w:t xml:space="preserve">* : </w:t>
-      </w:r>
-      <w:proofErr w:type="spellStart"/>
-      <w:r>
-        <w:rPr>
-          <w:rFonts w:ascii="Times New Roman" w:hAnsi="Times New Roman" w:cs="Times New Roman"/>
-          <w:b/>
-          <w:bCs/>
+        <w:t xml:space="preserve"> for the language L = </w:t>
+      </w:r>
+      <w:proofErr w:type="gramStart"/>
+      <w:r>
+        <w:rPr>
+          <w:rFonts w:ascii="Times New Roman" w:hAnsi="Times New Roman" w:cs="Times New Roman"/>
+          <w:b/>
+          <w:bCs/>
+        </w:rPr>
+        <w:t xml:space="preserve">{ </w:t>
+      </w:r>
+      <w:proofErr w:type="spellStart"/>
+      <w:r>
+        <w:rPr>
+          <w:rFonts w:ascii="Times New Roman" w:hAnsi="Times New Roman" w:cs="Times New Roman"/>
+          <w:b/>
+          <w:bCs/>
+        </w:rPr>
+        <w:t>a</w:t>
+      </w:r>
+      <w:r>
+        <w:rPr>
+          <w:rFonts w:ascii="Times New Roman" w:hAnsi="Times New Roman" w:cs="Times New Roman"/>
+          <w:b/>
+          <w:bCs/>
+          <w:vertAlign w:val="superscript"/>
         </w:rPr>
         <w:t>n</w:t>
       </w:r>
@@ -1588,25 +2676,23 @@
           <w:rFonts w:ascii="Times New Roman" w:hAnsi="Times New Roman" w:cs="Times New Roman"/>
           <w:b/>
           <w:bCs/>
-          <w:vertAlign w:val="subscript"/>
-        </w:rPr>
-        <w:t>a</w:t>
-      </w:r>
-      <w:proofErr w:type="spellEnd"/>
-      <w:r>
-        <w:rPr>
-          <w:rFonts w:ascii="Times New Roman" w:hAnsi="Times New Roman" w:cs="Times New Roman"/>
-          <w:b/>
-          <w:bCs/>
-        </w:rPr>
-        <w:t>(w) = 2n</w:t>
-      </w:r>
-      <w:r>
-        <w:rPr>
-          <w:rFonts w:ascii="Times New Roman" w:hAnsi="Times New Roman" w:cs="Times New Roman"/>
-          <w:b/>
-          <w:bCs/>
-          <w:vertAlign w:val="subscript"/>
+        </w:rPr>
+        <w:t>ww</w:t>
+      </w:r>
+      <w:r>
+        <w:rPr>
+          <w:rFonts w:ascii="Times New Roman" w:hAnsi="Times New Roman" w:cs="Times New Roman"/>
+          <w:b/>
+          <w:bCs/>
+          <w:vertAlign w:val="superscript"/>
+        </w:rPr>
+        <w:t>r</w:t>
+      </w:r>
+      <w:r>
+        <w:rPr>
+          <w:rFonts w:ascii="Times New Roman" w:hAnsi="Times New Roman" w:cs="Times New Roman"/>
+          <w:b/>
+          <w:bCs/>
         </w:rPr>
         <w:t>b</w:t>
       </w:r>
@@ -1615,8 +2701,19 @@
           <w:rFonts w:ascii="Times New Roman" w:hAnsi="Times New Roman" w:cs="Times New Roman"/>
           <w:b/>
           <w:bCs/>
-        </w:rPr>
-        <w:t xml:space="preserve">(w) + </w:t>
+          <w:vertAlign w:val="superscript"/>
+        </w:rPr>
+        <w:t>n</w:t>
+      </w:r>
+      <w:proofErr w:type="spellEnd"/>
+      <w:proofErr w:type="gramEnd"/>
+      <w:r>
+        <w:rPr>
+          <w:rFonts w:ascii="Times New Roman" w:hAnsi="Times New Roman" w:cs="Times New Roman"/>
+          <w:b/>
+          <w:bCs/>
+        </w:rPr>
+        <w:t xml:space="preserve"> : w ϵ Σ*, n ≥ </w:t>
       </w:r>
       <w:proofErr w:type="gramStart"/>
       <w:r>
@@ -1655,1085 +2752,44 @@
         <w:rPr>
           <w:rFonts w:ascii="Times New Roman" w:hAnsi="Times New Roman" w:cs="Times New Roman"/>
         </w:rPr>
+        <w:t>aTb</w:t>
+      </w:r>
+      <w:proofErr w:type="spellEnd"/>
+      <w:r>
+        <w:rPr>
+          <w:rFonts w:ascii="Times New Roman" w:hAnsi="Times New Roman" w:cs="Times New Roman"/>
+        </w:rPr>
+        <w:t xml:space="preserve"> | </w:t>
+      </w:r>
+      <w:proofErr w:type="spellStart"/>
+      <w:r>
+        <w:rPr>
+          <w:rFonts w:ascii="Times New Roman" w:hAnsi="Times New Roman" w:cs="Times New Roman"/>
+        </w:rPr>
+        <w:t>aSb</w:t>
+      </w:r>
+      <w:proofErr w:type="spellEnd"/>
+    </w:p>
+    <w:p>
+      <w:pPr>
+        <w:contextualSpacing/>
+        <w:rPr>
+          <w:rFonts w:ascii="Times New Roman" w:hAnsi="Times New Roman" w:cs="Times New Roman"/>
+        </w:rPr>
+      </w:pPr>
+      <w:proofErr w:type="spellStart"/>
+      <w:r>
+        <w:rPr>
+          <w:rFonts w:ascii="Times New Roman" w:hAnsi="Times New Roman" w:cs="Times New Roman"/>
+        </w:rPr>
         <w:t>T</w:t>
       </w:r>
-      <w:r>
-        <w:rPr>
-          <w:rFonts w:ascii="Times New Roman" w:hAnsi="Times New Roman" w:cs="Times New Roman"/>
-        </w:rPr>
-        <w:t>aT</w:t>
-      </w:r>
-      <w:proofErr w:type="spellEnd"/>
-    </w:p>
-    <w:p>
-      <w:pPr>
-        <w:contextualSpacing/>
-        <w:rPr>
-          <w:rFonts w:ascii="Times New Roman" w:hAnsi="Times New Roman" w:cs="Times New Roman"/>
-        </w:rPr>
-      </w:pPr>
-      <w:r>
-        <w:rPr>
-          <w:rFonts w:ascii="Times New Roman" w:hAnsi="Times New Roman" w:cs="Times New Roman"/>
-        </w:rPr>
-        <w:t xml:space="preserve">T -&gt; </w:t>
-      </w:r>
-      <w:proofErr w:type="spellStart"/>
-      <w:r>
-        <w:rPr>
-          <w:rFonts w:ascii="Times New Roman" w:hAnsi="Times New Roman" w:cs="Times New Roman"/>
-        </w:rPr>
-        <w:t>aabT</w:t>
-      </w:r>
-      <w:proofErr w:type="spellEnd"/>
-      <w:r>
-        <w:rPr>
-          <w:rFonts w:ascii="Times New Roman" w:hAnsi="Times New Roman" w:cs="Times New Roman"/>
-        </w:rPr>
-        <w:t xml:space="preserve"> | </w:t>
-      </w:r>
-      <w:proofErr w:type="spellStart"/>
-      <w:r>
-        <w:rPr>
-          <w:rFonts w:ascii="Times New Roman" w:hAnsi="Times New Roman" w:cs="Times New Roman"/>
-        </w:rPr>
-        <w:t>aaTb</w:t>
-      </w:r>
-      <w:proofErr w:type="spellEnd"/>
-      <w:r>
-        <w:rPr>
-          <w:rFonts w:ascii="Times New Roman" w:hAnsi="Times New Roman" w:cs="Times New Roman"/>
-        </w:rPr>
-        <w:t xml:space="preserve"> | </w:t>
-      </w:r>
-      <w:proofErr w:type="spellStart"/>
-      <w:r>
-        <w:rPr>
-          <w:rFonts w:ascii="Times New Roman" w:hAnsi="Times New Roman" w:cs="Times New Roman"/>
-        </w:rPr>
-        <w:t>aTab</w:t>
-      </w:r>
-      <w:proofErr w:type="spellEnd"/>
-      <w:r>
-        <w:rPr>
-          <w:rFonts w:ascii="Times New Roman" w:hAnsi="Times New Roman" w:cs="Times New Roman"/>
-        </w:rPr>
-        <w:t xml:space="preserve"> |</w:t>
-      </w:r>
-      <w:r>
-        <w:rPr>
-          <w:rFonts w:ascii="Times New Roman" w:hAnsi="Times New Roman" w:cs="Times New Roman"/>
-        </w:rPr>
-        <w:t xml:space="preserve"> Taab |</w:t>
-      </w:r>
-      <w:r>
-        <w:rPr>
-          <w:rFonts w:ascii="Times New Roman" w:hAnsi="Times New Roman" w:cs="Times New Roman"/>
-        </w:rPr>
-        <w:t xml:space="preserve"> </w:t>
-      </w:r>
-      <w:proofErr w:type="spellStart"/>
-      <w:r>
-        <w:rPr>
-          <w:rFonts w:ascii="Times New Roman" w:hAnsi="Times New Roman" w:cs="Times New Roman"/>
-        </w:rPr>
-        <w:t>aba</w:t>
-      </w:r>
-      <w:r>
-        <w:rPr>
-          <w:rFonts w:ascii="Times New Roman" w:hAnsi="Times New Roman" w:cs="Times New Roman"/>
-        </w:rPr>
-        <w:t>T</w:t>
-      </w:r>
-      <w:proofErr w:type="spellEnd"/>
-      <w:r>
-        <w:rPr>
-          <w:rFonts w:ascii="Times New Roman" w:hAnsi="Times New Roman" w:cs="Times New Roman"/>
-        </w:rPr>
-        <w:t xml:space="preserve"> | </w:t>
-      </w:r>
-      <w:proofErr w:type="spellStart"/>
-      <w:r>
-        <w:rPr>
-          <w:rFonts w:ascii="Times New Roman" w:hAnsi="Times New Roman" w:cs="Times New Roman"/>
-        </w:rPr>
-        <w:t>ab</w:t>
-      </w:r>
-      <w:r>
-        <w:rPr>
-          <w:rFonts w:ascii="Times New Roman" w:hAnsi="Times New Roman" w:cs="Times New Roman"/>
-        </w:rPr>
-        <w:t>T</w:t>
-      </w:r>
-      <w:r>
-        <w:rPr>
-          <w:rFonts w:ascii="Times New Roman" w:hAnsi="Times New Roman" w:cs="Times New Roman"/>
-        </w:rPr>
-        <w:t>a</w:t>
-      </w:r>
-      <w:proofErr w:type="spellEnd"/>
-      <w:r>
-        <w:rPr>
-          <w:rFonts w:ascii="Times New Roman" w:hAnsi="Times New Roman" w:cs="Times New Roman"/>
-        </w:rPr>
-        <w:t xml:space="preserve"> | </w:t>
-      </w:r>
-      <w:proofErr w:type="spellStart"/>
-      <w:r>
-        <w:rPr>
-          <w:rFonts w:ascii="Times New Roman" w:hAnsi="Times New Roman" w:cs="Times New Roman"/>
-        </w:rPr>
-        <w:t>a</w:t>
-      </w:r>
-      <w:r>
-        <w:rPr>
-          <w:rFonts w:ascii="Times New Roman" w:hAnsi="Times New Roman" w:cs="Times New Roman"/>
-        </w:rPr>
-        <w:t>T</w:t>
-      </w:r>
-      <w:r>
-        <w:rPr>
-          <w:rFonts w:ascii="Times New Roman" w:hAnsi="Times New Roman" w:cs="Times New Roman"/>
-        </w:rPr>
-        <w:t>ba</w:t>
-      </w:r>
-      <w:proofErr w:type="spellEnd"/>
-      <w:r>
-        <w:rPr>
-          <w:rFonts w:ascii="Times New Roman" w:hAnsi="Times New Roman" w:cs="Times New Roman"/>
-        </w:rPr>
-        <w:t xml:space="preserve"> | T</w:t>
-      </w:r>
-      <w:r>
-        <w:rPr>
-          <w:rFonts w:ascii="Times New Roman" w:hAnsi="Times New Roman" w:cs="Times New Roman"/>
-        </w:rPr>
-        <w:t>aba</w:t>
-      </w:r>
-      <w:r>
-        <w:rPr>
-          <w:rFonts w:ascii="Times New Roman" w:hAnsi="Times New Roman" w:cs="Times New Roman"/>
-        </w:rPr>
-        <w:t xml:space="preserve"> | </w:t>
-      </w:r>
-      <w:proofErr w:type="spellStart"/>
-      <w:r>
-        <w:rPr>
-          <w:rFonts w:ascii="Times New Roman" w:hAnsi="Times New Roman" w:cs="Times New Roman"/>
-        </w:rPr>
-        <w:t>baaT</w:t>
-      </w:r>
-      <w:proofErr w:type="spellEnd"/>
-      <w:r>
-        <w:rPr>
-          <w:rFonts w:ascii="Times New Roman" w:hAnsi="Times New Roman" w:cs="Times New Roman"/>
-        </w:rPr>
-        <w:t xml:space="preserve"> | </w:t>
-      </w:r>
-      <w:proofErr w:type="spellStart"/>
-      <w:r>
-        <w:rPr>
-          <w:rFonts w:ascii="Times New Roman" w:hAnsi="Times New Roman" w:cs="Times New Roman"/>
-        </w:rPr>
-        <w:t>baTa</w:t>
-      </w:r>
-      <w:proofErr w:type="spellEnd"/>
-      <w:r>
-        <w:rPr>
-          <w:rFonts w:ascii="Times New Roman" w:hAnsi="Times New Roman" w:cs="Times New Roman"/>
-        </w:rPr>
-        <w:t xml:space="preserve"> | </w:t>
-      </w:r>
-      <w:proofErr w:type="spellStart"/>
-      <w:r>
-        <w:rPr>
-          <w:rFonts w:ascii="Times New Roman" w:hAnsi="Times New Roman" w:cs="Times New Roman"/>
-        </w:rPr>
-        <w:t>bTaa</w:t>
-      </w:r>
-      <w:proofErr w:type="spellEnd"/>
-      <w:r>
-        <w:rPr>
-          <w:rFonts w:ascii="Times New Roman" w:hAnsi="Times New Roman" w:cs="Times New Roman"/>
-        </w:rPr>
-        <w:t xml:space="preserve"> | </w:t>
-      </w:r>
-      <w:proofErr w:type="spellStart"/>
-      <w:r>
-        <w:rPr>
-          <w:rFonts w:ascii="Times New Roman" w:hAnsi="Times New Roman" w:cs="Times New Roman"/>
-        </w:rPr>
-        <w:t>Tbaa</w:t>
-      </w:r>
-      <w:proofErr w:type="spellEnd"/>
-      <w:r>
-        <w:rPr>
-          <w:rFonts w:ascii="Times New Roman" w:hAnsi="Times New Roman" w:cs="Times New Roman"/>
-        </w:rPr>
-        <w:t xml:space="preserve"> | λ</w:t>
-      </w:r>
-    </w:p>
-    <w:p>
-      <w:pPr>
-        <w:contextualSpacing/>
-        <w:rPr>
-          <w:rFonts w:ascii="Times New Roman" w:hAnsi="Times New Roman" w:cs="Times New Roman"/>
-        </w:rPr>
-      </w:pPr>
-    </w:p>
-    <w:p>
-      <w:pPr>
-        <w:contextualSpacing/>
-        <w:rPr>
-          <w:rFonts w:ascii="Times New Roman" w:hAnsi="Times New Roman" w:cs="Times New Roman"/>
-        </w:rPr>
-      </w:pPr>
-    </w:p>
-    <w:p>
-      <w:pPr>
-        <w:contextualSpacing/>
-        <w:rPr>
-          <w:rFonts w:ascii="Times New Roman" w:hAnsi="Times New Roman" w:cs="Times New Roman"/>
-          <w:b/>
-          <w:bCs/>
-        </w:rPr>
-      </w:pPr>
-      <w:r>
-        <w:rPr>
-          <w:rFonts w:ascii="Times New Roman" w:hAnsi="Times New Roman" w:cs="Times New Roman"/>
-          <w:b/>
-          <w:bCs/>
-        </w:rPr>
-        <w:t>12) Find CFGs for the following languages</w:t>
-      </w:r>
-    </w:p>
-    <w:p>
-      <w:pPr>
-        <w:contextualSpacing/>
-        <w:rPr>
-          <w:rFonts w:ascii="Times New Roman" w:hAnsi="Times New Roman" w:cs="Times New Roman"/>
-        </w:rPr>
-      </w:pPr>
-      <w:r>
-        <w:rPr>
-          <w:rFonts w:ascii="Times New Roman" w:hAnsi="Times New Roman" w:cs="Times New Roman"/>
-          <w:b/>
-          <w:bCs/>
-        </w:rPr>
-        <w:t xml:space="preserve">c) L = </w:t>
-      </w:r>
-      <w:proofErr w:type="gramStart"/>
-      <w:r>
-        <w:rPr>
-          <w:rFonts w:ascii="Times New Roman" w:hAnsi="Times New Roman" w:cs="Times New Roman"/>
-          <w:b/>
-          <w:bCs/>
-        </w:rPr>
-        <w:t xml:space="preserve">{ </w:t>
-      </w:r>
-      <w:proofErr w:type="spellStart"/>
-      <w:r>
-        <w:rPr>
-          <w:rFonts w:ascii="Times New Roman" w:hAnsi="Times New Roman" w:cs="Times New Roman"/>
-          <w:b/>
-          <w:bCs/>
-        </w:rPr>
-        <w:t>a</w:t>
-      </w:r>
-      <w:r>
-        <w:rPr>
-          <w:rFonts w:ascii="Times New Roman" w:hAnsi="Times New Roman" w:cs="Times New Roman"/>
-          <w:b/>
-          <w:bCs/>
-          <w:vertAlign w:val="superscript"/>
-        </w:rPr>
-        <w:t>n</w:t>
-      </w:r>
-      <w:r>
-        <w:rPr>
-          <w:rFonts w:ascii="Times New Roman" w:hAnsi="Times New Roman" w:cs="Times New Roman"/>
-          <w:b/>
-          <w:bCs/>
-        </w:rPr>
-        <w:t>b</w:t>
-      </w:r>
-      <w:r>
-        <w:rPr>
-          <w:rFonts w:ascii="Times New Roman" w:hAnsi="Times New Roman" w:cs="Times New Roman"/>
-          <w:b/>
-          <w:bCs/>
-          <w:vertAlign w:val="superscript"/>
-        </w:rPr>
-        <w:t>m</w:t>
-      </w:r>
-      <w:r>
-        <w:rPr>
-          <w:rFonts w:ascii="Times New Roman" w:hAnsi="Times New Roman" w:cs="Times New Roman"/>
-          <w:b/>
-          <w:bCs/>
-        </w:rPr>
-        <w:t>c</w:t>
-      </w:r>
-      <w:r>
-        <w:rPr>
-          <w:rFonts w:ascii="Times New Roman" w:hAnsi="Times New Roman" w:cs="Times New Roman"/>
-          <w:b/>
-          <w:bCs/>
-          <w:vertAlign w:val="superscript"/>
-        </w:rPr>
-        <w:t>k</w:t>
-      </w:r>
-      <w:proofErr w:type="spellEnd"/>
-      <w:proofErr w:type="gramEnd"/>
-      <w:r>
-        <w:rPr>
-          <w:rFonts w:ascii="Times New Roman" w:hAnsi="Times New Roman" w:cs="Times New Roman"/>
-          <w:b/>
-          <w:bCs/>
-        </w:rPr>
-        <w:t xml:space="preserve">, k = n + </w:t>
-      </w:r>
-      <w:proofErr w:type="gramStart"/>
-      <w:r>
-        <w:rPr>
-          <w:rFonts w:ascii="Times New Roman" w:hAnsi="Times New Roman" w:cs="Times New Roman"/>
-          <w:b/>
-          <w:bCs/>
-        </w:rPr>
-        <w:t>m }</w:t>
-      </w:r>
-      <w:proofErr w:type="gramEnd"/>
-    </w:p>
-    <w:p>
-      <w:pPr>
-        <w:contextualSpacing/>
-        <w:rPr>
-          <w:rFonts w:ascii="Times New Roman" w:hAnsi="Times New Roman" w:cs="Times New Roman"/>
-        </w:rPr>
-      </w:pPr>
-    </w:p>
-    <w:p>
-      <w:pPr>
-        <w:contextualSpacing/>
-        <w:rPr>
-          <w:rFonts w:ascii="Times New Roman" w:hAnsi="Times New Roman" w:cs="Times New Roman"/>
-        </w:rPr>
-      </w:pPr>
-      <w:r>
-        <w:rPr>
-          <w:rFonts w:ascii="Times New Roman" w:hAnsi="Times New Roman" w:cs="Times New Roman"/>
-        </w:rPr>
-        <w:t xml:space="preserve">S -&gt; </w:t>
-      </w:r>
-      <w:proofErr w:type="spellStart"/>
-      <w:r>
-        <w:rPr>
-          <w:rFonts w:ascii="Times New Roman" w:hAnsi="Times New Roman" w:cs="Times New Roman"/>
-        </w:rPr>
-        <w:t>aSc</w:t>
-      </w:r>
-      <w:proofErr w:type="spellEnd"/>
-      <w:r>
-        <w:rPr>
-          <w:rFonts w:ascii="Times New Roman" w:hAnsi="Times New Roman" w:cs="Times New Roman"/>
-        </w:rPr>
-        <w:t xml:space="preserve"> | T</w:t>
-      </w:r>
-    </w:p>
-    <w:p>
-      <w:pPr>
-        <w:contextualSpacing/>
-        <w:rPr>
-          <w:rFonts w:ascii="Times New Roman" w:hAnsi="Times New Roman" w:cs="Times New Roman"/>
-        </w:rPr>
-      </w:pPr>
-      <w:r>
-        <w:rPr>
-          <w:rFonts w:ascii="Times New Roman" w:hAnsi="Times New Roman" w:cs="Times New Roman"/>
-        </w:rPr>
-        <w:t xml:space="preserve">T -&gt; </w:t>
-      </w:r>
-      <w:proofErr w:type="spellStart"/>
-      <w:r>
-        <w:rPr>
-          <w:rFonts w:ascii="Times New Roman" w:hAnsi="Times New Roman" w:cs="Times New Roman"/>
-        </w:rPr>
-        <w:t>b</w:t>
-      </w:r>
-      <w:r>
-        <w:rPr>
-          <w:rFonts w:ascii="Times New Roman" w:hAnsi="Times New Roman" w:cs="Times New Roman"/>
-        </w:rPr>
-        <w:t>T</w:t>
-      </w:r>
-      <w:r>
-        <w:rPr>
-          <w:rFonts w:ascii="Times New Roman" w:hAnsi="Times New Roman" w:cs="Times New Roman"/>
-        </w:rPr>
-        <w:t>c</w:t>
-      </w:r>
-      <w:proofErr w:type="spellEnd"/>
-      <w:r>
-        <w:rPr>
-          <w:rFonts w:ascii="Times New Roman" w:hAnsi="Times New Roman" w:cs="Times New Roman"/>
-        </w:rPr>
-        <w:t xml:space="preserve"> | λ</w:t>
-      </w:r>
-    </w:p>
-    <w:p>
-      <w:pPr>
-        <w:contextualSpacing/>
-        <w:rPr>
-          <w:rFonts w:ascii="Times New Roman" w:hAnsi="Times New Roman" w:cs="Times New Roman"/>
-        </w:rPr>
-      </w:pPr>
-    </w:p>
-    <w:p>
-      <w:pPr>
-        <w:contextualSpacing/>
-        <w:rPr>
-          <w:rFonts w:ascii="Times New Roman" w:hAnsi="Times New Roman" w:cs="Times New Roman"/>
-        </w:rPr>
-      </w:pPr>
-    </w:p>
-    <w:p>
-      <w:pPr>
-        <w:contextualSpacing/>
-        <w:rPr>
-          <w:rFonts w:ascii="Times New Roman" w:hAnsi="Times New Roman" w:cs="Times New Roman"/>
-          <w:b/>
-          <w:bCs/>
-        </w:rPr>
-      </w:pPr>
-      <w:r>
-        <w:rPr>
-          <w:rFonts w:ascii="Times New Roman" w:hAnsi="Times New Roman" w:cs="Times New Roman"/>
-          <w:b/>
-          <w:bCs/>
-        </w:rPr>
-        <w:t xml:space="preserve">f) L = </w:t>
-      </w:r>
-      <w:proofErr w:type="gramStart"/>
-      <w:r>
-        <w:rPr>
-          <w:rFonts w:ascii="Times New Roman" w:hAnsi="Times New Roman" w:cs="Times New Roman"/>
-          <w:b/>
-          <w:bCs/>
-        </w:rPr>
-        <w:t xml:space="preserve">{ </w:t>
-      </w:r>
-      <w:proofErr w:type="spellStart"/>
-      <w:r>
-        <w:rPr>
-          <w:rFonts w:ascii="Times New Roman" w:hAnsi="Times New Roman" w:cs="Times New Roman"/>
-          <w:b/>
-          <w:bCs/>
-        </w:rPr>
-        <w:t>a</w:t>
-      </w:r>
-      <w:r>
-        <w:rPr>
-          <w:rFonts w:ascii="Times New Roman" w:hAnsi="Times New Roman" w:cs="Times New Roman"/>
-          <w:b/>
-          <w:bCs/>
-          <w:vertAlign w:val="superscript"/>
-        </w:rPr>
-        <w:t>n</w:t>
-      </w:r>
-      <w:r>
-        <w:rPr>
-          <w:rFonts w:ascii="Times New Roman" w:hAnsi="Times New Roman" w:cs="Times New Roman"/>
-          <w:b/>
-          <w:bCs/>
-        </w:rPr>
-        <w:t>b</w:t>
-      </w:r>
-      <w:r>
-        <w:rPr>
-          <w:rFonts w:ascii="Times New Roman" w:hAnsi="Times New Roman" w:cs="Times New Roman"/>
-          <w:b/>
-          <w:bCs/>
-          <w:vertAlign w:val="superscript"/>
-        </w:rPr>
-        <w:t>m</w:t>
-      </w:r>
-      <w:r>
-        <w:rPr>
-          <w:rFonts w:ascii="Times New Roman" w:hAnsi="Times New Roman" w:cs="Times New Roman"/>
-          <w:b/>
-          <w:bCs/>
-        </w:rPr>
-        <w:t>c</w:t>
-      </w:r>
-      <w:r>
-        <w:rPr>
-          <w:rFonts w:ascii="Times New Roman" w:hAnsi="Times New Roman" w:cs="Times New Roman"/>
-          <w:b/>
-          <w:bCs/>
-          <w:vertAlign w:val="superscript"/>
-        </w:rPr>
-        <w:t>k</w:t>
-      </w:r>
-      <w:proofErr w:type="spellEnd"/>
-      <w:proofErr w:type="gramEnd"/>
-      <w:r>
-        <w:rPr>
-          <w:rFonts w:ascii="Times New Roman" w:hAnsi="Times New Roman" w:cs="Times New Roman"/>
-          <w:b/>
-          <w:bCs/>
-        </w:rPr>
-        <w:t xml:space="preserve">, k ≠ n + </w:t>
-      </w:r>
-      <w:proofErr w:type="gramStart"/>
-      <w:r>
-        <w:rPr>
-          <w:rFonts w:ascii="Times New Roman" w:hAnsi="Times New Roman" w:cs="Times New Roman"/>
-          <w:b/>
-          <w:bCs/>
-        </w:rPr>
-        <w:t>m }</w:t>
-      </w:r>
-      <w:proofErr w:type="gramEnd"/>
-    </w:p>
-    <w:p>
-      <w:pPr>
-        <w:contextualSpacing/>
-        <w:rPr>
-          <w:rFonts w:ascii="Times New Roman" w:hAnsi="Times New Roman" w:cs="Times New Roman"/>
-        </w:rPr>
-      </w:pPr>
-    </w:p>
-    <w:p>
-      <w:pPr>
-        <w:contextualSpacing/>
-        <w:rPr>
-          <w:rFonts w:ascii="Times New Roman" w:hAnsi="Times New Roman" w:cs="Times New Roman"/>
-        </w:rPr>
-      </w:pPr>
-      <w:r>
-        <w:rPr>
-          <w:rFonts w:ascii="Times New Roman" w:hAnsi="Times New Roman" w:cs="Times New Roman"/>
-        </w:rPr>
-        <w:t>S -&gt; T | U</w:t>
-      </w:r>
-    </w:p>
-    <w:p>
-      <w:pPr>
-        <w:contextualSpacing/>
-        <w:rPr>
-          <w:rFonts w:ascii="Times New Roman" w:hAnsi="Times New Roman" w:cs="Times New Roman"/>
-        </w:rPr>
-      </w:pPr>
-    </w:p>
-    <w:p>
-      <w:pPr>
-        <w:contextualSpacing/>
-        <w:rPr>
-          <w:rFonts w:ascii="Times New Roman" w:hAnsi="Times New Roman" w:cs="Times New Roman"/>
-        </w:rPr>
-      </w:pPr>
-      <w:r>
-        <w:rPr>
-          <w:rFonts w:ascii="Times New Roman" w:hAnsi="Times New Roman" w:cs="Times New Roman"/>
-        </w:rPr>
-        <w:t>T -&gt; A | C</w:t>
-      </w:r>
-    </w:p>
-    <w:p>
-      <w:pPr>
-        <w:contextualSpacing/>
-        <w:rPr>
-          <w:rFonts w:ascii="Times New Roman" w:hAnsi="Times New Roman" w:cs="Times New Roman"/>
-        </w:rPr>
-      </w:pPr>
-      <w:r>
-        <w:rPr>
-          <w:rFonts w:ascii="Times New Roman" w:hAnsi="Times New Roman" w:cs="Times New Roman"/>
-        </w:rPr>
-        <w:t xml:space="preserve">A -&gt; </w:t>
-      </w:r>
-      <w:proofErr w:type="spellStart"/>
-      <w:r>
-        <w:rPr>
-          <w:rFonts w:ascii="Times New Roman" w:hAnsi="Times New Roman" w:cs="Times New Roman"/>
-        </w:rPr>
-        <w:t>aaAc</w:t>
-      </w:r>
-      <w:proofErr w:type="spellEnd"/>
-      <w:r>
-        <w:rPr>
-          <w:rFonts w:ascii="Times New Roman" w:hAnsi="Times New Roman" w:cs="Times New Roman"/>
-        </w:rPr>
-        <w:t xml:space="preserve"> | B</w:t>
-      </w:r>
-    </w:p>
-    <w:p>
-      <w:pPr>
-        <w:contextualSpacing/>
-        <w:rPr>
-          <w:rFonts w:ascii="Times New Roman" w:hAnsi="Times New Roman" w:cs="Times New Roman"/>
-        </w:rPr>
-      </w:pPr>
-      <w:r>
-        <w:rPr>
-          <w:rFonts w:ascii="Times New Roman" w:hAnsi="Times New Roman" w:cs="Times New Roman"/>
-        </w:rPr>
-        <w:t xml:space="preserve">B -&gt; </w:t>
-      </w:r>
-      <w:proofErr w:type="spellStart"/>
-      <w:r>
-        <w:rPr>
-          <w:rFonts w:ascii="Times New Roman" w:hAnsi="Times New Roman" w:cs="Times New Roman"/>
-        </w:rPr>
-        <w:t>bBc</w:t>
-      </w:r>
-      <w:proofErr w:type="spellEnd"/>
-      <w:r>
-        <w:rPr>
-          <w:rFonts w:ascii="Times New Roman" w:hAnsi="Times New Roman" w:cs="Times New Roman"/>
-        </w:rPr>
-        <w:t xml:space="preserve"> | λ</w:t>
-      </w:r>
-    </w:p>
-    <w:p>
-      <w:pPr>
-        <w:contextualSpacing/>
-        <w:rPr>
-          <w:rFonts w:ascii="Times New Roman" w:hAnsi="Times New Roman" w:cs="Times New Roman"/>
-        </w:rPr>
-      </w:pPr>
-      <w:r>
-        <w:rPr>
-          <w:rFonts w:ascii="Times New Roman" w:hAnsi="Times New Roman" w:cs="Times New Roman"/>
-        </w:rPr>
-        <w:t xml:space="preserve">C -&gt; </w:t>
-      </w:r>
-      <w:proofErr w:type="spellStart"/>
-      <w:r>
-        <w:rPr>
-          <w:rFonts w:ascii="Times New Roman" w:hAnsi="Times New Roman" w:cs="Times New Roman"/>
-        </w:rPr>
-        <w:t>aCc</w:t>
-      </w:r>
-      <w:proofErr w:type="spellEnd"/>
-      <w:r>
-        <w:rPr>
-          <w:rFonts w:ascii="Times New Roman" w:hAnsi="Times New Roman" w:cs="Times New Roman"/>
-        </w:rPr>
-        <w:t xml:space="preserve"> | D</w:t>
-      </w:r>
-    </w:p>
-    <w:p>
-      <w:pPr>
-        <w:contextualSpacing/>
-        <w:rPr>
-          <w:rFonts w:ascii="Times New Roman" w:hAnsi="Times New Roman" w:cs="Times New Roman"/>
-        </w:rPr>
-      </w:pPr>
-      <w:r>
-        <w:rPr>
-          <w:rFonts w:ascii="Times New Roman" w:hAnsi="Times New Roman" w:cs="Times New Roman"/>
-        </w:rPr>
-        <w:t xml:space="preserve">D -&gt; </w:t>
-      </w:r>
-      <w:proofErr w:type="spellStart"/>
-      <w:r>
-        <w:rPr>
-          <w:rFonts w:ascii="Times New Roman" w:hAnsi="Times New Roman" w:cs="Times New Roman"/>
-        </w:rPr>
-        <w:t>bbDc</w:t>
-      </w:r>
-      <w:proofErr w:type="spellEnd"/>
-      <w:r>
-        <w:rPr>
-          <w:rFonts w:ascii="Times New Roman" w:hAnsi="Times New Roman" w:cs="Times New Roman"/>
-        </w:rPr>
-        <w:t xml:space="preserve"> | λ</w:t>
-      </w:r>
-    </w:p>
-    <w:p>
-      <w:pPr>
-        <w:contextualSpacing/>
-        <w:rPr>
-          <w:rFonts w:ascii="Times New Roman" w:hAnsi="Times New Roman" w:cs="Times New Roman"/>
-        </w:rPr>
-      </w:pPr>
-    </w:p>
-    <w:p>
-      <w:pPr>
-        <w:contextualSpacing/>
-        <w:rPr>
-          <w:rFonts w:ascii="Times New Roman" w:hAnsi="Times New Roman" w:cs="Times New Roman"/>
-        </w:rPr>
-      </w:pPr>
-      <w:r>
-        <w:rPr>
-          <w:rFonts w:ascii="Times New Roman" w:hAnsi="Times New Roman" w:cs="Times New Roman"/>
-        </w:rPr>
-        <w:t xml:space="preserve">U -&gt; H | </w:t>
-      </w:r>
-      <w:r>
-        <w:rPr>
-          <w:rFonts w:ascii="Times New Roman" w:hAnsi="Times New Roman" w:cs="Times New Roman"/>
-        </w:rPr>
-        <w:t>J</w:t>
-      </w:r>
-    </w:p>
-    <w:p>
-      <w:pPr>
-        <w:contextualSpacing/>
-        <w:rPr>
-          <w:rFonts w:ascii="Times New Roman" w:hAnsi="Times New Roman" w:cs="Times New Roman"/>
-        </w:rPr>
-      </w:pPr>
-      <w:r>
-        <w:rPr>
-          <w:rFonts w:ascii="Times New Roman" w:hAnsi="Times New Roman" w:cs="Times New Roman"/>
-        </w:rPr>
-        <w:t xml:space="preserve">H -&gt; </w:t>
-      </w:r>
-      <w:proofErr w:type="spellStart"/>
-      <w:r>
-        <w:rPr>
-          <w:rFonts w:ascii="Times New Roman" w:hAnsi="Times New Roman" w:cs="Times New Roman"/>
-        </w:rPr>
-        <w:t>aHcc</w:t>
-      </w:r>
-      <w:proofErr w:type="spellEnd"/>
-      <w:r>
-        <w:rPr>
-          <w:rFonts w:ascii="Times New Roman" w:hAnsi="Times New Roman" w:cs="Times New Roman"/>
-        </w:rPr>
-        <w:t xml:space="preserve"> | I</w:t>
-      </w:r>
-    </w:p>
-    <w:p>
-      <w:pPr>
-        <w:contextualSpacing/>
-        <w:rPr>
-          <w:rFonts w:ascii="Times New Roman" w:hAnsi="Times New Roman" w:cs="Times New Roman"/>
-        </w:rPr>
-      </w:pPr>
-      <w:r>
-        <w:rPr>
-          <w:rFonts w:ascii="Times New Roman" w:hAnsi="Times New Roman" w:cs="Times New Roman"/>
-        </w:rPr>
-        <w:t xml:space="preserve">I -&gt; </w:t>
-      </w:r>
-      <w:proofErr w:type="spellStart"/>
-      <w:r>
-        <w:rPr>
-          <w:rFonts w:ascii="Times New Roman" w:hAnsi="Times New Roman" w:cs="Times New Roman"/>
-        </w:rPr>
-        <w:t>bI</w:t>
-      </w:r>
-      <w:r>
-        <w:rPr>
-          <w:rFonts w:ascii="Times New Roman" w:hAnsi="Times New Roman" w:cs="Times New Roman"/>
-        </w:rPr>
-        <w:t>c</w:t>
-      </w:r>
-      <w:proofErr w:type="spellEnd"/>
-      <w:r>
-        <w:rPr>
-          <w:rFonts w:ascii="Times New Roman" w:hAnsi="Times New Roman" w:cs="Times New Roman"/>
-        </w:rPr>
-        <w:t xml:space="preserve"> | λ</w:t>
-      </w:r>
-    </w:p>
-    <w:p>
-      <w:pPr>
-        <w:contextualSpacing/>
-        <w:rPr>
-          <w:rFonts w:ascii="Times New Roman" w:hAnsi="Times New Roman" w:cs="Times New Roman"/>
-        </w:rPr>
-      </w:pPr>
-      <w:r>
-        <w:rPr>
-          <w:rFonts w:ascii="Times New Roman" w:hAnsi="Times New Roman" w:cs="Times New Roman"/>
-        </w:rPr>
-        <w:t xml:space="preserve">J -&gt; </w:t>
-      </w:r>
-      <w:proofErr w:type="spellStart"/>
-      <w:r>
-        <w:rPr>
-          <w:rFonts w:ascii="Times New Roman" w:hAnsi="Times New Roman" w:cs="Times New Roman"/>
-        </w:rPr>
-        <w:t>a</w:t>
-      </w:r>
-      <w:r>
-        <w:rPr>
-          <w:rFonts w:ascii="Times New Roman" w:hAnsi="Times New Roman" w:cs="Times New Roman"/>
-        </w:rPr>
-        <w:t>Jc</w:t>
-      </w:r>
-      <w:proofErr w:type="spellEnd"/>
-      <w:r>
-        <w:rPr>
-          <w:rFonts w:ascii="Times New Roman" w:hAnsi="Times New Roman" w:cs="Times New Roman"/>
-        </w:rPr>
-        <w:t xml:space="preserve"> |</w:t>
-      </w:r>
-      <w:r>
-        <w:rPr>
-          <w:rFonts w:ascii="Times New Roman" w:hAnsi="Times New Roman" w:cs="Times New Roman"/>
-        </w:rPr>
-        <w:t xml:space="preserve"> K</w:t>
-      </w:r>
-    </w:p>
-    <w:p>
-      <w:pPr>
-        <w:contextualSpacing/>
-        <w:rPr>
-          <w:rFonts w:ascii="Times New Roman" w:hAnsi="Times New Roman" w:cs="Times New Roman"/>
-        </w:rPr>
-      </w:pPr>
-      <w:r>
-        <w:rPr>
-          <w:rFonts w:ascii="Times New Roman" w:hAnsi="Times New Roman" w:cs="Times New Roman"/>
-        </w:rPr>
-        <w:t xml:space="preserve">K -&gt; </w:t>
-      </w:r>
-      <w:proofErr w:type="spellStart"/>
-      <w:r>
-        <w:rPr>
-          <w:rFonts w:ascii="Times New Roman" w:hAnsi="Times New Roman" w:cs="Times New Roman"/>
-        </w:rPr>
-        <w:t>bKcc</w:t>
-      </w:r>
-      <w:proofErr w:type="spellEnd"/>
-      <w:r>
-        <w:rPr>
-          <w:rFonts w:ascii="Times New Roman" w:hAnsi="Times New Roman" w:cs="Times New Roman"/>
-        </w:rPr>
-        <w:t xml:space="preserve"> | λ</w:t>
-      </w:r>
-    </w:p>
-    <w:p>
-      <w:pPr>
-        <w:contextualSpacing/>
-        <w:rPr>
-          <w:rFonts w:ascii="Times New Roman" w:hAnsi="Times New Roman" w:cs="Times New Roman"/>
-        </w:rPr>
-      </w:pPr>
-    </w:p>
-    <w:p>
-      <w:pPr>
-        <w:contextualSpacing/>
-        <w:rPr>
-          <w:rFonts w:ascii="Times New Roman" w:hAnsi="Times New Roman" w:cs="Times New Roman"/>
-        </w:rPr>
-      </w:pPr>
-    </w:p>
-    <w:p>
-      <w:pPr>
-        <w:contextualSpacing/>
-        <w:rPr>
-          <w:rFonts w:ascii="Times New Roman" w:hAnsi="Times New Roman" w:cs="Times New Roman"/>
-          <w:b/>
-          <w:bCs/>
-        </w:rPr>
-      </w:pPr>
-      <w:r>
-        <w:rPr>
-          <w:rFonts w:ascii="Times New Roman" w:hAnsi="Times New Roman" w:cs="Times New Roman"/>
-          <w:b/>
-          <w:bCs/>
-        </w:rPr>
-        <w:t xml:space="preserve">15) Give a CFG for Σ = </w:t>
-      </w:r>
-      <w:proofErr w:type="gramStart"/>
-      <w:r>
-        <w:rPr>
-          <w:rFonts w:ascii="Times New Roman" w:hAnsi="Times New Roman" w:cs="Times New Roman"/>
-          <w:b/>
-          <w:bCs/>
-        </w:rPr>
-        <w:t xml:space="preserve">{ </w:t>
-      </w:r>
-      <w:proofErr w:type="spellStart"/>
-      <w:r>
-        <w:rPr>
-          <w:rFonts w:ascii="Times New Roman" w:hAnsi="Times New Roman" w:cs="Times New Roman"/>
-          <w:b/>
-          <w:bCs/>
-        </w:rPr>
-        <w:t>a</w:t>
-      </w:r>
-      <w:proofErr w:type="gramEnd"/>
-      <w:r>
-        <w:rPr>
-          <w:rFonts w:ascii="Times New Roman" w:hAnsi="Times New Roman" w:cs="Times New Roman"/>
-          <w:b/>
-          <w:bCs/>
-        </w:rPr>
-        <w:t>,</w:t>
-      </w:r>
-      <w:proofErr w:type="gramStart"/>
-      <w:r>
-        <w:rPr>
-          <w:rFonts w:ascii="Times New Roman" w:hAnsi="Times New Roman" w:cs="Times New Roman"/>
-          <w:b/>
-          <w:bCs/>
-        </w:rPr>
-        <w:t>b</w:t>
-      </w:r>
-      <w:proofErr w:type="spellEnd"/>
-      <w:r>
-        <w:rPr>
-          <w:rFonts w:ascii="Times New Roman" w:hAnsi="Times New Roman" w:cs="Times New Roman"/>
-          <w:b/>
-          <w:bCs/>
-        </w:rPr>
-        <w:t xml:space="preserve"> }</w:t>
-      </w:r>
-      <w:proofErr w:type="gramEnd"/>
-      <w:r>
-        <w:rPr>
-          <w:rFonts w:ascii="Times New Roman" w:hAnsi="Times New Roman" w:cs="Times New Roman"/>
-          <w:b/>
-          <w:bCs/>
-        </w:rPr>
-        <w:t xml:space="preserve"> for the language L = </w:t>
-      </w:r>
-      <w:proofErr w:type="gramStart"/>
-      <w:r>
-        <w:rPr>
-          <w:rFonts w:ascii="Times New Roman" w:hAnsi="Times New Roman" w:cs="Times New Roman"/>
-          <w:b/>
-          <w:bCs/>
-        </w:rPr>
-        <w:t xml:space="preserve">{ </w:t>
-      </w:r>
-      <w:proofErr w:type="spellStart"/>
-      <w:r>
-        <w:rPr>
-          <w:rFonts w:ascii="Times New Roman" w:hAnsi="Times New Roman" w:cs="Times New Roman"/>
-          <w:b/>
-          <w:bCs/>
-        </w:rPr>
-        <w:t>a</w:t>
-      </w:r>
-      <w:r>
-        <w:rPr>
-          <w:rFonts w:ascii="Times New Roman" w:hAnsi="Times New Roman" w:cs="Times New Roman"/>
-          <w:b/>
-          <w:bCs/>
-          <w:vertAlign w:val="superscript"/>
-        </w:rPr>
-        <w:t>n</w:t>
-      </w:r>
-      <w:r>
-        <w:rPr>
-          <w:rFonts w:ascii="Times New Roman" w:hAnsi="Times New Roman" w:cs="Times New Roman"/>
-          <w:b/>
-          <w:bCs/>
-        </w:rPr>
-        <w:t>ww</w:t>
-      </w:r>
-      <w:r>
-        <w:rPr>
-          <w:rFonts w:ascii="Times New Roman" w:hAnsi="Times New Roman" w:cs="Times New Roman"/>
-          <w:b/>
-          <w:bCs/>
-          <w:vertAlign w:val="superscript"/>
-        </w:rPr>
-        <w:t>r</w:t>
-      </w:r>
-      <w:r>
-        <w:rPr>
-          <w:rFonts w:ascii="Times New Roman" w:hAnsi="Times New Roman" w:cs="Times New Roman"/>
-          <w:b/>
-          <w:bCs/>
-        </w:rPr>
-        <w:t>b</w:t>
-      </w:r>
-      <w:r>
-        <w:rPr>
-          <w:rFonts w:ascii="Times New Roman" w:hAnsi="Times New Roman" w:cs="Times New Roman"/>
-          <w:b/>
-          <w:bCs/>
-          <w:vertAlign w:val="superscript"/>
-        </w:rPr>
-        <w:t>n</w:t>
-      </w:r>
-      <w:proofErr w:type="spellEnd"/>
-      <w:proofErr w:type="gramEnd"/>
-      <w:r>
-        <w:rPr>
-          <w:rFonts w:ascii="Times New Roman" w:hAnsi="Times New Roman" w:cs="Times New Roman"/>
-          <w:b/>
-          <w:bCs/>
-        </w:rPr>
-        <w:t xml:space="preserve"> : w ϵ Σ*, n ≥ </w:t>
-      </w:r>
-      <w:proofErr w:type="gramStart"/>
-      <w:r>
-        <w:rPr>
-          <w:rFonts w:ascii="Times New Roman" w:hAnsi="Times New Roman" w:cs="Times New Roman"/>
-          <w:b/>
-          <w:bCs/>
-        </w:rPr>
-        <w:t>1 }</w:t>
-      </w:r>
-      <w:proofErr w:type="gramEnd"/>
-    </w:p>
-    <w:p>
-      <w:pPr>
-        <w:contextualSpacing/>
-        <w:rPr>
-          <w:rFonts w:ascii="Times New Roman" w:hAnsi="Times New Roman" w:cs="Times New Roman"/>
-        </w:rPr>
-      </w:pPr>
-    </w:p>
-    <w:p>
-      <w:pPr>
-        <w:contextualSpacing/>
-        <w:rPr>
-          <w:rFonts w:ascii="Times New Roman" w:hAnsi="Times New Roman" w:cs="Times New Roman"/>
-        </w:rPr>
-      </w:pPr>
-      <w:r>
-        <w:rPr>
-          <w:rFonts w:ascii="Times New Roman" w:hAnsi="Times New Roman" w:cs="Times New Roman"/>
-        </w:rPr>
-        <w:t xml:space="preserve">S -&gt; </w:t>
-      </w:r>
-      <w:proofErr w:type="spellStart"/>
-      <w:r>
-        <w:rPr>
-          <w:rFonts w:ascii="Times New Roman" w:hAnsi="Times New Roman" w:cs="Times New Roman"/>
-        </w:rPr>
-        <w:t>aTb</w:t>
-      </w:r>
-      <w:proofErr w:type="spellEnd"/>
-      <w:r>
-        <w:rPr>
-          <w:rFonts w:ascii="Times New Roman" w:hAnsi="Times New Roman" w:cs="Times New Roman"/>
-        </w:rPr>
-        <w:t xml:space="preserve"> | </w:t>
-      </w:r>
-      <w:proofErr w:type="spellStart"/>
-      <w:r>
-        <w:rPr>
-          <w:rFonts w:ascii="Times New Roman" w:hAnsi="Times New Roman" w:cs="Times New Roman"/>
-        </w:rPr>
-        <w:t>aSb</w:t>
-      </w:r>
-      <w:proofErr w:type="spellEnd"/>
-    </w:p>
-    <w:p>
-      <w:pPr>
-        <w:contextualSpacing/>
-        <w:rPr>
-          <w:rFonts w:ascii="Times New Roman" w:hAnsi="Times New Roman" w:cs="Times New Roman"/>
-        </w:rPr>
-      </w:pPr>
-      <w:r>
-        <w:rPr>
-          <w:rFonts w:ascii="Times New Roman" w:hAnsi="Times New Roman" w:cs="Times New Roman"/>
-        </w:rPr>
-        <w:t xml:space="preserve">T -&gt; </w:t>
+      <w:proofErr w:type="spellEnd"/>
+      <w:r>
+        <w:rPr>
+          <w:rFonts w:ascii="Times New Roman" w:hAnsi="Times New Roman" w:cs="Times New Roman"/>
+        </w:rPr>
+        <w:t xml:space="preserve"> -&gt; </w:t>
       </w:r>
       <w:proofErr w:type="spellStart"/>
       <w:r>
@@ -3357,14 +3413,6 @@
         <w:contextualSpacing/>
         <w:rPr>
           <w:rFonts w:ascii="Times New Roman" w:hAnsi="Times New Roman" w:cs="Times New Roman"/>
-        </w:rPr>
-      </w:pPr>
-    </w:p>
-    <w:p>
-      <w:pPr>
-        <w:contextualSpacing/>
-        <w:rPr>
-          <w:rFonts w:ascii="Times New Roman" w:hAnsi="Times New Roman" w:cs="Times New Roman"/>
           <w:b/>
           <w:bCs/>
           <w:sz w:val="32"/>
@@ -3381,7 +3429,6 @@
           <w:szCs w:val="32"/>
           <w:u w:val="single"/>
         </w:rPr>
-        <w:lastRenderedPageBreak/>
         <w:t>Section 5.2</w:t>
       </w:r>
     </w:p>
@@ -4170,29 +4217,29 @@
           <w:b/>
           <w:bCs/>
         </w:rPr>
+        <w:t>9) Construct an unambiguous grammar equivalent to the grammar is Exercise 8.</w:t>
+      </w:r>
+    </w:p>
+    <w:p>
+      <w:pPr>
+        <w:contextualSpacing/>
+        <w:rPr>
+          <w:rFonts w:ascii="Times New Roman" w:hAnsi="Times New Roman" w:cs="Times New Roman"/>
+        </w:rPr>
+      </w:pPr>
+    </w:p>
+    <w:p>
+      <w:pPr>
+        <w:contextualSpacing/>
+        <w:rPr>
+          <w:rFonts w:ascii="Times New Roman" w:hAnsi="Times New Roman" w:cs="Times New Roman"/>
+        </w:rPr>
+      </w:pPr>
+      <w:r>
+        <w:rPr>
+          <w:rFonts w:ascii="Times New Roman" w:hAnsi="Times New Roman" w:cs="Times New Roman"/>
+        </w:rPr>
         <w:lastRenderedPageBreak/>
-        <w:t>9) Construct an unambiguous grammar equivalent to the grammar is Exercise 8.</w:t>
-      </w:r>
-    </w:p>
-    <w:p>
-      <w:pPr>
-        <w:contextualSpacing/>
-        <w:rPr>
-          <w:rFonts w:ascii="Times New Roman" w:hAnsi="Times New Roman" w:cs="Times New Roman"/>
-        </w:rPr>
-      </w:pPr>
-    </w:p>
-    <w:p>
-      <w:pPr>
-        <w:contextualSpacing/>
-        <w:rPr>
-          <w:rFonts w:ascii="Times New Roman" w:hAnsi="Times New Roman" w:cs="Times New Roman"/>
-        </w:rPr>
-      </w:pPr>
-      <w:r>
-        <w:rPr>
-          <w:rFonts w:ascii="Times New Roman" w:hAnsi="Times New Roman" w:cs="Times New Roman"/>
-        </w:rPr>
         <w:t>S -&gt; AB</w:t>
       </w:r>
     </w:p>
@@ -4774,7 +4821,7 @@
         <w:rPr>
           <w:rFonts w:ascii="Times New Roman" w:hAnsi="Times New Roman" w:cs="Times New Roman"/>
         </w:rPr>
-        <w:t>7</w:t>
+        <w:t>8</w:t>
       </w:r>
       <w:r>
         <w:rPr>
@@ -4786,7 +4833,13 @@
         <w:rPr>
           <w:rFonts w:ascii="Times New Roman" w:hAnsi="Times New Roman" w:cs="Times New Roman"/>
         </w:rPr>
-        <w:t>, the length of the string</w:t>
+        <w:t xml:space="preserve"> + </w:t>
+      </w:r>
+      <w:r>
+        <w:rPr>
+          <w:rFonts w:ascii="Times New Roman" w:hAnsi="Times New Roman" w:cs="Times New Roman"/>
+        </w:rPr>
+        <w:t>1</w:t>
       </w:r>
       <w:r>
         <w:rPr>
@@ -4828,10 +4881,10 @@
           <w:szCs w:val="28"/>
         </w:rPr>
         <w:drawing>
-          <wp:inline distT="0" distB="0" distL="0" distR="0" wp14:anchorId="4E045DFC" wp14:editId="0FC632FD">
-            <wp:extent cx="3546673" cy="3467100"/>
-            <wp:effectExtent l="0" t="0" r="0" b="0"/>
-            <wp:docPr id="373739850" name="Picture 3"/>
+          <wp:inline distT="0" distB="0" distL="0" distR="0" wp14:anchorId="4CE3CB17" wp14:editId="479674E0">
+            <wp:extent cx="4373137" cy="3448050"/>
+            <wp:effectExtent l="0" t="0" r="8890" b="0"/>
+            <wp:docPr id="1862184578" name="Picture 3"/>
             <wp:cNvGraphicFramePr>
               <a:graphicFrameLocks xmlns:a="http://schemas.openxmlformats.org/drawingml/2006/main" noChangeAspect="1"/>
             </wp:cNvGraphicFramePr>
@@ -4860,7 +4913,7 @@
                   <pic:spPr bwMode="auto">
                     <a:xfrm>
                       <a:off x="0" y="0"/>
-                      <a:ext cx="3555189" cy="3475425"/>
+                      <a:ext cx="4378198" cy="3452040"/>
                     </a:xfrm>
                     <a:prstGeom prst="rect">
                       <a:avLst/>
@@ -4904,21 +4957,21 @@
           <w:sz w:val="28"/>
           <w:szCs w:val="28"/>
         </w:rPr>
+        <w:t>(Written work for problem 21)</w:t>
+      </w:r>
+    </w:p>
+    <w:p>
+      <w:pPr>
+        <w:contextualSpacing/>
+        <w:rPr>
+          <w:rFonts w:ascii="Times New Roman" w:hAnsi="Times New Roman" w:cs="Times New Roman"/>
+        </w:rPr>
+      </w:pPr>
+      <w:r>
+        <w:rPr>
+          <w:rFonts w:ascii="Times New Roman" w:hAnsi="Times New Roman" w:cs="Times New Roman"/>
+        </w:rPr>
         <w:lastRenderedPageBreak/>
-        <w:t>(Written work for problem 21)</w:t>
-      </w:r>
-    </w:p>
-    <w:p>
-      <w:pPr>
-        <w:contextualSpacing/>
-        <w:rPr>
-          <w:rFonts w:ascii="Times New Roman" w:hAnsi="Times New Roman" w:cs="Times New Roman"/>
-        </w:rPr>
-      </w:pPr>
-      <w:r>
-        <w:rPr>
-          <w:rFonts w:ascii="Times New Roman" w:hAnsi="Times New Roman" w:cs="Times New Roman"/>
-        </w:rPr>
         <w:t>Round 1:</w:t>
       </w:r>
     </w:p>
@@ -7712,151 +7765,151 @@
         <w:rPr>
           <w:rFonts w:ascii="Times New Roman" w:hAnsi="Times New Roman" w:cs="Times New Roman"/>
         </w:rPr>
+        <w:t xml:space="preserve">S =&gt; </w:t>
+      </w:r>
+      <w:proofErr w:type="spellStart"/>
+      <w:r>
+        <w:rPr>
+          <w:rFonts w:ascii="Times New Roman" w:hAnsi="Times New Roman" w:cs="Times New Roman"/>
+        </w:rPr>
+        <w:t>aAB</w:t>
+      </w:r>
+      <w:proofErr w:type="spellEnd"/>
+      <w:r>
+        <w:rPr>
+          <w:rFonts w:ascii="Times New Roman" w:hAnsi="Times New Roman" w:cs="Times New Roman"/>
+        </w:rPr>
+        <w:t xml:space="preserve"> =&gt; a(</w:t>
+      </w:r>
+      <w:proofErr w:type="spellStart"/>
+      <w:r>
+        <w:rPr>
+          <w:rFonts w:ascii="Times New Roman" w:hAnsi="Times New Roman" w:cs="Times New Roman"/>
+        </w:rPr>
+        <w:t>bBb</w:t>
+      </w:r>
+      <w:proofErr w:type="spellEnd"/>
+      <w:r>
+        <w:rPr>
+          <w:rFonts w:ascii="Times New Roman" w:hAnsi="Times New Roman" w:cs="Times New Roman"/>
+        </w:rPr>
+        <w:t>)B =&gt; ab(A)</w:t>
+      </w:r>
+      <w:proofErr w:type="spellStart"/>
+      <w:r>
+        <w:rPr>
+          <w:rFonts w:ascii="Times New Roman" w:hAnsi="Times New Roman" w:cs="Times New Roman"/>
+        </w:rPr>
+        <w:t>bB</w:t>
+      </w:r>
+      <w:proofErr w:type="spellEnd"/>
+      <w:r>
+        <w:rPr>
+          <w:rFonts w:ascii="Times New Roman" w:hAnsi="Times New Roman" w:cs="Times New Roman"/>
+        </w:rPr>
+        <w:t xml:space="preserve"> =&gt; ab(</w:t>
+      </w:r>
+      <w:proofErr w:type="spellStart"/>
+      <w:proofErr w:type="gramStart"/>
+      <w:r>
+        <w:rPr>
+          <w:rFonts w:ascii="Times New Roman" w:hAnsi="Times New Roman" w:cs="Times New Roman"/>
+        </w:rPr>
+        <w:t>bBb</w:t>
+      </w:r>
+      <w:proofErr w:type="spellEnd"/>
+      <w:proofErr w:type="gramEnd"/>
+      <w:r>
+        <w:rPr>
+          <w:rFonts w:ascii="Times New Roman" w:hAnsi="Times New Roman" w:cs="Times New Roman"/>
+        </w:rPr>
+        <w:t>)</w:t>
+      </w:r>
+      <w:proofErr w:type="spellStart"/>
+      <w:r>
+        <w:rPr>
+          <w:rFonts w:ascii="Times New Roman" w:hAnsi="Times New Roman" w:cs="Times New Roman"/>
+        </w:rPr>
+        <w:t>bB</w:t>
+      </w:r>
+      <w:proofErr w:type="spellEnd"/>
+      <w:r>
+        <w:rPr>
+          <w:rFonts w:ascii="Times New Roman" w:hAnsi="Times New Roman" w:cs="Times New Roman"/>
+        </w:rPr>
+        <w:t xml:space="preserve"> =&gt; abb(λ)</w:t>
+      </w:r>
+      <w:proofErr w:type="spellStart"/>
+      <w:r>
+        <w:rPr>
+          <w:rFonts w:ascii="Times New Roman" w:hAnsi="Times New Roman" w:cs="Times New Roman"/>
+        </w:rPr>
+        <w:t>bbB</w:t>
+      </w:r>
+      <w:proofErr w:type="spellEnd"/>
+      <w:r>
+        <w:rPr>
+          <w:rFonts w:ascii="Times New Roman" w:hAnsi="Times New Roman" w:cs="Times New Roman"/>
+        </w:rPr>
+        <w:t xml:space="preserve"> =&gt; </w:t>
+      </w:r>
+      <w:proofErr w:type="spellStart"/>
+      <w:r>
+        <w:rPr>
+          <w:rFonts w:ascii="Times New Roman" w:hAnsi="Times New Roman" w:cs="Times New Roman"/>
+        </w:rPr>
+        <w:t>abbbb</w:t>
+      </w:r>
+      <w:proofErr w:type="spellEnd"/>
+      <w:r>
+        <w:rPr>
+          <w:rFonts w:ascii="Times New Roman" w:hAnsi="Times New Roman" w:cs="Times New Roman"/>
+        </w:rPr>
+        <w:t xml:space="preserve">(A) =&gt; </w:t>
+      </w:r>
+      <w:proofErr w:type="spellStart"/>
+      <w:r>
+        <w:rPr>
+          <w:rFonts w:ascii="Times New Roman" w:hAnsi="Times New Roman" w:cs="Times New Roman"/>
+        </w:rPr>
+        <w:t>abbbb</w:t>
+      </w:r>
+      <w:proofErr w:type="spellEnd"/>
+      <w:r>
+        <w:rPr>
+          <w:rFonts w:ascii="Times New Roman" w:hAnsi="Times New Roman" w:cs="Times New Roman"/>
+        </w:rPr>
+        <w:t>(</w:t>
+      </w:r>
+      <w:proofErr w:type="spellStart"/>
+      <w:proofErr w:type="gramStart"/>
+      <w:r>
+        <w:rPr>
+          <w:rFonts w:ascii="Times New Roman" w:hAnsi="Times New Roman" w:cs="Times New Roman"/>
+        </w:rPr>
+        <w:t>bBb</w:t>
+      </w:r>
+      <w:proofErr w:type="spellEnd"/>
+      <w:proofErr w:type="gramEnd"/>
+      <w:r>
+        <w:rPr>
+          <w:rFonts w:ascii="Times New Roman" w:hAnsi="Times New Roman" w:cs="Times New Roman"/>
+        </w:rPr>
+        <w:t>)</w:t>
+      </w:r>
+    </w:p>
+    <w:p>
+      <w:pPr>
+        <w:contextualSpacing/>
+        <w:rPr>
+          <w:rFonts w:ascii="Times New Roman" w:hAnsi="Times New Roman" w:cs="Times New Roman"/>
+        </w:rPr>
+      </w:pPr>
+      <w:r>
+        <w:rPr>
+          <w:rFonts w:ascii="Times New Roman" w:hAnsi="Times New Roman" w:cs="Times New Roman"/>
+        </w:rPr>
         <w:lastRenderedPageBreak/>
-        <w:t xml:space="preserve">S =&gt; </w:t>
-      </w:r>
-      <w:proofErr w:type="spellStart"/>
-      <w:r>
-        <w:rPr>
-          <w:rFonts w:ascii="Times New Roman" w:hAnsi="Times New Roman" w:cs="Times New Roman"/>
-        </w:rPr>
-        <w:t>aAB</w:t>
-      </w:r>
-      <w:proofErr w:type="spellEnd"/>
-      <w:r>
-        <w:rPr>
-          <w:rFonts w:ascii="Times New Roman" w:hAnsi="Times New Roman" w:cs="Times New Roman"/>
-        </w:rPr>
-        <w:t xml:space="preserve"> =&gt; a(</w:t>
-      </w:r>
-      <w:proofErr w:type="spellStart"/>
-      <w:r>
-        <w:rPr>
-          <w:rFonts w:ascii="Times New Roman" w:hAnsi="Times New Roman" w:cs="Times New Roman"/>
-        </w:rPr>
-        <w:t>bBb</w:t>
-      </w:r>
-      <w:proofErr w:type="spellEnd"/>
-      <w:r>
-        <w:rPr>
-          <w:rFonts w:ascii="Times New Roman" w:hAnsi="Times New Roman" w:cs="Times New Roman"/>
-        </w:rPr>
-        <w:t>)B =&gt; ab(A)</w:t>
-      </w:r>
-      <w:proofErr w:type="spellStart"/>
-      <w:r>
-        <w:rPr>
-          <w:rFonts w:ascii="Times New Roman" w:hAnsi="Times New Roman" w:cs="Times New Roman"/>
-        </w:rPr>
-        <w:t>bB</w:t>
-      </w:r>
-      <w:proofErr w:type="spellEnd"/>
-      <w:r>
-        <w:rPr>
-          <w:rFonts w:ascii="Times New Roman" w:hAnsi="Times New Roman" w:cs="Times New Roman"/>
-        </w:rPr>
-        <w:t xml:space="preserve"> =&gt; ab(</w:t>
-      </w:r>
-      <w:proofErr w:type="spellStart"/>
-      <w:proofErr w:type="gramStart"/>
-      <w:r>
-        <w:rPr>
-          <w:rFonts w:ascii="Times New Roman" w:hAnsi="Times New Roman" w:cs="Times New Roman"/>
-        </w:rPr>
-        <w:t>bBb</w:t>
-      </w:r>
-      <w:proofErr w:type="spellEnd"/>
-      <w:proofErr w:type="gramEnd"/>
-      <w:r>
-        <w:rPr>
-          <w:rFonts w:ascii="Times New Roman" w:hAnsi="Times New Roman" w:cs="Times New Roman"/>
-        </w:rPr>
-        <w:t>)</w:t>
-      </w:r>
-      <w:proofErr w:type="spellStart"/>
-      <w:r>
-        <w:rPr>
-          <w:rFonts w:ascii="Times New Roman" w:hAnsi="Times New Roman" w:cs="Times New Roman"/>
-        </w:rPr>
-        <w:t>bB</w:t>
-      </w:r>
-      <w:proofErr w:type="spellEnd"/>
-      <w:r>
-        <w:rPr>
-          <w:rFonts w:ascii="Times New Roman" w:hAnsi="Times New Roman" w:cs="Times New Roman"/>
-        </w:rPr>
-        <w:t xml:space="preserve"> =&gt; abb(λ)</w:t>
-      </w:r>
-      <w:proofErr w:type="spellStart"/>
-      <w:r>
-        <w:rPr>
-          <w:rFonts w:ascii="Times New Roman" w:hAnsi="Times New Roman" w:cs="Times New Roman"/>
-        </w:rPr>
-        <w:t>bbB</w:t>
-      </w:r>
-      <w:proofErr w:type="spellEnd"/>
-      <w:r>
-        <w:rPr>
-          <w:rFonts w:ascii="Times New Roman" w:hAnsi="Times New Roman" w:cs="Times New Roman"/>
-        </w:rPr>
-        <w:t xml:space="preserve"> =&gt; </w:t>
-      </w:r>
-      <w:proofErr w:type="spellStart"/>
-      <w:r>
-        <w:rPr>
-          <w:rFonts w:ascii="Times New Roman" w:hAnsi="Times New Roman" w:cs="Times New Roman"/>
-        </w:rPr>
-        <w:t>abbbb</w:t>
-      </w:r>
-      <w:proofErr w:type="spellEnd"/>
-      <w:r>
-        <w:rPr>
-          <w:rFonts w:ascii="Times New Roman" w:hAnsi="Times New Roman" w:cs="Times New Roman"/>
-        </w:rPr>
-        <w:t xml:space="preserve">(A) =&gt; </w:t>
-      </w:r>
-      <w:proofErr w:type="spellStart"/>
-      <w:r>
-        <w:rPr>
-          <w:rFonts w:ascii="Times New Roman" w:hAnsi="Times New Roman" w:cs="Times New Roman"/>
-        </w:rPr>
-        <w:t>abbbb</w:t>
-      </w:r>
-      <w:proofErr w:type="spellEnd"/>
-      <w:r>
-        <w:rPr>
-          <w:rFonts w:ascii="Times New Roman" w:hAnsi="Times New Roman" w:cs="Times New Roman"/>
-        </w:rPr>
-        <w:t>(</w:t>
-      </w:r>
-      <w:proofErr w:type="spellStart"/>
-      <w:proofErr w:type="gramStart"/>
-      <w:r>
-        <w:rPr>
-          <w:rFonts w:ascii="Times New Roman" w:hAnsi="Times New Roman" w:cs="Times New Roman"/>
-        </w:rPr>
-        <w:t>bBb</w:t>
-      </w:r>
-      <w:proofErr w:type="spellEnd"/>
-      <w:proofErr w:type="gramEnd"/>
-      <w:r>
-        <w:rPr>
-          <w:rFonts w:ascii="Times New Roman" w:hAnsi="Times New Roman" w:cs="Times New Roman"/>
-        </w:rPr>
-        <w:t>)</w:t>
-      </w:r>
-    </w:p>
-    <w:p>
-      <w:pPr>
-        <w:contextualSpacing/>
-        <w:rPr>
-          <w:rFonts w:ascii="Times New Roman" w:hAnsi="Times New Roman" w:cs="Times New Roman"/>
-        </w:rPr>
-      </w:pPr>
-      <w:r>
-        <w:rPr>
-          <w:rFonts w:ascii="Times New Roman" w:hAnsi="Times New Roman" w:cs="Times New Roman"/>
-        </w:rPr>
         <w:t xml:space="preserve">S=&gt; </w:t>
       </w:r>
       <w:proofErr w:type="spellStart"/>
@@ -9519,7 +9572,6 @@
           <w:szCs w:val="32"/>
           <w:u w:val="single"/>
         </w:rPr>
-        <w:lastRenderedPageBreak/>
         <w:t>Section 6.1:</w:t>
       </w:r>
     </w:p>
